--- a/documents/41-clearhaven-oncall-sop.docx
+++ b/documents/41-clearhaven-oncall-sop.docx
@@ -7521,7 +7521,7 @@
           <w:color w:val="222222"/>
           <w:sz w:val="22"/>
         </w:rPr>
-        <w:t>Prod deploy during business hours: CLH-SOP-2023-019. Consumer lag deep dive: CLH-RB-2023-012. Settlement break incident that made the window real for management: CLH-INC-2023-204. Kafka ingestion design if you need to know why there are three consumer groups: CLH-TDD-2023-008. Worker OOM when that runbook lands: CLH-RB-2024-007. Datadog dashboard 1842. Grafana folder CLH Recon. PD service clh-recon-prod. Notion RecOncallHandoff. 1Password vault CLH-Recon-Oncall. Calendar CLH Recon Oncall.</w:t>
+        <w:t>Prod deploy during business hours: CLH-SOP-2023-019. Consumer lag runbook: CLH-RB-2023-012. Settlement break incident that made the window real for management: CLH-INC-2023-204. Kafka ingestion design if you need to know why there are three consumer groups: CLH-TDD-2023-008. Worker OOM when that runbook lands: CLH-RB-2024-007. Datadog dashboard 1842. Grafana folder CLH Recon. PD service clh-recon-prod. Notion RecOncallHandoff. 1Password vault CLH-Recon-Oncall. Calendar CLH Recon Oncall.</w:t>
       </w:r>
     </w:p>
     <w:p>

--- a/documents/41-clearhaven-oncall-sop.docx
+++ b/documents/41-clearhaven-oncall-sop.docx
@@ -10379,7 +10379,7 @@
         <w:pStyle w:val="Heading1"/>
       </w:pPr>
       <w:r>
-        <w:t>Working remainder for CLH-SOP-2023-028</w:t>
+        <w:t>Open work after December 7, 2023</w:t>
       </w:r>
     </w:p>
     <w:p>
@@ -10393,7 +10393,7 @@
           <w:color w:val="222222"/>
           <w:sz w:val="24"/>
         </w:rPr>
-        <w:t>The front of Clearhaven Reconciliation On-Call SOP is the document. This remainder is the leftover a colleague still trips on: named people, named boxes, named tickets, and the work I still owe after December 7, 2023. It is not a second log and it is not a stack of exhibits with the same stub. If a paragraph fights the decision in the front, strike the paragraph.</w:t>
+        <w:t>What follows is leftover work from Clearhaven Reconciliation On-Call SOP: named people, named boxes, named tickets, and the items I still owe. If a paragraph fights the decision in the front of CLH-SOP-2023-028, strike the paragraph.</w:t>
       </w:r>
     </w:p>
     <w:p>
@@ -10547,7 +10547,7 @@
           <w:color w:val="222222"/>
           <w:sz w:val="24"/>
         </w:rPr>
-        <w:t>I will not put a dashboard screenshot standing in for a permalink on a wiki that drifts. CLH-SOP-2023-019 and this file are the record. If Diego Alvarez needs a diagram, they get a permalink, not a photo of a whiteboard. northstar.example stays out of the diagram title. If a new engineer asks where the leftover lives, I point here. I do not point at a Slack pin from December 7, 2023. Client Clearhaven.</w:t>
+        <w:t>I will not put a dashboard screenshot standing in for a permalink on a wiki that drifts. CLH-SOP-2023-019 and this file are the record. If Diego Alvarez needs a diagram, they get a permalink, not a photo of a whiteboard. northstar.example stays out of the diagram title. If a new engineer asks where the leftover lives, I point here. I do not point at a Slack pin from December 7, 2023.</w:t>
       </w:r>
     </w:p>
     <w:p>
@@ -12891,7 +12891,7 @@
           <w:color w:val="222222"/>
           <w:sz w:val="24"/>
         </w:rPr>
-        <w:t>People who were absent still get a usable remainder, not a transcript. Aman Kumar gets the decision, the refuse, and the date. They do not get a reconstruction of who raised their voice. If they object, they object on CLH-INC-. Client Clearhaven. Author Aman Kumar.</w:t>
+        <w:t>People who were absent still get a usable remainder, not a transcript. Aman Kumar gets the decision, the refuse, and the date. They do not get a reconstruction of who raised their voice. If they object, they object on CLH-INC-.</w:t>
       </w:r>
     </w:p>
     <w:p>
@@ -13936,7 +13936,7 @@
           <w:color w:val="222222"/>
           <w:sz w:val="24"/>
         </w:rPr>
-        <w:t>If you are implementing, keep the rejected alternative dead. If you are on-call, start read-only. If you are Diego Alvarez, the ask is unchanged: pick the path in the main body or send it back with a named objection. Sample I would still defend: 149 rows, 24 minutes, freeze respected. Strike this remainder if it ever fights the decision callout. Author Aman Kumar. Client Clearhaven.</w:t>
+        <w:t>If you are implementing, keep the rejected alternative dead. If you are on-call, start read-only. If you are Diego Alvarez, the ask is unchanged: pick the path in the main body or send it back with a named objection. Sample I would still defend: 149 rows, 24 minutes, freeze respected. Strike this section if it ever fights the decision callout.</w:t>
       </w:r>
     </w:p>
     <w:p>
@@ -13950,7 +13950,7 @@
           <w:color w:val="222222"/>
           <w:sz w:val="24"/>
         </w:rPr>
-        <w:t>This heading is the reopen rule, not a promise that nothing follows. If we still need words after the bank, they are named leftovers, not another copy of the same stub. date pressure versus a date with owners is done as a heading when Diego Alvarez closes CLH-SOP-2023-019 or writes a new date.</w:t>
+        <w:t>This heading is the reopen rule. date pressure versus a date with owners is done when Diego Alvarez closes CLH-SOP-2023-019 or writes a new date.</w:t>
       </w:r>
     </w:p>
     <w:p>

--- a/documents/41-clearhaven-oncall-sop.docx
+++ b/documents/41-clearhaven-oncall-sop.docx
@@ -25,7 +25,7 @@
           <w:rFonts w:ascii="Liberation Sans" w:hAnsi="Liberation Sans" w:eastAsia="Liberation Sans" w:cs="Liberation Sans"/>
           <w:b/>
           <w:color w:val="1B365D"/>
-          <w:sz w:val="44"/>
+          <w:sz w:val="42"/>
         </w:rPr>
         <w:t>Clearhaven Reconciliation On-Call SOP</w:t>
       </w:r>
@@ -67,8 +67,8 @@
         </w:tblBorders>
       </w:tblPr>
       <w:tblGrid>
-        <w:gridCol w:w="4464"/>
-        <w:gridCol w:w="4464"/>
+        <w:gridCol w:w="4428"/>
+        <w:gridCol w:w="4428"/>
       </w:tblGrid>
       <w:tr>
         <w:tc>
@@ -106,7 +106,7 @@
         </w:tc>
         <w:tc>
           <w:tcPr>
-            <w:tcW w:type="dxa" w:w="4464"/>
+            <w:tcW w:type="dxa" w:w="4428"/>
             <w:tcMar>
               <w:top w:w="50" w:type="dxa"/>
               <w:left w:w="70" w:type="dxa"/>
@@ -174,7 +174,7 @@
         </w:tc>
         <w:tc>
           <w:tcPr>
-            <w:tcW w:type="dxa" w:w="4464"/>
+            <w:tcW w:type="dxa" w:w="4428"/>
             <w:tcMar>
               <w:top w:w="50" w:type="dxa"/>
               <w:left w:w="70" w:type="dxa"/>
@@ -242,7 +242,7 @@
         </w:tc>
         <w:tc>
           <w:tcPr>
-            <w:tcW w:type="dxa" w:w="4464"/>
+            <w:tcW w:type="dxa" w:w="4428"/>
             <w:tcMar>
               <w:top w:w="50" w:type="dxa"/>
               <w:left w:w="70" w:type="dxa"/>
@@ -269,7 +269,7 @@
                 <w:color w:val="222222"/>
                 <w:sz w:val="20"/>
               </w:rPr>
-              <w:t>Approved</w:t>
+              <w:t>In force</w:t>
             </w:r>
           </w:p>
         </w:tc>
@@ -310,7 +310,7 @@
         </w:tc>
         <w:tc>
           <w:tcPr>
-            <w:tcW w:type="dxa" w:w="4464"/>
+            <w:tcW w:type="dxa" w:w="4428"/>
             <w:tcMar>
               <w:top w:w="50" w:type="dxa"/>
               <w:left w:w="70" w:type="dxa"/>
@@ -378,7 +378,7 @@
         </w:tc>
         <w:tc>
           <w:tcPr>
-            <w:tcW w:type="dxa" w:w="4464"/>
+            <w:tcW w:type="dxa" w:w="4428"/>
             <w:tcMar>
               <w:top w:w="50" w:type="dxa"/>
               <w:left w:w="70" w:type="dxa"/>
@@ -446,7 +446,7 @@
         </w:tc>
         <w:tc>
           <w:tcPr>
-            <w:tcW w:type="dxa" w:w="4464"/>
+            <w:tcW w:type="dxa" w:w="4428"/>
             <w:tcMar>
               <w:top w:w="50" w:type="dxa"/>
               <w:left w:w="70" w:type="dxa"/>
@@ -514,7 +514,7 @@
         </w:tc>
         <w:tc>
           <w:tcPr>
-            <w:tcW w:type="dxa" w:w="4464"/>
+            <w:tcW w:type="dxa" w:w="4428"/>
             <w:tcMar>
               <w:top w:w="50" w:type="dxa"/>
               <w:left w:w="70" w:type="dxa"/>
@@ -582,7 +582,7 @@
         </w:tc>
         <w:tc>
           <w:tcPr>
-            <w:tcW w:type="dxa" w:w="4464"/>
+            <w:tcW w:type="dxa" w:w="4428"/>
             <w:tcMar>
               <w:top w:w="50" w:type="dxa"/>
               <w:left w:w="70" w:type="dxa"/>
@@ -650,7 +650,7 @@
         </w:tc>
         <w:tc>
           <w:tcPr>
-            <w:tcW w:type="dxa" w:w="4464"/>
+            <w:tcW w:type="dxa" w:w="4428"/>
             <w:tcMar>
               <w:top w:w="50" w:type="dxa"/>
               <w:left w:w="70" w:type="dxa"/>
@@ -718,7 +718,7 @@
         </w:tc>
         <w:tc>
           <w:tcPr>
-            <w:tcW w:type="dxa" w:w="4464"/>
+            <w:tcW w:type="dxa" w:w="4428"/>
             <w:tcMar>
               <w:top w:w="50" w:type="dxa"/>
               <w:left w:w="70" w:type="dxa"/>
@@ -786,7 +786,7 @@
         </w:tc>
         <w:tc>
           <w:tcPr>
-            <w:tcW w:type="dxa" w:w="4464"/>
+            <w:tcW w:type="dxa" w:w="4428"/>
             <w:tcMar>
               <w:top w:w="50" w:type="dxa"/>
               <w:left w:w="70" w:type="dxa"/>
@@ -847,10 +847,10 @@
         <w:tblLook w:firstColumn="1" w:firstRow="1" w:lastColumn="0" w:lastRow="0" w:noHBand="0" w:noVBand="1" w:val="04A0"/>
       </w:tblPr>
       <w:tblGrid>
-        <w:gridCol w:w="2232"/>
-        <w:gridCol w:w="2232"/>
-        <w:gridCol w:w="2232"/>
-        <w:gridCol w:w="2232"/>
+        <w:gridCol w:w="2214"/>
+        <w:gridCol w:w="2214"/>
+        <w:gridCol w:w="2214"/>
+        <w:gridCol w:w="2214"/>
       </w:tblGrid>
       <w:tr>
         <w:tc>
@@ -1544,7 +1544,7 @@
     </w:p>
     <w:p>
       <w:pPr>
-        <w:spacing w:before="0" w:after="240" w:line="427" w:lineRule="auto"/>
+        <w:spacing w:before="0" w:after="240" w:line="408" w:lineRule="auto"/>
         <w:ind w:firstLine="288"/>
       </w:pPr>
       <w:r>
@@ -1566,7 +1566,7 @@
     </w:p>
     <w:p>
       <w:pPr>
-        <w:spacing w:before="0" w:after="240" w:line="427" w:lineRule="auto"/>
+        <w:spacing w:before="0" w:after="240" w:line="408" w:lineRule="auto"/>
         <w:ind w:firstLine="288"/>
       </w:pPr>
       <w:r>
@@ -1584,12 +1584,12 @@
         <w:tblLook w:firstColumn="1" w:firstRow="1" w:lastColumn="0" w:lastRow="0" w:noHBand="0" w:noVBand="1" w:val="04A0"/>
       </w:tblPr>
       <w:tblGrid>
-        <w:gridCol w:w="8928"/>
+        <w:gridCol w:w="8856"/>
       </w:tblGrid>
       <w:tr>
         <w:tc>
           <w:tcPr>
-            <w:tcW w:type="dxa" w:w="8928"/>
+            <w:tcW w:type="dxa" w:w="8856"/>
             <w:shd w:fill="E7EEF5" w:val="clear"/>
             <w:tcBorders>
               <w:top w:val="single" w:sz="10" w:space="0" w:color="1B365D"/>
@@ -1642,7 +1642,7 @@
     </w:p>
     <w:p>
       <w:pPr>
-        <w:spacing w:before="0" w:after="240" w:line="427" w:lineRule="auto"/>
+        <w:spacing w:before="0" w:after="240" w:line="408" w:lineRule="auto"/>
         <w:ind w:firstLine="288"/>
       </w:pPr>
       <w:r>
@@ -1664,7 +1664,7 @@
     </w:p>
     <w:p>
       <w:pPr>
-        <w:spacing w:before="0" w:after="240" w:line="427" w:lineRule="auto"/>
+        <w:spacing w:before="0" w:after="240" w:line="408" w:lineRule="auto"/>
         <w:ind w:firstLine="288"/>
       </w:pPr>
       <w:r>
@@ -1678,7 +1678,7 @@
     </w:p>
     <w:p>
       <w:pPr>
-        <w:spacing w:before="0" w:after="240" w:line="427" w:lineRule="auto"/>
+        <w:spacing w:before="0" w:after="240" w:line="408" w:lineRule="auto"/>
         <w:ind w:firstLine="288"/>
       </w:pPr>
       <w:r>
@@ -1692,7 +1692,7 @@
     </w:p>
     <w:p>
       <w:pPr>
-        <w:spacing w:before="0" w:after="240" w:line="427" w:lineRule="auto"/>
+        <w:spacing w:before="0" w:after="240" w:line="408" w:lineRule="auto"/>
         <w:ind w:firstLine="288"/>
       </w:pPr>
       <w:r>
@@ -1714,7 +1714,7 @@
     </w:p>
     <w:p>
       <w:pPr>
-        <w:spacing w:before="0" w:after="240" w:line="427" w:lineRule="auto"/>
+        <w:spacing w:before="0" w:after="240" w:line="408" w:lineRule="auto"/>
         <w:ind w:firstLine="288"/>
       </w:pPr>
       <w:r>
@@ -1723,7 +1723,7 @@
           <w:color w:val="222222"/>
           <w:sz w:val="24"/>
         </w:rPr>
-        <w:t>On-call is not a license to redesign the matcher. On-call is not a license to "quickly" change partition counts on MSK. On-call is not customer support. Clearhaven advisors who email aman.kumar@northstar.example at 21:00 ET about a single account's break go to Helen's queue, not to PD. If Helen is offline and the email says the whole book is unreconciled, that is a page. One account is a ticket. We had this argument in October. The rule is now in this file so we stop having it.</w:t>
+        <w:t>On-call is not a license to redesign the matcher. On-call is not a license to "quickly" change partition counts on MSK. On-call is not customer support. Clearhaven advisors who email aman.kumar@northstar.internal at 21:00 ET about a single account's break go to Helen's queue, not to PD. If Helen is offline and the email says the whole book is unreconciled, that is a page. One account is a ticket. We had this argument in October. The rule is now in this file so we stop having it.</w:t>
       </w:r>
     </w:p>
     <w:p>
@@ -1736,7 +1736,7 @@
     </w:p>
     <w:p>
       <w:pPr>
-        <w:spacing w:before="0" w:after="240" w:line="427" w:lineRule="auto"/>
+        <w:spacing w:before="0" w:after="240" w:line="408" w:lineRule="auto"/>
         <w:ind w:firstLine="288"/>
       </w:pPr>
       <w:r>
@@ -1745,7 +1745,7 @@
           <w:color w:val="222222"/>
           <w:sz w:val="24"/>
         </w:rPr>
-        <w:t>Primary week runs Thursday 10:00 ET to the next Thursday 10:00 ET. Secondary is the person who was primary last week, which gives you a warm handoff and means you are not dumped into someone else's half-written Grafana folder. The calendar is Google Calendar "CLH Recon Oncall" owned by Priya, invite recon-oncall@northstar.example. Northstar PD escalation policy clh-recon-ep-primary is bound to that calendar via the PD + Google sync Diego set up in ticket NS-PD-441. If the calendar and PD disagree, PD wins for who gets the phone buzz, and you fix the calendar the next morning. Do not edit PD users by hand during a shift. Diego will notice because the audit log pages him, which is a joke until it is not.</w:t>
+        <w:t>Primary week runs Thursday 10:00 ET to the next Thursday 10:00 ET. Secondary is the person who was primary last week, which gives you a warm handoff and means you are not dumped into someone else's half-written Grafana folder. The calendar is Google Calendar "CLH Recon Oncall" owned by Priya, invite recon-oncall@northstar.internal. Northstar PD escalation policy clh-recon-ep-primary is bound to that calendar via the PD + Google sync Diego set up in ticket NS-PD-441. If the calendar and PD disagree, PD wins for who gets the phone buzz, and you fix the calendar the next morning. Do not edit PD users by hand during a shift. Diego will notice because the audit log pages him, which is a joke until it is not.</w:t>
       </w:r>
     </w:p>
     <w:p>
@@ -1770,15 +1770,15 @@
         <w:tblLook w:firstColumn="1" w:firstRow="1" w:lastColumn="0" w:lastRow="0" w:noHBand="0" w:noVBand="1" w:val="04A0"/>
       </w:tblPr>
       <w:tblGrid>
-        <w:gridCol w:w="2232"/>
-        <w:gridCol w:w="2232"/>
-        <w:gridCol w:w="2232"/>
-        <w:gridCol w:w="2232"/>
+        <w:gridCol w:w="2214"/>
+        <w:gridCol w:w="2214"/>
+        <w:gridCol w:w="2214"/>
+        <w:gridCol w:w="2214"/>
       </w:tblGrid>
       <w:tr>
         <w:tc>
           <w:tcPr>
-            <w:tcW w:type="dxa" w:w="2232"/>
+            <w:tcW w:type="dxa" w:w="2214"/>
             <w:shd w:fill="1B365D" w:val="clear"/>
             <w:tcBorders>
               <w:top w:val="single" w:sz="4" w:space="0" w:color="1B365D"/>
@@ -1811,7 +1811,7 @@
         </w:tc>
         <w:tc>
           <w:tcPr>
-            <w:tcW w:type="dxa" w:w="2232"/>
+            <w:tcW w:type="dxa" w:w="2214"/>
             <w:shd w:fill="1B365D" w:val="clear"/>
             <w:tcBorders>
               <w:top w:val="single" w:sz="4" w:space="0" w:color="1B365D"/>
@@ -1844,7 +1844,7 @@
         </w:tc>
         <w:tc>
           <w:tcPr>
-            <w:tcW w:type="dxa" w:w="2232"/>
+            <w:tcW w:type="dxa" w:w="2214"/>
             <w:shd w:fill="1B365D" w:val="clear"/>
             <w:tcBorders>
               <w:top w:val="single" w:sz="4" w:space="0" w:color="1B365D"/>
@@ -1877,7 +1877,7 @@
         </w:tc>
         <w:tc>
           <w:tcPr>
-            <w:tcW w:type="dxa" w:w="2232"/>
+            <w:tcW w:type="dxa" w:w="2214"/>
             <w:shd w:fill="1B365D" w:val="clear"/>
             <w:tcBorders>
               <w:top w:val="single" w:sz="4" w:space="0" w:color="1B365D"/>
@@ -1912,7 +1912,7 @@
       <w:tr>
         <w:tc>
           <w:tcPr>
-            <w:tcW w:type="dxa" w:w="2232"/>
+            <w:tcW w:type="dxa" w:w="2214"/>
             <w:shd w:fill="FFFFFF" w:val="clear"/>
             <w:tcBorders>
               <w:top w:val="single" w:sz="4" w:space="0" w:color="C5CDD6"/>
@@ -1945,7 +1945,7 @@
         </w:tc>
         <w:tc>
           <w:tcPr>
-            <w:tcW w:type="dxa" w:w="2232"/>
+            <w:tcW w:type="dxa" w:w="2214"/>
             <w:shd w:fill="FFFFFF" w:val="clear"/>
             <w:tcBorders>
               <w:top w:val="single" w:sz="4" w:space="0" w:color="C5CDD6"/>
@@ -1978,7 +1978,7 @@
         </w:tc>
         <w:tc>
           <w:tcPr>
-            <w:tcW w:type="dxa" w:w="2232"/>
+            <w:tcW w:type="dxa" w:w="2214"/>
             <w:shd w:fill="FFFFFF" w:val="clear"/>
             <w:tcBorders>
               <w:top w:val="single" w:sz="4" w:space="0" w:color="C5CDD6"/>
@@ -2011,7 +2011,7 @@
         </w:tc>
         <w:tc>
           <w:tcPr>
-            <w:tcW w:type="dxa" w:w="2232"/>
+            <w:tcW w:type="dxa" w:w="2214"/>
             <w:shd w:fill="FFFFFF" w:val="clear"/>
             <w:tcBorders>
               <w:top w:val="single" w:sz="4" w:space="0" w:color="C5CDD6"/>
@@ -2046,7 +2046,7 @@
       <w:tr>
         <w:tc>
           <w:tcPr>
-            <w:tcW w:type="dxa" w:w="2232"/>
+            <w:tcW w:type="dxa" w:w="2214"/>
             <w:shd w:fill="EEF2F6" w:val="clear"/>
             <w:tcBorders>
               <w:top w:val="single" w:sz="4" w:space="0" w:color="C5CDD6"/>
@@ -2079,7 +2079,7 @@
         </w:tc>
         <w:tc>
           <w:tcPr>
-            <w:tcW w:type="dxa" w:w="2232"/>
+            <w:tcW w:type="dxa" w:w="2214"/>
             <w:shd w:fill="EEF2F6" w:val="clear"/>
             <w:tcBorders>
               <w:top w:val="single" w:sz="4" w:space="0" w:color="C5CDD6"/>
@@ -2112,7 +2112,7 @@
         </w:tc>
         <w:tc>
           <w:tcPr>
-            <w:tcW w:type="dxa" w:w="2232"/>
+            <w:tcW w:type="dxa" w:w="2214"/>
             <w:shd w:fill="EEF2F6" w:val="clear"/>
             <w:tcBorders>
               <w:top w:val="single" w:sz="4" w:space="0" w:color="C5CDD6"/>
@@ -2145,7 +2145,7 @@
         </w:tc>
         <w:tc>
           <w:tcPr>
-            <w:tcW w:type="dxa" w:w="2232"/>
+            <w:tcW w:type="dxa" w:w="2214"/>
             <w:shd w:fill="EEF2F6" w:val="clear"/>
             <w:tcBorders>
               <w:top w:val="single" w:sz="4" w:space="0" w:color="C5CDD6"/>
@@ -2180,7 +2180,7 @@
       <w:tr>
         <w:tc>
           <w:tcPr>
-            <w:tcW w:type="dxa" w:w="2232"/>
+            <w:tcW w:type="dxa" w:w="2214"/>
             <w:shd w:fill="FFFFFF" w:val="clear"/>
             <w:tcBorders>
               <w:top w:val="single" w:sz="4" w:space="0" w:color="C5CDD6"/>
@@ -2213,7 +2213,7 @@
         </w:tc>
         <w:tc>
           <w:tcPr>
-            <w:tcW w:type="dxa" w:w="2232"/>
+            <w:tcW w:type="dxa" w:w="2214"/>
             <w:shd w:fill="FFFFFF" w:val="clear"/>
             <w:tcBorders>
               <w:top w:val="single" w:sz="4" w:space="0" w:color="C5CDD6"/>
@@ -2246,7 +2246,7 @@
         </w:tc>
         <w:tc>
           <w:tcPr>
-            <w:tcW w:type="dxa" w:w="2232"/>
+            <w:tcW w:type="dxa" w:w="2214"/>
             <w:shd w:fill="FFFFFF" w:val="clear"/>
             <w:tcBorders>
               <w:top w:val="single" w:sz="4" w:space="0" w:color="C5CDD6"/>
@@ -2279,7 +2279,7 @@
         </w:tc>
         <w:tc>
           <w:tcPr>
-            <w:tcW w:type="dxa" w:w="2232"/>
+            <w:tcW w:type="dxa" w:w="2214"/>
             <w:shd w:fill="FFFFFF" w:val="clear"/>
             <w:tcBorders>
               <w:top w:val="single" w:sz="4" w:space="0" w:color="C5CDD6"/>
@@ -2314,7 +2314,7 @@
       <w:tr>
         <w:tc>
           <w:tcPr>
-            <w:tcW w:type="dxa" w:w="2232"/>
+            <w:tcW w:type="dxa" w:w="2214"/>
             <w:shd w:fill="EEF2F6" w:val="clear"/>
             <w:tcBorders>
               <w:top w:val="single" w:sz="4" w:space="0" w:color="C5CDD6"/>
@@ -2347,7 +2347,7 @@
         </w:tc>
         <w:tc>
           <w:tcPr>
-            <w:tcW w:type="dxa" w:w="2232"/>
+            <w:tcW w:type="dxa" w:w="2214"/>
             <w:shd w:fill="EEF2F6" w:val="clear"/>
             <w:tcBorders>
               <w:top w:val="single" w:sz="4" w:space="0" w:color="C5CDD6"/>
@@ -2380,7 +2380,7 @@
         </w:tc>
         <w:tc>
           <w:tcPr>
-            <w:tcW w:type="dxa" w:w="2232"/>
+            <w:tcW w:type="dxa" w:w="2214"/>
             <w:shd w:fill="EEF2F6" w:val="clear"/>
             <w:tcBorders>
               <w:top w:val="single" w:sz="4" w:space="0" w:color="C5CDD6"/>
@@ -2413,7 +2413,7 @@
         </w:tc>
         <w:tc>
           <w:tcPr>
-            <w:tcW w:type="dxa" w:w="2232"/>
+            <w:tcW w:type="dxa" w:w="2214"/>
             <w:shd w:fill="EEF2F6" w:val="clear"/>
             <w:tcBorders>
               <w:top w:val="single" w:sz="4" w:space="0" w:color="C5CDD6"/>
@@ -2448,7 +2448,7 @@
       <w:tr>
         <w:tc>
           <w:tcPr>
-            <w:tcW w:type="dxa" w:w="2232"/>
+            <w:tcW w:type="dxa" w:w="2214"/>
             <w:shd w:fill="FFFFFF" w:val="clear"/>
             <w:tcBorders>
               <w:top w:val="single" w:sz="4" w:space="0" w:color="C5CDD6"/>
@@ -2481,7 +2481,7 @@
         </w:tc>
         <w:tc>
           <w:tcPr>
-            <w:tcW w:type="dxa" w:w="2232"/>
+            <w:tcW w:type="dxa" w:w="2214"/>
             <w:shd w:fill="FFFFFF" w:val="clear"/>
             <w:tcBorders>
               <w:top w:val="single" w:sz="4" w:space="0" w:color="C5CDD6"/>
@@ -2514,7 +2514,7 @@
         </w:tc>
         <w:tc>
           <w:tcPr>
-            <w:tcW w:type="dxa" w:w="2232"/>
+            <w:tcW w:type="dxa" w:w="2214"/>
             <w:shd w:fill="FFFFFF" w:val="clear"/>
             <w:tcBorders>
               <w:top w:val="single" w:sz="4" w:space="0" w:color="C5CDD6"/>
@@ -2547,7 +2547,7 @@
         </w:tc>
         <w:tc>
           <w:tcPr>
-            <w:tcW w:type="dxa" w:w="2232"/>
+            <w:tcW w:type="dxa" w:w="2214"/>
             <w:shd w:fill="FFFFFF" w:val="clear"/>
             <w:tcBorders>
               <w:top w:val="single" w:sz="4" w:space="0" w:color="C5CDD6"/>
@@ -2582,7 +2582,7 @@
       <w:tr>
         <w:tc>
           <w:tcPr>
-            <w:tcW w:type="dxa" w:w="2232"/>
+            <w:tcW w:type="dxa" w:w="2214"/>
             <w:shd w:fill="EEF2F6" w:val="clear"/>
             <w:tcBorders>
               <w:top w:val="single" w:sz="4" w:space="0" w:color="C5CDD6"/>
@@ -2615,7 +2615,7 @@
         </w:tc>
         <w:tc>
           <w:tcPr>
-            <w:tcW w:type="dxa" w:w="2232"/>
+            <w:tcW w:type="dxa" w:w="2214"/>
             <w:shd w:fill="EEF2F6" w:val="clear"/>
             <w:tcBorders>
               <w:top w:val="single" w:sz="4" w:space="0" w:color="C5CDD6"/>
@@ -2648,7 +2648,7 @@
         </w:tc>
         <w:tc>
           <w:tcPr>
-            <w:tcW w:type="dxa" w:w="2232"/>
+            <w:tcW w:type="dxa" w:w="2214"/>
             <w:shd w:fill="EEF2F6" w:val="clear"/>
             <w:tcBorders>
               <w:top w:val="single" w:sz="4" w:space="0" w:color="C5CDD6"/>
@@ -2681,7 +2681,7 @@
         </w:tc>
         <w:tc>
           <w:tcPr>
-            <w:tcW w:type="dxa" w:w="2232"/>
+            <w:tcW w:type="dxa" w:w="2214"/>
             <w:shd w:fill="EEF2F6" w:val="clear"/>
             <w:tcBorders>
               <w:top w:val="single" w:sz="4" w:space="0" w:color="C5CDD6"/>
@@ -2721,7 +2721,7 @@
     </w:p>
     <w:p>
       <w:pPr>
-        <w:spacing w:before="0" w:after="240" w:line="427" w:lineRule="auto"/>
+        <w:spacing w:before="0" w:after="240" w:line="408" w:lineRule="auto"/>
         <w:ind w:firstLine="288"/>
       </w:pPr>
       <w:r>
@@ -2735,7 +2735,7 @@
     </w:p>
     <w:p>
       <w:pPr>
-        <w:spacing w:before="0" w:after="240" w:line="427" w:lineRule="auto"/>
+        <w:spacing w:before="0" w:after="240" w:line="408" w:lineRule="auto"/>
         <w:ind w:firstLine="288"/>
       </w:pPr>
       <w:r>
@@ -2744,7 +2744,7 @@
           <w:color w:val="222222"/>
           <w:sz w:val="24"/>
         </w:rPr>
-        <w:t>Compensation and hours are Priya's problem, not this SOP. What this SOP cares about: you are reachable on the PD mobile app, your laptop can VPN to ns-prod-vpn.northstar.example, and you have aws sso login working for profile clh-recon-prod. If your SSO token dies at 01:00 ET you will spend 14 minutes in a browser on a phone. Test it on Thursday afternoon. I am not kidding. Test it.</w:t>
+        <w:t>Compensation and hours are Priya's problem, not this SOP. What this SOP cares about: you are reachable on the PD mobile app, your laptop can VPN to ns-prod-vpn.northstar.internal, and you have aws sso login working for profile clh-recon-prod. If your SSO token dies at 01:00 ET you will spend 14 minutes in a browser on a phone. Test it on Thursday afternoon. I am not kidding. Test it.</w:t>
       </w:r>
     </w:p>
     <w:p>
@@ -2757,7 +2757,7 @@
     </w:p>
     <w:p>
       <w:pPr>
-        <w:spacing w:before="0" w:after="240" w:line="427" w:lineRule="auto"/>
+        <w:spacing w:before="0" w:after="240" w:line="408" w:lineRule="auto"/>
         <w:ind w:firstLine="288"/>
       </w:pPr>
       <w:r>
@@ -2849,7 +2849,7 @@
     </w:p>
     <w:p>
       <w:pPr>
-        <w:spacing w:before="0" w:after="240" w:line="427" w:lineRule="auto"/>
+        <w:spacing w:before="0" w:after="240" w:line="408" w:lineRule="auto"/>
         <w:ind w:firstLine="288"/>
       </w:pPr>
       <w:r>
@@ -2883,16 +2883,16 @@
         <w:tblLook w:firstColumn="1" w:firstRow="1" w:lastColumn="0" w:lastRow="0" w:noHBand="0" w:noVBand="1" w:val="04A0"/>
       </w:tblPr>
       <w:tblGrid>
-        <w:gridCol w:w="1786"/>
-        <w:gridCol w:w="1786"/>
-        <w:gridCol w:w="1786"/>
-        <w:gridCol w:w="1786"/>
-        <w:gridCol w:w="1786"/>
+        <w:gridCol w:w="1771"/>
+        <w:gridCol w:w="1771"/>
+        <w:gridCol w:w="1771"/>
+        <w:gridCol w:w="1771"/>
+        <w:gridCol w:w="1771"/>
       </w:tblGrid>
       <w:tr>
         <w:tc>
           <w:tcPr>
-            <w:tcW w:type="dxa" w:w="1786"/>
+            <w:tcW w:type="dxa" w:w="1771"/>
             <w:shd w:fill="1B365D" w:val="clear"/>
             <w:tcBorders>
               <w:top w:val="single" w:sz="4" w:space="0" w:color="1B365D"/>
@@ -2925,7 +2925,7 @@
         </w:tc>
         <w:tc>
           <w:tcPr>
-            <w:tcW w:type="dxa" w:w="1786"/>
+            <w:tcW w:type="dxa" w:w="1771"/>
             <w:shd w:fill="1B365D" w:val="clear"/>
             <w:tcBorders>
               <w:top w:val="single" w:sz="4" w:space="0" w:color="1B365D"/>
@@ -2958,7 +2958,7 @@
         </w:tc>
         <w:tc>
           <w:tcPr>
-            <w:tcW w:type="dxa" w:w="1786"/>
+            <w:tcW w:type="dxa" w:w="1771"/>
             <w:shd w:fill="1B365D" w:val="clear"/>
             <w:tcBorders>
               <w:top w:val="single" w:sz="4" w:space="0" w:color="1B365D"/>
@@ -2991,7 +2991,7 @@
         </w:tc>
         <w:tc>
           <w:tcPr>
-            <w:tcW w:type="dxa" w:w="1786"/>
+            <w:tcW w:type="dxa" w:w="1771"/>
             <w:shd w:fill="1B365D" w:val="clear"/>
             <w:tcBorders>
               <w:top w:val="single" w:sz="4" w:space="0" w:color="1B365D"/>
@@ -3024,7 +3024,7 @@
         </w:tc>
         <w:tc>
           <w:tcPr>
-            <w:tcW w:type="dxa" w:w="1786"/>
+            <w:tcW w:type="dxa" w:w="1771"/>
             <w:shd w:fill="1B365D" w:val="clear"/>
             <w:tcBorders>
               <w:top w:val="single" w:sz="4" w:space="0" w:color="1B365D"/>
@@ -3059,7 +3059,7 @@
       <w:tr>
         <w:tc>
           <w:tcPr>
-            <w:tcW w:type="dxa" w:w="1786"/>
+            <w:tcW w:type="dxa" w:w="1771"/>
             <w:shd w:fill="FFFFFF" w:val="clear"/>
             <w:tcBorders>
               <w:top w:val="single" w:sz="4" w:space="0" w:color="C5CDD6"/>
@@ -3092,7 +3092,7 @@
         </w:tc>
         <w:tc>
           <w:tcPr>
-            <w:tcW w:type="dxa" w:w="1786"/>
+            <w:tcW w:type="dxa" w:w="1771"/>
             <w:shd w:fill="FFFFFF" w:val="clear"/>
             <w:tcBorders>
               <w:top w:val="single" w:sz="4" w:space="0" w:color="C5CDD6"/>
@@ -3125,7 +3125,7 @@
         </w:tc>
         <w:tc>
           <w:tcPr>
-            <w:tcW w:type="dxa" w:w="1786"/>
+            <w:tcW w:type="dxa" w:w="1771"/>
             <w:shd w:fill="FFFFFF" w:val="clear"/>
             <w:tcBorders>
               <w:top w:val="single" w:sz="4" w:space="0" w:color="C5CDD6"/>
@@ -3158,7 +3158,7 @@
         </w:tc>
         <w:tc>
           <w:tcPr>
-            <w:tcW w:type="dxa" w:w="1786"/>
+            <w:tcW w:type="dxa" w:w="1771"/>
             <w:shd w:fill="FFFFFF" w:val="clear"/>
             <w:tcBorders>
               <w:top w:val="single" w:sz="4" w:space="0" w:color="C5CDD6"/>
@@ -3191,7 +3191,7 @@
         </w:tc>
         <w:tc>
           <w:tcPr>
-            <w:tcW w:type="dxa" w:w="1786"/>
+            <w:tcW w:type="dxa" w:w="1771"/>
             <w:shd w:fill="FFFFFF" w:val="clear"/>
             <w:tcBorders>
               <w:top w:val="single" w:sz="4" w:space="0" w:color="C5CDD6"/>
@@ -3226,7 +3226,7 @@
       <w:tr>
         <w:tc>
           <w:tcPr>
-            <w:tcW w:type="dxa" w:w="1786"/>
+            <w:tcW w:type="dxa" w:w="1771"/>
             <w:shd w:fill="EEF2F6" w:val="clear"/>
             <w:tcBorders>
               <w:top w:val="single" w:sz="4" w:space="0" w:color="C5CDD6"/>
@@ -3259,7 +3259,7 @@
         </w:tc>
         <w:tc>
           <w:tcPr>
-            <w:tcW w:type="dxa" w:w="1786"/>
+            <w:tcW w:type="dxa" w:w="1771"/>
             <w:shd w:fill="EEF2F6" w:val="clear"/>
             <w:tcBorders>
               <w:top w:val="single" w:sz="4" w:space="0" w:color="C5CDD6"/>
@@ -3292,7 +3292,7 @@
         </w:tc>
         <w:tc>
           <w:tcPr>
-            <w:tcW w:type="dxa" w:w="1786"/>
+            <w:tcW w:type="dxa" w:w="1771"/>
             <w:shd w:fill="EEF2F6" w:val="clear"/>
             <w:tcBorders>
               <w:top w:val="single" w:sz="4" w:space="0" w:color="C5CDD6"/>
@@ -3325,7 +3325,7 @@
         </w:tc>
         <w:tc>
           <w:tcPr>
-            <w:tcW w:type="dxa" w:w="1786"/>
+            <w:tcW w:type="dxa" w:w="1771"/>
             <w:shd w:fill="EEF2F6" w:val="clear"/>
             <w:tcBorders>
               <w:top w:val="single" w:sz="4" w:space="0" w:color="C5CDD6"/>
@@ -3358,7 +3358,7 @@
         </w:tc>
         <w:tc>
           <w:tcPr>
-            <w:tcW w:type="dxa" w:w="1786"/>
+            <w:tcW w:type="dxa" w:w="1771"/>
             <w:shd w:fill="EEF2F6" w:val="clear"/>
             <w:tcBorders>
               <w:top w:val="single" w:sz="4" w:space="0" w:color="C5CDD6"/>
@@ -3393,7 +3393,7 @@
       <w:tr>
         <w:tc>
           <w:tcPr>
-            <w:tcW w:type="dxa" w:w="1786"/>
+            <w:tcW w:type="dxa" w:w="1771"/>
             <w:shd w:fill="FFFFFF" w:val="clear"/>
             <w:tcBorders>
               <w:top w:val="single" w:sz="4" w:space="0" w:color="C5CDD6"/>
@@ -3426,7 +3426,7 @@
         </w:tc>
         <w:tc>
           <w:tcPr>
-            <w:tcW w:type="dxa" w:w="1786"/>
+            <w:tcW w:type="dxa" w:w="1771"/>
             <w:shd w:fill="FFFFFF" w:val="clear"/>
             <w:tcBorders>
               <w:top w:val="single" w:sz="4" w:space="0" w:color="C5CDD6"/>
@@ -3459,7 +3459,7 @@
         </w:tc>
         <w:tc>
           <w:tcPr>
-            <w:tcW w:type="dxa" w:w="1786"/>
+            <w:tcW w:type="dxa" w:w="1771"/>
             <w:shd w:fill="FFFFFF" w:val="clear"/>
             <w:tcBorders>
               <w:top w:val="single" w:sz="4" w:space="0" w:color="C5CDD6"/>
@@ -3492,7 +3492,7 @@
         </w:tc>
         <w:tc>
           <w:tcPr>
-            <w:tcW w:type="dxa" w:w="1786"/>
+            <w:tcW w:type="dxa" w:w="1771"/>
             <w:shd w:fill="FFFFFF" w:val="clear"/>
             <w:tcBorders>
               <w:top w:val="single" w:sz="4" w:space="0" w:color="C5CDD6"/>
@@ -3525,7 +3525,7 @@
         </w:tc>
         <w:tc>
           <w:tcPr>
-            <w:tcW w:type="dxa" w:w="1786"/>
+            <w:tcW w:type="dxa" w:w="1771"/>
             <w:shd w:fill="FFFFFF" w:val="clear"/>
             <w:tcBorders>
               <w:top w:val="single" w:sz="4" w:space="0" w:color="C5CDD6"/>
@@ -3560,7 +3560,7 @@
       <w:tr>
         <w:tc>
           <w:tcPr>
-            <w:tcW w:type="dxa" w:w="1786"/>
+            <w:tcW w:type="dxa" w:w="1771"/>
             <w:shd w:fill="EEF2F6" w:val="clear"/>
             <w:tcBorders>
               <w:top w:val="single" w:sz="4" w:space="0" w:color="C5CDD6"/>
@@ -3593,7 +3593,7 @@
         </w:tc>
         <w:tc>
           <w:tcPr>
-            <w:tcW w:type="dxa" w:w="1786"/>
+            <w:tcW w:type="dxa" w:w="1771"/>
             <w:shd w:fill="EEF2F6" w:val="clear"/>
             <w:tcBorders>
               <w:top w:val="single" w:sz="4" w:space="0" w:color="C5CDD6"/>
@@ -3626,7 +3626,7 @@
         </w:tc>
         <w:tc>
           <w:tcPr>
-            <w:tcW w:type="dxa" w:w="1786"/>
+            <w:tcW w:type="dxa" w:w="1771"/>
             <w:shd w:fill="EEF2F6" w:val="clear"/>
             <w:tcBorders>
               <w:top w:val="single" w:sz="4" w:space="0" w:color="C5CDD6"/>
@@ -3659,7 +3659,7 @@
         </w:tc>
         <w:tc>
           <w:tcPr>
-            <w:tcW w:type="dxa" w:w="1786"/>
+            <w:tcW w:type="dxa" w:w="1771"/>
             <w:shd w:fill="EEF2F6" w:val="clear"/>
             <w:tcBorders>
               <w:top w:val="single" w:sz="4" w:space="0" w:color="C5CDD6"/>
@@ -3692,7 +3692,7 @@
         </w:tc>
         <w:tc>
           <w:tcPr>
-            <w:tcW w:type="dxa" w:w="1786"/>
+            <w:tcW w:type="dxa" w:w="1771"/>
             <w:shd w:fill="EEF2F6" w:val="clear"/>
             <w:tcBorders>
               <w:top w:val="single" w:sz="4" w:space="0" w:color="C5CDD6"/>
@@ -3732,7 +3732,7 @@
     </w:p>
     <w:p>
       <w:pPr>
-        <w:spacing w:before="0" w:after="240" w:line="427" w:lineRule="auto"/>
+        <w:spacing w:before="0" w:after="240" w:line="408" w:lineRule="auto"/>
         <w:ind w:firstLine="288"/>
       </w:pPr>
       <w:r>
@@ -3750,12 +3750,12 @@
         <w:tblLook w:firstColumn="1" w:firstRow="1" w:lastColumn="0" w:lastRow="0" w:noHBand="0" w:noVBand="1" w:val="04A0"/>
       </w:tblPr>
       <w:tblGrid>
-        <w:gridCol w:w="8928"/>
+        <w:gridCol w:w="8856"/>
       </w:tblGrid>
       <w:tr>
         <w:tc>
           <w:tcPr>
-            <w:tcW w:type="dxa" w:w="8928"/>
+            <w:tcW w:type="dxa" w:w="8856"/>
             <w:shd w:fill="F8EDE8" w:val="clear"/>
             <w:tcBorders>
               <w:top w:val="single" w:sz="10" w:space="0" w:color="A15C46"/>
@@ -3816,7 +3816,7 @@
     </w:p>
     <w:p>
       <w:pPr>
-        <w:spacing w:before="0" w:after="240" w:line="427" w:lineRule="auto"/>
+        <w:spacing w:before="0" w:after="240" w:line="408" w:lineRule="auto"/>
         <w:ind w:firstLine="288"/>
       </w:pPr>
       <w:r>
@@ -3838,7 +3838,7 @@
     </w:p>
     <w:p>
       <w:pPr>
-        <w:spacing w:before="0" w:after="240" w:line="427" w:lineRule="auto"/>
+        <w:spacing w:before="0" w:after="240" w:line="408" w:lineRule="auto"/>
         <w:ind w:firstLine="288"/>
       </w:pPr>
       <w:r>
@@ -3852,7 +3852,7 @@
     </w:p>
     <w:p>
       <w:pPr>
-        <w:spacing w:before="0" w:after="240" w:line="427" w:lineRule="auto"/>
+        <w:spacing w:before="0" w:after="240" w:line="408" w:lineRule="auto"/>
         <w:ind w:firstLine="288"/>
       </w:pPr>
       <w:r>
@@ -3884,12 +3884,12 @@
         <w:tblLook w:firstColumn="1" w:firstRow="1" w:lastColumn="0" w:lastRow="0" w:noHBand="0" w:noVBand="1" w:val="04A0"/>
       </w:tblPr>
       <w:tblGrid>
-        <w:gridCol w:w="8928"/>
+        <w:gridCol w:w="8856"/>
       </w:tblGrid>
       <w:tr>
         <w:tc>
           <w:tcPr>
-            <w:tcW w:type="dxa" w:w="8928"/>
+            <w:tcW w:type="dxa" w:w="8856"/>
             <w:shd w:fill="F3F4F6" w:val="clear"/>
             <w:tcBorders>
               <w:top w:val="single" w:sz="6" w:space="0" w:color="C5CDD6"/>
@@ -4084,7 +4084,7 @@
     </w:p>
     <w:p>
       <w:pPr>
-        <w:spacing w:before="0" w:after="240" w:line="427" w:lineRule="auto"/>
+        <w:spacing w:before="0" w:after="240" w:line="408" w:lineRule="auto"/>
         <w:ind w:firstLine="288"/>
       </w:pPr>
       <w:r>
@@ -4198,7 +4198,7 @@
     </w:p>
     <w:p>
       <w:pPr>
-        <w:spacing w:before="0" w:after="240" w:line="427" w:lineRule="auto"/>
+        <w:spacing w:before="0" w:after="240" w:line="408" w:lineRule="auto"/>
         <w:ind w:firstLine="288"/>
       </w:pPr>
       <w:r>
@@ -4212,7 +4212,7 @@
     </w:p>
     <w:p>
       <w:pPr>
-        <w:spacing w:before="0" w:after="240" w:line="427" w:lineRule="auto"/>
+        <w:spacing w:before="0" w:after="240" w:line="408" w:lineRule="auto"/>
         <w:ind w:firstLine="288"/>
       </w:pPr>
       <w:r>
@@ -4221,7 +4221,7 @@
           <w:color w:val="222222"/>
           <w:sz w:val="24"/>
         </w:rPr>
-        <w:t>After 19:00 ET Helen's backup is ops-night@clearhaven.example plus the night desk number labeled "CLH Ops Night" in 1Password. That night desk is staffed for Clearhaven's other products, not for recon nuance. They can confirm "file arrived" or "DTCC blast says delay." They cannot tell you why CUSIP 91282CHT1 is unmatched. Do not walk them through match_key SQL. If you need recon nuance after 19:00, that is you, plus Kavya or me as secondary, plus Helen at 07:00. The night desk is a file-presence oracle, not a matcher.</w:t>
+        <w:t>After 19:00 ET Helen's backup is ops-night@clearhaven.internal plus the night desk number labeled "CLH Ops Night" in 1Password. That night desk is staffed for Clearhaven's other products, not for recon nuance. They can confirm "file arrived" or "DTCC blast says delay." They cannot tell you why CUSIP 91282CHT1 is unmatched. Do not walk them through match_key SQL. If you need recon nuance after 19:00, that is you, plus Kavya or me as secondary, plus Helen at 07:00. The night desk is a file-presence oracle, not a matcher.</w:t>
       </w:r>
     </w:p>
     <w:p>
@@ -4263,7 +4263,7 @@
     </w:p>
     <w:p>
       <w:pPr>
-        <w:spacing w:before="0" w:after="240" w:line="427" w:lineRule="auto"/>
+        <w:spacing w:before="0" w:after="240" w:line="408" w:lineRule="auto"/>
         <w:ind w:firstLine="288"/>
       </w:pPr>
       <w:r>
@@ -4347,7 +4347,7 @@
     </w:p>
     <w:p>
       <w:pPr>
-        <w:spacing w:before="0" w:after="240" w:line="427" w:lineRule="auto"/>
+        <w:spacing w:before="0" w:after="240" w:line="408" w:lineRule="auto"/>
         <w:ind w:firstLine="288"/>
       </w:pPr>
       <w:r>
@@ -4421,12 +4421,12 @@
         <w:tblLook w:firstColumn="1" w:firstRow="1" w:lastColumn="0" w:lastRow="0" w:noHBand="0" w:noVBand="1" w:val="04A0"/>
       </w:tblPr>
       <w:tblGrid>
-        <w:gridCol w:w="8928"/>
+        <w:gridCol w:w="8856"/>
       </w:tblGrid>
       <w:tr>
         <w:tc>
           <w:tcPr>
-            <w:tcW w:type="dxa" w:w="8928"/>
+            <w:tcW w:type="dxa" w:w="8856"/>
             <w:shd w:fill="E7EEF5" w:val="clear"/>
             <w:tcBorders>
               <w:top w:val="single" w:sz="10" w:space="0" w:color="1B365D"/>
@@ -4487,7 +4487,7 @@
     </w:p>
     <w:p>
       <w:pPr>
-        <w:spacing w:before="0" w:after="240" w:line="427" w:lineRule="auto"/>
+        <w:spacing w:before="0" w:after="240" w:line="408" w:lineRule="auto"/>
         <w:ind w:firstLine="288"/>
       </w:pPr>
       <w:r>
@@ -4519,12 +4519,12 @@
         <w:tblLook w:firstColumn="1" w:firstRow="1" w:lastColumn="0" w:lastRow="0" w:noHBand="0" w:noVBand="1" w:val="04A0"/>
       </w:tblPr>
       <w:tblGrid>
-        <w:gridCol w:w="8928"/>
+        <w:gridCol w:w="8856"/>
       </w:tblGrid>
       <w:tr>
         <w:tc>
           <w:tcPr>
-            <w:tcW w:type="dxa" w:w="8928"/>
+            <w:tcW w:type="dxa" w:w="8856"/>
             <w:shd w:fill="F3F4F6" w:val="clear"/>
             <w:tcBorders>
               <w:top w:val="single" w:sz="6" w:space="0" w:color="C5CDD6"/>
@@ -4563,7 +4563,7 @@
                 <w:color w:val="222222"/>
                 <w:sz w:val="17"/>
               </w:rPr>
-              <w:t>ns-vpn status || ns-vpn connect ns-prod-vpn.northstar.example</w:t>
+              <w:t>ns-vpn status || ns-vpn connect ns-prod-vpn.northstar.internal</w:t>
             </w:r>
           </w:p>
           <w:p>
@@ -4849,7 +4849,7 @@
     </w:p>
     <w:p>
       <w:pPr>
-        <w:spacing w:before="0" w:after="240" w:line="427" w:lineRule="auto"/>
+        <w:spacing w:before="0" w:after="240" w:line="408" w:lineRule="auto"/>
         <w:ind w:firstLine="288"/>
       </w:pPr>
       <w:r>
@@ -4871,7 +4871,7 @@
     </w:p>
     <w:p>
       <w:pPr>
-        <w:spacing w:before="0" w:after="240" w:line="427" w:lineRule="auto"/>
+        <w:spacing w:before="0" w:after="240" w:line="408" w:lineRule="auto"/>
         <w:ind w:firstLine="288"/>
       </w:pPr>
       <w:r>
@@ -4885,7 +4885,7 @@
     </w:p>
     <w:p>
       <w:pPr>
-        <w:spacing w:before="0" w:after="240" w:line="427" w:lineRule="auto"/>
+        <w:spacing w:before="0" w:after="240" w:line="408" w:lineRule="auto"/>
         <w:ind w:firstLine="288"/>
       </w:pPr>
       <w:r>
@@ -4907,7 +4907,7 @@
     </w:p>
     <w:p>
       <w:pPr>
-        <w:spacing w:before="0" w:after="240" w:line="427" w:lineRule="auto"/>
+        <w:spacing w:before="0" w:after="240" w:line="408" w:lineRule="auto"/>
         <w:ind w:firstLine="288"/>
       </w:pPr>
       <w:r>
@@ -4921,7 +4921,7 @@
     </w:p>
     <w:p>
       <w:pPr>
-        <w:spacing w:before="0" w:after="240" w:line="427" w:lineRule="auto"/>
+        <w:spacing w:before="0" w:after="240" w:line="408" w:lineRule="auto"/>
         <w:ind w:firstLine="288"/>
       </w:pPr>
       <w:r>
@@ -4953,12 +4953,12 @@
         <w:tblLook w:firstColumn="1" w:firstRow="1" w:lastColumn="0" w:lastRow="0" w:noHBand="0" w:noVBand="1" w:val="04A0"/>
       </w:tblPr>
       <w:tblGrid>
-        <w:gridCol w:w="8928"/>
+        <w:gridCol w:w="8856"/>
       </w:tblGrid>
       <w:tr>
         <w:tc>
           <w:tcPr>
-            <w:tcW w:type="dxa" w:w="8928"/>
+            <w:tcW w:type="dxa" w:w="8856"/>
             <w:shd w:fill="F3F4F6" w:val="clear"/>
             <w:tcBorders>
               <w:top w:val="single" w:sz="6" w:space="0" w:color="C5CDD6"/>
@@ -5062,7 +5062,7 @@
     </w:p>
     <w:p>
       <w:pPr>
-        <w:spacing w:before="0" w:after="240" w:line="427" w:lineRule="auto"/>
+        <w:spacing w:before="0" w:after="240" w:line="408" w:lineRule="auto"/>
         <w:ind w:firstLine="288"/>
       </w:pPr>
       <w:r>
@@ -5084,7 +5084,7 @@
     </w:p>
     <w:p>
       <w:pPr>
-        <w:spacing w:before="0" w:after="240" w:line="427" w:lineRule="auto"/>
+        <w:spacing w:before="0" w:after="240" w:line="408" w:lineRule="auto"/>
         <w:ind w:firstLine="288"/>
       </w:pPr>
       <w:r>
@@ -5116,12 +5116,12 @@
         <w:tblLook w:firstColumn="1" w:firstRow="1" w:lastColumn="0" w:lastRow="0" w:noHBand="0" w:noVBand="1" w:val="04A0"/>
       </w:tblPr>
       <w:tblGrid>
-        <w:gridCol w:w="8928"/>
+        <w:gridCol w:w="8856"/>
       </w:tblGrid>
       <w:tr>
         <w:tc>
           <w:tcPr>
-            <w:tcW w:type="dxa" w:w="8928"/>
+            <w:tcW w:type="dxa" w:w="8856"/>
             <w:shd w:fill="F3F4F6" w:val="clear"/>
             <w:tcBorders>
               <w:top w:val="single" w:sz="6" w:space="0" w:color="C5CDD6"/>
@@ -5602,7 +5602,7 @@
     </w:p>
     <w:p>
       <w:pPr>
-        <w:spacing w:before="0" w:after="240" w:line="427" w:lineRule="auto"/>
+        <w:spacing w:before="0" w:after="240" w:line="408" w:lineRule="auto"/>
         <w:ind w:firstLine="288"/>
       </w:pPr>
       <w:r>
@@ -5644,15 +5644,15 @@
         <w:tblLook w:firstColumn="1" w:firstRow="1" w:lastColumn="0" w:lastRow="0" w:noHBand="0" w:noVBand="1" w:val="04A0"/>
       </w:tblPr>
       <w:tblGrid>
-        <w:gridCol w:w="2232"/>
-        <w:gridCol w:w="2232"/>
-        <w:gridCol w:w="2232"/>
-        <w:gridCol w:w="2232"/>
+        <w:gridCol w:w="2214"/>
+        <w:gridCol w:w="2214"/>
+        <w:gridCol w:w="2214"/>
+        <w:gridCol w:w="2214"/>
       </w:tblGrid>
       <w:tr>
         <w:tc>
           <w:tcPr>
-            <w:tcW w:type="dxa" w:w="2232"/>
+            <w:tcW w:type="dxa" w:w="2214"/>
             <w:shd w:fill="1B365D" w:val="clear"/>
             <w:tcBorders>
               <w:top w:val="single" w:sz="4" w:space="0" w:color="1B365D"/>
@@ -5685,7 +5685,7 @@
         </w:tc>
         <w:tc>
           <w:tcPr>
-            <w:tcW w:type="dxa" w:w="2232"/>
+            <w:tcW w:type="dxa" w:w="2214"/>
             <w:shd w:fill="1B365D" w:val="clear"/>
             <w:tcBorders>
               <w:top w:val="single" w:sz="4" w:space="0" w:color="1B365D"/>
@@ -5718,7 +5718,7 @@
         </w:tc>
         <w:tc>
           <w:tcPr>
-            <w:tcW w:type="dxa" w:w="2232"/>
+            <w:tcW w:type="dxa" w:w="2214"/>
             <w:shd w:fill="1B365D" w:val="clear"/>
             <w:tcBorders>
               <w:top w:val="single" w:sz="4" w:space="0" w:color="1B365D"/>
@@ -5751,7 +5751,7 @@
         </w:tc>
         <w:tc>
           <w:tcPr>
-            <w:tcW w:type="dxa" w:w="2232"/>
+            <w:tcW w:type="dxa" w:w="2214"/>
             <w:shd w:fill="1B365D" w:val="clear"/>
             <w:tcBorders>
               <w:top w:val="single" w:sz="4" w:space="0" w:color="1B365D"/>
@@ -5786,7 +5786,7 @@
       <w:tr>
         <w:tc>
           <w:tcPr>
-            <w:tcW w:type="dxa" w:w="2232"/>
+            <w:tcW w:type="dxa" w:w="2214"/>
             <w:shd w:fill="FFFFFF" w:val="clear"/>
             <w:tcBorders>
               <w:top w:val="single" w:sz="4" w:space="0" w:color="C5CDD6"/>
@@ -5819,7 +5819,7 @@
         </w:tc>
         <w:tc>
           <w:tcPr>
-            <w:tcW w:type="dxa" w:w="2232"/>
+            <w:tcW w:type="dxa" w:w="2214"/>
             <w:shd w:fill="FFFFFF" w:val="clear"/>
             <w:tcBorders>
               <w:top w:val="single" w:sz="4" w:space="0" w:color="C5CDD6"/>
@@ -5852,7 +5852,7 @@
         </w:tc>
         <w:tc>
           <w:tcPr>
-            <w:tcW w:type="dxa" w:w="2232"/>
+            <w:tcW w:type="dxa" w:w="2214"/>
             <w:shd w:fill="FFFFFF" w:val="clear"/>
             <w:tcBorders>
               <w:top w:val="single" w:sz="4" w:space="0" w:color="C5CDD6"/>
@@ -5885,7 +5885,7 @@
         </w:tc>
         <w:tc>
           <w:tcPr>
-            <w:tcW w:type="dxa" w:w="2232"/>
+            <w:tcW w:type="dxa" w:w="2214"/>
             <w:shd w:fill="FFFFFF" w:val="clear"/>
             <w:tcBorders>
               <w:top w:val="single" w:sz="4" w:space="0" w:color="C5CDD6"/>
@@ -5920,7 +5920,7 @@
       <w:tr>
         <w:tc>
           <w:tcPr>
-            <w:tcW w:type="dxa" w:w="2232"/>
+            <w:tcW w:type="dxa" w:w="2214"/>
             <w:shd w:fill="EEF2F6" w:val="clear"/>
             <w:tcBorders>
               <w:top w:val="single" w:sz="4" w:space="0" w:color="C5CDD6"/>
@@ -5953,7 +5953,7 @@
         </w:tc>
         <w:tc>
           <w:tcPr>
-            <w:tcW w:type="dxa" w:w="2232"/>
+            <w:tcW w:type="dxa" w:w="2214"/>
             <w:shd w:fill="EEF2F6" w:val="clear"/>
             <w:tcBorders>
               <w:top w:val="single" w:sz="4" w:space="0" w:color="C5CDD6"/>
@@ -5986,7 +5986,7 @@
         </w:tc>
         <w:tc>
           <w:tcPr>
-            <w:tcW w:type="dxa" w:w="2232"/>
+            <w:tcW w:type="dxa" w:w="2214"/>
             <w:shd w:fill="EEF2F6" w:val="clear"/>
             <w:tcBorders>
               <w:top w:val="single" w:sz="4" w:space="0" w:color="C5CDD6"/>
@@ -6019,7 +6019,7 @@
         </w:tc>
         <w:tc>
           <w:tcPr>
-            <w:tcW w:type="dxa" w:w="2232"/>
+            <w:tcW w:type="dxa" w:w="2214"/>
             <w:shd w:fill="EEF2F6" w:val="clear"/>
             <w:tcBorders>
               <w:top w:val="single" w:sz="4" w:space="0" w:color="C5CDD6"/>
@@ -6054,7 +6054,7 @@
       <w:tr>
         <w:tc>
           <w:tcPr>
-            <w:tcW w:type="dxa" w:w="2232"/>
+            <w:tcW w:type="dxa" w:w="2214"/>
             <w:shd w:fill="FFFFFF" w:val="clear"/>
             <w:tcBorders>
               <w:top w:val="single" w:sz="4" w:space="0" w:color="C5CDD6"/>
@@ -6087,7 +6087,7 @@
         </w:tc>
         <w:tc>
           <w:tcPr>
-            <w:tcW w:type="dxa" w:w="2232"/>
+            <w:tcW w:type="dxa" w:w="2214"/>
             <w:shd w:fill="FFFFFF" w:val="clear"/>
             <w:tcBorders>
               <w:top w:val="single" w:sz="4" w:space="0" w:color="C5CDD6"/>
@@ -6120,7 +6120,7 @@
         </w:tc>
         <w:tc>
           <w:tcPr>
-            <w:tcW w:type="dxa" w:w="2232"/>
+            <w:tcW w:type="dxa" w:w="2214"/>
             <w:shd w:fill="FFFFFF" w:val="clear"/>
             <w:tcBorders>
               <w:top w:val="single" w:sz="4" w:space="0" w:color="C5CDD6"/>
@@ -6153,7 +6153,7 @@
         </w:tc>
         <w:tc>
           <w:tcPr>
-            <w:tcW w:type="dxa" w:w="2232"/>
+            <w:tcW w:type="dxa" w:w="2214"/>
             <w:shd w:fill="FFFFFF" w:val="clear"/>
             <w:tcBorders>
               <w:top w:val="single" w:sz="4" w:space="0" w:color="C5CDD6"/>
@@ -6188,7 +6188,7 @@
       <w:tr>
         <w:tc>
           <w:tcPr>
-            <w:tcW w:type="dxa" w:w="2232"/>
+            <w:tcW w:type="dxa" w:w="2214"/>
             <w:shd w:fill="EEF2F6" w:val="clear"/>
             <w:tcBorders>
               <w:top w:val="single" w:sz="4" w:space="0" w:color="C5CDD6"/>
@@ -6221,7 +6221,7 @@
         </w:tc>
         <w:tc>
           <w:tcPr>
-            <w:tcW w:type="dxa" w:w="2232"/>
+            <w:tcW w:type="dxa" w:w="2214"/>
             <w:shd w:fill="EEF2F6" w:val="clear"/>
             <w:tcBorders>
               <w:top w:val="single" w:sz="4" w:space="0" w:color="C5CDD6"/>
@@ -6254,7 +6254,7 @@
         </w:tc>
         <w:tc>
           <w:tcPr>
-            <w:tcW w:type="dxa" w:w="2232"/>
+            <w:tcW w:type="dxa" w:w="2214"/>
             <w:shd w:fill="EEF2F6" w:val="clear"/>
             <w:tcBorders>
               <w:top w:val="single" w:sz="4" w:space="0" w:color="C5CDD6"/>
@@ -6287,7 +6287,7 @@
         </w:tc>
         <w:tc>
           <w:tcPr>
-            <w:tcW w:type="dxa" w:w="2232"/>
+            <w:tcW w:type="dxa" w:w="2214"/>
             <w:shd w:fill="EEF2F6" w:val="clear"/>
             <w:tcBorders>
               <w:top w:val="single" w:sz="4" w:space="0" w:color="C5CDD6"/>
@@ -6322,7 +6322,7 @@
       <w:tr>
         <w:tc>
           <w:tcPr>
-            <w:tcW w:type="dxa" w:w="2232"/>
+            <w:tcW w:type="dxa" w:w="2214"/>
             <w:shd w:fill="FFFFFF" w:val="clear"/>
             <w:tcBorders>
               <w:top w:val="single" w:sz="4" w:space="0" w:color="C5CDD6"/>
@@ -6355,7 +6355,7 @@
         </w:tc>
         <w:tc>
           <w:tcPr>
-            <w:tcW w:type="dxa" w:w="2232"/>
+            <w:tcW w:type="dxa" w:w="2214"/>
             <w:shd w:fill="FFFFFF" w:val="clear"/>
             <w:tcBorders>
               <w:top w:val="single" w:sz="4" w:space="0" w:color="C5CDD6"/>
@@ -6388,7 +6388,7 @@
         </w:tc>
         <w:tc>
           <w:tcPr>
-            <w:tcW w:type="dxa" w:w="2232"/>
+            <w:tcW w:type="dxa" w:w="2214"/>
             <w:shd w:fill="FFFFFF" w:val="clear"/>
             <w:tcBorders>
               <w:top w:val="single" w:sz="4" w:space="0" w:color="C5CDD6"/>
@@ -6421,7 +6421,7 @@
         </w:tc>
         <w:tc>
           <w:tcPr>
-            <w:tcW w:type="dxa" w:w="2232"/>
+            <w:tcW w:type="dxa" w:w="2214"/>
             <w:shd w:fill="FFFFFF" w:val="clear"/>
             <w:tcBorders>
               <w:top w:val="single" w:sz="4" w:space="0" w:color="C5CDD6"/>
@@ -6456,7 +6456,7 @@
       <w:tr>
         <w:tc>
           <w:tcPr>
-            <w:tcW w:type="dxa" w:w="2232"/>
+            <w:tcW w:type="dxa" w:w="2214"/>
             <w:shd w:fill="EEF2F6" w:val="clear"/>
             <w:tcBorders>
               <w:top w:val="single" w:sz="4" w:space="0" w:color="C5CDD6"/>
@@ -6489,7 +6489,7 @@
         </w:tc>
         <w:tc>
           <w:tcPr>
-            <w:tcW w:type="dxa" w:w="2232"/>
+            <w:tcW w:type="dxa" w:w="2214"/>
             <w:shd w:fill="EEF2F6" w:val="clear"/>
             <w:tcBorders>
               <w:top w:val="single" w:sz="4" w:space="0" w:color="C5CDD6"/>
@@ -6522,7 +6522,7 @@
         </w:tc>
         <w:tc>
           <w:tcPr>
-            <w:tcW w:type="dxa" w:w="2232"/>
+            <w:tcW w:type="dxa" w:w="2214"/>
             <w:shd w:fill="EEF2F6" w:val="clear"/>
             <w:tcBorders>
               <w:top w:val="single" w:sz="4" w:space="0" w:color="C5CDD6"/>
@@ -6555,7 +6555,7 @@
         </w:tc>
         <w:tc>
           <w:tcPr>
-            <w:tcW w:type="dxa" w:w="2232"/>
+            <w:tcW w:type="dxa" w:w="2214"/>
             <w:shd w:fill="EEF2F6" w:val="clear"/>
             <w:tcBorders>
               <w:top w:val="single" w:sz="4" w:space="0" w:color="C5CDD6"/>
@@ -6595,7 +6595,7 @@
     </w:p>
     <w:p>
       <w:pPr>
-        <w:spacing w:before="0" w:after="240" w:line="427" w:lineRule="auto"/>
+        <w:spacing w:before="0" w:after="240" w:line="408" w:lineRule="auto"/>
         <w:ind w:firstLine="288"/>
       </w:pPr>
       <w:r>
@@ -6617,7 +6617,7 @@
     </w:p>
     <w:p>
       <w:pPr>
-        <w:spacing w:before="0" w:after="240" w:line="427" w:lineRule="auto"/>
+        <w:spacing w:before="0" w:after="240" w:line="408" w:lineRule="auto"/>
         <w:ind w:firstLine="288"/>
       </w:pPr>
       <w:r>
@@ -6631,7 +6631,7 @@
     </w:p>
     <w:p>
       <w:pPr>
-        <w:spacing w:before="0" w:after="240" w:line="427" w:lineRule="auto"/>
+        <w:spacing w:before="0" w:after="240" w:line="408" w:lineRule="auto"/>
         <w:ind w:firstLine="288"/>
       </w:pPr>
       <w:r>
@@ -6645,7 +6645,7 @@
     </w:p>
     <w:p>
       <w:pPr>
-        <w:spacing w:before="0" w:after="240" w:line="427" w:lineRule="auto"/>
+        <w:spacing w:before="0" w:after="240" w:line="408" w:lineRule="auto"/>
         <w:ind w:firstLine="288"/>
       </w:pPr>
       <w:r>
@@ -6687,15 +6687,15 @@
         <w:tblLook w:firstColumn="1" w:firstRow="1" w:lastColumn="0" w:lastRow="0" w:noHBand="0" w:noVBand="1" w:val="04A0"/>
       </w:tblPr>
       <w:tblGrid>
-        <w:gridCol w:w="2232"/>
-        <w:gridCol w:w="2232"/>
-        <w:gridCol w:w="2232"/>
-        <w:gridCol w:w="2232"/>
+        <w:gridCol w:w="2214"/>
+        <w:gridCol w:w="2214"/>
+        <w:gridCol w:w="2214"/>
+        <w:gridCol w:w="2214"/>
       </w:tblGrid>
       <w:tr>
         <w:tc>
           <w:tcPr>
-            <w:tcW w:type="dxa" w:w="2232"/>
+            <w:tcW w:type="dxa" w:w="2214"/>
             <w:shd w:fill="1B365D" w:val="clear"/>
             <w:tcBorders>
               <w:top w:val="single" w:sz="4" w:space="0" w:color="1B365D"/>
@@ -6728,7 +6728,7 @@
         </w:tc>
         <w:tc>
           <w:tcPr>
-            <w:tcW w:type="dxa" w:w="2232"/>
+            <w:tcW w:type="dxa" w:w="2214"/>
             <w:shd w:fill="1B365D" w:val="clear"/>
             <w:tcBorders>
               <w:top w:val="single" w:sz="4" w:space="0" w:color="1B365D"/>
@@ -6761,7 +6761,7 @@
         </w:tc>
         <w:tc>
           <w:tcPr>
-            <w:tcW w:type="dxa" w:w="2232"/>
+            <w:tcW w:type="dxa" w:w="2214"/>
             <w:shd w:fill="1B365D" w:val="clear"/>
             <w:tcBorders>
               <w:top w:val="single" w:sz="4" w:space="0" w:color="1B365D"/>
@@ -6794,7 +6794,7 @@
         </w:tc>
         <w:tc>
           <w:tcPr>
-            <w:tcW w:type="dxa" w:w="2232"/>
+            <w:tcW w:type="dxa" w:w="2214"/>
             <w:shd w:fill="1B365D" w:val="clear"/>
             <w:tcBorders>
               <w:top w:val="single" w:sz="4" w:space="0" w:color="1B365D"/>
@@ -6829,7 +6829,7 @@
       <w:tr>
         <w:tc>
           <w:tcPr>
-            <w:tcW w:type="dxa" w:w="2232"/>
+            <w:tcW w:type="dxa" w:w="2214"/>
             <w:shd w:fill="FFFFFF" w:val="clear"/>
             <w:tcBorders>
               <w:top w:val="single" w:sz="4" w:space="0" w:color="C5CDD6"/>
@@ -6862,7 +6862,7 @@
         </w:tc>
         <w:tc>
           <w:tcPr>
-            <w:tcW w:type="dxa" w:w="2232"/>
+            <w:tcW w:type="dxa" w:w="2214"/>
             <w:shd w:fill="FFFFFF" w:val="clear"/>
             <w:tcBorders>
               <w:top w:val="single" w:sz="4" w:space="0" w:color="C5CDD6"/>
@@ -6895,7 +6895,7 @@
         </w:tc>
         <w:tc>
           <w:tcPr>
-            <w:tcW w:type="dxa" w:w="2232"/>
+            <w:tcW w:type="dxa" w:w="2214"/>
             <w:shd w:fill="FFFFFF" w:val="clear"/>
             <w:tcBorders>
               <w:top w:val="single" w:sz="4" w:space="0" w:color="C5CDD6"/>
@@ -6928,7 +6928,7 @@
         </w:tc>
         <w:tc>
           <w:tcPr>
-            <w:tcW w:type="dxa" w:w="2232"/>
+            <w:tcW w:type="dxa" w:w="2214"/>
             <w:shd w:fill="FFFFFF" w:val="clear"/>
             <w:tcBorders>
               <w:top w:val="single" w:sz="4" w:space="0" w:color="C5CDD6"/>
@@ -6963,7 +6963,7 @@
       <w:tr>
         <w:tc>
           <w:tcPr>
-            <w:tcW w:type="dxa" w:w="2232"/>
+            <w:tcW w:type="dxa" w:w="2214"/>
             <w:shd w:fill="EEF2F6" w:val="clear"/>
             <w:tcBorders>
               <w:top w:val="single" w:sz="4" w:space="0" w:color="C5CDD6"/>
@@ -6996,7 +6996,7 @@
         </w:tc>
         <w:tc>
           <w:tcPr>
-            <w:tcW w:type="dxa" w:w="2232"/>
+            <w:tcW w:type="dxa" w:w="2214"/>
             <w:shd w:fill="EEF2F6" w:val="clear"/>
             <w:tcBorders>
               <w:top w:val="single" w:sz="4" w:space="0" w:color="C5CDD6"/>
@@ -7029,7 +7029,7 @@
         </w:tc>
         <w:tc>
           <w:tcPr>
-            <w:tcW w:type="dxa" w:w="2232"/>
+            <w:tcW w:type="dxa" w:w="2214"/>
             <w:shd w:fill="EEF2F6" w:val="clear"/>
             <w:tcBorders>
               <w:top w:val="single" w:sz="4" w:space="0" w:color="C5CDD6"/>
@@ -7062,7 +7062,7 @@
         </w:tc>
         <w:tc>
           <w:tcPr>
-            <w:tcW w:type="dxa" w:w="2232"/>
+            <w:tcW w:type="dxa" w:w="2214"/>
             <w:shd w:fill="EEF2F6" w:val="clear"/>
             <w:tcBorders>
               <w:top w:val="single" w:sz="4" w:space="0" w:color="C5CDD6"/>
@@ -7097,7 +7097,7 @@
       <w:tr>
         <w:tc>
           <w:tcPr>
-            <w:tcW w:type="dxa" w:w="2232"/>
+            <w:tcW w:type="dxa" w:w="2214"/>
             <w:shd w:fill="FFFFFF" w:val="clear"/>
             <w:tcBorders>
               <w:top w:val="single" w:sz="4" w:space="0" w:color="C5CDD6"/>
@@ -7130,7 +7130,7 @@
         </w:tc>
         <w:tc>
           <w:tcPr>
-            <w:tcW w:type="dxa" w:w="2232"/>
+            <w:tcW w:type="dxa" w:w="2214"/>
             <w:shd w:fill="FFFFFF" w:val="clear"/>
             <w:tcBorders>
               <w:top w:val="single" w:sz="4" w:space="0" w:color="C5CDD6"/>
@@ -7163,7 +7163,7 @@
         </w:tc>
         <w:tc>
           <w:tcPr>
-            <w:tcW w:type="dxa" w:w="2232"/>
+            <w:tcW w:type="dxa" w:w="2214"/>
             <w:shd w:fill="FFFFFF" w:val="clear"/>
             <w:tcBorders>
               <w:top w:val="single" w:sz="4" w:space="0" w:color="C5CDD6"/>
@@ -7196,7 +7196,7 @@
         </w:tc>
         <w:tc>
           <w:tcPr>
-            <w:tcW w:type="dxa" w:w="2232"/>
+            <w:tcW w:type="dxa" w:w="2214"/>
             <w:shd w:fill="FFFFFF" w:val="clear"/>
             <w:tcBorders>
               <w:top w:val="single" w:sz="4" w:space="0" w:color="C5CDD6"/>
@@ -7231,7 +7231,7 @@
       <w:tr>
         <w:tc>
           <w:tcPr>
-            <w:tcW w:type="dxa" w:w="2232"/>
+            <w:tcW w:type="dxa" w:w="2214"/>
             <w:shd w:fill="EEF2F6" w:val="clear"/>
             <w:tcBorders>
               <w:top w:val="single" w:sz="4" w:space="0" w:color="C5CDD6"/>
@@ -7264,7 +7264,7 @@
         </w:tc>
         <w:tc>
           <w:tcPr>
-            <w:tcW w:type="dxa" w:w="2232"/>
+            <w:tcW w:type="dxa" w:w="2214"/>
             <w:shd w:fill="EEF2F6" w:val="clear"/>
             <w:tcBorders>
               <w:top w:val="single" w:sz="4" w:space="0" w:color="C5CDD6"/>
@@ -7297,7 +7297,7 @@
         </w:tc>
         <w:tc>
           <w:tcPr>
-            <w:tcW w:type="dxa" w:w="2232"/>
+            <w:tcW w:type="dxa" w:w="2214"/>
             <w:shd w:fill="EEF2F6" w:val="clear"/>
             <w:tcBorders>
               <w:top w:val="single" w:sz="4" w:space="0" w:color="C5CDD6"/>
@@ -7330,7 +7330,7 @@
         </w:tc>
         <w:tc>
           <w:tcPr>
-            <w:tcW w:type="dxa" w:w="2232"/>
+            <w:tcW w:type="dxa" w:w="2214"/>
             <w:shd w:fill="EEF2F6" w:val="clear"/>
             <w:tcBorders>
               <w:top w:val="single" w:sz="4" w:space="0" w:color="C5CDD6"/>
@@ -7365,7 +7365,7 @@
       <w:tr>
         <w:tc>
           <w:tcPr>
-            <w:tcW w:type="dxa" w:w="2232"/>
+            <w:tcW w:type="dxa" w:w="2214"/>
             <w:shd w:fill="FFFFFF" w:val="clear"/>
             <w:tcBorders>
               <w:top w:val="single" w:sz="4" w:space="0" w:color="C5CDD6"/>
@@ -7398,7 +7398,7 @@
         </w:tc>
         <w:tc>
           <w:tcPr>
-            <w:tcW w:type="dxa" w:w="2232"/>
+            <w:tcW w:type="dxa" w:w="2214"/>
             <w:shd w:fill="FFFFFF" w:val="clear"/>
             <w:tcBorders>
               <w:top w:val="single" w:sz="4" w:space="0" w:color="C5CDD6"/>
@@ -7431,7 +7431,7 @@
         </w:tc>
         <w:tc>
           <w:tcPr>
-            <w:tcW w:type="dxa" w:w="2232"/>
+            <w:tcW w:type="dxa" w:w="2214"/>
             <w:shd w:fill="FFFFFF" w:val="clear"/>
             <w:tcBorders>
               <w:top w:val="single" w:sz="4" w:space="0" w:color="C5CDD6"/>
@@ -7464,7 +7464,7 @@
         </w:tc>
         <w:tc>
           <w:tcPr>
-            <w:tcW w:type="dxa" w:w="2232"/>
+            <w:tcW w:type="dxa" w:w="2214"/>
             <w:shd w:fill="FFFFFF" w:val="clear"/>
             <w:tcBorders>
               <w:top w:val="single" w:sz="4" w:space="0" w:color="C5CDD6"/>
@@ -7512,7 +7512,7 @@
     </w:p>
     <w:p>
       <w:pPr>
-        <w:spacing w:before="0" w:after="240" w:line="427" w:lineRule="auto"/>
+        <w:spacing w:before="0" w:after="240" w:line="408" w:lineRule="auto"/>
         <w:ind w:firstLine="288"/>
       </w:pPr>
       <w:r>
@@ -7526,7 +7526,7 @@
     </w:p>
     <w:p>
       <w:pPr>
-        <w:spacing w:before="0" w:after="240" w:line="427" w:lineRule="auto"/>
+        <w:spacing w:before="0" w:after="240" w:line="408" w:lineRule="auto"/>
         <w:ind w:firstLine="288"/>
       </w:pPr>
       <w:r>
@@ -7549,7 +7549,7 @@
     </w:p>
     <w:p>
       <w:pPr>
-        <w:spacing w:before="0" w:after="240" w:line="427" w:lineRule="auto"/>
+        <w:spacing w:before="0" w:after="240" w:line="408" w:lineRule="auto"/>
         <w:ind w:firstLine="288"/>
       </w:pPr>
       <w:r>
@@ -7563,7 +7563,7 @@
     </w:p>
     <w:p>
       <w:pPr>
-        <w:spacing w:before="0" w:after="240" w:line="427" w:lineRule="auto"/>
+        <w:spacing w:before="0" w:after="240" w:line="408" w:lineRule="auto"/>
         <w:ind w:firstLine="288"/>
       </w:pPr>
       <w:r>
@@ -7577,7 +7577,7 @@
     </w:p>
     <w:p>
       <w:pPr>
-        <w:spacing w:before="0" w:after="240" w:line="427" w:lineRule="auto"/>
+        <w:spacing w:before="0" w:after="240" w:line="408" w:lineRule="auto"/>
         <w:ind w:firstLine="288"/>
       </w:pPr>
       <w:r>
@@ -7712,7 +7712,7 @@
     </w:p>
     <w:p>
       <w:pPr>
-        <w:spacing w:before="0" w:after="240" w:line="427" w:lineRule="auto"/>
+        <w:spacing w:before="0" w:after="240" w:line="408" w:lineRule="auto"/>
         <w:ind w:firstLine="288"/>
       </w:pPr>
       <w:r>
@@ -7734,7 +7734,7 @@
     </w:p>
     <w:p>
       <w:pPr>
-        <w:spacing w:before="0" w:after="240" w:line="427" w:lineRule="auto"/>
+        <w:spacing w:before="0" w:after="240" w:line="408" w:lineRule="auto"/>
         <w:ind w:firstLine="288"/>
       </w:pPr>
       <w:r>
@@ -7756,7 +7756,7 @@
     </w:p>
     <w:p>
       <w:pPr>
-        <w:spacing w:before="0" w:after="240" w:line="427" w:lineRule="auto"/>
+        <w:spacing w:before="0" w:after="240" w:line="408" w:lineRule="auto"/>
         <w:ind w:firstLine="288"/>
       </w:pPr>
       <w:r>
@@ -7765,7 +7765,7 @@
           <w:color w:val="222222"/>
           <w:sz w:val="24"/>
         </w:rPr>
-        <w:t>Tell: one partition not moving, others draining. Confirm on ns-prod-vpn.northstar.example before you touch replicas. Ticket CLH-STG if one is not already open. Precondition: you are on-call or Diego Alvarez knows. Stop if you are inside a freeze and this is not a SEV1 as defined in the front of this SOP.</w:t>
+        <w:t>Tell: one partition not moving, others draining. Confirm on ns-prod-vpn.northstar.internal before you touch replicas. Ticket CLH-STG if one is not already open. Precondition: you are on-call or Diego Alvarez knows. Stop if you are inside a freeze and this is not a SEV1 as defined in the front of this SOP.</w:t>
       </w:r>
     </w:p>
     <w:p>
@@ -7788,12 +7788,12 @@
         <w:tblLook w:firstColumn="1" w:firstRow="1" w:lastColumn="0" w:lastRow="0" w:noHBand="0" w:noVBand="1" w:val="04A0"/>
       </w:tblPr>
       <w:tblGrid>
-        <w:gridCol w:w="8928"/>
+        <w:gridCol w:w="8856"/>
       </w:tblGrid>
       <w:tr>
         <w:tc>
           <w:tcPr>
-            <w:tcW w:type="dxa" w:w="8928"/>
+            <w:tcW w:type="dxa" w:w="8856"/>
             <w:shd w:fill="F3F4F6" w:val="clear"/>
             <w:tcBorders>
               <w:top w:val="single" w:sz="6" w:space="0" w:color="C5CDD6"/>
@@ -7975,7 +7975,7 @@
     </w:p>
     <w:p>
       <w:pPr>
-        <w:spacing w:before="0" w:after="240" w:line="427" w:lineRule="auto"/>
+        <w:spacing w:before="0" w:after="240" w:line="408" w:lineRule="auto"/>
         <w:ind w:firstLine="288"/>
       </w:pPr>
       <w:r>
@@ -7984,7 +7984,7 @@
           <w:color w:val="222222"/>
           <w:sz w:val="24"/>
         </w:rPr>
-        <w:t>Tell: take one feed down, not the API. Confirm on clearhaven.example before you touch replicas. Ticket CLH-INC-2023-204 if one is not already open. Precondition: you are on-call or Diego Alvarez knows. Stop if you are inside a freeze and this is not a SEV1 as defined in the front of this SOP.</w:t>
+        <w:t>Tell: take one feed down, not the API. Confirm on clearhaven.internal before you touch replicas. Ticket CLH-INC-2023-204 if one is not already open. Precondition: you are on-call or Diego Alvarez knows. Stop if you are inside a freeze and this is not a SEV1 as defined in the front of this SOP.</w:t>
       </w:r>
     </w:p>
     <w:p>
@@ -8007,12 +8007,12 @@
         <w:tblLook w:firstColumn="1" w:firstRow="1" w:lastColumn="0" w:lastRow="0" w:noHBand="0" w:noVBand="1" w:val="04A0"/>
       </w:tblPr>
       <w:tblGrid>
-        <w:gridCol w:w="8928"/>
+        <w:gridCol w:w="8856"/>
       </w:tblGrid>
       <w:tr>
         <w:tc>
           <w:tcPr>
-            <w:tcW w:type="dxa" w:w="8928"/>
+            <w:tcW w:type="dxa" w:w="8856"/>
             <w:shd w:fill="F3F4F6" w:val="clear"/>
             <w:tcBorders>
               <w:top w:val="single" w:sz="6" w:space="0" w:color="C5CDD6"/>
@@ -8194,7 +8194,7 @@
     </w:p>
     <w:p>
       <w:pPr>
-        <w:spacing w:before="0" w:after="240" w:line="427" w:lineRule="auto"/>
+        <w:spacing w:before="0" w:after="240" w:line="408" w:lineRule="auto"/>
         <w:ind w:firstLine="288"/>
       </w:pPr>
       <w:r>
@@ -8203,7 +8203,7 @@
           <w:color w:val="222222"/>
           <w:sz w:val="24"/>
         </w:rPr>
-        <w:t>Tell: stop writes, call the DBA path. Confirm on northstar.example before you touch replicas. Ticket NS-PD-441 if one is not already open. Precondition: you are on-call or Diego Alvarez knows. Stop if you are inside a freeze and this is not a SEV1 as defined in the front of this SOP.</w:t>
+        <w:t>Tell: stop writes, call the DBA path. Confirm on northstar.internal before you touch replicas. Ticket NS-PD-441 if one is not already open. Precondition: you are on-call or Diego Alvarez knows. Stop if you are inside a freeze and this is not a SEV1 as defined in the front of this SOP.</w:t>
       </w:r>
     </w:p>
     <w:p>
@@ -8226,12 +8226,12 @@
         <w:tblLook w:firstColumn="1" w:firstRow="1" w:lastColumn="0" w:lastRow="0" w:noHBand="0" w:noVBand="1" w:val="04A0"/>
       </w:tblPr>
       <w:tblGrid>
-        <w:gridCol w:w="8928"/>
+        <w:gridCol w:w="8856"/>
       </w:tblGrid>
       <w:tr>
         <w:tc>
           <w:tcPr>
-            <w:tcW w:type="dxa" w:w="8928"/>
+            <w:tcW w:type="dxa" w:w="8856"/>
             <w:shd w:fill="F3F4F6" w:val="clear"/>
             <w:tcBorders>
               <w:top w:val="single" w:sz="6" w:space="0" w:color="C5CDD6"/>
@@ -8413,7 +8413,7 @@
     </w:p>
     <w:p>
       <w:pPr>
-        <w:spacing w:before="0" w:after="240" w:line="427" w:lineRule="auto"/>
+        <w:spacing w:before="0" w:after="240" w:line="408" w:lineRule="auto"/>
         <w:ind w:firstLine="288"/>
       </w:pPr>
       <w:r>
@@ -8422,7 +8422,7 @@
           <w:color w:val="222222"/>
           <w:sz w:val="24"/>
         </w:rPr>
-        <w:t>Tell: stop pasting, run redaction. Confirm on ns-prod-vpn.northstar.example before you touch replicas. Ticket CLH-ONCALL-118 if one is not already open. Precondition: you are on-call or Diego Alvarez knows. Stop if you are inside a freeze and this is not a SEV1 as defined in the front of this SOP.</w:t>
+        <w:t>Tell: stop pasting, run redaction. Confirm on ns-prod-vpn.northstar.internal before you touch replicas. Ticket CLH-ONCALL-118 if one is not already open. Precondition: you are on-call or Diego Alvarez knows. Stop if you are inside a freeze and this is not a SEV1 as defined in the front of this SOP.</w:t>
       </w:r>
     </w:p>
     <w:p>
@@ -8445,12 +8445,12 @@
         <w:tblLook w:firstColumn="1" w:firstRow="1" w:lastColumn="0" w:lastRow="0" w:noHBand="0" w:noVBand="1" w:val="04A0"/>
       </w:tblPr>
       <w:tblGrid>
-        <w:gridCol w:w="8928"/>
+        <w:gridCol w:w="8856"/>
       </w:tblGrid>
       <w:tr>
         <w:tc>
           <w:tcPr>
-            <w:tcW w:type="dxa" w:w="8928"/>
+            <w:tcW w:type="dxa" w:w="8856"/>
             <w:shd w:fill="F3F4F6" w:val="clear"/>
             <w:tcBorders>
               <w:top w:val="single" w:sz="6" w:space="0" w:color="C5CDD6"/>
@@ -8632,7 +8632,7 @@
     </w:p>
     <w:p>
       <w:pPr>
-        <w:spacing w:before="0" w:after="240" w:line="427" w:lineRule="auto"/>
+        <w:spacing w:before="0" w:after="240" w:line="408" w:lineRule="auto"/>
         <w:ind w:firstLine="288"/>
       </w:pPr>
       <w:r>
@@ -8641,7 +8641,7 @@
           <w:color w:val="222222"/>
           <w:sz w:val="24"/>
         </w:rPr>
-        <w:t>Tell: file landed, count lies. Confirm on clearhaven.example before you touch replicas. Ticket CLH-RB-2024-007 if one is not already open. Precondition: you are on-call or Diego Alvarez knows. Stop if you are inside a freeze and this is not a SEV1 as defined in the front of this SOP.</w:t>
+        <w:t>Tell: file landed, count lies. Confirm on clearhaven.internal before you touch replicas. Ticket CLH-RB-2024-007 if one is not already open. Precondition: you are on-call or Diego Alvarez knows. Stop if you are inside a freeze and this is not a SEV1 as defined in the front of this SOP.</w:t>
       </w:r>
     </w:p>
     <w:p>
@@ -8664,12 +8664,12 @@
         <w:tblLook w:firstColumn="1" w:firstRow="1" w:lastColumn="0" w:lastRow="0" w:noHBand="0" w:noVBand="1" w:val="04A0"/>
       </w:tblPr>
       <w:tblGrid>
-        <w:gridCol w:w="8928"/>
+        <w:gridCol w:w="8856"/>
       </w:tblGrid>
       <w:tr>
         <w:tc>
           <w:tcPr>
-            <w:tcW w:type="dxa" w:w="8928"/>
+            <w:tcW w:type="dxa" w:w="8856"/>
             <w:shd w:fill="F3F4F6" w:val="clear"/>
             <w:tcBorders>
               <w:top w:val="single" w:sz="6" w:space="0" w:color="C5CDD6"/>
@@ -8851,7 +8851,7 @@
     </w:p>
     <w:p>
       <w:pPr>
-        <w:spacing w:before="0" w:after="240" w:line="427" w:lineRule="auto"/>
+        <w:spacing w:before="0" w:after="240" w:line="408" w:lineRule="auto"/>
         <w:ind w:firstLine="288"/>
       </w:pPr>
       <w:r>
@@ -8860,7 +8860,7 @@
           <w:color w:val="222222"/>
           <w:sz w:val="24"/>
         </w:rPr>
-        <w:t>Tell: reads look fine, totals lie. Confirm on northstar.example before you touch replicas. Ticket CLH-ONCALL- if one is not already open. Precondition: you are on-call or Diego Alvarez knows. Stop if you are inside a freeze and this is not a SEV1 as defined in the front of this SOP.</w:t>
+        <w:t>Tell: reads look fine, totals lie. Confirm on northstar.internal before you touch replicas. Ticket CLH-ONCALL- if one is not already open. Precondition: you are on-call or Diego Alvarez knows. Stop if you are inside a freeze and this is not a SEV1 as defined in the front of this SOP.</w:t>
       </w:r>
     </w:p>
     <w:p>
@@ -8883,12 +8883,12 @@
         <w:tblLook w:firstColumn="1" w:firstRow="1" w:lastColumn="0" w:lastRow="0" w:noHBand="0" w:noVBand="1" w:val="04A0"/>
       </w:tblPr>
       <w:tblGrid>
-        <w:gridCol w:w="8928"/>
+        <w:gridCol w:w="8856"/>
       </w:tblGrid>
       <w:tr>
         <w:tc>
           <w:tcPr>
-            <w:tcW w:type="dxa" w:w="8928"/>
+            <w:tcW w:type="dxa" w:w="8856"/>
             <w:shd w:fill="F3F4F6" w:val="clear"/>
             <w:tcBorders>
               <w:top w:val="single" w:sz="6" w:space="0" w:color="C5CDD6"/>
@@ -9070,7 +9070,7 @@
     </w:p>
     <w:p>
       <w:pPr>
-        <w:spacing w:before="0" w:after="240" w:line="427" w:lineRule="auto"/>
+        <w:spacing w:before="0" w:after="240" w:line="408" w:lineRule="auto"/>
         <w:ind w:firstLine="288"/>
       </w:pPr>
       <w:r>
@@ -9079,7 +9079,7 @@
           <w:color w:val="222222"/>
           <w:sz w:val="24"/>
         </w:rPr>
-        <w:t>Tell: auth fail or silent skip. Confirm on ns-prod-vpn.northstar.example before you touch replicas. Ticket CLH-CERT if one is not already open. Precondition: you are on-call or Diego Alvarez knows. Stop if you are inside a freeze and this is not a SEV1 as defined in the front of this SOP.</w:t>
+        <w:t>Tell: auth fail or silent skip. Confirm on ns-prod-vpn.northstar.internal before you touch replicas. Ticket CLH-CERT if one is not already open. Precondition: you are on-call or Diego Alvarez knows. Stop if you are inside a freeze and this is not a SEV1 as defined in the front of this SOP.</w:t>
       </w:r>
     </w:p>
     <w:p>
@@ -9102,12 +9102,12 @@
         <w:tblLook w:firstColumn="1" w:firstRow="1" w:lastColumn="0" w:lastRow="0" w:noHBand="0" w:noVBand="1" w:val="04A0"/>
       </w:tblPr>
       <w:tblGrid>
-        <w:gridCol w:w="8928"/>
+        <w:gridCol w:w="8856"/>
       </w:tblGrid>
       <w:tr>
         <w:tc>
           <w:tcPr>
-            <w:tcW w:type="dxa" w:w="8928"/>
+            <w:tcW w:type="dxa" w:w="8856"/>
             <w:shd w:fill="F3F4F6" w:val="clear"/>
             <w:tcBorders>
               <w:top w:val="single" w:sz="6" w:space="0" w:color="C5CDD6"/>
@@ -9289,7 +9289,7 @@
     </w:p>
     <w:p>
       <w:pPr>
-        <w:spacing w:before="0" w:after="240" w:line="427" w:lineRule="auto"/>
+        <w:spacing w:before="0" w:after="240" w:line="408" w:lineRule="auto"/>
         <w:ind w:firstLine="288"/>
       </w:pPr>
       <w:r>
@@ -9298,7 +9298,7 @@
           <w:color w:val="222222"/>
           <w:sz w:val="24"/>
         </w:rPr>
-        <w:t>Tell: restart loop on one replica. Confirm on clearhaven.example before you touch replicas. Ticket CLH-INC- if one is not already open. Precondition: you are on-call or Diego Alvarez knows. Stop if you are inside a freeze and this is not a SEV1 as defined in the front of this SOP.</w:t>
+        <w:t>Tell: restart loop on one replica. Confirm on clearhaven.internal before you touch replicas. Ticket CLH-INC- if one is not already open. Precondition: you are on-call or Diego Alvarez knows. Stop if you are inside a freeze and this is not a SEV1 as defined in the front of this SOP.</w:t>
       </w:r>
     </w:p>
     <w:p>
@@ -9321,12 +9321,12 @@
         <w:tblLook w:firstColumn="1" w:firstRow="1" w:lastColumn="0" w:lastRow="0" w:noHBand="0" w:noVBand="1" w:val="04A0"/>
       </w:tblPr>
       <w:tblGrid>
-        <w:gridCol w:w="8928"/>
+        <w:gridCol w:w="8856"/>
       </w:tblGrid>
       <w:tr>
         <w:tc>
           <w:tcPr>
-            <w:tcW w:type="dxa" w:w="8928"/>
+            <w:tcW w:type="dxa" w:w="8856"/>
             <w:shd w:fill="F3F4F6" w:val="clear"/>
             <w:tcBorders>
               <w:top w:val="single" w:sz="6" w:space="0" w:color="C5CDD6"/>
@@ -9508,7 +9508,7 @@
     </w:p>
     <w:p>
       <w:pPr>
-        <w:spacing w:before="0" w:after="240" w:line="427" w:lineRule="auto"/>
+        <w:spacing w:before="0" w:after="240" w:line="408" w:lineRule="auto"/>
         <w:ind w:firstLine="288"/>
       </w:pPr>
       <w:r>
@@ -9517,7 +9517,7 @@
           <w:color w:val="222222"/>
           <w:sz w:val="24"/>
         </w:rPr>
-        <w:t>Tell: migrate already expanded a column. Confirm on northstar.example before you touch replicas. Ticket CLH-RB-2023-012 if one is not already open. Precondition: you are on-call or Diego Alvarez knows. Stop if you are inside a freeze and this is not a SEV1 as defined in the front of this SOP.</w:t>
+        <w:t>Tell: migrate already expanded a column. Confirm on northstar.internal before you touch replicas. Ticket CLH-RB-2023-012 if one is not already open. Precondition: you are on-call or Diego Alvarez knows. Stop if you are inside a freeze and this is not a SEV1 as defined in the front of this SOP.</w:t>
       </w:r>
     </w:p>
     <w:p>
@@ -9540,12 +9540,12 @@
         <w:tblLook w:firstColumn="1" w:firstRow="1" w:lastColumn="0" w:lastRow="0" w:noHBand="0" w:noVBand="1" w:val="04A0"/>
       </w:tblPr>
       <w:tblGrid>
-        <w:gridCol w:w="8928"/>
+        <w:gridCol w:w="8856"/>
       </w:tblGrid>
       <w:tr>
         <w:tc>
           <w:tcPr>
-            <w:tcW w:type="dxa" w:w="8928"/>
+            <w:tcW w:type="dxa" w:w="8856"/>
             <w:shd w:fill="F3F4F6" w:val="clear"/>
             <w:tcBorders>
               <w:top w:val="single" w:sz="6" w:space="0" w:color="C5CDD6"/>
@@ -9727,7 +9727,7 @@
     </w:p>
     <w:p>
       <w:pPr>
-        <w:spacing w:before="0" w:after="240" w:line="427" w:lineRule="auto"/>
+        <w:spacing w:before="0" w:after="240" w:line="408" w:lineRule="auto"/>
         <w:ind w:firstLine="288"/>
       </w:pPr>
       <w:r>
@@ -9736,7 +9736,7 @@
           <w:color w:val="222222"/>
           <w:sz w:val="24"/>
         </w:rPr>
-        <w:t>Tell: you must not apply Helm. Confirm on ns-prod-vpn.northstar.example before you touch replicas. Ticket CLH-RB-2024-015 if one is not already open. Precondition: you are on-call or Diego Alvarez knows. Stop if you are inside a freeze and this is not a SEV1 as defined in the front of this SOP.</w:t>
+        <w:t>Tell: you must not apply Helm. Confirm on ns-prod-vpn.northstar.internal before you touch replicas. Ticket CLH-RB-2024-015 if one is not already open. Precondition: you are on-call or Diego Alvarez knows. Stop if you are inside a freeze and this is not a SEV1 as defined in the front of this SOP.</w:t>
       </w:r>
     </w:p>
     <w:p>
@@ -9759,12 +9759,12 @@
         <w:tblLook w:firstColumn="1" w:firstRow="1" w:lastColumn="0" w:lastRow="0" w:noHBand="0" w:noVBand="1" w:val="04A0"/>
       </w:tblPr>
       <w:tblGrid>
-        <w:gridCol w:w="8928"/>
+        <w:gridCol w:w="8856"/>
       </w:tblGrid>
       <w:tr>
         <w:tc>
           <w:tcPr>
-            <w:tcW w:type="dxa" w:w="8928"/>
+            <w:tcW w:type="dxa" w:w="8856"/>
             <w:shd w:fill="F3F4F6" w:val="clear"/>
             <w:tcBorders>
               <w:top w:val="single" w:sz="6" w:space="0" w:color="C5CDD6"/>
@@ -9946,7 +9946,7 @@
     </w:p>
     <w:p>
       <w:pPr>
-        <w:spacing w:before="0" w:after="240" w:line="427" w:lineRule="auto"/>
+        <w:spacing w:before="0" w:after="240" w:line="408" w:lineRule="auto"/>
         <w:ind w:firstLine="288"/>
       </w:pPr>
       <w:r>
@@ -9955,7 +9955,7 @@
           <w:color w:val="222222"/>
           <w:sz w:val="24"/>
         </w:rPr>
-        <w:t>Tell: same offset retries, error class repeats. Confirm on clearhaven.example before you touch replicas. Ticket NS-RDS-FAILOVER-CLH if one is not already open. Precondition: you are on-call or Diego Alvarez knows. Stop if you are inside a freeze and this is not a SEV1 as defined in the front of this SOP.</w:t>
+        <w:t>Tell: same offset retries, error class repeats. Confirm on clearhaven.internal before you touch replicas. Ticket NS-RDS-FAILOVER-CLH if one is not already open. Precondition: you are on-call or Diego Alvarez knows. Stop if you are inside a freeze and this is not a SEV1 as defined in the front of this SOP.</w:t>
       </w:r>
     </w:p>
     <w:p>
@@ -9978,12 +9978,12 @@
         <w:tblLook w:firstColumn="1" w:firstRow="1" w:lastColumn="0" w:lastRow="0" w:noHBand="0" w:noVBand="1" w:val="04A0"/>
       </w:tblPr>
       <w:tblGrid>
-        <w:gridCol w:w="8928"/>
+        <w:gridCol w:w="8856"/>
       </w:tblGrid>
       <w:tr>
         <w:tc>
           <w:tcPr>
-            <w:tcW w:type="dxa" w:w="8928"/>
+            <w:tcW w:type="dxa" w:w="8856"/>
             <w:shd w:fill="F3F4F6" w:val="clear"/>
             <w:tcBorders>
               <w:top w:val="single" w:sz="6" w:space="0" w:color="C5CDD6"/>
@@ -10165,7 +10165,7 @@
     </w:p>
     <w:p>
       <w:pPr>
-        <w:spacing w:before="0" w:after="240" w:line="427" w:lineRule="auto"/>
+        <w:spacing w:before="0" w:after="240" w:line="408" w:lineRule="auto"/>
         <w:ind w:firstLine="288"/>
       </w:pPr>
       <w:r>
@@ -10174,7 +10174,7 @@
           <w:color w:val="222222"/>
           <w:sz w:val="24"/>
         </w:rPr>
-        <w:t>Tell: job green, row count 0. Confirm on northstar.example before you touch replicas. Ticket CLH-TDD-2023-008 if one is not already open. Precondition: you are on-call or Diego Alvarez knows. Stop if you are inside a freeze and this is not a SEV1 as defined in the front of this SOP.</w:t>
+        <w:t>Tell: job green, row count 0. Confirm on northstar.internal before you touch replicas. Ticket CLH-TDD-2023-008 if one is not already open. Precondition: you are on-call or Diego Alvarez knows. Stop if you are inside a freeze and this is not a SEV1 as defined in the front of this SOP.</w:t>
       </w:r>
     </w:p>
     <w:p>
@@ -10197,12 +10197,12 @@
         <w:tblLook w:firstColumn="1" w:firstRow="1" w:lastColumn="0" w:lastRow="0" w:noHBand="0" w:noVBand="1" w:val="04A0"/>
       </w:tblPr>
       <w:tblGrid>
-        <w:gridCol w:w="8928"/>
+        <w:gridCol w:w="8856"/>
       </w:tblGrid>
       <w:tr>
         <w:tc>
           <w:tcPr>
-            <w:tcW w:type="dxa" w:w="8928"/>
+            <w:tcW w:type="dxa" w:w="8856"/>
             <w:shd w:fill="F3F4F6" w:val="clear"/>
             <w:tcBorders>
               <w:top w:val="single" w:sz="6" w:space="0" w:color="C5CDD6"/>
@@ -10379,12 +10379,12 @@
         <w:pStyle w:val="Heading1"/>
       </w:pPr>
       <w:r>
-        <w:t>Open work after December 7, 2023</w:t>
+        <w:t>Extra on-call branches, December 7, 2023</w:t>
       </w:r>
     </w:p>
     <w:p>
       <w:pPr>
-        <w:spacing w:before="0" w:after="240" w:line="427" w:lineRule="auto"/>
+        <w:spacing w:before="0" w:after="240" w:line="408" w:lineRule="auto"/>
         <w:ind w:firstLine="288"/>
       </w:pPr>
       <w:r>
@@ -10393,7 +10393,7 @@
           <w:color w:val="222222"/>
           <w:sz w:val="24"/>
         </w:rPr>
-        <w:t>What follows is leftover work from Clearhaven Reconciliation On-Call SOP: named people, named boxes, named tickets, and the items I still owe. If a paragraph fights the decision in the front of CLH-SOP-2023-028, strike the paragraph.</w:t>
+        <w:t>Aman Kumar parked the leftover execution for December 7, 2023 in this section. Headings are the index. Diego Alvarez still owns the call in the front.</w:t>
       </w:r>
     </w:p>
     <w:p>
@@ -10401,7 +10401,7 @@
         <w:pStyle w:val="Heading2"/>
       </w:pPr>
       <w:r>
-        <w:t>What we are still refusing (a dashboard screenshot standing in for a permalink)</w:t>
+        <w:t>When CLH-SOP-2023-028 gets reopened</w:t>
       </w:r>
     </w:p>
     <w:tbl>
@@ -10410,3457 +10410,12 @@
         <w:tblLook w:firstColumn="1" w:firstRow="1" w:lastColumn="0" w:lastRow="0" w:noHBand="0" w:noVBand="1" w:val="04A0"/>
       </w:tblPr>
       <w:tblGrid>
-        <w:gridCol w:w="8928"/>
+        <w:gridCol w:w="8856"/>
       </w:tblGrid>
       <w:tr>
         <w:tc>
           <w:tcPr>
-            <w:tcW w:type="dxa" w:w="8928"/>
-            <w:shd w:fill="F8EDE8" w:val="clear"/>
-            <w:tcBorders>
-              <w:top w:val="single" w:sz="10" w:space="0" w:color="A15C46"/>
-              <w:left w:val="single" w:sz="10" w:space="0" w:color="A15C46"/>
-              <w:bottom w:val="single" w:sz="10" w:space="0" w:color="A15C46"/>
-              <w:right w:val="single" w:sz="10" w:space="0" w:color="A15C46"/>
-            </w:tcBorders>
-            <w:tcMar>
-              <w:top w:w="80" w:type="dxa"/>
-              <w:left w:w="120" w:type="dxa"/>
-              <w:bottom w:w="90" w:type="dxa"/>
-              <w:right w:w="120" w:type="dxa"/>
-            </w:tcMar>
-          </w:tcPr>
-          <w:p>
-            <w:pPr>
-              <w:spacing w:before="0" w:after="80" w:line="220" w:lineRule="auto"/>
-            </w:pPr>
-            <w:r/>
-            <w:r>
-              <w:rPr>
-                <w:rFonts w:ascii="Liberation Sans" w:hAnsi="Liberation Sans" w:eastAsia="Liberation Sans" w:cs="Liberation Sans"/>
-                <w:b/>
-                <w:color w:val="8A3B28"/>
-                <w:sz w:val="16"/>
-              </w:rPr>
-              <w:t>REFUSE</w:t>
-            </w:r>
-          </w:p>
-          <w:p>
-            <w:pPr>
-              <w:spacing w:before="0" w:after="0" w:line="250" w:lineRule="auto"/>
-            </w:pPr>
-            <w:r>
-              <w:rPr>
-                <w:rFonts w:ascii="Liberation Serif" w:hAnsi="Liberation Serif" w:eastAsia="Liberation Serif" w:cs="Liberation Serif"/>
-                <w:color w:val="222222"/>
-                <w:sz w:val="21"/>
-              </w:rPr>
-              <w:t>Diego Alvarez does not get a shortcut that reopens a dashboard screenshot standing in for a permalink. If northstar.example looks easy to bump, stop and write the count on CLH-SOP-2023-019 first.</w:t>
-            </w:r>
-          </w:p>
-        </w:tc>
-      </w:tr>
-    </w:tbl>
-    <w:p>
-      <w:pPr>
-        <w:spacing w:before="80" w:after="160" w:line="80" w:lineRule="auto"/>
-      </w:pPr>
-    </w:p>
-    <w:p>
-      <w:pPr>
-        <w:spacing w:before="0" w:after="240" w:line="427" w:lineRule="auto"/>
-        <w:ind w:firstLine="288"/>
-      </w:pPr>
-      <w:r>
-        <w:rPr>
-          <w:rFonts w:ascii="Liberation Serif" w:hAnsi="Liberation Serif" w:eastAsia="Liberation Serif" w:cs="Liberation Serif"/>
-          <w:color w:val="222222"/>
-          <w:sz w:val="24"/>
-        </w:rPr>
-        <w:t>I am writing this because a dashboard screenshot standing in for a permalink is the thing people reopen when a date slips. The front of CLH-SOP-2023-028 already killed a path. I will not kill it again in a wiki comment. Ticket CLH-SOP-2023-019 is the record. Diego Alvarez owns the next sentence if they want it undone. Aman Kumar is the writer, not the backup owner. Elapsed I would still defend: 30 minutes on northstar.example, sample 744, using the same clock as the number 10 already in the front matter.</w:t>
-      </w:r>
-    </w:p>
-    <w:p>
-      <w:pPr>
-        <w:spacing w:before="0" w:after="240" w:line="427" w:lineRule="auto"/>
-        <w:ind w:firstLine="288"/>
-      </w:pPr>
-      <w:r>
-        <w:rPr>
-          <w:rFonts w:ascii="Liberation Serif" w:hAnsi="Liberation Serif" w:eastAsia="Liberation Serif" w:cs="Liberation Serif"/>
-          <w:color w:val="222222"/>
-          <w:sz w:val="24"/>
-        </w:rPr>
-        <w:t>A status dump that lists meetings is not a close. If the date slips, Diego Alvarez writes the new date on CLH-SOP-2023-019 before asking for more people. If legal or the control owner asks why we still refuse a dashboard screenshot standing in for a permalink, the answer is this paragraph plus the decision callout in the front, not a Slack thread from December 7, 2023. Client remains Clearhaven. I will not paste a payload to prove the point.</w:t>
-      </w:r>
-    </w:p>
-    <w:p>
-      <w:pPr>
-        <w:spacing w:before="0" w:after="240" w:line="427" w:lineRule="auto"/>
-        <w:ind w:firstLine="288"/>
-      </w:pPr>
-      <w:r>
-        <w:rPr>
-          <w:rFonts w:ascii="Liberation Serif" w:hAnsi="Liberation Serif" w:eastAsia="Liberation Serif" w:cs="Liberation Serif"/>
-          <w:color w:val="222222"/>
-          <w:sz w:val="24"/>
-        </w:rPr>
-        <w:t>Rejected move that keeps coming back: treat northstar.example as a special case until the window is over. That is how we grew the last exception file nobody reads. Exceptions expire. This one does not get written. If we need a time-boxed carve-out, Diego Alvarez files a new ticket with an expiry, reviewers on-call plus the team that owns northstar.example, and a rollback that is 'delete the carve-out and restart,' not 'leave it until someone notices.'</w:t>
-      </w:r>
-    </w:p>
-    <w:p>
-      <w:pPr>
-        <w:spacing w:before="0" w:after="240" w:line="427" w:lineRule="auto"/>
-        <w:ind w:firstLine="288"/>
-      </w:pPr>
-      <w:r>
-        <w:rPr>
-          <w:rFonts w:ascii="Liberation Serif" w:hAnsi="Liberation Serif" w:eastAsia="Liberation Serif" w:cs="Liberation Serif"/>
-          <w:color w:val="222222"/>
-          <w:sz w:val="24"/>
-        </w:rPr>
-        <w:t>How I would explain a dashboard screenshot standing in for a permalink to Diego Alvarez in one minute: the front of CLH-SOP-2023-028 already made the call. This leftover is execution. Diego Alvarez owns CLH-SOP-2023-019. northstar.example is the box I would open first. The number I would put on the table is 10, and if that is stale I would say so instead of performing precision. I would ask whether we are still inside the freeze and whether Diego Alvarez can hit December 13, 2023.</w:t>
-      </w:r>
-    </w:p>
-    <w:p>
-      <w:pPr>
-        <w:spacing w:before="0" w:after="240" w:line="427" w:lineRule="auto"/>
-        <w:ind w:firstLine="288"/>
-      </w:pPr>
-      <w:r>
-        <w:rPr>
-          <w:rFonts w:ascii="Liberation Serif" w:hAnsi="Liberation Serif" w:eastAsia="Liberation Serif" w:cs="Liberation Serif"/>
-          <w:color w:val="222222"/>
-          <w:sz w:val="24"/>
-        </w:rPr>
-        <w:t>Jordan Hale asked whether we could 'just' keep a side path for a dashboard screenshot standing in for a permalink until the window ends. No. Side paths are how the last exception file grew. If we need a carve-out, it expires, it lives on CLH-SOP-2023-019, and rollback is delete-and-restart on northstar.example, not 'leave it until someone notices.'</w:t>
-      </w:r>
-    </w:p>
-    <w:p>
-      <w:pPr>
-        <w:spacing w:before="0" w:after="240" w:line="427" w:lineRule="auto"/>
-        <w:ind w:firstLine="288"/>
-      </w:pPr>
-      <w:r>
-        <w:rPr>
-          <w:rFonts w:ascii="Liberation Serif" w:hAnsi="Liberation Serif" w:eastAsia="Liberation Serif" w:cs="Liberation Serif"/>
-          <w:color w:val="222222"/>
-          <w:sz w:val="24"/>
-        </w:rPr>
-        <w:t>I will not put a dashboard screenshot standing in for a permalink on a wiki that drifts. CLH-SOP-2023-019 and this file are the record. If Diego Alvarez needs a diagram, they get a permalink, not a photo of a whiteboard. northstar.example stays out of the diagram title. If a new engineer asks where the leftover lives, I point here. I do not point at a Slack pin from December 7, 2023.</w:t>
-      </w:r>
-    </w:p>
-    <w:p>
-      <w:pPr>
-        <w:pStyle w:val="Heading2"/>
-      </w:pPr>
-      <w:r>
-        <w:t>Numbers I will still quote (weekend coverage that is not in the SLA)</w:t>
-      </w:r>
-    </w:p>
-    <w:p>
-      <w:pPr>
-        <w:spacing w:before="0" w:after="240" w:line="427" w:lineRule="auto"/>
-        <w:ind w:firstLine="288"/>
-      </w:pPr>
-      <w:r>
-        <w:rPr>
-          <w:rFonts w:ascii="Liberation Serif" w:hAnsi="Liberation Serif" w:eastAsia="Liberation Serif" w:cs="Liberation Serif"/>
-          <w:color w:val="222222"/>
-          <w:sz w:val="24"/>
-        </w:rPr>
-        <w:t>These are working numbers for weekend coverage that is not in the SLA, not a new model. If they disagree with the front of Clearhaven Reconciliation On-Call SOP, the front wins. I measured on ns-prod-vpn.northstar.example. Ticket CLH-STG. Owner for the next measurement is Jordan Hale. Sample window was 60 minutes. Rows in the sample: 5980. Front-matter figure I am not relitigating: 10.</w:t>
-      </w:r>
-    </w:p>
-    <w:p>
-      <w:pPr>
-        <w:spacing w:before="80" w:after="60" w:line="200" w:lineRule="auto"/>
-      </w:pPr>
-      <w:r>
-        <w:rPr>
-          <w:rFonts w:ascii="Liberation Sans" w:hAnsi="Liberation Sans" w:eastAsia="Liberation Sans" w:cs="Liberation Sans"/>
-          <w:i/>
-          <w:color w:val="555555"/>
-          <w:sz w:val="17"/>
-        </w:rPr>
-        <w:t>Working measurements for CLH-SOP-2023-028, weekend coverage that is not in the SLA.</w:t>
-      </w:r>
-    </w:p>
-    <w:tbl>
-      <w:tblPr>
-        <w:tblW w:type="auto" w:w="0"/>
-        <w:jc w:val="center"/>
-        <w:tblLayout w:type="autofit"/>
-        <w:tblLook w:firstColumn="1" w:firstRow="1" w:lastColumn="0" w:lastRow="0" w:noHBand="0" w:noVBand="1" w:val="04A0"/>
-      </w:tblPr>
-      <w:tblGrid>
-        <w:gridCol w:w="2232"/>
-        <w:gridCol w:w="2232"/>
-        <w:gridCol w:w="2232"/>
-        <w:gridCol w:w="2232"/>
-      </w:tblGrid>
-      <w:tr>
-        <w:tc>
-          <w:tcPr>
-            <w:tcW w:type="dxa" w:w="2232"/>
-            <w:shd w:fill="1B365D" w:val="clear"/>
-            <w:tcBorders>
-              <w:top w:val="single" w:sz="4" w:space="0" w:color="1B365D"/>
-              <w:left w:val="single" w:sz="4" w:space="0" w:color="1B365D"/>
-              <w:bottom w:val="single" w:sz="4" w:space="0" w:color="1B365D"/>
-              <w:right w:val="single" w:sz="4" w:space="0" w:color="1B365D"/>
-            </w:tcBorders>
-            <w:tcMar>
-              <w:top w:w="50" w:type="dxa"/>
-              <w:left w:w="70" w:type="dxa"/>
-              <w:bottom w:w="50" w:type="dxa"/>
-              <w:right w:w="70" w:type="dxa"/>
-            </w:tcMar>
-          </w:tcPr>
-          <w:p>
-            <w:pPr>
-              <w:spacing w:before="0" w:after="0" w:line="230" w:lineRule="auto"/>
-            </w:pPr>
-            <w:r/>
-            <w:r>
-              <w:rPr>
-                <w:rFonts w:ascii="Liberation Sans" w:hAnsi="Liberation Sans" w:eastAsia="Liberation Sans" w:cs="Liberation Sans"/>
-                <w:b/>
-                <w:color w:val="FFFFFF"/>
-                <w:sz w:val="18"/>
-              </w:rPr>
-              <w:t>Clock</w:t>
-            </w:r>
-          </w:p>
-        </w:tc>
-        <w:tc>
-          <w:tcPr>
-            <w:tcW w:type="dxa" w:w="2232"/>
-            <w:shd w:fill="1B365D" w:val="clear"/>
-            <w:tcBorders>
-              <w:top w:val="single" w:sz="4" w:space="0" w:color="1B365D"/>
-              <w:left w:val="single" w:sz="4" w:space="0" w:color="1B365D"/>
-              <w:bottom w:val="single" w:sz="4" w:space="0" w:color="1B365D"/>
-              <w:right w:val="single" w:sz="4" w:space="0" w:color="1B365D"/>
-            </w:tcBorders>
-            <w:tcMar>
-              <w:top w:w="50" w:type="dxa"/>
-              <w:left w:w="70" w:type="dxa"/>
-              <w:bottom w:w="50" w:type="dxa"/>
-              <w:right w:w="70" w:type="dxa"/>
-            </w:tcMar>
-          </w:tcPr>
-          <w:p>
-            <w:pPr>
-              <w:spacing w:before="0" w:after="0" w:line="230" w:lineRule="auto"/>
-            </w:pPr>
-            <w:r/>
-            <w:r>
-              <w:rPr>
-                <w:rFonts w:ascii="Liberation Sans" w:hAnsi="Liberation Sans" w:eastAsia="Liberation Sans" w:cs="Liberation Sans"/>
-                <w:b/>
-                <w:color w:val="FFFFFF"/>
-                <w:sz w:val="18"/>
-              </w:rPr>
-              <w:t>Value</w:t>
-            </w:r>
-          </w:p>
-        </w:tc>
-        <w:tc>
-          <w:tcPr>
-            <w:tcW w:type="dxa" w:w="2232"/>
-            <w:shd w:fill="1B365D" w:val="clear"/>
-            <w:tcBorders>
-              <w:top w:val="single" w:sz="4" w:space="0" w:color="1B365D"/>
-              <w:left w:val="single" w:sz="4" w:space="0" w:color="1B365D"/>
-              <w:bottom w:val="single" w:sz="4" w:space="0" w:color="1B365D"/>
-              <w:right w:val="single" w:sz="4" w:space="0" w:color="1B365D"/>
-            </w:tcBorders>
-            <w:tcMar>
-              <w:top w:w="50" w:type="dxa"/>
-              <w:left w:w="70" w:type="dxa"/>
-              <w:bottom w:w="50" w:type="dxa"/>
-              <w:right w:w="70" w:type="dxa"/>
-            </w:tcMar>
-          </w:tcPr>
-          <w:p>
-            <w:pPr>
-              <w:spacing w:before="0" w:after="0" w:line="230" w:lineRule="auto"/>
-            </w:pPr>
-            <w:r/>
-            <w:r>
-              <w:rPr>
-                <w:rFonts w:ascii="Liberation Sans" w:hAnsi="Liberation Sans" w:eastAsia="Liberation Sans" w:cs="Liberation Sans"/>
-                <w:b/>
-                <w:color w:val="FFFFFF"/>
-                <w:sz w:val="18"/>
-              </w:rPr>
-              <w:t>Where</w:t>
-            </w:r>
-          </w:p>
-        </w:tc>
-        <w:tc>
-          <w:tcPr>
-            <w:tcW w:type="dxa" w:w="2232"/>
-            <w:shd w:fill="1B365D" w:val="clear"/>
-            <w:tcBorders>
-              <w:top w:val="single" w:sz="4" w:space="0" w:color="1B365D"/>
-              <w:left w:val="single" w:sz="4" w:space="0" w:color="1B365D"/>
-              <w:bottom w:val="single" w:sz="4" w:space="0" w:color="1B365D"/>
-              <w:right w:val="single" w:sz="4" w:space="0" w:color="1B365D"/>
-            </w:tcBorders>
-            <w:tcMar>
-              <w:top w:w="50" w:type="dxa"/>
-              <w:left w:w="70" w:type="dxa"/>
-              <w:bottom w:w="50" w:type="dxa"/>
-              <w:right w:w="70" w:type="dxa"/>
-            </w:tcMar>
-          </w:tcPr>
-          <w:p>
-            <w:pPr>
-              <w:spacing w:before="0" w:after="0" w:line="230" w:lineRule="auto"/>
-            </w:pPr>
-            <w:r/>
-            <w:r>
-              <w:rPr>
-                <w:rFonts w:ascii="Liberation Sans" w:hAnsi="Liberation Sans" w:eastAsia="Liberation Sans" w:cs="Liberation Sans"/>
-                <w:b/>
-                <w:color w:val="FFFFFF"/>
-                <w:sz w:val="18"/>
-              </w:rPr>
-              <w:t>Who repeats it</w:t>
-            </w:r>
-          </w:p>
-        </w:tc>
-      </w:tr>
-      <w:tr>
-        <w:tc>
-          <w:tcPr>
-            <w:tcW w:type="dxa" w:w="2232"/>
-            <w:shd w:fill="FFFFFF" w:val="clear"/>
-            <w:tcBorders>
-              <w:top w:val="single" w:sz="4" w:space="0" w:color="C5CDD6"/>
-              <w:left w:val="single" w:sz="4" w:space="0" w:color="C5CDD6"/>
-              <w:bottom w:val="single" w:sz="4" w:space="0" w:color="C5CDD6"/>
-              <w:right w:val="single" w:sz="4" w:space="0" w:color="C5CDD6"/>
-            </w:tcBorders>
-            <w:tcMar>
-              <w:top w:w="50" w:type="dxa"/>
-              <w:left w:w="70" w:type="dxa"/>
-              <w:bottom w:w="50" w:type="dxa"/>
-              <w:right w:w="70" w:type="dxa"/>
-            </w:tcMar>
-          </w:tcPr>
-          <w:p>
-            <w:pPr>
-              <w:spacing w:before="0" w:after="0" w:line="230" w:lineRule="auto"/>
-            </w:pPr>
-            <w:r/>
-            <w:r>
-              <w:rPr>
-                <w:rFonts w:ascii="Liberation Serif" w:hAnsi="Liberation Serif" w:eastAsia="Liberation Serif" w:cs="Liberation Serif"/>
-                <w:b w:val="0"/>
-                <w:color w:val="222222"/>
-                <w:sz w:val="19"/>
-              </w:rPr>
-              <w:t>p95 I would quote</w:t>
-            </w:r>
-          </w:p>
-        </w:tc>
-        <w:tc>
-          <w:tcPr>
-            <w:tcW w:type="dxa" w:w="2232"/>
-            <w:shd w:fill="FFFFFF" w:val="clear"/>
-            <w:tcBorders>
-              <w:top w:val="single" w:sz="4" w:space="0" w:color="C5CDD6"/>
-              <w:left w:val="single" w:sz="4" w:space="0" w:color="C5CDD6"/>
-              <w:bottom w:val="single" w:sz="4" w:space="0" w:color="C5CDD6"/>
-              <w:right w:val="single" w:sz="4" w:space="0" w:color="C5CDD6"/>
-            </w:tcBorders>
-            <w:tcMar>
-              <w:top w:w="50" w:type="dxa"/>
-              <w:left w:w="70" w:type="dxa"/>
-              <w:bottom w:w="50" w:type="dxa"/>
-              <w:right w:w="70" w:type="dxa"/>
-            </w:tcMar>
-          </w:tcPr>
-          <w:p>
-            <w:pPr>
-              <w:spacing w:before="0" w:after="0" w:line="230" w:lineRule="auto"/>
-            </w:pPr>
-            <w:r/>
-            <w:r>
-              <w:rPr>
-                <w:rFonts w:ascii="Liberation Serif" w:hAnsi="Liberation Serif" w:eastAsia="Liberation Serif" w:cs="Liberation Serif"/>
-                <w:b w:val="0"/>
-                <w:color w:val="222222"/>
-                <w:sz w:val="19"/>
-              </w:rPr>
-              <w:t>22.4</w:t>
-            </w:r>
-          </w:p>
-        </w:tc>
-        <w:tc>
-          <w:tcPr>
-            <w:tcW w:type="dxa" w:w="2232"/>
-            <w:shd w:fill="FFFFFF" w:val="clear"/>
-            <w:tcBorders>
-              <w:top w:val="single" w:sz="4" w:space="0" w:color="C5CDD6"/>
-              <w:left w:val="single" w:sz="4" w:space="0" w:color="C5CDD6"/>
-              <w:bottom w:val="single" w:sz="4" w:space="0" w:color="C5CDD6"/>
-              <w:right w:val="single" w:sz="4" w:space="0" w:color="C5CDD6"/>
-            </w:tcBorders>
-            <w:tcMar>
-              <w:top w:w="50" w:type="dxa"/>
-              <w:left w:w="70" w:type="dxa"/>
-              <w:bottom w:w="50" w:type="dxa"/>
-              <w:right w:w="70" w:type="dxa"/>
-            </w:tcMar>
-          </w:tcPr>
-          <w:p>
-            <w:pPr>
-              <w:spacing w:before="0" w:after="0" w:line="230" w:lineRule="auto"/>
-            </w:pPr>
-            <w:r/>
-            <w:r>
-              <w:rPr>
-                <w:rFonts w:ascii="Liberation Serif" w:hAnsi="Liberation Serif" w:eastAsia="Liberation Serif" w:cs="Liberation Serif"/>
-                <w:b w:val="0"/>
-                <w:color w:val="222222"/>
-                <w:sz w:val="19"/>
-              </w:rPr>
-              <w:t>ns-prod-vpn.northstar.example</w:t>
-            </w:r>
-          </w:p>
-        </w:tc>
-        <w:tc>
-          <w:tcPr>
-            <w:tcW w:type="dxa" w:w="2232"/>
-            <w:shd w:fill="FFFFFF" w:val="clear"/>
-            <w:tcBorders>
-              <w:top w:val="single" w:sz="4" w:space="0" w:color="C5CDD6"/>
-              <w:left w:val="single" w:sz="4" w:space="0" w:color="C5CDD6"/>
-              <w:bottom w:val="single" w:sz="4" w:space="0" w:color="C5CDD6"/>
-              <w:right w:val="single" w:sz="4" w:space="0" w:color="C5CDD6"/>
-            </w:tcBorders>
-            <w:tcMar>
-              <w:top w:w="50" w:type="dxa"/>
-              <w:left w:w="70" w:type="dxa"/>
-              <w:bottom w:w="50" w:type="dxa"/>
-              <w:right w:w="70" w:type="dxa"/>
-            </w:tcMar>
-          </w:tcPr>
-          <w:p>
-            <w:pPr>
-              <w:spacing w:before="0" w:after="0" w:line="230" w:lineRule="auto"/>
-            </w:pPr>
-            <w:r/>
-            <w:r>
-              <w:rPr>
-                <w:rFonts w:ascii="Liberation Serif" w:hAnsi="Liberation Serif" w:eastAsia="Liberation Serif" w:cs="Liberation Serif"/>
-                <w:b w:val="0"/>
-                <w:color w:val="222222"/>
-                <w:sz w:val="19"/>
-              </w:rPr>
-              <w:t>Jordan Hale</w:t>
-            </w:r>
-          </w:p>
-        </w:tc>
-      </w:tr>
-      <w:tr>
-        <w:tc>
-          <w:tcPr>
-            <w:tcW w:type="dxa" w:w="2232"/>
-            <w:shd w:fill="EEF2F6" w:val="clear"/>
-            <w:tcBorders>
-              <w:top w:val="single" w:sz="4" w:space="0" w:color="C5CDD6"/>
-              <w:left w:val="single" w:sz="4" w:space="0" w:color="C5CDD6"/>
-              <w:bottom w:val="single" w:sz="4" w:space="0" w:color="C5CDD6"/>
-              <w:right w:val="single" w:sz="4" w:space="0" w:color="C5CDD6"/>
-            </w:tcBorders>
-            <w:tcMar>
-              <w:top w:w="50" w:type="dxa"/>
-              <w:left w:w="70" w:type="dxa"/>
-              <w:bottom w:w="50" w:type="dxa"/>
-              <w:right w:w="70" w:type="dxa"/>
-            </w:tcMar>
-          </w:tcPr>
-          <w:p>
-            <w:pPr>
-              <w:spacing w:before="0" w:after="0" w:line="230" w:lineRule="auto"/>
-            </w:pPr>
-            <w:r/>
-            <w:r>
-              <w:rPr>
-                <w:rFonts w:ascii="Liberation Serif" w:hAnsi="Liberation Serif" w:eastAsia="Liberation Serif" w:cs="Liberation Serif"/>
-                <w:b w:val="0"/>
-                <w:color w:val="222222"/>
-                <w:sz w:val="19"/>
-              </w:rPr>
-              <w:t>errors in the sampled hour</w:t>
-            </w:r>
-          </w:p>
-        </w:tc>
-        <w:tc>
-          <w:tcPr>
-            <w:tcW w:type="dxa" w:w="2232"/>
-            <w:shd w:fill="EEF2F6" w:val="clear"/>
-            <w:tcBorders>
-              <w:top w:val="single" w:sz="4" w:space="0" w:color="C5CDD6"/>
-              <w:left w:val="single" w:sz="4" w:space="0" w:color="C5CDD6"/>
-              <w:bottom w:val="single" w:sz="4" w:space="0" w:color="C5CDD6"/>
-              <w:right w:val="single" w:sz="4" w:space="0" w:color="C5CDD6"/>
-            </w:tcBorders>
-            <w:tcMar>
-              <w:top w:w="50" w:type="dxa"/>
-              <w:left w:w="70" w:type="dxa"/>
-              <w:bottom w:w="50" w:type="dxa"/>
-              <w:right w:w="70" w:type="dxa"/>
-            </w:tcMar>
-          </w:tcPr>
-          <w:p>
-            <w:pPr>
-              <w:spacing w:before="0" w:after="0" w:line="230" w:lineRule="auto"/>
-            </w:pPr>
-            <w:r/>
-            <w:r>
-              <w:rPr>
-                <w:rFonts w:ascii="Liberation Serif" w:hAnsi="Liberation Serif" w:eastAsia="Liberation Serif" w:cs="Liberation Serif"/>
-                <w:b w:val="0"/>
-                <w:color w:val="222222"/>
-                <w:sz w:val="19"/>
-              </w:rPr>
-              <w:t>7</w:t>
-            </w:r>
-          </w:p>
-        </w:tc>
-        <w:tc>
-          <w:tcPr>
-            <w:tcW w:type="dxa" w:w="2232"/>
-            <w:shd w:fill="EEF2F6" w:val="clear"/>
-            <w:tcBorders>
-              <w:top w:val="single" w:sz="4" w:space="0" w:color="C5CDD6"/>
-              <w:left w:val="single" w:sz="4" w:space="0" w:color="C5CDD6"/>
-              <w:bottom w:val="single" w:sz="4" w:space="0" w:color="C5CDD6"/>
-              <w:right w:val="single" w:sz="4" w:space="0" w:color="C5CDD6"/>
-            </w:tcBorders>
-            <w:tcMar>
-              <w:top w:w="50" w:type="dxa"/>
-              <w:left w:w="70" w:type="dxa"/>
-              <w:bottom w:w="50" w:type="dxa"/>
-              <w:right w:w="70" w:type="dxa"/>
-            </w:tcMar>
-          </w:tcPr>
-          <w:p>
-            <w:pPr>
-              <w:spacing w:before="0" w:after="0" w:line="230" w:lineRule="auto"/>
-            </w:pPr>
-            <w:r/>
-            <w:r>
-              <w:rPr>
-                <w:rFonts w:ascii="Liberation Serif" w:hAnsi="Liberation Serif" w:eastAsia="Liberation Serif" w:cs="Liberation Serif"/>
-                <w:b w:val="0"/>
-                <w:color w:val="222222"/>
-                <w:sz w:val="19"/>
-              </w:rPr>
-              <w:t>ns-prod-vpn.northstar.example</w:t>
-            </w:r>
-          </w:p>
-        </w:tc>
-        <w:tc>
-          <w:tcPr>
-            <w:tcW w:type="dxa" w:w="2232"/>
-            <w:shd w:fill="EEF2F6" w:val="clear"/>
-            <w:tcBorders>
-              <w:top w:val="single" w:sz="4" w:space="0" w:color="C5CDD6"/>
-              <w:left w:val="single" w:sz="4" w:space="0" w:color="C5CDD6"/>
-              <w:bottom w:val="single" w:sz="4" w:space="0" w:color="C5CDD6"/>
-              <w:right w:val="single" w:sz="4" w:space="0" w:color="C5CDD6"/>
-            </w:tcBorders>
-            <w:tcMar>
-              <w:top w:w="50" w:type="dxa"/>
-              <w:left w:w="70" w:type="dxa"/>
-              <w:bottom w:w="50" w:type="dxa"/>
-              <w:right w:w="70" w:type="dxa"/>
-            </w:tcMar>
-          </w:tcPr>
-          <w:p>
-            <w:pPr>
-              <w:spacing w:before="0" w:after="0" w:line="230" w:lineRule="auto"/>
-            </w:pPr>
-            <w:r/>
-            <w:r>
-              <w:rPr>
-                <w:rFonts w:ascii="Liberation Serif" w:hAnsi="Liberation Serif" w:eastAsia="Liberation Serif" w:cs="Liberation Serif"/>
-                <w:b w:val="0"/>
-                <w:color w:val="222222"/>
-                <w:sz w:val="19"/>
-              </w:rPr>
-              <w:t>Aman Kumar</w:t>
-            </w:r>
-          </w:p>
-        </w:tc>
-      </w:tr>
-      <w:tr>
-        <w:tc>
-          <w:tcPr>
-            <w:tcW w:type="dxa" w:w="2232"/>
-            <w:shd w:fill="FFFFFF" w:val="clear"/>
-            <w:tcBorders>
-              <w:top w:val="single" w:sz="4" w:space="0" w:color="C5CDD6"/>
-              <w:left w:val="single" w:sz="4" w:space="0" w:color="C5CDD6"/>
-              <w:bottom w:val="single" w:sz="4" w:space="0" w:color="C5CDD6"/>
-              <w:right w:val="single" w:sz="4" w:space="0" w:color="C5CDD6"/>
-            </w:tcBorders>
-            <w:tcMar>
-              <w:top w:w="50" w:type="dxa"/>
-              <w:left w:w="70" w:type="dxa"/>
-              <w:bottom w:w="50" w:type="dxa"/>
-              <w:right w:w="70" w:type="dxa"/>
-            </w:tcMar>
-          </w:tcPr>
-          <w:p>
-            <w:pPr>
-              <w:spacing w:before="0" w:after="0" w:line="230" w:lineRule="auto"/>
-            </w:pPr>
-            <w:r/>
-            <w:r>
-              <w:rPr>
-                <w:rFonts w:ascii="Liberation Serif" w:hAnsi="Liberation Serif" w:eastAsia="Liberation Serif" w:cs="Liberation Serif"/>
-                <w:b w:val="0"/>
-                <w:color w:val="222222"/>
-                <w:sz w:val="19"/>
-              </w:rPr>
-              <w:t>queue or backlog</w:t>
-            </w:r>
-          </w:p>
-        </w:tc>
-        <w:tc>
-          <w:tcPr>
-            <w:tcW w:type="dxa" w:w="2232"/>
-            <w:shd w:fill="FFFFFF" w:val="clear"/>
-            <w:tcBorders>
-              <w:top w:val="single" w:sz="4" w:space="0" w:color="C5CDD6"/>
-              <w:left w:val="single" w:sz="4" w:space="0" w:color="C5CDD6"/>
-              <w:bottom w:val="single" w:sz="4" w:space="0" w:color="C5CDD6"/>
-              <w:right w:val="single" w:sz="4" w:space="0" w:color="C5CDD6"/>
-            </w:tcBorders>
-            <w:tcMar>
-              <w:top w:w="50" w:type="dxa"/>
-              <w:left w:w="70" w:type="dxa"/>
-              <w:bottom w:w="50" w:type="dxa"/>
-              <w:right w:w="70" w:type="dxa"/>
-            </w:tcMar>
-          </w:tcPr>
-          <w:p>
-            <w:pPr>
-              <w:spacing w:before="0" w:after="0" w:line="230" w:lineRule="auto"/>
-            </w:pPr>
-            <w:r/>
-            <w:r>
-              <w:rPr>
-                <w:rFonts w:ascii="Liberation Serif" w:hAnsi="Liberation Serif" w:eastAsia="Liberation Serif" w:cs="Liberation Serif"/>
-                <w:b w:val="0"/>
-                <w:color w:val="222222"/>
-                <w:sz w:val="19"/>
-              </w:rPr>
-              <w:t>874</w:t>
-            </w:r>
-          </w:p>
-        </w:tc>
-        <w:tc>
-          <w:tcPr>
-            <w:tcW w:type="dxa" w:w="2232"/>
-            <w:shd w:fill="FFFFFF" w:val="clear"/>
-            <w:tcBorders>
-              <w:top w:val="single" w:sz="4" w:space="0" w:color="C5CDD6"/>
-              <w:left w:val="single" w:sz="4" w:space="0" w:color="C5CDD6"/>
-              <w:bottom w:val="single" w:sz="4" w:space="0" w:color="C5CDD6"/>
-              <w:right w:val="single" w:sz="4" w:space="0" w:color="C5CDD6"/>
-            </w:tcBorders>
-            <w:tcMar>
-              <w:top w:w="50" w:type="dxa"/>
-              <w:left w:w="70" w:type="dxa"/>
-              <w:bottom w:w="50" w:type="dxa"/>
-              <w:right w:w="70" w:type="dxa"/>
-            </w:tcMar>
-          </w:tcPr>
-          <w:p>
-            <w:pPr>
-              <w:spacing w:before="0" w:after="0" w:line="230" w:lineRule="auto"/>
-            </w:pPr>
-            <w:r/>
-            <w:r>
-              <w:rPr>
-                <w:rFonts w:ascii="Liberation Serif" w:hAnsi="Liberation Serif" w:eastAsia="Liberation Serif" w:cs="Liberation Serif"/>
-                <w:b w:val="0"/>
-                <w:color w:val="222222"/>
-                <w:sz w:val="19"/>
-              </w:rPr>
-              <w:t>CLH-INC-2023-204</w:t>
-            </w:r>
-          </w:p>
-        </w:tc>
-        <w:tc>
-          <w:tcPr>
-            <w:tcW w:type="dxa" w:w="2232"/>
-            <w:shd w:fill="FFFFFF" w:val="clear"/>
-            <w:tcBorders>
-              <w:top w:val="single" w:sz="4" w:space="0" w:color="C5CDD6"/>
-              <w:left w:val="single" w:sz="4" w:space="0" w:color="C5CDD6"/>
-              <w:bottom w:val="single" w:sz="4" w:space="0" w:color="C5CDD6"/>
-              <w:right w:val="single" w:sz="4" w:space="0" w:color="C5CDD6"/>
-            </w:tcBorders>
-            <w:tcMar>
-              <w:top w:w="50" w:type="dxa"/>
-              <w:left w:w="70" w:type="dxa"/>
-              <w:bottom w:w="50" w:type="dxa"/>
-              <w:right w:w="70" w:type="dxa"/>
-            </w:tcMar>
-          </w:tcPr>
-          <w:p>
-            <w:pPr>
-              <w:spacing w:before="0" w:after="0" w:line="230" w:lineRule="auto"/>
-            </w:pPr>
-            <w:r/>
-            <w:r>
-              <w:rPr>
-                <w:rFonts w:ascii="Liberation Serif" w:hAnsi="Liberation Serif" w:eastAsia="Liberation Serif" w:cs="Liberation Serif"/>
-                <w:b w:val="0"/>
-                <w:color w:val="222222"/>
-                <w:sz w:val="19"/>
-              </w:rPr>
-              <w:t>Diego Alvarez</w:t>
-            </w:r>
-          </w:p>
-        </w:tc>
-      </w:tr>
-      <w:tr>
-        <w:tc>
-          <w:tcPr>
-            <w:tcW w:type="dxa" w:w="2232"/>
-            <w:shd w:fill="EEF2F6" w:val="clear"/>
-            <w:tcBorders>
-              <w:top w:val="single" w:sz="4" w:space="0" w:color="C5CDD6"/>
-              <w:left w:val="single" w:sz="4" w:space="0" w:color="C5CDD6"/>
-              <w:bottom w:val="single" w:sz="4" w:space="0" w:color="C5CDD6"/>
-              <w:right w:val="single" w:sz="4" w:space="0" w:color="C5CDD6"/>
-            </w:tcBorders>
-            <w:tcMar>
-              <w:top w:w="50" w:type="dxa"/>
-              <w:left w:w="70" w:type="dxa"/>
-              <w:bottom w:w="50" w:type="dxa"/>
-              <w:right w:w="70" w:type="dxa"/>
-            </w:tcMar>
-          </w:tcPr>
-          <w:p>
-            <w:pPr>
-              <w:spacing w:before="0" w:after="0" w:line="230" w:lineRule="auto"/>
-            </w:pPr>
-            <w:r/>
-            <w:r>
-              <w:rPr>
-                <w:rFonts w:ascii="Liberation Serif" w:hAnsi="Liberation Serif" w:eastAsia="Liberation Serif" w:cs="Liberation Serif"/>
-                <w:b w:val="0"/>
-                <w:color w:val="222222"/>
-                <w:sz w:val="19"/>
-              </w:rPr>
-              <w:t>front-matter number</w:t>
-            </w:r>
-          </w:p>
-        </w:tc>
-        <w:tc>
-          <w:tcPr>
-            <w:tcW w:type="dxa" w:w="2232"/>
-            <w:shd w:fill="EEF2F6" w:val="clear"/>
-            <w:tcBorders>
-              <w:top w:val="single" w:sz="4" w:space="0" w:color="C5CDD6"/>
-              <w:left w:val="single" w:sz="4" w:space="0" w:color="C5CDD6"/>
-              <w:bottom w:val="single" w:sz="4" w:space="0" w:color="C5CDD6"/>
-              <w:right w:val="single" w:sz="4" w:space="0" w:color="C5CDD6"/>
-            </w:tcBorders>
-            <w:tcMar>
-              <w:top w:w="50" w:type="dxa"/>
-              <w:left w:w="70" w:type="dxa"/>
-              <w:bottom w:w="50" w:type="dxa"/>
-              <w:right w:w="70" w:type="dxa"/>
-            </w:tcMar>
-          </w:tcPr>
-          <w:p>
-            <w:pPr>
-              <w:spacing w:before="0" w:after="0" w:line="230" w:lineRule="auto"/>
-            </w:pPr>
-            <w:r/>
-            <w:r>
-              <w:rPr>
-                <w:rFonts w:ascii="Liberation Serif" w:hAnsi="Liberation Serif" w:eastAsia="Liberation Serif" w:cs="Liberation Serif"/>
-                <w:b w:val="0"/>
-                <w:color w:val="222222"/>
-                <w:sz w:val="19"/>
-              </w:rPr>
-              <w:t>00</w:t>
-            </w:r>
-          </w:p>
-        </w:tc>
-        <w:tc>
-          <w:tcPr>
-            <w:tcW w:type="dxa" w:w="2232"/>
-            <w:shd w:fill="EEF2F6" w:val="clear"/>
-            <w:tcBorders>
-              <w:top w:val="single" w:sz="4" w:space="0" w:color="C5CDD6"/>
-              <w:left w:val="single" w:sz="4" w:space="0" w:color="C5CDD6"/>
-              <w:bottom w:val="single" w:sz="4" w:space="0" w:color="C5CDD6"/>
-              <w:right w:val="single" w:sz="4" w:space="0" w:color="C5CDD6"/>
-            </w:tcBorders>
-            <w:tcMar>
-              <w:top w:w="50" w:type="dxa"/>
-              <w:left w:w="70" w:type="dxa"/>
-              <w:bottom w:w="50" w:type="dxa"/>
-              <w:right w:w="70" w:type="dxa"/>
-            </w:tcMar>
-          </w:tcPr>
-          <w:p>
-            <w:pPr>
-              <w:spacing w:before="0" w:after="0" w:line="230" w:lineRule="auto"/>
-            </w:pPr>
-            <w:r/>
-            <w:r>
-              <w:rPr>
-                <w:rFonts w:ascii="Liberation Serif" w:hAnsi="Liberation Serif" w:eastAsia="Liberation Serif" w:cs="Liberation Serif"/>
-                <w:b w:val="0"/>
-                <w:color w:val="222222"/>
-                <w:sz w:val="19"/>
-              </w:rPr>
-              <w:t>this file</w:t>
-            </w:r>
-          </w:p>
-        </w:tc>
-        <w:tc>
-          <w:tcPr>
-            <w:tcW w:type="dxa" w:w="2232"/>
-            <w:shd w:fill="EEF2F6" w:val="clear"/>
-            <w:tcBorders>
-              <w:top w:val="single" w:sz="4" w:space="0" w:color="C5CDD6"/>
-              <w:left w:val="single" w:sz="4" w:space="0" w:color="C5CDD6"/>
-              <w:bottom w:val="single" w:sz="4" w:space="0" w:color="C5CDD6"/>
-              <w:right w:val="single" w:sz="4" w:space="0" w:color="C5CDD6"/>
-            </w:tcBorders>
-            <w:tcMar>
-              <w:top w:w="50" w:type="dxa"/>
-              <w:left w:w="70" w:type="dxa"/>
-              <w:bottom w:w="50" w:type="dxa"/>
-              <w:right w:w="70" w:type="dxa"/>
-            </w:tcMar>
-          </w:tcPr>
-          <w:p>
-            <w:pPr>
-              <w:spacing w:before="0" w:after="0" w:line="230" w:lineRule="auto"/>
-            </w:pPr>
-            <w:r/>
-            <w:r>
-              <w:rPr>
-                <w:rFonts w:ascii="Liberation Serif" w:hAnsi="Liberation Serif" w:eastAsia="Liberation Serif" w:cs="Liberation Serif"/>
-                <w:b w:val="0"/>
-                <w:color w:val="222222"/>
-                <w:sz w:val="19"/>
-              </w:rPr>
-              <w:t>Jordan Hale</w:t>
-            </w:r>
-          </w:p>
-        </w:tc>
-      </w:tr>
-    </w:tbl>
-    <w:p>
-      <w:pPr>
-        <w:spacing w:before="40" w:after="160" w:line="80" w:lineRule="auto"/>
-      </w:pPr>
-    </w:p>
-    <w:p>
-      <w:pPr>
-        <w:spacing w:before="0" w:after="240" w:line="427" w:lineRule="auto"/>
-        <w:ind w:firstLine="288"/>
-      </w:pPr>
-      <w:r>
-        <w:rPr>
-          <w:rFonts w:ascii="Liberation Serif" w:hAnsi="Liberation Serif" w:eastAsia="Liberation Serif" w:cs="Liberation Serif"/>
-          <w:color w:val="222222"/>
-          <w:sz w:val="24"/>
-        </w:rPr>
-        <w:t>I will not average this into a team dashboard that hides ns-prod-vpn.northstar.example. If finance or the EM asks why we did not pick the cheaper looking option, the answer is the page we would have taken and the miss rate on month-end, not a slide. Headroom I want on a normal Tuesday is about 33 percent. Below that I file for hardware or I shed load. I will not do both in the same change. Jordan Hale can disagree in writing on CLH-STG.</w:t>
-      </w:r>
-    </w:p>
-    <w:p>
-      <w:pPr>
-        <w:spacing w:before="0" w:after="240" w:line="427" w:lineRule="auto"/>
-        <w:ind w:firstLine="288"/>
-      </w:pPr>
-      <w:r>
-        <w:rPr>
-          <w:rFonts w:ascii="Liberation Serif" w:hAnsi="Liberation Serif" w:eastAsia="Liberation Serif" w:cs="Liberation Serif"/>
-          <w:color w:val="222222"/>
-          <w:sz w:val="24"/>
-        </w:rPr>
-        <w:t>Blast radius if we ignore weekend coverage that is not in the SLA: one record. That is the difference between a DLQ and a desk thread. I want the gate in CI or in the runbook, not in my memory. Related leftover CLH-INC-2023-204 is not a twin tracker. Keep one thread.</w:t>
-      </w:r>
-    </w:p>
-    <w:p>
-      <w:pPr>
-        <w:spacing w:before="0" w:after="240" w:line="427" w:lineRule="auto"/>
-        <w:ind w:firstLine="288"/>
-      </w:pPr>
-      <w:r>
-        <w:rPr>
-          <w:rFonts w:ascii="Liberation Serif" w:hAnsi="Liberation Serif" w:eastAsia="Liberation Serif" w:cs="Liberation Serif"/>
-          <w:color w:val="222222"/>
-          <w:sz w:val="24"/>
-        </w:rPr>
-        <w:t>Cost I can defend for weekend coverage that is not in the SLA is the spend on ns-prod-vpn.northstar.example and this job. I will not average it into a team number. If finance asks why we skipped the cheaper look, the answer is the page and the miss rate, not a deck. Jordan Hale can disagree on CLH-STG. Sample I still like: 1383 rows, 24 minutes.</w:t>
-      </w:r>
-    </w:p>
-    <w:p>
-      <w:pPr>
-        <w:spacing w:before="0" w:after="240" w:line="427" w:lineRule="auto"/>
-        <w:ind w:firstLine="288"/>
-      </w:pPr>
-      <w:r>
-        <w:rPr>
-          <w:rFonts w:ascii="Liberation Serif" w:hAnsi="Liberation Serif" w:eastAsia="Liberation Serif" w:cs="Liberation Serif"/>
-          <w:color w:val="222222"/>
-          <w:sz w:val="24"/>
-        </w:rPr>
-        <w:t>I keep the receipt: ticket CLH-STG, merge, and the bill line. I will not argue from a screenshot of a dashboard. Permalink or it did not happen. Aman Kumar will reject a status update that is only a graph PNG in Slack.</w:t>
-      </w:r>
-    </w:p>
-    <w:p>
-      <w:pPr>
-        <w:spacing w:before="0" w:after="240" w:line="427" w:lineRule="auto"/>
-        <w:ind w:firstLine="288"/>
-      </w:pPr>
-      <w:r>
-        <w:rPr>
-          <w:rFonts w:ascii="Liberation Serif" w:hAnsi="Liberation Serif" w:eastAsia="Liberation Serif" w:cs="Liberation Serif"/>
-          <w:color w:val="222222"/>
-          <w:sz w:val="24"/>
-        </w:rPr>
-        <w:t>Month-end math for this leftover uses the same clock as 00. I will not mix clocks to make weekend coverage that is not in the SLA look healthier. Jordan Hale can correct the clock on CLH-STG. If finance or the EM wants a single slide, they get this paragraph plus the decision callout, not a new model I made up to look precise.</w:t>
-      </w:r>
-    </w:p>
-    <w:p>
-      <w:pPr>
-        <w:pStyle w:val="Heading2"/>
-      </w:pPr>
-      <w:r>
-        <w:t>What we send, and what stays internal (replica lag after a count that looked fine)</w:t>
-      </w:r>
-    </w:p>
-    <w:p>
-      <w:pPr>
-        <w:spacing w:before="0" w:after="240" w:line="427" w:lineRule="auto"/>
-        <w:ind w:firstLine="288"/>
-      </w:pPr>
-      <w:r>
-        <w:rPr>
-          <w:rFonts w:ascii="Liberation Serif" w:hAnsi="Liberation Serif" w:eastAsia="Liberation Serif" w:cs="Liberation Serif"/>
-          <w:color w:val="222222"/>
-          <w:sz w:val="24"/>
-        </w:rPr>
-        <w:t>Outbound mail about replica lag after a count that looked fine does not include clearhaven.example. It includes the window, the user-visible effect, and whether we are done. Aman Kumar drafts. I review. Ticket CLH-INC-2023-204. Tone is plain. I will not say we are investigating if we already know the cause. I will not promise a timestamp we cannot hit. Clearhaven owns the business clock. We own the engineering one. If those clocks disagree, the first sentence says so.</w:t>
-      </w:r>
-    </w:p>
-    <w:p>
-      <w:pPr>
-        <w:spacing w:before="0" w:after="240" w:line="427" w:lineRule="auto"/>
-        <w:ind w:firstLine="288"/>
-      </w:pPr>
-      <w:r>
-        <w:rPr>
-          <w:rFonts w:ascii="Liberation Serif" w:hAnsi="Liberation Serif" w:eastAsia="Liberation Serif" w:cs="Liberation Serif"/>
-          <w:color w:val="222222"/>
-          <w:sz w:val="24"/>
-        </w:rPr>
-        <w:t>Internal note can name clearhaven.example, NS-PD-441, and the last error line. It still does not paste identifiers. If someone asks for a root cause the same day, they get the user-visible version. Legal reads outbound mail that names money or medical data. I will not put a hostname in a customer ticket because it makes me look precise.</w:t>
-      </w:r>
-    </w:p>
-    <w:p>
-      <w:pPr>
-        <w:pStyle w:val="ListBullet"/>
-        <w:spacing w:before="20" w:after="60" w:line="260" w:lineRule="auto"/>
-      </w:pPr>
-      <w:r>
-        <w:rPr>
-          <w:rFonts w:ascii="Liberation Serif" w:hAnsi="Liberation Serif" w:eastAsia="Liberation Serif" w:cs="Liberation Serif"/>
-          <w:color w:val="222222"/>
-          <w:sz w:val="24"/>
-        </w:rPr>
-        <w:t>External: window, effect, done or not. Owner Aman Kumar.</w:t>
-      </w:r>
-    </w:p>
-    <w:p>
-      <w:pPr>
-        <w:pStyle w:val="ListBullet"/>
-        <w:spacing w:before="20" w:after="60" w:line="260" w:lineRule="auto"/>
-      </w:pPr>
-      <w:r>
-        <w:rPr>
-          <w:rFonts w:ascii="Liberation Serif" w:hAnsi="Liberation Serif" w:eastAsia="Liberation Serif" w:cs="Liberation Serif"/>
-          <w:color w:val="222222"/>
-          <w:sz w:val="24"/>
-        </w:rPr>
-        <w:t>Internal: clearhaven.example, counts, CLH-INC-2023-204. Owner Aman Kumar.</w:t>
-      </w:r>
-    </w:p>
-    <w:p>
-      <w:pPr>
-        <w:pStyle w:val="ListBullet"/>
-        <w:spacing w:before="20" w:after="60" w:line="260" w:lineRule="auto"/>
-      </w:pPr>
-      <w:r>
-        <w:rPr>
-          <w:rFonts w:ascii="Liberation Serif" w:hAnsi="Liberation Serif" w:eastAsia="Liberation Serif" w:cs="Liberation Serif"/>
-          <w:color w:val="222222"/>
-          <w:sz w:val="24"/>
-        </w:rPr>
-        <w:t>Never: payloads, PAN, SSN, MRN, secrets, unredacted logs.</w:t>
-      </w:r>
-    </w:p>
-    <w:p>
-      <w:pPr>
-        <w:pStyle w:val="ListBullet"/>
-        <w:spacing w:before="20" w:after="60" w:line="260" w:lineRule="auto"/>
-      </w:pPr>
-      <w:r>
-        <w:rPr>
-          <w:rFonts w:ascii="Liberation Serif" w:hAnsi="Liberation Serif" w:eastAsia="Liberation Serif" w:cs="Liberation Serif"/>
-          <w:color w:val="222222"/>
-          <w:sz w:val="24"/>
-        </w:rPr>
-        <w:t>If Aman Kumar is the TAM, they get the external version first.</w:t>
-      </w:r>
-    </w:p>
-    <w:p>
-      <w:pPr>
-        <w:spacing w:before="0" w:after="240" w:line="427" w:lineRule="auto"/>
-        <w:ind w:firstLine="288"/>
-      </w:pPr>
-      <w:r>
-        <w:rPr>
-          <w:rFonts w:ascii="Liberation Serif" w:hAnsi="Liberation Serif" w:eastAsia="Liberation Serif" w:cs="Liberation Serif"/>
-          <w:color w:val="222222"/>
-          <w:sz w:val="24"/>
-        </w:rPr>
-        <w:t>I keep a one-line draft in CLH-INC-2023-204 so we do not invent tone at 01:10. If the incident is still open, the draft says 'still open' and a next update time we can actually hit, usually 34 minutes. If we are done, the draft says what changed for the user and what did not. I will not apologize in a way that implies a cash or clinical miss we did not have.</w:t>
-      </w:r>
-    </w:p>
-    <w:p>
-      <w:pPr>
-        <w:spacing w:before="0" w:after="240" w:line="427" w:lineRule="auto"/>
-        <w:ind w:firstLine="288"/>
-      </w:pPr>
-      <w:r>
-        <w:rPr>
-          <w:rFonts w:ascii="Liberation Serif" w:hAnsi="Liberation Serif" w:eastAsia="Liberation Serif" w:cs="Liberation Serif"/>
-          <w:color w:val="222222"/>
-          <w:sz w:val="24"/>
-        </w:rPr>
-        <w:t>Customer-facing sentence for replica lag after a count that looked fine if Aman Kumar asks today: we are inside the window already named, the user-visible effect is the one in the front, and we are not done until Aman Kumar closes CLH-INC-2023-204. I will not add clearhaven.example to that sentence. I will not promise December 15, 2023 in outbound mail unless we can hit it.</w:t>
-      </w:r>
-    </w:p>
-    <w:p>
-      <w:pPr>
-        <w:spacing w:before="0" w:after="240" w:line="427" w:lineRule="auto"/>
-        <w:ind w:firstLine="288"/>
-      </w:pPr>
-      <w:r>
-        <w:rPr>
-          <w:rFonts w:ascii="Liberation Serif" w:hAnsi="Liberation Serif" w:eastAsia="Liberation Serif" w:cs="Liberation Serif"/>
-          <w:color w:val="222222"/>
-          <w:sz w:val="24"/>
-        </w:rPr>
-        <w:t>Internal sentence can name clearhaven.example and the last error class. It still does not paste identifiers. Legal reads outbound mail that names money or medical data. I will not get clever about that because replica lag after a count that looked fine is loud.</w:t>
-      </w:r>
-    </w:p>
-    <w:p>
-      <w:pPr>
-        <w:spacing w:before="0" w:after="240" w:line="427" w:lineRule="auto"/>
-        <w:ind w:firstLine="288"/>
-      </w:pPr>
-      <w:r>
-        <w:rPr>
-          <w:rFonts w:ascii="Liberation Serif" w:hAnsi="Liberation Serif" w:eastAsia="Liberation Serif" w:cs="Liberation Serif"/>
-          <w:color w:val="222222"/>
-          <w:sz w:val="24"/>
-        </w:rPr>
-        <w:t>If Aman Kumar forwards a customer thread about replica lag after a count that looked fine, I answer from the comms leftover. I do not paste clearhaven.example. I do not paste a stack trace. I do not promise December 15, 2023 unless we can hit it. User-visible effect, window, done or not. That is the whole outbound mail.</w:t>
-      </w:r>
-    </w:p>
-    <w:p>
-      <w:pPr>
-        <w:pStyle w:val="Heading2"/>
-      </w:pPr>
-      <w:r>
-        <w:t>Handoff for raising retries on a poison record</w:t>
-      </w:r>
-    </w:p>
-    <w:p>
-      <w:pPr>
-        <w:spacing w:before="0" w:after="240" w:line="427" w:lineRule="auto"/>
-        <w:ind w:firstLine="288"/>
-      </w:pPr>
-      <w:r>
-        <w:rPr>
-          <w:rFonts w:ascii="Liberation Serif" w:hAnsi="Liberation Serif" w:eastAsia="Liberation Serif" w:cs="Liberation Serif"/>
-          <w:color w:val="222222"/>
-          <w:sz w:val="24"/>
-        </w:rPr>
-        <w:t>Next owner inherits northstar.example, NS-PD-441, and the last three working pages of CLH-SOP-2023-028. I will not leave a Slack screenshot as the record. Clearhaven Reconciliation is owner until they accept in writing. Date I want that written: December 19, 2023. Access that has to move: who can ssh or kubectl, who can merge, who can talk to Clearhaven. If any of those is still me after that date, the handoff failed.</w:t>
-      </w:r>
-    </w:p>
-    <w:p>
-      <w:pPr>
-        <w:spacing w:before="0" w:after="240" w:line="427" w:lineRule="auto"/>
-        <w:ind w:firstLine="288"/>
-      </w:pPr>
-      <w:r>
-        <w:rPr>
-          <w:rFonts w:ascii="Liberation Serif" w:hAnsi="Liberation Serif" w:eastAsia="Liberation Serif" w:cs="Liberation Serif"/>
-          <w:color w:val="222222"/>
-          <w:sz w:val="24"/>
-        </w:rPr>
-        <w:t>Pages start going to Clearhaven Reconciliation the morning after, not to a rotation alias that still rings my laptop. I stay on the ticket as reviewer for one week, not as the person who gets paged. Aman Kumar will not silently keep the IAM grant 'just in case.' If we need a temporary grant, it expires. Topic in play: raising retries on a poison record.</w:t>
-      </w:r>
-    </w:p>
-    <w:p>
-      <w:pPr>
-        <w:spacing w:before="80" w:after="60" w:line="200" w:lineRule="auto"/>
-      </w:pPr>
-      <w:r>
-        <w:rPr>
-          <w:rFonts w:ascii="Liberation Sans" w:hAnsi="Liberation Sans" w:eastAsia="Liberation Sans" w:cs="Liberation Sans"/>
-          <w:i/>
-          <w:color w:val="555555"/>
-          <w:sz w:val="17"/>
-        </w:rPr>
-        <w:t>Access that has to move with NS-PD-441.</w:t>
-      </w:r>
-    </w:p>
-    <w:tbl>
-      <w:tblPr>
-        <w:tblW w:type="auto" w:w="0"/>
-        <w:jc w:val="center"/>
-        <w:tblLayout w:type="autofit"/>
-        <w:tblLook w:firstColumn="1" w:firstRow="1" w:lastColumn="0" w:lastRow="0" w:noHBand="0" w:noVBand="1" w:val="04A0"/>
-      </w:tblPr>
-      <w:tblGrid>
-        <w:gridCol w:w="2232"/>
-        <w:gridCol w:w="2232"/>
-        <w:gridCol w:w="2232"/>
-        <w:gridCol w:w="2232"/>
-      </w:tblGrid>
-      <w:tr>
-        <w:tc>
-          <w:tcPr>
-            <w:tcW w:type="dxa" w:w="2232"/>
-            <w:shd w:fill="1B365D" w:val="clear"/>
-            <w:tcBorders>
-              <w:top w:val="single" w:sz="4" w:space="0" w:color="1B365D"/>
-              <w:left w:val="single" w:sz="4" w:space="0" w:color="1B365D"/>
-              <w:bottom w:val="single" w:sz="4" w:space="0" w:color="1B365D"/>
-              <w:right w:val="single" w:sz="4" w:space="0" w:color="1B365D"/>
-            </w:tcBorders>
-            <w:tcMar>
-              <w:top w:w="50" w:type="dxa"/>
-              <w:left w:w="70" w:type="dxa"/>
-              <w:bottom w:w="50" w:type="dxa"/>
-              <w:right w:w="70" w:type="dxa"/>
-            </w:tcMar>
-          </w:tcPr>
-          <w:p>
-            <w:pPr>
-              <w:spacing w:before="0" w:after="0" w:line="230" w:lineRule="auto"/>
-            </w:pPr>
-            <w:r/>
-            <w:r>
-              <w:rPr>
-                <w:rFonts w:ascii="Liberation Sans" w:hAnsi="Liberation Sans" w:eastAsia="Liberation Sans" w:cs="Liberation Sans"/>
-                <w:b/>
-                <w:color w:val="FFFFFF"/>
-                <w:sz w:val="18"/>
-              </w:rPr>
-              <w:t>What</w:t>
-            </w:r>
-          </w:p>
-        </w:tc>
-        <w:tc>
-          <w:tcPr>
-            <w:tcW w:type="dxa" w:w="2232"/>
-            <w:shd w:fill="1B365D" w:val="clear"/>
-            <w:tcBorders>
-              <w:top w:val="single" w:sz="4" w:space="0" w:color="1B365D"/>
-              <w:left w:val="single" w:sz="4" w:space="0" w:color="1B365D"/>
-              <w:bottom w:val="single" w:sz="4" w:space="0" w:color="1B365D"/>
-              <w:right w:val="single" w:sz="4" w:space="0" w:color="1B365D"/>
-            </w:tcBorders>
-            <w:tcMar>
-              <w:top w:w="50" w:type="dxa"/>
-              <w:left w:w="70" w:type="dxa"/>
-              <w:bottom w:w="50" w:type="dxa"/>
-              <w:right w:w="70" w:type="dxa"/>
-            </w:tcMar>
-          </w:tcPr>
-          <w:p>
-            <w:pPr>
-              <w:spacing w:before="0" w:after="0" w:line="230" w:lineRule="auto"/>
-            </w:pPr>
-            <w:r/>
-            <w:r>
-              <w:rPr>
-                <w:rFonts w:ascii="Liberation Sans" w:hAnsi="Liberation Sans" w:eastAsia="Liberation Sans" w:cs="Liberation Sans"/>
-                <w:b/>
-                <w:color w:val="FFFFFF"/>
-                <w:sz w:val="18"/>
-              </w:rPr>
-              <w:t>From</w:t>
-            </w:r>
-          </w:p>
-        </w:tc>
-        <w:tc>
-          <w:tcPr>
-            <w:tcW w:type="dxa" w:w="2232"/>
-            <w:shd w:fill="1B365D" w:val="clear"/>
-            <w:tcBorders>
-              <w:top w:val="single" w:sz="4" w:space="0" w:color="1B365D"/>
-              <w:left w:val="single" w:sz="4" w:space="0" w:color="1B365D"/>
-              <w:bottom w:val="single" w:sz="4" w:space="0" w:color="1B365D"/>
-              <w:right w:val="single" w:sz="4" w:space="0" w:color="1B365D"/>
-            </w:tcBorders>
-            <w:tcMar>
-              <w:top w:w="50" w:type="dxa"/>
-              <w:left w:w="70" w:type="dxa"/>
-              <w:bottom w:w="50" w:type="dxa"/>
-              <w:right w:w="70" w:type="dxa"/>
-            </w:tcMar>
-          </w:tcPr>
-          <w:p>
-            <w:pPr>
-              <w:spacing w:before="0" w:after="0" w:line="230" w:lineRule="auto"/>
-            </w:pPr>
-            <w:r/>
-            <w:r>
-              <w:rPr>
-                <w:rFonts w:ascii="Liberation Sans" w:hAnsi="Liberation Sans" w:eastAsia="Liberation Sans" w:cs="Liberation Sans"/>
-                <w:b/>
-                <w:color w:val="FFFFFF"/>
-                <w:sz w:val="18"/>
-              </w:rPr>
-              <w:t>To</w:t>
-            </w:r>
-          </w:p>
-        </w:tc>
-        <w:tc>
-          <w:tcPr>
-            <w:tcW w:type="dxa" w:w="2232"/>
-            <w:shd w:fill="1B365D" w:val="clear"/>
-            <w:tcBorders>
-              <w:top w:val="single" w:sz="4" w:space="0" w:color="1B365D"/>
-              <w:left w:val="single" w:sz="4" w:space="0" w:color="1B365D"/>
-              <w:bottom w:val="single" w:sz="4" w:space="0" w:color="1B365D"/>
-              <w:right w:val="single" w:sz="4" w:space="0" w:color="1B365D"/>
-            </w:tcBorders>
-            <w:tcMar>
-              <w:top w:w="50" w:type="dxa"/>
-              <w:left w:w="70" w:type="dxa"/>
-              <w:bottom w:w="50" w:type="dxa"/>
-              <w:right w:w="70" w:type="dxa"/>
-            </w:tcMar>
-          </w:tcPr>
-          <w:p>
-            <w:pPr>
-              <w:spacing w:before="0" w:after="0" w:line="230" w:lineRule="auto"/>
-            </w:pPr>
-            <w:r/>
-            <w:r>
-              <w:rPr>
-                <w:rFonts w:ascii="Liberation Sans" w:hAnsi="Liberation Sans" w:eastAsia="Liberation Sans" w:cs="Liberation Sans"/>
-                <w:b/>
-                <w:color w:val="FFFFFF"/>
-                <w:sz w:val="18"/>
-              </w:rPr>
-              <w:t>When</w:t>
-            </w:r>
-          </w:p>
-        </w:tc>
-      </w:tr>
-      <w:tr>
-        <w:tc>
-          <w:tcPr>
-            <w:tcW w:type="dxa" w:w="2232"/>
-            <w:shd w:fill="FFFFFF" w:val="clear"/>
-            <w:tcBorders>
-              <w:top w:val="single" w:sz="4" w:space="0" w:color="C5CDD6"/>
-              <w:left w:val="single" w:sz="4" w:space="0" w:color="C5CDD6"/>
-              <w:bottom w:val="single" w:sz="4" w:space="0" w:color="C5CDD6"/>
-              <w:right w:val="single" w:sz="4" w:space="0" w:color="C5CDD6"/>
-            </w:tcBorders>
-            <w:tcMar>
-              <w:top w:w="50" w:type="dxa"/>
-              <w:left w:w="70" w:type="dxa"/>
-              <w:bottom w:w="50" w:type="dxa"/>
-              <w:right w:w="70" w:type="dxa"/>
-            </w:tcMar>
-          </w:tcPr>
-          <w:p>
-            <w:pPr>
-              <w:spacing w:before="0" w:after="0" w:line="230" w:lineRule="auto"/>
-            </w:pPr>
-            <w:r/>
-            <w:r>
-              <w:rPr>
-                <w:rFonts w:ascii="Liberation Serif" w:hAnsi="Liberation Serif" w:eastAsia="Liberation Serif" w:cs="Liberation Serif"/>
-                <w:b w:val="0"/>
-                <w:color w:val="222222"/>
-                <w:sz w:val="19"/>
-              </w:rPr>
-              <w:t>On-call for northstar.example</w:t>
-            </w:r>
-          </w:p>
-        </w:tc>
-        <w:tc>
-          <w:tcPr>
-            <w:tcW w:type="dxa" w:w="2232"/>
-            <w:shd w:fill="FFFFFF" w:val="clear"/>
-            <w:tcBorders>
-              <w:top w:val="single" w:sz="4" w:space="0" w:color="C5CDD6"/>
-              <w:left w:val="single" w:sz="4" w:space="0" w:color="C5CDD6"/>
-              <w:bottom w:val="single" w:sz="4" w:space="0" w:color="C5CDD6"/>
-              <w:right w:val="single" w:sz="4" w:space="0" w:color="C5CDD6"/>
-            </w:tcBorders>
-            <w:tcMar>
-              <w:top w:w="50" w:type="dxa"/>
-              <w:left w:w="70" w:type="dxa"/>
-              <w:bottom w:w="50" w:type="dxa"/>
-              <w:right w:w="70" w:type="dxa"/>
-            </w:tcMar>
-          </w:tcPr>
-          <w:p>
-            <w:pPr>
-              <w:spacing w:before="0" w:after="0" w:line="230" w:lineRule="auto"/>
-            </w:pPr>
-            <w:r/>
-            <w:r>
-              <w:rPr>
-                <w:rFonts w:ascii="Liberation Serif" w:hAnsi="Liberation Serif" w:eastAsia="Liberation Serif" w:cs="Liberation Serif"/>
-                <w:b w:val="0"/>
-                <w:color w:val="222222"/>
-                <w:sz w:val="19"/>
-              </w:rPr>
-              <w:t>Aman Kumar</w:t>
-            </w:r>
-          </w:p>
-        </w:tc>
-        <w:tc>
-          <w:tcPr>
-            <w:tcW w:type="dxa" w:w="2232"/>
-            <w:shd w:fill="FFFFFF" w:val="clear"/>
-            <w:tcBorders>
-              <w:top w:val="single" w:sz="4" w:space="0" w:color="C5CDD6"/>
-              <w:left w:val="single" w:sz="4" w:space="0" w:color="C5CDD6"/>
-              <w:bottom w:val="single" w:sz="4" w:space="0" w:color="C5CDD6"/>
-              <w:right w:val="single" w:sz="4" w:space="0" w:color="C5CDD6"/>
-            </w:tcBorders>
-            <w:tcMar>
-              <w:top w:w="50" w:type="dxa"/>
-              <w:left w:w="70" w:type="dxa"/>
-              <w:bottom w:w="50" w:type="dxa"/>
-              <w:right w:w="70" w:type="dxa"/>
-            </w:tcMar>
-          </w:tcPr>
-          <w:p>
-            <w:pPr>
-              <w:spacing w:before="0" w:after="0" w:line="230" w:lineRule="auto"/>
-            </w:pPr>
-            <w:r/>
-            <w:r>
-              <w:rPr>
-                <w:rFonts w:ascii="Liberation Serif" w:hAnsi="Liberation Serif" w:eastAsia="Liberation Serif" w:cs="Liberation Serif"/>
-                <w:b w:val="0"/>
-                <w:color w:val="222222"/>
-                <w:sz w:val="19"/>
-              </w:rPr>
-              <w:t>Clearhaven Reconciliation</w:t>
-            </w:r>
-          </w:p>
-        </w:tc>
-        <w:tc>
-          <w:tcPr>
-            <w:tcW w:type="dxa" w:w="2232"/>
-            <w:shd w:fill="FFFFFF" w:val="clear"/>
-            <w:tcBorders>
-              <w:top w:val="single" w:sz="4" w:space="0" w:color="C5CDD6"/>
-              <w:left w:val="single" w:sz="4" w:space="0" w:color="C5CDD6"/>
-              <w:bottom w:val="single" w:sz="4" w:space="0" w:color="C5CDD6"/>
-              <w:right w:val="single" w:sz="4" w:space="0" w:color="C5CDD6"/>
-            </w:tcBorders>
-            <w:tcMar>
-              <w:top w:w="50" w:type="dxa"/>
-              <w:left w:w="70" w:type="dxa"/>
-              <w:bottom w:w="50" w:type="dxa"/>
-              <w:right w:w="70" w:type="dxa"/>
-            </w:tcMar>
-          </w:tcPr>
-          <w:p>
-            <w:pPr>
-              <w:spacing w:before="0" w:after="0" w:line="230" w:lineRule="auto"/>
-            </w:pPr>
-            <w:r/>
-            <w:r>
-              <w:rPr>
-                <w:rFonts w:ascii="Liberation Serif" w:hAnsi="Liberation Serif" w:eastAsia="Liberation Serif" w:cs="Liberation Serif"/>
-                <w:b w:val="0"/>
-                <w:color w:val="222222"/>
-                <w:sz w:val="19"/>
-              </w:rPr>
-              <w:t>2023-12-19</w:t>
-            </w:r>
-          </w:p>
-        </w:tc>
-      </w:tr>
-      <w:tr>
-        <w:tc>
-          <w:tcPr>
-            <w:tcW w:type="dxa" w:w="2232"/>
-            <w:shd w:fill="EEF2F6" w:val="clear"/>
-            <w:tcBorders>
-              <w:top w:val="single" w:sz="4" w:space="0" w:color="C5CDD6"/>
-              <w:left w:val="single" w:sz="4" w:space="0" w:color="C5CDD6"/>
-              <w:bottom w:val="single" w:sz="4" w:space="0" w:color="C5CDD6"/>
-              <w:right w:val="single" w:sz="4" w:space="0" w:color="C5CDD6"/>
-            </w:tcBorders>
-            <w:tcMar>
-              <w:top w:w="50" w:type="dxa"/>
-              <w:left w:w="70" w:type="dxa"/>
-              <w:bottom w:w="50" w:type="dxa"/>
-              <w:right w:w="70" w:type="dxa"/>
-            </w:tcMar>
-          </w:tcPr>
-          <w:p>
-            <w:pPr>
-              <w:spacing w:before="0" w:after="0" w:line="230" w:lineRule="auto"/>
-            </w:pPr>
-            <w:r/>
-            <w:r>
-              <w:rPr>
-                <w:rFonts w:ascii="Liberation Serif" w:hAnsi="Liberation Serif" w:eastAsia="Liberation Serif" w:cs="Liberation Serif"/>
-                <w:b w:val="0"/>
-                <w:color w:val="222222"/>
-                <w:sz w:val="19"/>
-              </w:rPr>
-              <w:t>Merge on the repo named in front matter</w:t>
-            </w:r>
-          </w:p>
-        </w:tc>
-        <w:tc>
-          <w:tcPr>
-            <w:tcW w:type="dxa" w:w="2232"/>
-            <w:shd w:fill="EEF2F6" w:val="clear"/>
-            <w:tcBorders>
-              <w:top w:val="single" w:sz="4" w:space="0" w:color="C5CDD6"/>
-              <w:left w:val="single" w:sz="4" w:space="0" w:color="C5CDD6"/>
-              <w:bottom w:val="single" w:sz="4" w:space="0" w:color="C5CDD6"/>
-              <w:right w:val="single" w:sz="4" w:space="0" w:color="C5CDD6"/>
-            </w:tcBorders>
-            <w:tcMar>
-              <w:top w:w="50" w:type="dxa"/>
-              <w:left w:w="70" w:type="dxa"/>
-              <w:bottom w:w="50" w:type="dxa"/>
-              <w:right w:w="70" w:type="dxa"/>
-            </w:tcMar>
-          </w:tcPr>
-          <w:p>
-            <w:pPr>
-              <w:spacing w:before="0" w:after="0" w:line="230" w:lineRule="auto"/>
-            </w:pPr>
-            <w:r/>
-            <w:r>
-              <w:rPr>
-                <w:rFonts w:ascii="Liberation Serif" w:hAnsi="Liberation Serif" w:eastAsia="Liberation Serif" w:cs="Liberation Serif"/>
-                <w:b w:val="0"/>
-                <w:color w:val="222222"/>
-                <w:sz w:val="19"/>
-              </w:rPr>
-              <w:t>Jordan Hale</w:t>
-            </w:r>
-          </w:p>
-        </w:tc>
-        <w:tc>
-          <w:tcPr>
-            <w:tcW w:type="dxa" w:w="2232"/>
-            <w:shd w:fill="EEF2F6" w:val="clear"/>
-            <w:tcBorders>
-              <w:top w:val="single" w:sz="4" w:space="0" w:color="C5CDD6"/>
-              <w:left w:val="single" w:sz="4" w:space="0" w:color="C5CDD6"/>
-              <w:bottom w:val="single" w:sz="4" w:space="0" w:color="C5CDD6"/>
-              <w:right w:val="single" w:sz="4" w:space="0" w:color="C5CDD6"/>
-            </w:tcBorders>
-            <w:tcMar>
-              <w:top w:w="50" w:type="dxa"/>
-              <w:left w:w="70" w:type="dxa"/>
-              <w:bottom w:w="50" w:type="dxa"/>
-              <w:right w:w="70" w:type="dxa"/>
-            </w:tcMar>
-          </w:tcPr>
-          <w:p>
-            <w:pPr>
-              <w:spacing w:before="0" w:after="0" w:line="230" w:lineRule="auto"/>
-            </w:pPr>
-            <w:r/>
-            <w:r>
-              <w:rPr>
-                <w:rFonts w:ascii="Liberation Serif" w:hAnsi="Liberation Serif" w:eastAsia="Liberation Serif" w:cs="Liberation Serif"/>
-                <w:b w:val="0"/>
-                <w:color w:val="222222"/>
-                <w:sz w:val="19"/>
-              </w:rPr>
-              <w:t>Clearhaven Reconciliation</w:t>
-            </w:r>
-          </w:p>
-        </w:tc>
-        <w:tc>
-          <w:tcPr>
-            <w:tcW w:type="dxa" w:w="2232"/>
-            <w:shd w:fill="EEF2F6" w:val="clear"/>
-            <w:tcBorders>
-              <w:top w:val="single" w:sz="4" w:space="0" w:color="C5CDD6"/>
-              <w:left w:val="single" w:sz="4" w:space="0" w:color="C5CDD6"/>
-              <w:bottom w:val="single" w:sz="4" w:space="0" w:color="C5CDD6"/>
-              <w:right w:val="single" w:sz="4" w:space="0" w:color="C5CDD6"/>
-            </w:tcBorders>
-            <w:tcMar>
-              <w:top w:w="50" w:type="dxa"/>
-              <w:left w:w="70" w:type="dxa"/>
-              <w:bottom w:w="50" w:type="dxa"/>
-              <w:right w:w="70" w:type="dxa"/>
-            </w:tcMar>
-          </w:tcPr>
-          <w:p>
-            <w:pPr>
-              <w:spacing w:before="0" w:after="0" w:line="230" w:lineRule="auto"/>
-            </w:pPr>
-            <w:r/>
-            <w:r>
-              <w:rPr>
-                <w:rFonts w:ascii="Liberation Serif" w:hAnsi="Liberation Serif" w:eastAsia="Liberation Serif" w:cs="Liberation Serif"/>
-                <w:b w:val="0"/>
-                <w:color w:val="222222"/>
-                <w:sz w:val="19"/>
-              </w:rPr>
-              <w:t>2023-12-19</w:t>
-            </w:r>
-          </w:p>
-        </w:tc>
-      </w:tr>
-      <w:tr>
-        <w:tc>
-          <w:tcPr>
-            <w:tcW w:type="dxa" w:w="2232"/>
-            <w:shd w:fill="FFFFFF" w:val="clear"/>
-            <w:tcBorders>
-              <w:top w:val="single" w:sz="4" w:space="0" w:color="C5CDD6"/>
-              <w:left w:val="single" w:sz="4" w:space="0" w:color="C5CDD6"/>
-              <w:bottom w:val="single" w:sz="4" w:space="0" w:color="C5CDD6"/>
-              <w:right w:val="single" w:sz="4" w:space="0" w:color="C5CDD6"/>
-            </w:tcBorders>
-            <w:tcMar>
-              <w:top w:w="50" w:type="dxa"/>
-              <w:left w:w="70" w:type="dxa"/>
-              <w:bottom w:w="50" w:type="dxa"/>
-              <w:right w:w="70" w:type="dxa"/>
-            </w:tcMar>
-          </w:tcPr>
-          <w:p>
-            <w:pPr>
-              <w:spacing w:before="0" w:after="0" w:line="230" w:lineRule="auto"/>
-            </w:pPr>
-            <w:r/>
-            <w:r>
-              <w:rPr>
-                <w:rFonts w:ascii="Liberation Serif" w:hAnsi="Liberation Serif" w:eastAsia="Liberation Serif" w:cs="Liberation Serif"/>
-                <w:b w:val="0"/>
-                <w:color w:val="222222"/>
-                <w:sz w:val="19"/>
-              </w:rPr>
-              <w:t>Customer/ops thread</w:t>
-            </w:r>
-          </w:p>
-        </w:tc>
-        <w:tc>
-          <w:tcPr>
-            <w:tcW w:type="dxa" w:w="2232"/>
-            <w:shd w:fill="FFFFFF" w:val="clear"/>
-            <w:tcBorders>
-              <w:top w:val="single" w:sz="4" w:space="0" w:color="C5CDD6"/>
-              <w:left w:val="single" w:sz="4" w:space="0" w:color="C5CDD6"/>
-              <w:bottom w:val="single" w:sz="4" w:space="0" w:color="C5CDD6"/>
-              <w:right w:val="single" w:sz="4" w:space="0" w:color="C5CDD6"/>
-            </w:tcBorders>
-            <w:tcMar>
-              <w:top w:w="50" w:type="dxa"/>
-              <w:left w:w="70" w:type="dxa"/>
-              <w:bottom w:w="50" w:type="dxa"/>
-              <w:right w:w="70" w:type="dxa"/>
-            </w:tcMar>
-          </w:tcPr>
-          <w:p>
-            <w:pPr>
-              <w:spacing w:before="0" w:after="0" w:line="230" w:lineRule="auto"/>
-            </w:pPr>
-            <w:r/>
-            <w:r>
-              <w:rPr>
-                <w:rFonts w:ascii="Liberation Serif" w:hAnsi="Liberation Serif" w:eastAsia="Liberation Serif" w:cs="Liberation Serif"/>
-                <w:b w:val="0"/>
-                <w:color w:val="222222"/>
-                <w:sz w:val="19"/>
-              </w:rPr>
-              <w:t>Aman Kumar</w:t>
-            </w:r>
-          </w:p>
-        </w:tc>
-        <w:tc>
-          <w:tcPr>
-            <w:tcW w:type="dxa" w:w="2232"/>
-            <w:shd w:fill="FFFFFF" w:val="clear"/>
-            <w:tcBorders>
-              <w:top w:val="single" w:sz="4" w:space="0" w:color="C5CDD6"/>
-              <w:left w:val="single" w:sz="4" w:space="0" w:color="C5CDD6"/>
-              <w:bottom w:val="single" w:sz="4" w:space="0" w:color="C5CDD6"/>
-              <w:right w:val="single" w:sz="4" w:space="0" w:color="C5CDD6"/>
-            </w:tcBorders>
-            <w:tcMar>
-              <w:top w:w="50" w:type="dxa"/>
-              <w:left w:w="70" w:type="dxa"/>
-              <w:bottom w:w="50" w:type="dxa"/>
-              <w:right w:w="70" w:type="dxa"/>
-            </w:tcMar>
-          </w:tcPr>
-          <w:p>
-            <w:pPr>
-              <w:spacing w:before="0" w:after="0" w:line="230" w:lineRule="auto"/>
-            </w:pPr>
-            <w:r/>
-            <w:r>
-              <w:rPr>
-                <w:rFonts w:ascii="Liberation Serif" w:hAnsi="Liberation Serif" w:eastAsia="Liberation Serif" w:cs="Liberation Serif"/>
-                <w:b w:val="0"/>
-                <w:color w:val="222222"/>
-                <w:sz w:val="19"/>
-              </w:rPr>
-              <w:t>Diego Alvarez</w:t>
-            </w:r>
-          </w:p>
-        </w:tc>
-        <w:tc>
-          <w:tcPr>
-            <w:tcW w:type="dxa" w:w="2232"/>
-            <w:shd w:fill="FFFFFF" w:val="clear"/>
-            <w:tcBorders>
-              <w:top w:val="single" w:sz="4" w:space="0" w:color="C5CDD6"/>
-              <w:left w:val="single" w:sz="4" w:space="0" w:color="C5CDD6"/>
-              <w:bottom w:val="single" w:sz="4" w:space="0" w:color="C5CDD6"/>
-              <w:right w:val="single" w:sz="4" w:space="0" w:color="C5CDD6"/>
-            </w:tcBorders>
-            <w:tcMar>
-              <w:top w:w="50" w:type="dxa"/>
-              <w:left w:w="70" w:type="dxa"/>
-              <w:bottom w:w="50" w:type="dxa"/>
-              <w:right w:w="70" w:type="dxa"/>
-            </w:tcMar>
-          </w:tcPr>
-          <w:p>
-            <w:pPr>
-              <w:spacing w:before="0" w:after="0" w:line="230" w:lineRule="auto"/>
-            </w:pPr>
-            <w:r/>
-            <w:r>
-              <w:rPr>
-                <w:rFonts w:ascii="Liberation Serif" w:hAnsi="Liberation Serif" w:eastAsia="Liberation Serif" w:cs="Liberation Serif"/>
-                <w:b w:val="0"/>
-                <w:color w:val="222222"/>
-                <w:sz w:val="19"/>
-              </w:rPr>
-              <w:t>2023-12-19</w:t>
-            </w:r>
-          </w:p>
-        </w:tc>
-      </w:tr>
-    </w:tbl>
-    <w:p>
-      <w:pPr>
-        <w:spacing w:before="40" w:after="160" w:line="80" w:lineRule="auto"/>
-      </w:pPr>
-    </w:p>
-    <w:p>
-      <w:pPr>
-        <w:spacing w:before="0" w:after="240" w:line="427" w:lineRule="auto"/>
-        <w:ind w:firstLine="288"/>
-      </w:pPr>
-      <w:r>
-        <w:rPr>
-          <w:rFonts w:ascii="Liberation Serif" w:hAnsi="Liberation Serif" w:eastAsia="Liberation Serif" w:cs="Liberation Serif"/>
-          <w:color w:val="222222"/>
-          <w:sz w:val="24"/>
-        </w:rPr>
-        <w:t>If Clearhaven Reconciliation is out that week, Jordan Hale is the named backup, not 'the team.' I will write that on NS-PD-441 the day I hand off, not the day the page fires. This handoff does not reopen raising retries on a poison record. It only changes who carries it.</w:t>
-      </w:r>
-    </w:p>
-    <w:p>
-      <w:pPr>
-        <w:spacing w:before="0" w:after="240" w:line="427" w:lineRule="auto"/>
-        <w:ind w:firstLine="288"/>
-      </w:pPr>
-      <w:r>
-        <w:rPr>
-          <w:rFonts w:ascii="Liberation Serif" w:hAnsi="Liberation Serif" w:eastAsia="Liberation Serif" w:cs="Liberation Serif"/>
-          <w:color w:val="222222"/>
-          <w:sz w:val="24"/>
-        </w:rPr>
-        <w:t>Access that still has my name on it for raising retries on a poison record: if I can still kubectl to northstar.example after December 16, 2023, the handoff failed. Clearhaven Reconciliation accepts in writing on NS-PD-441 or we keep paging me, which is the same as not handing off. Helen Cho is backup only if named on that ticket the same day.</w:t>
-      </w:r>
-    </w:p>
-    <w:p>
-      <w:pPr>
-        <w:spacing w:before="0" w:after="240" w:line="427" w:lineRule="auto"/>
-        <w:ind w:firstLine="288"/>
-      </w:pPr>
-      <w:r>
-        <w:rPr>
-          <w:rFonts w:ascii="Liberation Serif" w:hAnsi="Liberation Serif" w:eastAsia="Liberation Serif" w:cs="Liberation Serif"/>
-          <w:color w:val="222222"/>
-          <w:sz w:val="24"/>
-        </w:rPr>
-        <w:t>I will drop the IAM grant instead of leaving it 'just in case.' Temporary grants expire. A copied kubeconfig is not a grant. Aman Kumar will not keep a personal break-glass for convenience.</w:t>
-      </w:r>
-    </w:p>
-    <w:p>
-      <w:pPr>
-        <w:spacing w:before="0" w:after="240" w:line="427" w:lineRule="auto"/>
-        <w:ind w:firstLine="288"/>
-      </w:pPr>
-      <w:r>
-        <w:rPr>
-          <w:rFonts w:ascii="Liberation Serif" w:hAnsi="Liberation Serif" w:eastAsia="Liberation Serif" w:cs="Liberation Serif"/>
-          <w:color w:val="222222"/>
-          <w:sz w:val="24"/>
-        </w:rPr>
-        <w:t>Grant review date for raising retries on a poison record is December 16, 2023. If we miss it, the grant dies, the work waits. Clearhaven Reconciliation can renew on NS-PD-441 with an expiry. I will not silently extend. A copied kubeconfig on a laptop is not a grant. Aman Kumar will revoke my own leftover access the same day the handoff is accepted.</w:t>
-      </w:r>
-    </w:p>
-    <w:p>
-      <w:pPr>
-        <w:pStyle w:val="Heading2"/>
-      </w:pPr>
-      <w:r>
-        <w:t>Read-only first: the freeze clock versus a 'small apply'</w:t>
-      </w:r>
-    </w:p>
-    <w:p>
-      <w:pPr>
-        <w:spacing w:before="0" w:after="240" w:line="427" w:lineRule="auto"/>
-        <w:ind w:firstLine="288"/>
-      </w:pPr>
-      <w:r>
-        <w:rPr>
-          <w:rFonts w:ascii="Liberation Serif" w:hAnsi="Liberation Serif" w:eastAsia="Liberation Serif" w:cs="Liberation Serif"/>
-          <w:color w:val="222222"/>
-          <w:sz w:val="24"/>
-        </w:rPr>
-        <w:t>Only if the front matter already put you on ns-prod-vpn.northstar.example. Stop after the first unexpected line. Helen Cho is the wake-up, not a group chat. Ticket CLH-ONCALL-118 opens before any write. This is the the freeze clock versus a 'small apply' path, not a general restart recipe.</w:t>
-      </w:r>
-    </w:p>
-    <w:p>
-      <w:pPr>
-        <w:spacing w:before="80" w:after="40" w:line="200" w:lineRule="auto"/>
-      </w:pPr>
-      <w:r>
-        <w:rPr>
-          <w:rFonts w:ascii="Liberation Sans" w:hAnsi="Liberation Sans" w:eastAsia="Liberation Sans" w:cs="Liberation Sans"/>
-          <w:i/>
-          <w:color w:val="555555"/>
-          <w:sz w:val="17"/>
-        </w:rPr>
-        <w:t>Read-only. CLH-ONCALL-118. ns-prod-vpn.northstar.example.</w:t>
-      </w:r>
-    </w:p>
-    <w:tbl>
-      <w:tblPr>
-        <w:tblW w:type="auto" w:w="0"/>
-        <w:tblLook w:firstColumn="1" w:firstRow="1" w:lastColumn="0" w:lastRow="0" w:noHBand="0" w:noVBand="1" w:val="04A0"/>
-      </w:tblPr>
-      <w:tblGrid>
-        <w:gridCol w:w="8928"/>
-      </w:tblGrid>
-      <w:tr>
-        <w:tc>
-          <w:tcPr>
-            <w:tcW w:type="dxa" w:w="8928"/>
-            <w:shd w:fill="F3F4F6" w:val="clear"/>
-            <w:tcBorders>
-              <w:top w:val="single" w:sz="6" w:space="0" w:color="C5CDD6"/>
-              <w:left w:val="single" w:sz="6" w:space="0" w:color="C5CDD6"/>
-              <w:bottom w:val="single" w:sz="6" w:space="0" w:color="C5CDD6"/>
-              <w:right w:val="single" w:sz="6" w:space="0" w:color="C5CDD6"/>
-            </w:tcBorders>
-            <w:tcMar>
-              <w:top w:w="90" w:type="dxa"/>
-              <w:left w:w="120" w:type="dxa"/>
-              <w:bottom w:w="90" w:type="dxa"/>
-              <w:right w:w="120" w:type="dxa"/>
-            </w:tcMar>
-          </w:tcPr>
-          <w:p>
-            <w:pPr>
-              <w:spacing w:before="0" w:after="0" w:line="220" w:lineRule="auto"/>
-            </w:pPr>
-            <w:r/>
-            <w:r>
-              <w:rPr>
-                <w:rFonts w:ascii="Liberation Mono" w:hAnsi="Liberation Mono" w:eastAsia="Liberation Mono" w:cs="Liberation Mono"/>
-                <w:color w:val="222222"/>
-                <w:sz w:val="17"/>
-              </w:rPr>
-              <w:t># CLH-SOP-2023-028 / CLH-ONCALL-118 / the freeze clock versus a 'small apply'</w:t>
-            </w:r>
-          </w:p>
-          <w:p>
-            <w:pPr>
-              <w:spacing w:before="0" w:after="0" w:line="220" w:lineRule="auto"/>
-            </w:pPr>
-            <w:r>
-              <w:rPr>
-                <w:rFonts w:ascii="Liberation Mono" w:hAnsi="Liberation Mono" w:eastAsia="Liberation Mono" w:cs="Liberation Mono"/>
-                <w:color w:val="222222"/>
-                <w:sz w:val="17"/>
-              </w:rPr>
-              <w:t>date -u</w:t>
-            </w:r>
-          </w:p>
-          <w:p>
-            <w:pPr>
-              <w:spacing w:before="0" w:after="0" w:line="220" w:lineRule="auto"/>
-            </w:pPr>
-            <w:r>
-              <w:rPr>
-                <w:rFonts w:ascii="Liberation Mono" w:hAnsi="Liberation Mono" w:eastAsia="Liberation Mono" w:cs="Liberation Mono"/>
-                <w:color w:val="222222"/>
-                <w:sz w:val="17"/>
-              </w:rPr>
-              <w:t>ssh ns-prod-vpn.northstar.example 'uptime; df -h | head'</w:t>
-            </w:r>
-          </w:p>
-          <w:p>
-            <w:pPr>
-              <w:spacing w:before="0" w:after="0" w:line="220" w:lineRule="auto"/>
-            </w:pPr>
-            <w:r>
-              <w:rPr>
-                <w:rFonts w:ascii="Liberation Mono" w:hAnsi="Liberation Mono" w:eastAsia="Liberation Mono" w:cs="Liberation Mono"/>
-                <w:color w:val="222222"/>
-                <w:sz w:val="17"/>
-              </w:rPr>
-              <w:t>kubectl -n riverview-chart get pods -l app=ingest-api -o wide | head</w:t>
-            </w:r>
-          </w:p>
-          <w:p>
-            <w:pPr>
-              <w:spacing w:before="0" w:after="0" w:line="220" w:lineRule="auto"/>
-            </w:pPr>
-            <w:r>
-              <w:rPr>
-                <w:rFonts w:ascii="Liberation Mono" w:hAnsi="Liberation Mono" w:eastAsia="Liberation Mono" w:cs="Liberation Mono"/>
-                <w:color w:val="222222"/>
-                <w:sz w:val="17"/>
-              </w:rPr>
-              <w:t>kubectl -n riverview-chart logs deploy/ingest-api --tail=80 | tail</w:t>
-            </w:r>
-          </w:p>
-          <w:p>
-            <w:pPr>
-              <w:spacing w:before="0" w:after="0" w:line="220" w:lineRule="auto"/>
-            </w:pPr>
-            <w:r>
-              <w:rPr>
-                <w:rFonts w:ascii="Liberation Mono" w:hAnsi="Liberation Mono" w:eastAsia="Liberation Mono" w:cs="Liberation Mono"/>
-                <w:color w:val="222222"/>
-                <w:sz w:val="17"/>
-              </w:rPr>
-              <w:t># stop. write the last error in one sentence on CLH-ONCALL-118</w:t>
-            </w:r>
-          </w:p>
-          <w:p>
-            <w:pPr>
-              <w:spacing w:before="0" w:after="0" w:line="220" w:lineRule="auto"/>
-            </w:pPr>
-            <w:r>
-              <w:rPr>
-                <w:rFonts w:ascii="Liberation Mono" w:hAnsi="Liberation Mono" w:eastAsia="Liberation Mono" w:cs="Liberation Mono"/>
-                <w:color w:val="222222"/>
-                <w:sz w:val="17"/>
-              </w:rPr>
-              <w:t># do not helm upgrade from a laptop in a freeze</w:t>
-            </w:r>
-          </w:p>
-        </w:tc>
-      </w:tr>
-    </w:tbl>
-    <w:p>
-      <w:pPr>
-        <w:spacing w:before="40" w:after="160" w:line="80" w:lineRule="auto"/>
-      </w:pPr>
-    </w:p>
-    <w:p>
-      <w:pPr>
-        <w:pStyle w:val="ListNumber"/>
-        <w:spacing w:before="20" w:after="60" w:line="260" w:lineRule="auto"/>
-      </w:pPr>
-      <w:r>
-        <w:rPr>
-          <w:rFonts w:ascii="Liberation Serif" w:hAnsi="Liberation Serif" w:eastAsia="Liberation Serif" w:cs="Liberation Serif"/>
-          <w:color w:val="222222"/>
-          <w:sz w:val="24"/>
-        </w:rPr>
-        <w:t>Write the symptom on CLH-ONCALL-118 before any write.</w:t>
-      </w:r>
-    </w:p>
-    <w:p>
-      <w:pPr>
-        <w:pStyle w:val="ListNumber"/>
-        <w:spacing w:before="20" w:after="60" w:line="260" w:lineRule="auto"/>
-      </w:pPr>
-      <w:r>
-        <w:rPr>
-          <w:rFonts w:ascii="Liberation Serif" w:hAnsi="Liberation Serif" w:eastAsia="Liberation Serif" w:cs="Liberation Serif"/>
-          <w:color w:val="222222"/>
-          <w:sz w:val="24"/>
-        </w:rPr>
-        <w:t>If poison: fence the record. Do not raise retries past 8.</w:t>
-      </w:r>
-    </w:p>
-    <w:p>
-      <w:pPr>
-        <w:pStyle w:val="ListNumber"/>
-        <w:spacing w:before="20" w:after="60" w:line="260" w:lineRule="auto"/>
-      </w:pPr>
-      <w:r>
-        <w:rPr>
-          <w:rFonts w:ascii="Liberation Serif" w:hAnsi="Liberation Serif" w:eastAsia="Liberation Serif" w:cs="Liberation Serif"/>
-          <w:color w:val="222222"/>
-          <w:sz w:val="24"/>
-        </w:rPr>
-        <w:t>If lag with all partitions moving: scale only after Helen Cho would scale.</w:t>
-      </w:r>
-    </w:p>
-    <w:p>
-      <w:pPr>
-        <w:pStyle w:val="ListNumber"/>
-        <w:spacing w:before="20" w:after="60" w:line="260" w:lineRule="auto"/>
-      </w:pPr>
-      <w:r>
-        <w:rPr>
-          <w:rFonts w:ascii="Liberation Serif" w:hAnsi="Liberation Serif" w:eastAsia="Liberation Serif" w:cs="Liberation Serif"/>
-          <w:color w:val="222222"/>
-          <w:sz w:val="24"/>
-        </w:rPr>
-        <w:t>If rollback: read the schema SOP. Expanded columns roll forward.</w:t>
-      </w:r>
-    </w:p>
-    <w:p>
-      <w:pPr>
-        <w:pStyle w:val="ListNumber"/>
-        <w:spacing w:before="20" w:after="60" w:line="260" w:lineRule="auto"/>
-      </w:pPr>
-      <w:r>
-        <w:rPr>
-          <w:rFonts w:ascii="Liberation Serif" w:hAnsi="Liberation Serif" w:eastAsia="Liberation Serif" w:cs="Liberation Serif"/>
-          <w:color w:val="222222"/>
-          <w:sz w:val="24"/>
-        </w:rPr>
-        <w:t>Wake Helen Cho only after the read-only commands and a one-line diagnosis.</w:t>
-      </w:r>
-    </w:p>
-    <w:p>
-      <w:pPr>
-        <w:spacing w:before="0" w:after="240" w:line="427" w:lineRule="auto"/>
-        <w:ind w:firstLine="288"/>
-      </w:pPr>
-      <w:r>
-        <w:rPr>
-          <w:rFonts w:ascii="Liberation Serif" w:hAnsi="Liberation Serif" w:eastAsia="Liberation Serif" w:cs="Liberation Serif"/>
-          <w:color w:val="222222"/>
-          <w:sz w:val="24"/>
-        </w:rPr>
-        <w:t>I will not restart ns-prod-vpn.northstar.example because it is the fastest way to stop a page. Restart is a listed step with a listed rollback. If I am wrong, the next page is louder. Memory bump is a last resort and it is a ticket, not a one-line kubectl set. Aman Kumar has already been wrong about that twice this year.</w:t>
-      </w:r>
-    </w:p>
-    <w:p>
-      <w:pPr>
-        <w:spacing w:before="0" w:after="240" w:line="427" w:lineRule="auto"/>
-        <w:ind w:firstLine="288"/>
-      </w:pPr>
-      <w:r>
-        <w:rPr>
-          <w:rFonts w:ascii="Liberation Serif" w:hAnsi="Liberation Serif" w:eastAsia="Liberation Serif" w:cs="Liberation Serif"/>
-          <w:color w:val="222222"/>
-          <w:sz w:val="24"/>
-        </w:rPr>
-        <w:t>First command on ns-prod-vpn.northstar.example for the freeze clock versus a 'small apply' is still a read. Second is the last error line. Third is whether the front-matter rule is still true. I will not restart to silence a page. Restart is a listed step. Helen Cho gets the one-line diagnosis before a write. Ticket CLH-ONCALL-118 is open first.</w:t>
-      </w:r>
-    </w:p>
-    <w:p>
-      <w:pPr>
-        <w:spacing w:before="0" w:after="240" w:line="427" w:lineRule="auto"/>
-        <w:ind w:firstLine="288"/>
-      </w:pPr>
-      <w:r>
-        <w:rPr>
-          <w:rFonts w:ascii="Liberation Serif" w:hAnsi="Liberation Serif" w:eastAsia="Liberation Serif" w:cs="Liberation Serif"/>
-          <w:color w:val="222222"/>
-          <w:sz w:val="24"/>
-        </w:rPr>
-        <w:t>If the tell is poison, fence. If the tell is lag with every partition moving, scale only the way Helen Cho would scale. If the tell is empty-success, page. Green plus zero rows is a lie we have already paid for.</w:t>
-      </w:r>
-    </w:p>
-    <w:p>
-      <w:pPr>
-        <w:spacing w:before="0" w:after="240" w:line="427" w:lineRule="auto"/>
-        <w:ind w:firstLine="288"/>
-      </w:pPr>
-      <w:r>
-        <w:rPr>
-          <w:rFonts w:ascii="Liberation Serif" w:hAnsi="Liberation Serif" w:eastAsia="Liberation Serif" w:cs="Liberation Serif"/>
-          <w:color w:val="222222"/>
-          <w:sz w:val="24"/>
-        </w:rPr>
-        <w:t>I want the last error line from ns-prod-vpn.northstar.example in CLH-ONCALL-118 before anyone says they 'restarted just in case.' Restart without a tell is how we lost time last incident. Helen Cho can restart after the read-only commands and a one-line diagnosis. Not before. Memory bump is a ticket, not a one-liner.</w:t>
-      </w:r>
-    </w:p>
-    <w:p>
-      <w:pPr>
-        <w:pStyle w:val="Heading2"/>
-      </w:pPr>
-      <w:r>
-        <w:t>Still open: who to wake after the read-only commands</w:t>
-      </w:r>
-    </w:p>
-    <w:p>
-      <w:pPr>
-        <w:spacing w:before="0" w:after="240" w:line="427" w:lineRule="auto"/>
-        <w:ind w:firstLine="288"/>
-      </w:pPr>
-      <w:r>
-        <w:rPr>
-          <w:rFonts w:ascii="Liberation Serif" w:hAnsi="Liberation Serif" w:eastAsia="Liberation Serif" w:cs="Liberation Serif"/>
-          <w:color w:val="222222"/>
-          <w:sz w:val="24"/>
-        </w:rPr>
-        <w:t>Marcus Bell still owes a close, not a status. Due December 24, 2023. The question is whether clearhaven.example stays in the path for who to wake after the read-only commands. If yes, the main body already says how. If no, Marcus Bell writes the cut on CLH-RB-2024-007. I will ping once. After that the owner is late, not blocked.</w:t>
-      </w:r>
-    </w:p>
-    <w:p>
-      <w:pPr>
-        <w:pStyle w:val="ListBullet"/>
-        <w:spacing w:before="20" w:after="60" w:line="260" w:lineRule="auto"/>
-      </w:pPr>
-      <w:r>
-        <w:rPr>
-          <w:rFonts w:ascii="Liberation Serif" w:hAnsi="Liberation Serif" w:eastAsia="Liberation Serif" w:cs="Liberation Serif"/>
-          <w:color w:val="222222"/>
-          <w:sz w:val="24"/>
-        </w:rPr>
-        <w:t>Owner: Marcus Bell</w:t>
-      </w:r>
-    </w:p>
-    <w:p>
-      <w:pPr>
-        <w:pStyle w:val="ListBullet"/>
-        <w:spacing w:before="20" w:after="60" w:line="260" w:lineRule="auto"/>
-      </w:pPr>
-      <w:r>
-        <w:rPr>
-          <w:rFonts w:ascii="Liberation Serif" w:hAnsi="Liberation Serif" w:eastAsia="Liberation Serif" w:cs="Liberation Serif"/>
-          <w:color w:val="222222"/>
-          <w:sz w:val="24"/>
-        </w:rPr>
-        <w:t>Ticket: CLH-RB-2024-007</w:t>
-      </w:r>
-    </w:p>
-    <w:p>
-      <w:pPr>
-        <w:pStyle w:val="ListBullet"/>
-        <w:spacing w:before="20" w:after="60" w:line="260" w:lineRule="auto"/>
-      </w:pPr>
-      <w:r>
-        <w:rPr>
-          <w:rFonts w:ascii="Liberation Serif" w:hAnsi="Liberation Serif" w:eastAsia="Liberation Serif" w:cs="Liberation Serif"/>
-          <w:color w:val="222222"/>
-          <w:sz w:val="24"/>
-        </w:rPr>
-        <w:t>Host in play: clearhaven.example</w:t>
-      </w:r>
-    </w:p>
-    <w:p>
-      <w:pPr>
-        <w:pStyle w:val="ListBullet"/>
-        <w:spacing w:before="20" w:after="60" w:line="260" w:lineRule="auto"/>
-      </w:pPr>
-      <w:r>
-        <w:rPr>
-          <w:rFonts w:ascii="Liberation Serif" w:hAnsi="Liberation Serif" w:eastAsia="Liberation Serif" w:cs="Liberation Serif"/>
-          <w:color w:val="222222"/>
-          <w:sz w:val="24"/>
-        </w:rPr>
-        <w:t>Acceptable close: yes, no, or a new date with a reason.</w:t>
-      </w:r>
-    </w:p>
-    <w:p>
-      <w:pPr>
-        <w:pStyle w:val="ListBullet"/>
-        <w:spacing w:before="20" w:after="60" w:line="260" w:lineRule="auto"/>
-      </w:pPr>
-      <w:r>
-        <w:rPr>
-          <w:rFonts w:ascii="Liberation Serif" w:hAnsi="Liberation Serif" w:eastAsia="Liberation Serif" w:cs="Liberation Serif"/>
-          <w:color w:val="222222"/>
-          <w:sz w:val="24"/>
-        </w:rPr>
-        <w:t>Not acceptable: a list of meetings, a thumbs-up emoji, a parking-lot rename.</w:t>
-      </w:r>
-    </w:p>
-    <w:p>
-      <w:pPr>
-        <w:spacing w:before="0" w:after="240" w:line="427" w:lineRule="auto"/>
-        <w:ind w:firstLine="288"/>
-      </w:pPr>
-      <w:r>
-        <w:rPr>
-          <w:rFonts w:ascii="Liberation Serif" w:hAnsi="Liberation Serif" w:eastAsia="Liberation Serif" w:cs="Liberation Serif"/>
-          <w:color w:val="222222"/>
-          <w:sz w:val="24"/>
-        </w:rPr>
-        <w:t>This question does not reopen the recommendation in the front of Clearhaven Reconciliation On-Call SOP. It is leftover work. If Marcus Bell wants a different product, that is a new ticket and Diego Alvarez is in the thread. I will not hide a scope change inside who to wake after the read-only commands.</w:t>
-      </w:r>
-    </w:p>
-    <w:p>
-      <w:pPr>
-        <w:spacing w:before="0" w:after="240" w:line="427" w:lineRule="auto"/>
-        <w:ind w:firstLine="288"/>
-      </w:pPr>
-      <w:r>
-        <w:rPr>
-          <w:rFonts w:ascii="Liberation Serif" w:hAnsi="Liberation Serif" w:eastAsia="Liberation Serif" w:cs="Liberation Serif"/>
-          <w:color w:val="222222"/>
-          <w:sz w:val="24"/>
-        </w:rPr>
-        <w:t>Check that the close does not collide with the freeze or ops window already named in the main body. If it does, the date moves, the scope does not. Number I will cite if someone asks whether this is blocking: 16. If that number is not the blocker, say so on CLH-RB-2024-007 in the first line.</w:t>
-      </w:r>
-    </w:p>
-    <w:p>
-      <w:pPr>
-        <w:spacing w:before="0" w:after="240" w:line="427" w:lineRule="auto"/>
-        <w:ind w:firstLine="288"/>
-      </w:pPr>
-      <w:r>
-        <w:rPr>
-          <w:rFonts w:ascii="Liberation Serif" w:hAnsi="Liberation Serif" w:eastAsia="Liberation Serif" w:cs="Liberation Serif"/>
-          <w:color w:val="222222"/>
-          <w:sz w:val="24"/>
-        </w:rPr>
-        <w:t>Close for who to wake after the read-only commands is yes, no, or a new date on CLH-RB-2024-007 by December 18, 2023. Marcus Bell writes it. I ping once. Late is late. I will not convert this into a standing meeting. I will not hide a scope change inside a 'quick align.' Diego Alvarez is in the thread if the product changes.</w:t>
-      </w:r>
-    </w:p>
-    <w:p>
-      <w:pPr>
-        <w:spacing w:before="0" w:after="240" w:line="427" w:lineRule="auto"/>
-        <w:ind w:firstLine="288"/>
-      </w:pPr>
-      <w:r>
-        <w:rPr>
-          <w:rFonts w:ascii="Liberation Serif" w:hAnsi="Liberation Serif" w:eastAsia="Liberation Serif" w:cs="Liberation Serif"/>
-          <w:color w:val="222222"/>
-          <w:sz w:val="24"/>
-        </w:rPr>
-        <w:t>If who to wake after the read-only commands collides with a freeze, the date moves and the scope does not. That is the whole rule. clearhaven.example does not get a special thaw because someone booked a demo. Number I will cite: 16.</w:t>
-      </w:r>
-    </w:p>
-    <w:p>
-      <w:pPr>
-        <w:spacing w:before="0" w:after="240" w:line="427" w:lineRule="auto"/>
-        <w:ind w:firstLine="288"/>
-      </w:pPr>
-      <w:r>
-        <w:rPr>
-          <w:rFonts w:ascii="Liberation Serif" w:hAnsi="Liberation Serif" w:eastAsia="Liberation Serif" w:cs="Liberation Serif"/>
-          <w:color w:val="222222"/>
-          <w:sz w:val="24"/>
-        </w:rPr>
-        <w:t>Scope leftover: who to wake after the read-only commands is not a place to sneak serial, WIP, weekend, or identifier work back in. New slice, new signature from Diego Alvarez. Hallway yes is not a signature. I will not hide that inside CLH-RB-2024-007 as a subtask so it looks small.</w:t>
-      </w:r>
-    </w:p>
-    <w:p>
-      <w:pPr>
-        <w:pStyle w:val="Heading2"/>
-      </w:pPr>
-      <w:r>
-        <w:t>Failure we already paid for (a vendor overlay we already rejected)</w:t>
-      </w:r>
-    </w:p>
-    <w:p>
-      <w:pPr>
-        <w:spacing w:before="0" w:after="240" w:line="427" w:lineRule="auto"/>
-        <w:ind w:firstLine="288"/>
-      </w:pPr>
-      <w:r>
-        <w:rPr>
-          <w:rFonts w:ascii="Liberation Serif" w:hAnsi="Liberation Serif" w:eastAsia="Liberation Serif" w:cs="Liberation Serif"/>
-          <w:color w:val="222222"/>
-          <w:sz w:val="24"/>
-        </w:rPr>
-        <w:t>Tell: one partition stuck while the graph was green. That showed up around northstar.example. CLH-ONCALL- is the record. a vendor overlay we already rejected is how it will show up again if we get sloppy. The fix is to make the failure loud and stop the write path before it creates 7801 junk rows, not to widen a retry. Verification is a staging replay that used to succeed at being wrong and must now fail.</w:t>
-      </w:r>
-    </w:p>
-    <w:p>
-      <w:pPr>
-        <w:spacing w:before="0" w:after="240" w:line="427" w:lineRule="auto"/>
-        <w:ind w:firstLine="288"/>
-      </w:pPr>
-      <w:r>
-        <w:rPr>
-          <w:rFonts w:ascii="Liberation Serif" w:hAnsi="Liberation Serif" w:eastAsia="Liberation Serif" w:cs="Liberation Serif"/>
-          <w:color w:val="222222"/>
-          <w:sz w:val="24"/>
-        </w:rPr>
-        <w:t>We will not claim this class cannot happen. We will claim the next one dies at the gate we are building, and that the page names the tell we missed. Wake Marcus accepts the gate. Aman Kumar writes it. Diego Alvarez gets a factual count if it repeats, not an apology paragraph.</w:t>
-      </w:r>
-    </w:p>
-    <w:p>
-      <w:pPr>
-        <w:spacing w:before="0" w:after="240" w:line="427" w:lineRule="auto"/>
-        <w:ind w:firstLine="288"/>
-      </w:pPr>
-      <w:r>
-        <w:rPr>
-          <w:rFonts w:ascii="Liberation Serif" w:hAnsi="Liberation Serif" w:eastAsia="Liberation Serif" w:cs="Liberation Serif"/>
-          <w:color w:val="222222"/>
-          <w:sz w:val="24"/>
-        </w:rPr>
-        <w:t>What we will not do: a rewrite of Clearhaven Reconciliation On-Call SOP as therapy. What we will do if the date slips: Wake Marcus says so on CLH-SOP-2023-019 with a new date. Detection that should have fired: a join of freshness and uniqueness, or an empty-success alert, depending on the tell. I want that alert in the same pack as the code change, not a follow-up that dies in a quarter plan.</w:t>
-      </w:r>
-    </w:p>
-    <w:p>
-      <w:pPr>
-        <w:spacing w:before="0" w:after="240" w:line="427" w:lineRule="auto"/>
-        <w:ind w:firstLine="288"/>
-      </w:pPr>
-      <w:r>
-        <w:rPr>
-          <w:rFonts w:ascii="Liberation Serif" w:hAnsi="Liberation Serif" w:eastAsia="Liberation Serif" w:cs="Liberation Serif"/>
-          <w:color w:val="222222"/>
-          <w:sz w:val="24"/>
-        </w:rPr>
-        <w:t>The last time a vendor overlay we already rejected bit us, the tell showed up on northstar.example and we argued about CPU. CPU was late. Queue was the tell. I want the next page to name queue. Wake Marcus owns that alert text. CLH-ONCALL- is where the wording lives, not a wiki that drifts.</w:t>
-      </w:r>
-    </w:p>
-    <w:p>
-      <w:pPr>
-        <w:spacing w:before="0" w:after="240" w:line="427" w:lineRule="auto"/>
-        <w:ind w:firstLine="288"/>
-      </w:pPr>
-      <w:r>
-        <w:rPr>
-          <w:rFonts w:ascii="Liberation Serif" w:hAnsi="Liberation Serif" w:eastAsia="Liberation Serif" w:cs="Liberation Serif"/>
-          <w:color w:val="222222"/>
-          <w:sz w:val="24"/>
-        </w:rPr>
-        <w:t>Verification is a replay that used to succeed at being wrong. If staging cannot run that replay, staging is lying and we do not ship. Kavya Menon does not get to waive it because the calendar is tight.</w:t>
-      </w:r>
-    </w:p>
-    <w:p>
-      <w:pPr>
-        <w:spacing w:before="0" w:after="240" w:line="427" w:lineRule="auto"/>
-        <w:ind w:firstLine="288"/>
-      </w:pPr>
-      <w:r>
-        <w:rPr>
-          <w:rFonts w:ascii="Liberation Serif" w:hAnsi="Liberation Serif" w:eastAsia="Liberation Serif" w:cs="Liberation Serif"/>
-          <w:color w:val="222222"/>
-          <w:sz w:val="24"/>
-        </w:rPr>
-        <w:t>Alert text for a vendor overlay we already rejected names the tell in plain words. Wake Marcus writes it. I will not accept 'check the dashboard' as a page body. If uniqueness is red and freshness is green, the page says that. If rows are zero and the job is green, the page says that. northstar.example can be in the internal page. Not in the customer one.</w:t>
-      </w:r>
-    </w:p>
-    <w:p>
-      <w:pPr>
-        <w:pStyle w:val="Heading2"/>
-      </w:pPr>
-      <w:r>
-        <w:t>Expand / backfill / contract (dropping a column in the same release as the readers)</w:t>
-      </w:r>
-    </w:p>
-    <w:p>
-      <w:pPr>
-        <w:spacing w:before="0" w:after="240" w:line="427" w:lineRule="auto"/>
-        <w:ind w:firstLine="288"/>
-      </w:pPr>
-      <w:r>
-        <w:rPr>
-          <w:rFonts w:ascii="Liberation Serif" w:hAnsi="Liberation Serif" w:eastAsia="Liberation Serif" w:cs="Liberation Serif"/>
-          <w:color w:val="222222"/>
-          <w:sz w:val="24"/>
-        </w:rPr>
-        <w:t>The column or field that moved is the one dropping a column in the same release as the readers cares about on ns-prod-vpn.northstar.example. Order is expand, backfill, contract. I will not drop a column in the same release as a code deploy that still reads it. Owner Kavya Menon. Ticket CLH-CERT. Dual-write window is measured in hours, not left open. If the backfill is still running at a freeze, I stop the freeze, not the backfill, unless legal says otherwise. I write the stop condition on CLH-CERT before I start the job.</w:t>
-      </w:r>
-    </w:p>
-    <w:p>
-      <w:pPr>
-        <w:spacing w:before="0" w:after="240" w:line="427" w:lineRule="auto"/>
-        <w:ind w:firstLine="288"/>
-      </w:pPr>
-      <w:r>
-        <w:rPr>
-          <w:rFonts w:ascii="Liberation Serif" w:hAnsi="Liberation Serif" w:eastAsia="Liberation Serif" w:cs="Liberation Serif"/>
-          <w:color w:val="222222"/>
-          <w:sz w:val="24"/>
-        </w:rPr>
-        <w:t>Rejected: rewrite the type in place because Postgres will 'just cast it.' That is how we locked ns-prod-vpn.northstar.example for longer than the 6s budget last time. Historical load never runs on the OLTP primary. Cost the job, then run it. Number from the front I am using as the size hint: 45.2.</w:t>
-      </w:r>
-    </w:p>
-    <w:p>
-      <w:pPr>
-        <w:pStyle w:val="ListNumber"/>
-        <w:spacing w:before="20" w:after="60" w:line="260" w:lineRule="auto"/>
-      </w:pPr>
-      <w:r>
-        <w:rPr>
-          <w:rFonts w:ascii="Liberation Serif" w:hAnsi="Liberation Serif" w:eastAsia="Liberation Serif" w:cs="Liberation Serif"/>
-          <w:color w:val="222222"/>
-          <w:sz w:val="24"/>
-        </w:rPr>
-        <w:t>Add the new column or field. Ship readers that tolerate both. CLH-CERT.</w:t>
-      </w:r>
-    </w:p>
-    <w:p>
-      <w:pPr>
-        <w:pStyle w:val="ListNumber"/>
-        <w:spacing w:before="20" w:after="60" w:line="260" w:lineRule="auto"/>
-      </w:pPr>
-      <w:r>
-        <w:rPr>
-          <w:rFonts w:ascii="Liberation Serif" w:hAnsi="Liberation Serif" w:eastAsia="Liberation Serif" w:cs="Liberation Serif"/>
-          <w:color w:val="222222"/>
-          <w:sz w:val="24"/>
-        </w:rPr>
-        <w:t>Backfill in batches of 26k. Pause on replication lag.</w:t>
-      </w:r>
-    </w:p>
-    <w:p>
-      <w:pPr>
-        <w:pStyle w:val="ListNumber"/>
-        <w:spacing w:before="20" w:after="60" w:line="260" w:lineRule="auto"/>
-      </w:pPr>
-      <w:r>
-        <w:rPr>
-          <w:rFonts w:ascii="Liberation Serif" w:hAnsi="Liberation Serif" w:eastAsia="Liberation Serif" w:cs="Liberation Serif"/>
-          <w:color w:val="222222"/>
-          <w:sz w:val="24"/>
-        </w:rPr>
-        <w:t>Flip writers. Watch error class, not CPU.</w:t>
-      </w:r>
-    </w:p>
-    <w:p>
-      <w:pPr>
-        <w:pStyle w:val="ListNumber"/>
-        <w:spacing w:before="20" w:after="60" w:line="260" w:lineRule="auto"/>
-      </w:pPr>
-      <w:r>
-        <w:rPr>
-          <w:rFonts w:ascii="Liberation Serif" w:hAnsi="Liberation Serif" w:eastAsia="Liberation Serif" w:cs="Liberation Serif"/>
-          <w:color w:val="222222"/>
-          <w:sz w:val="24"/>
-        </w:rPr>
-        <w:t>Contract only after Kavya Menon signs the count on CLH-CERT.</w:t>
-      </w:r>
-    </w:p>
-    <w:p>
-      <w:pPr>
-        <w:spacing w:before="0" w:after="240" w:line="427" w:lineRule="auto"/>
-        <w:ind w:firstLine="288"/>
-      </w:pPr>
-      <w:r>
-        <w:rPr>
-          <w:rFonts w:ascii="Liberation Serif" w:hAnsi="Liberation Serif" w:eastAsia="Liberation Serif" w:cs="Liberation Serif"/>
-          <w:color w:val="222222"/>
-          <w:sz w:val="24"/>
-        </w:rPr>
-        <w:t>If Helm rollback is the instinct after a bad migrate, stop. Expanded columns roll forward. Read the schema SOP. Aman Kumar will not approve a rollback that leaves the database ahead of the chart.</w:t>
-      </w:r>
-    </w:p>
-    <w:p>
-      <w:pPr>
-        <w:spacing w:before="0" w:after="240" w:line="427" w:lineRule="auto"/>
-        <w:ind w:firstLine="288"/>
-      </w:pPr>
-      <w:r>
-        <w:rPr>
-          <w:rFonts w:ascii="Liberation Serif" w:hAnsi="Liberation Serif" w:eastAsia="Liberation Serif" w:cs="Liberation Serif"/>
-          <w:color w:val="222222"/>
-          <w:sz w:val="24"/>
-        </w:rPr>
-        <w:t>Schema leftover for dropping a column in the same release as the readers: expand, backfill, contract. ns-prod-vpn.northstar.example is not the place to drop a column the same day readers still need it. Kavya Menon signs the count on CLH-CERT before contract. Lock budget is 5s. Abort and retry off-peak if we miss it.</w:t>
-      </w:r>
-    </w:p>
-    <w:p>
-      <w:pPr>
-        <w:spacing w:before="0" w:after="240" w:line="427" w:lineRule="auto"/>
-        <w:ind w:firstLine="288"/>
-      </w:pPr>
-      <w:r>
-        <w:rPr>
-          <w:rFonts w:ascii="Liberation Serif" w:hAnsi="Liberation Serif" w:eastAsia="Liberation Serif" w:cs="Liberation Serif"/>
-          <w:color w:val="222222"/>
-          <w:sz w:val="24"/>
-        </w:rPr>
-        <w:t>Helm rollback after a migrate that expanded is the wrong instinct. Roll forward. I will say that again because we have already tried the wrong instinct. Aman Kumar will not approve a chart rollback that leaves Postgres ahead.</w:t>
-      </w:r>
-    </w:p>
-    <w:p>
-      <w:pPr>
-        <w:spacing w:before="0" w:after="240" w:line="427" w:lineRule="auto"/>
-        <w:ind w:firstLine="288"/>
-      </w:pPr>
-      <w:r>
-        <w:rPr>
-          <w:rFonts w:ascii="Liberation Serif" w:hAnsi="Liberation Serif" w:eastAsia="Liberation Serif" w:cs="Liberation Serif"/>
-          <w:color w:val="222222"/>
-          <w:sz w:val="24"/>
-        </w:rPr>
-        <w:t>Backfill leftover: not on the OLTP primary, not during freeze, not without a stop condition on CLH-CERT. Kavya Menon writes the stop condition first. Batch size I would start at 39k. Pause on replication lag. Contract only after the count is signed.</w:t>
-      </w:r>
-    </w:p>
-    <w:p>
-      <w:pPr>
-        <w:pStyle w:val="Heading2"/>
-      </w:pPr>
-      <w:r>
-        <w:t>Meeting leftover: averaging QPS instead of testing the close</w:t>
-      </w:r>
-    </w:p>
-    <w:p>
-      <w:pPr>
-        <w:spacing w:before="0" w:after="240" w:line="427" w:lineRule="auto"/>
-        <w:ind w:firstLine="288"/>
-      </w:pPr>
-      <w:r>
-        <w:rPr>
-          <w:rFonts w:ascii="Liberation Serif" w:hAnsi="Liberation Serif" w:eastAsia="Liberation Serif" w:cs="Liberation Serif"/>
-          <w:color w:val="222222"/>
-          <w:sz w:val="24"/>
-        </w:rPr>
-        <w:t>Attendees who still owe something: Lena Park, Diego Alvarez, and whoever owns clearhaven.example. One question was on the table: can we ship without dealing with averaging QPS instead of testing the close. Answer was no. I repeated the number 17 because two people in the room had stale graphs. Action: Lena Park files the follow-up on CLH-INC- before December 19, 2023. I will not mark the ticket done because a meeting happened.</w:t>
-      </w:r>
-    </w:p>
-    <w:p>
-      <w:pPr>
-        <w:spacing w:before="0" w:after="240" w:line="427" w:lineRule="auto"/>
-        <w:ind w:firstLine="288"/>
-      </w:pPr>
-      <w:r>
-        <w:rPr>
-          <w:rFonts w:ascii="Liberation Serif" w:hAnsi="Liberation Serif" w:eastAsia="Liberation Serif" w:cs="Liberation Serif"/>
-          <w:color w:val="222222"/>
-          <w:sz w:val="24"/>
-        </w:rPr>
-        <w:t>Parking lot: a dashboard request that does not unblock CLH-INC-. I parked it. A calendar invite is not a decision. If someone wants this recorded as a decision, they write it here or they change the callout in the front of CLH-SOP-2023-028. Quotes from the room stay quotes. They do not become scope.</w:t>
-      </w:r>
-    </w:p>
-    <w:p>
-      <w:pPr>
-        <w:spacing w:before="0" w:after="240" w:line="427" w:lineRule="auto"/>
-        <w:ind w:firstLine="288"/>
-      </w:pPr>
-      <w:r>
-        <w:rPr>
-          <w:rFonts w:ascii="Liberation Serif" w:hAnsi="Liberation Serif" w:eastAsia="Liberation Serif" w:cs="Liberation Serif"/>
-          <w:color w:val="222222"/>
-          <w:sz w:val="24"/>
-        </w:rPr>
-        <w:t>People who were absent still get a usable remainder, not a transcript. Aman Kumar gets the decision, the refuse, and the date. They do not get a reconstruction of who raised their voice. If they object, they object on CLH-INC-.</w:t>
-      </w:r>
-    </w:p>
-    <w:p>
-      <w:pPr>
-        <w:spacing w:before="0" w:after="240" w:line="427" w:lineRule="auto"/>
-        <w:ind w:firstLine="288"/>
-      </w:pPr>
-      <w:r>
-        <w:rPr>
-          <w:rFonts w:ascii="Liberation Serif" w:hAnsi="Liberation Serif" w:eastAsia="Liberation Serif" w:cs="Liberation Serif"/>
-          <w:color w:val="222222"/>
-          <w:sz w:val="24"/>
-        </w:rPr>
-        <w:t>People who missed the room still need averaging QPS instead of testing the close in a form they can act on. Decision, refuse, date, owner Lena Park, ticket CLH-INC-. Not a reconstruction of tone. If Helen gets that pack. If they object, they object on the ticket.</w:t>
-      </w:r>
-    </w:p>
-    <w:p>
-      <w:pPr>
-        <w:spacing w:before="0" w:after="240" w:line="427" w:lineRule="auto"/>
-        <w:ind w:firstLine="288"/>
-      </w:pPr>
-      <w:r>
-        <w:rPr>
-          <w:rFonts w:ascii="Liberation Serif" w:hAnsi="Liberation Serif" w:eastAsia="Liberation Serif" w:cs="Liberation Serif"/>
-          <w:color w:val="222222"/>
-          <w:sz w:val="24"/>
-        </w:rPr>
-        <w:t>A quote is a quote. It is not scope. I will not launder a hallway yes into v1 because it was vivid. Parking lot stays parked until Diego Alvarez signs a new slice.</w:t>
-      </w:r>
-    </w:p>
-    <w:p>
-      <w:pPr>
-        <w:spacing w:before="0" w:after="240" w:line="427" w:lineRule="auto"/>
-        <w:ind w:firstLine="288"/>
-      </w:pPr>
-      <w:r>
-        <w:rPr>
-          <w:rFonts w:ascii="Liberation Serif" w:hAnsi="Liberation Serif" w:eastAsia="Liberation Serif" w:cs="Liberation Serif"/>
-          <w:color w:val="222222"/>
-          <w:sz w:val="24"/>
-        </w:rPr>
-        <w:t>Absent people get the pack for averaging QPS instead of testing the close the same day, not after they ask. If Helen is on that list if they were missing. Decision, refuse, date, owner, ticket CLH-INC-. Not a reconstruction of tone. If they object, they object on the ticket.</w:t>
-      </w:r>
-    </w:p>
-    <w:p>
-      <w:pPr>
-        <w:pStyle w:val="Heading2"/>
-      </w:pPr>
-      <w:r>
-        <w:t>Fixture and test note (poison versus lag versus empty-success)</w:t>
-      </w:r>
-    </w:p>
-    <w:p>
-      <w:pPr>
-        <w:spacing w:before="0" w:after="240" w:line="427" w:lineRule="auto"/>
-        <w:ind w:firstLine="288"/>
-      </w:pPr>
-      <w:r>
-        <w:rPr>
-          <w:rFonts w:ascii="Liberation Serif" w:hAnsi="Liberation Serif" w:eastAsia="Liberation Serif" w:cs="Liberation Serif"/>
-          <w:color w:val="222222"/>
-          <w:sz w:val="24"/>
-        </w:rPr>
-        <w:t>Fixture for poison versus lag versus empty-success lives next to the test, not in a laptop path. No PHI, no PAN. Host if we have to soak: northstar.example. Assert the smallest row that still fails without the fix. I will not copy a sanitized production dump; it is too big and it hid the bug twice. Owner If Helen. Ticket CLH-RB-2023-012. If the test is skipped, the skip reason is a ticket, not a comment.</w:t>
-      </w:r>
-    </w:p>
-    <w:p>
-      <w:pPr>
-        <w:spacing w:before="80" w:after="40" w:line="200" w:lineRule="auto"/>
-      </w:pPr>
-      <w:r>
-        <w:rPr>
-          <w:rFonts w:ascii="Liberation Sans" w:hAnsi="Liberation Sans" w:eastAsia="Liberation Sans" w:cs="Liberation Sans"/>
-          <w:i/>
-          <w:color w:val="555555"/>
-          <w:sz w:val="17"/>
-        </w:rPr>
-        <w:t>Name the test after the bug. CLH-RB-2023-012.</w:t>
-      </w:r>
-    </w:p>
-    <w:tbl>
-      <w:tblPr>
-        <w:tblW w:type="auto" w:w="0"/>
-        <w:tblLook w:firstColumn="1" w:firstRow="1" w:lastColumn="0" w:lastRow="0" w:noHBand="0" w:noVBand="1" w:val="04A0"/>
-      </w:tblPr>
-      <w:tblGrid>
-        <w:gridCol w:w="8928"/>
-      </w:tblGrid>
-      <w:tr>
-        <w:tc>
-          <w:tcPr>
-            <w:tcW w:type="dxa" w:w="8928"/>
-            <w:shd w:fill="F3F4F6" w:val="clear"/>
-            <w:tcBorders>
-              <w:top w:val="single" w:sz="6" w:space="0" w:color="C5CDD6"/>
-              <w:left w:val="single" w:sz="6" w:space="0" w:color="C5CDD6"/>
-              <w:bottom w:val="single" w:sz="6" w:space="0" w:color="C5CDD6"/>
-              <w:right w:val="single" w:sz="6" w:space="0" w:color="C5CDD6"/>
-            </w:tcBorders>
-            <w:tcMar>
-              <w:top w:w="90" w:type="dxa"/>
-              <w:left w:w="120" w:type="dxa"/>
-              <w:bottom w:w="90" w:type="dxa"/>
-              <w:right w:w="120" w:type="dxa"/>
-            </w:tcMar>
-          </w:tcPr>
-          <w:p>
-            <w:pPr>
-              <w:spacing w:before="0" w:after="0" w:line="220" w:lineRule="auto"/>
-            </w:pPr>
-            <w:r/>
-            <w:r>
-              <w:rPr>
-                <w:rFonts w:ascii="Liberation Mono" w:hAnsi="Liberation Mono" w:eastAsia="Liberation Mono" w:cs="Liberation Mono"/>
-                <w:color w:val="222222"/>
-                <w:sz w:val="17"/>
-              </w:rPr>
-              <w:t># CLH-SOP-2023-028 / poison versus lag versus empty-success</w:t>
-            </w:r>
-          </w:p>
-          <w:p>
-            <w:pPr>
-              <w:spacing w:before="0" w:after="0" w:line="220" w:lineRule="auto"/>
-            </w:pPr>
-            <w:r>
-              <w:rPr>
-                <w:rFonts w:ascii="Liberation Mono" w:hAnsi="Liberation Mono" w:eastAsia="Liberation Mono" w:cs="Liberation Mono"/>
-                <w:color w:val="222222"/>
-                <w:sz w:val="17"/>
-              </w:rPr>
-              <w:t>pytest -k 'idempotent' -q</w:t>
-            </w:r>
-          </w:p>
-          <w:p>
-            <w:pPr>
-              <w:spacing w:before="0" w:after="0" w:line="220" w:lineRule="auto"/>
-            </w:pPr>
-            <w:r>
-              <w:rPr>
-                <w:rFonts w:ascii="Liberation Mono" w:hAnsi="Liberation Mono" w:eastAsia="Liberation Mono" w:cs="Liberation Mono"/>
-                <w:color w:val="222222"/>
-                <w:sz w:val="17"/>
-              </w:rPr>
-              <w:t># fail if the fixture hash changes without CLH-RB-2023-012</w:t>
-            </w:r>
-          </w:p>
-          <w:p>
-            <w:pPr>
-              <w:spacing w:before="0" w:after="0" w:line="220" w:lineRule="auto"/>
-            </w:pPr>
-            <w:r>
-              <w:rPr>
-                <w:rFonts w:ascii="Liberation Mono" w:hAnsi="Liberation Mono" w:eastAsia="Liberation Mono" w:cs="Liberation Mono"/>
-                <w:color w:val="222222"/>
-                <w:sz w:val="17"/>
-              </w:rPr>
-              <w:t># do not record against northstar.example from a laptop</w:t>
-            </w:r>
-          </w:p>
-        </w:tc>
-      </w:tr>
-    </w:tbl>
-    <w:p>
-      <w:pPr>
-        <w:spacing w:before="40" w:after="160" w:line="80" w:lineRule="auto"/>
-      </w:pPr>
-    </w:p>
-    <w:p>
-      <w:pPr>
-        <w:spacing w:before="0" w:after="240" w:line="427" w:lineRule="auto"/>
-        <w:ind w:firstLine="288"/>
-      </w:pPr>
-      <w:r>
-        <w:rPr>
-          <w:rFonts w:ascii="Liberation Serif" w:hAnsi="Liberation Serif" w:eastAsia="Liberation Serif" w:cs="Liberation Serif"/>
-          <w:color w:val="222222"/>
-          <w:sz w:val="24"/>
-        </w:rPr>
-        <w:t>Setup should take under two minutes on a laptop. Teardown drops the fixture database. Flakes I will not blame on the network without a packet capture. If someone deletes this test, they also delete the incident it maps to (CLH-RB-2023-012) and they do that in review. If Helen owns golden fixtures. Aman Kumar owns the case list.</w:t>
-      </w:r>
-    </w:p>
-    <w:p>
-      <w:pPr>
-        <w:spacing w:before="0" w:after="240" w:line="427" w:lineRule="auto"/>
-        <w:ind w:firstLine="288"/>
-      </w:pPr>
-      <w:r>
-        <w:rPr>
-          <w:rFonts w:ascii="Liberation Serif" w:hAnsi="Liberation Serif" w:eastAsia="Liberation Serif" w:cs="Liberation Serif"/>
-          <w:color w:val="222222"/>
-          <w:sz w:val="24"/>
-        </w:rPr>
-        <w:t>Staging partition count has to be high enough to catch a rebalance. If prod has dozens of partitions, a staging cluster with one will bless a bad build. I want that written next to poison versus lag versus empty-success, not rediscovered on a Monday. Number from the front I am not going to 'simplify': 2023.</w:t>
-      </w:r>
-    </w:p>
-    <w:p>
-      <w:pPr>
-        <w:spacing w:before="0" w:after="240" w:line="427" w:lineRule="auto"/>
-        <w:ind w:firstLine="288"/>
-      </w:pPr>
-      <w:r>
-        <w:rPr>
-          <w:rFonts w:ascii="Liberation Serif" w:hAnsi="Liberation Serif" w:eastAsia="Liberation Serif" w:cs="Liberation Serif"/>
-          <w:color w:val="222222"/>
-          <w:sz w:val="24"/>
-        </w:rPr>
-        <w:t>Fixture for poison versus lag versus empty-success is the smallest failing row, next to the test, hashed. No production dump. No PHI. If the hash moves without CLH-RB-2023-012, CI fails. If Helen owns the fixture. Soak host if we must: northstar.example. I will not record from a laptop against prod.</w:t>
-      </w:r>
-    </w:p>
-    <w:p>
-      <w:pPr>
-        <w:spacing w:before="0" w:after="240" w:line="427" w:lineRule="auto"/>
-        <w:ind w:firstLine="288"/>
-      </w:pPr>
-      <w:r>
-        <w:rPr>
-          <w:rFonts w:ascii="Liberation Serif" w:hAnsi="Liberation Serif" w:eastAsia="Liberation Serif" w:cs="Liberation Serif"/>
-          <w:color w:val="222222"/>
-          <w:sz w:val="24"/>
-        </w:rPr>
-        <w:t>If someone deletes the test, they delete the incident mapping in review, not in a drive-by. Skip needs a ticket. Flakes need a capture, not a shrug about the network.</w:t>
-      </w:r>
-    </w:p>
-    <w:p>
-      <w:pPr>
-        <w:spacing w:before="0" w:after="240" w:line="427" w:lineRule="auto"/>
-        <w:ind w:firstLine="288"/>
-      </w:pPr>
-      <w:r>
-        <w:rPr>
-          <w:rFonts w:ascii="Liberation Serif" w:hAnsi="Liberation Serif" w:eastAsia="Liberation Serif" w:cs="Liberation Serif"/>
-          <w:color w:val="222222"/>
-          <w:sz w:val="24"/>
-        </w:rPr>
-        <w:t>CI leftover: fixture hash is the gate. If someone needs a one-off on northstar.example, that is a soak, and it is ticketed. It is not a reason to skip CI. Skip reason is a ticket. Flake reason is a capture. If Helen owns golden fixtures. Aman Kumar owns the case list.</w:t>
-      </w:r>
-    </w:p>
-    <w:p>
-      <w:pPr>
-        <w:pStyle w:val="Heading2"/>
-      </w:pPr>
-      <w:r>
-        <w:t>Capacity and cost (identifiers in chat, logs, or a support zip)</w:t>
-      </w:r>
-    </w:p>
-    <w:p>
-      <w:pPr>
-        <w:spacing w:before="0" w:after="240" w:line="427" w:lineRule="auto"/>
-        <w:ind w:firstLine="288"/>
-      </w:pPr>
-      <w:r>
-        <w:rPr>
-          <w:rFonts w:ascii="Liberation Serif" w:hAnsi="Liberation Serif" w:eastAsia="Liberation Serif" w:cs="Liberation Serif"/>
-          <w:color w:val="222222"/>
-          <w:sz w:val="24"/>
-        </w:rPr>
-        <w:t>ns-prod-vpn.northstar.example is the box I keep measuring because it is the one that pages. identifiers in chat, logs, or a support zip is the reason the graph lies if you only watch CPU. Queue depth and disk are the two numbers I write down. Owner Google Calendar. Ticket CLH-RB-2024-015. If the graph is green and the queue is growing, I page. CPU lagged the queue by about 8 minutes on the last incident I will admit to.</w:t>
-      </w:r>
-    </w:p>
-    <w:p>
-      <w:pPr>
-        <w:spacing w:before="0" w:after="240" w:line="427" w:lineRule="auto"/>
-        <w:ind w:firstLine="288"/>
-      </w:pPr>
-      <w:r>
-        <w:rPr>
-          <w:rFonts w:ascii="Liberation Serif" w:hAnsi="Liberation Serif" w:eastAsia="Liberation Serif" w:cs="Liberation Serif"/>
-          <w:color w:val="222222"/>
-          <w:sz w:val="24"/>
-        </w:rPr>
-        <w:t>The spend I can defend is the spend tied to ns-prod-vpn.northstar.example and this job, not a team average. Year-1 extra I would put on a sticky: about $8.3k on top of what we already burn, or zero if we do nothing and eat the miss rate. Front-matter volume I am using: 10. I will not argue from a slide.</w:t>
-      </w:r>
-    </w:p>
-    <w:p>
-      <w:pPr>
-        <w:spacing w:before="0" w:after="240" w:line="427" w:lineRule="auto"/>
-        <w:ind w:firstLine="288"/>
-      </w:pPr>
-      <w:r>
-        <w:rPr>
-          <w:rFonts w:ascii="Liberation Serif" w:hAnsi="Liberation Serif" w:eastAsia="Liberation Serif" w:cs="Liberation Serif"/>
-          <w:color w:val="222222"/>
-          <w:sz w:val="24"/>
-        </w:rPr>
-        <w:t>If we need more brokers or more pods, I want the reason to be identifiers in chat, logs, or a support zip, not a round number someone saw in a vendor deck. Do-nothing through next month-end still has a miss rate I will write down. Google Calendar picks in writing on CLH-RB-2024-015. I will not hide a hardware buy inside a 'temporary' memory limit.</w:t>
-      </w:r>
-    </w:p>
-    <w:p>
-      <w:pPr>
-        <w:spacing w:before="0" w:after="240" w:line="427" w:lineRule="auto"/>
-        <w:ind w:firstLine="288"/>
-      </w:pPr>
-      <w:r>
-        <w:rPr>
-          <w:rFonts w:ascii="Liberation Serif" w:hAnsi="Liberation Serif" w:eastAsia="Liberation Serif" w:cs="Liberation Serif"/>
-          <w:color w:val="222222"/>
-          <w:sz w:val="24"/>
-        </w:rPr>
-        <w:t>ns-prod-vpn.northstar.example pages because of identifiers in chat, logs, or a support zip more than because of CPU. I write queue and disk. Headroom I want on a Tuesday is about 30 percent. Below that I file for hardware or I shed load, not both. Google Calendar picks on CLH-RB-2024-015.</w:t>
-      </w:r>
-    </w:p>
-    <w:p>
-      <w:pPr>
-        <w:spacing w:before="0" w:after="240" w:line="427" w:lineRule="auto"/>
-        <w:ind w:firstLine="288"/>
-      </w:pPr>
-      <w:r>
-        <w:rPr>
-          <w:rFonts w:ascii="Liberation Serif" w:hAnsi="Liberation Serif" w:eastAsia="Liberation Serif" w:cs="Liberation Serif"/>
-          <w:color w:val="222222"/>
-          <w:sz w:val="24"/>
-        </w:rPr>
-        <w:t>Do-nothing through month-end still has a miss rate. I will write it. I will not hide a buy inside a temporary memory limit. Front-matter volume I am using: 11.7.</w:t>
-      </w:r>
-    </w:p>
-    <w:p>
-      <w:pPr>
-        <w:spacing w:before="0" w:after="240" w:line="427" w:lineRule="auto"/>
-        <w:ind w:firstLine="288"/>
-      </w:pPr>
-      <w:r>
-        <w:rPr>
-          <w:rFonts w:ascii="Liberation Serif" w:hAnsi="Liberation Serif" w:eastAsia="Liberation Serif" w:cs="Liberation Serif"/>
-          <w:color w:val="222222"/>
-          <w:sz w:val="24"/>
-        </w:rPr>
-        <w:t>I will not buy my way out of identifiers in chat, logs, or a support zip with a round hardware number. Queue and disk on ns-prod-vpn.northstar.example first. Then a ticket. Then a buy if Google Calendar still needs it. Headroom I want on a Tuesday is about 32 percent. Below that I file or I shed, not both in one change.</w:t>
-      </w:r>
-    </w:p>
-    <w:p>
-      <w:pPr>
-        <w:pStyle w:val="Heading2"/>
-      </w:pPr>
-      <w:r>
-        <w:t>Secrets, grants, and staging that is too small to catch the bug</w:t>
-      </w:r>
-    </w:p>
-    <w:p>
-      <w:pPr>
-        <w:spacing w:before="0" w:after="240" w:line="427" w:lineRule="auto"/>
-        <w:ind w:firstLine="288"/>
-      </w:pPr>
-      <w:r>
-        <w:rPr>
-          <w:rFonts w:ascii="Liberation Serif" w:hAnsi="Liberation Serif" w:eastAsia="Liberation Serif" w:cs="Liberation Serif"/>
-          <w:color w:val="222222"/>
-          <w:sz w:val="24"/>
-        </w:rPr>
-        <w:t>Secret handling on clearhaven.example: not in git, not in the ticket description, not in a screenshot. staging that is too small to catch the bug is not a reason to paste a token into chat. Owner Recon Oncall. Ticket NS-RDS-FAILOVER-CLH. If I need a temporary grant, it expires. If I need a production query, I use the replica and I log the query id. Wrong secret looks healthy as 'no work.' Alert on zero rows, not on HTTP 200.</w:t>
-      </w:r>
-    </w:p>
-    <w:p>
-      <w:pPr>
-        <w:spacing w:before="0" w:after="240" w:line="427" w:lineRule="auto"/>
-        <w:ind w:firstLine="288"/>
-      </w:pPr>
-      <w:r>
-        <w:rPr>
-          <w:rFonts w:ascii="Liberation Serif" w:hAnsi="Liberation Serif" w:eastAsia="Liberation Serif" w:cs="Liberation Serif"/>
-          <w:color w:val="222222"/>
-          <w:sz w:val="24"/>
-        </w:rPr>
-        <w:t>Break-glass is a separate path. Missing role is 403, missing token is 401. I will not collapse those because the UI looks nicer. Diego Alvarez accepted that split in the front matter. I am not reopening it here. IRSA or the equivalent role on clearhaven.example is the grant. A copied kubeconfig on a laptop is not.</w:t>
-      </w:r>
-    </w:p>
-    <w:p>
-      <w:pPr>
-        <w:spacing w:before="0" w:after="240" w:line="427" w:lineRule="auto"/>
-        <w:ind w:firstLine="288"/>
-      </w:pPr>
-      <w:r>
-        <w:rPr>
-          <w:rFonts w:ascii="Liberation Serif" w:hAnsi="Liberation Serif" w:eastAsia="Liberation Serif" w:cs="Liberation Serif"/>
-          <w:color w:val="222222"/>
-          <w:sz w:val="24"/>
-        </w:rPr>
-        <w:t>Support zips go through redaction first. I will not 'just this once' attach an application log because staging that is too small to catch the bug is on fire. The on-call SOP already says this. Repeating it here is for the person who has not opened that SOP. Aman Kumar will reject the zip in the ticket if it still has identifiers.</w:t>
-      </w:r>
-    </w:p>
-    <w:p>
-      <w:pPr>
-        <w:spacing w:before="0" w:after="240" w:line="427" w:lineRule="auto"/>
-        <w:ind w:firstLine="288"/>
-      </w:pPr>
-      <w:r>
-        <w:rPr>
-          <w:rFonts w:ascii="Liberation Serif" w:hAnsi="Liberation Serif" w:eastAsia="Liberation Serif" w:cs="Liberation Serif"/>
-          <w:color w:val="222222"/>
-          <w:sz w:val="24"/>
-        </w:rPr>
-        <w:t>Secrets for staging that is too small to catch the bug stay out of git, tickets, and screenshots. Zero-row success on clearhaven.example is the tell that the secret is wrong. Alert on that. Recon Oncall owns the grant. NS-RDS-FAILOVER-CLH owns the expiry. I query the replica and I log the query id.</w:t>
-      </w:r>
-    </w:p>
-    <w:p>
-      <w:pPr>
-        <w:spacing w:before="0" w:after="240" w:line="427" w:lineRule="auto"/>
-        <w:ind w:firstLine="288"/>
-      </w:pPr>
-      <w:r>
-        <w:rPr>
-          <w:rFonts w:ascii="Liberation Serif" w:hAnsi="Liberation Serif" w:eastAsia="Liberation Serif" w:cs="Liberation Serif"/>
-          <w:color w:val="222222"/>
-          <w:sz w:val="24"/>
-        </w:rPr>
-        <w:t>403 versus 401 stays split. Break-glass is separate. I will not collapse them for a prettier UI. Support zips go through redaction. Aman Kumar rejects the zip if identifiers remain.</w:t>
-      </w:r>
-    </w:p>
-    <w:p>
-      <w:pPr>
-        <w:spacing w:before="0" w:after="240" w:line="427" w:lineRule="auto"/>
-        <w:ind w:firstLine="288"/>
-      </w:pPr>
-      <w:r>
-        <w:rPr>
-          <w:rFonts w:ascii="Liberation Serif" w:hAnsi="Liberation Serif" w:eastAsia="Liberation Serif" w:cs="Liberation Serif"/>
-          <w:color w:val="222222"/>
-          <w:sz w:val="24"/>
-        </w:rPr>
-        <w:t>Redaction leftover: if a zip for staging that is too small to catch the bug still has identifiers, it comes back. No 'just this once.' Aman Kumar will reject it on NS-RDS-FAILOVER-CLH. Support pressure is not a reason to paste MRN, PAN, or a secret. The SOP already says this. Repeating it is for the person who has not opened the SOP.</w:t>
-      </w:r>
-    </w:p>
-    <w:p>
-      <w:pPr>
-        <w:pStyle w:val="Heading2"/>
-      </w:pPr>
-      <w:r>
-        <w:t>Clock for secret skew that looks like 'no work'</w:t>
-      </w:r>
-    </w:p>
-    <w:p>
-      <w:pPr>
-        <w:spacing w:before="0" w:after="240" w:line="427" w:lineRule="auto"/>
-        <w:ind w:firstLine="288"/>
-      </w:pPr>
-      <w:r>
-        <w:rPr>
-          <w:rFonts w:ascii="Liberation Serif" w:hAnsi="Liberation Serif" w:eastAsia="Liberation Serif" w:cs="Liberation Serif"/>
-          <w:color w:val="222222"/>
-          <w:sz w:val="24"/>
-        </w:rPr>
-        <w:t>This is not a full incident timeline. It is the clock I will use when someone asks which thing happened first around secret skew that looks like 'no work'. northstar.example is the box. CLH-TDD-2023-008 is the thread. Priya Nair is the person I will name if the clocks disagree. Customer/ops clock and match/extract clock are different. I will not pretend they are the same.</w:t>
-      </w:r>
-    </w:p>
-    <w:p>
-      <w:pPr>
-        <w:spacing w:before="80" w:after="60" w:line="200" w:lineRule="auto"/>
-      </w:pPr>
-      <w:r>
-        <w:rPr>
-          <w:rFonts w:ascii="Liberation Sans" w:hAnsi="Liberation Sans" w:eastAsia="Liberation Sans" w:cs="Liberation Sans"/>
-          <w:i/>
-          <w:color w:val="555555"/>
-          <w:sz w:val="17"/>
-        </w:rPr>
-        <w:t>Working clock for CLH-SOP-2023-028. Times are ET unless noted.</w:t>
-      </w:r>
-    </w:p>
-    <w:tbl>
-      <w:tblPr>
-        <w:tblW w:type="auto" w:w="0"/>
-        <w:jc w:val="center"/>
-        <w:tblLayout w:type="autofit"/>
-        <w:tblLook w:firstColumn="1" w:firstRow="1" w:lastColumn="0" w:lastRow="0" w:noHBand="0" w:noVBand="1" w:val="04A0"/>
-      </w:tblPr>
-      <w:tblGrid>
-        <w:gridCol w:w="2976"/>
-        <w:gridCol w:w="2976"/>
-        <w:gridCol w:w="2976"/>
-      </w:tblGrid>
-      <w:tr>
-        <w:tc>
-          <w:tcPr>
-            <w:tcW w:type="dxa" w:w="2976"/>
-            <w:shd w:fill="1B365D" w:val="clear"/>
-            <w:tcBorders>
-              <w:top w:val="single" w:sz="4" w:space="0" w:color="1B365D"/>
-              <w:left w:val="single" w:sz="4" w:space="0" w:color="1B365D"/>
-              <w:bottom w:val="single" w:sz="4" w:space="0" w:color="1B365D"/>
-              <w:right w:val="single" w:sz="4" w:space="0" w:color="1B365D"/>
-            </w:tcBorders>
-            <w:tcMar>
-              <w:top w:w="50" w:type="dxa"/>
-              <w:left w:w="70" w:type="dxa"/>
-              <w:bottom w:w="50" w:type="dxa"/>
-              <w:right w:w="70" w:type="dxa"/>
-            </w:tcMar>
-          </w:tcPr>
-          <w:p>
-            <w:pPr>
-              <w:spacing w:before="0" w:after="0" w:line="230" w:lineRule="auto"/>
-            </w:pPr>
-            <w:r/>
-            <w:r>
-              <w:rPr>
-                <w:rFonts w:ascii="Liberation Sans" w:hAnsi="Liberation Sans" w:eastAsia="Liberation Sans" w:cs="Liberation Sans"/>
-                <w:b/>
-                <w:color w:val="FFFFFF"/>
-                <w:sz w:val="18"/>
-              </w:rPr>
-              <w:t>When</w:t>
-            </w:r>
-          </w:p>
-        </w:tc>
-        <w:tc>
-          <w:tcPr>
-            <w:tcW w:type="dxa" w:w="2976"/>
-            <w:shd w:fill="1B365D" w:val="clear"/>
-            <w:tcBorders>
-              <w:top w:val="single" w:sz="4" w:space="0" w:color="1B365D"/>
-              <w:left w:val="single" w:sz="4" w:space="0" w:color="1B365D"/>
-              <w:bottom w:val="single" w:sz="4" w:space="0" w:color="1B365D"/>
-              <w:right w:val="single" w:sz="4" w:space="0" w:color="1B365D"/>
-            </w:tcBorders>
-            <w:tcMar>
-              <w:top w:w="50" w:type="dxa"/>
-              <w:left w:w="70" w:type="dxa"/>
-              <w:bottom w:w="50" w:type="dxa"/>
-              <w:right w:w="70" w:type="dxa"/>
-            </w:tcMar>
-          </w:tcPr>
-          <w:p>
-            <w:pPr>
-              <w:spacing w:before="0" w:after="0" w:line="230" w:lineRule="auto"/>
-            </w:pPr>
-            <w:r/>
-            <w:r>
-              <w:rPr>
-                <w:rFonts w:ascii="Liberation Sans" w:hAnsi="Liberation Sans" w:eastAsia="Liberation Sans" w:cs="Liberation Sans"/>
-                <w:b/>
-                <w:color w:val="FFFFFF"/>
-                <w:sz w:val="18"/>
-              </w:rPr>
-              <w:t>What I can defend</w:t>
-            </w:r>
-          </w:p>
-        </w:tc>
-        <w:tc>
-          <w:tcPr>
-            <w:tcW w:type="dxa" w:w="2976"/>
-            <w:shd w:fill="1B365D" w:val="clear"/>
-            <w:tcBorders>
-              <w:top w:val="single" w:sz="4" w:space="0" w:color="1B365D"/>
-              <w:left w:val="single" w:sz="4" w:space="0" w:color="1B365D"/>
-              <w:bottom w:val="single" w:sz="4" w:space="0" w:color="1B365D"/>
-              <w:right w:val="single" w:sz="4" w:space="0" w:color="1B365D"/>
-            </w:tcBorders>
-            <w:tcMar>
-              <w:top w:w="50" w:type="dxa"/>
-              <w:left w:w="70" w:type="dxa"/>
-              <w:bottom w:w="50" w:type="dxa"/>
-              <w:right w:w="70" w:type="dxa"/>
-            </w:tcMar>
-          </w:tcPr>
-          <w:p>
-            <w:pPr>
-              <w:spacing w:before="0" w:after="0" w:line="230" w:lineRule="auto"/>
-            </w:pPr>
-            <w:r/>
-            <w:r>
-              <w:rPr>
-                <w:rFonts w:ascii="Liberation Sans" w:hAnsi="Liberation Sans" w:eastAsia="Liberation Sans" w:cs="Liberation Sans"/>
-                <w:b/>
-                <w:color w:val="FFFFFF"/>
-                <w:sz w:val="18"/>
-              </w:rPr>
-              <w:t>Who</w:t>
-            </w:r>
-          </w:p>
-        </w:tc>
-      </w:tr>
-      <w:tr>
-        <w:tc>
-          <w:tcPr>
-            <w:tcW w:type="dxa" w:w="2976"/>
-            <w:shd w:fill="FFFFFF" w:val="clear"/>
-            <w:tcBorders>
-              <w:top w:val="single" w:sz="4" w:space="0" w:color="C5CDD6"/>
-              <w:left w:val="single" w:sz="4" w:space="0" w:color="C5CDD6"/>
-              <w:bottom w:val="single" w:sz="4" w:space="0" w:color="C5CDD6"/>
-              <w:right w:val="single" w:sz="4" w:space="0" w:color="C5CDD6"/>
-            </w:tcBorders>
-            <w:tcMar>
-              <w:top w:w="50" w:type="dxa"/>
-              <w:left w:w="70" w:type="dxa"/>
-              <w:bottom w:w="50" w:type="dxa"/>
-              <w:right w:w="70" w:type="dxa"/>
-            </w:tcMar>
-          </w:tcPr>
-          <w:p>
-            <w:pPr>
-              <w:spacing w:before="0" w:after="0" w:line="230" w:lineRule="auto"/>
-            </w:pPr>
-            <w:r/>
-            <w:r>
-              <w:rPr>
-                <w:rFonts w:ascii="Liberation Serif" w:hAnsi="Liberation Serif" w:eastAsia="Liberation Serif" w:cs="Liberation Serif"/>
-                <w:b w:val="0"/>
-                <w:color w:val="222222"/>
-                <w:sz w:val="19"/>
-              </w:rPr>
-              <w:t>December 5</w:t>
-            </w:r>
-          </w:p>
-        </w:tc>
-        <w:tc>
-          <w:tcPr>
-            <w:tcW w:type="dxa" w:w="2976"/>
-            <w:shd w:fill="FFFFFF" w:val="clear"/>
-            <w:tcBorders>
-              <w:top w:val="single" w:sz="4" w:space="0" w:color="C5CDD6"/>
-              <w:left w:val="single" w:sz="4" w:space="0" w:color="C5CDD6"/>
-              <w:bottom w:val="single" w:sz="4" w:space="0" w:color="C5CDD6"/>
-              <w:right w:val="single" w:sz="4" w:space="0" w:color="C5CDD6"/>
-            </w:tcBorders>
-            <w:tcMar>
-              <w:top w:w="50" w:type="dxa"/>
-              <w:left w:w="70" w:type="dxa"/>
-              <w:bottom w:w="50" w:type="dxa"/>
-              <w:right w:w="70" w:type="dxa"/>
-            </w:tcMar>
-          </w:tcPr>
-          <w:p>
-            <w:pPr>
-              <w:spacing w:before="0" w:after="0" w:line="230" w:lineRule="auto"/>
-            </w:pPr>
-            <w:r/>
-            <w:r>
-              <w:rPr>
-                <w:rFonts w:ascii="Liberation Serif" w:hAnsi="Liberation Serif" w:eastAsia="Liberation Serif" w:cs="Liberation Serif"/>
-                <w:b w:val="0"/>
-                <w:color w:val="222222"/>
-                <w:sz w:val="19"/>
-              </w:rPr>
-              <w:t>First stale graph or first complaint tied to secret skew that looks like 'no work'</w:t>
-            </w:r>
-          </w:p>
-        </w:tc>
-        <w:tc>
-          <w:tcPr>
-            <w:tcW w:type="dxa" w:w="2976"/>
-            <w:shd w:fill="FFFFFF" w:val="clear"/>
-            <w:tcBorders>
-              <w:top w:val="single" w:sz="4" w:space="0" w:color="C5CDD6"/>
-              <w:left w:val="single" w:sz="4" w:space="0" w:color="C5CDD6"/>
-              <w:bottom w:val="single" w:sz="4" w:space="0" w:color="C5CDD6"/>
-              <w:right w:val="single" w:sz="4" w:space="0" w:color="C5CDD6"/>
-            </w:tcBorders>
-            <w:tcMar>
-              <w:top w:w="50" w:type="dxa"/>
-              <w:left w:w="70" w:type="dxa"/>
-              <w:bottom w:w="50" w:type="dxa"/>
-              <w:right w:w="70" w:type="dxa"/>
-            </w:tcMar>
-          </w:tcPr>
-          <w:p>
-            <w:pPr>
-              <w:spacing w:before="0" w:after="0" w:line="230" w:lineRule="auto"/>
-            </w:pPr>
-            <w:r/>
-            <w:r>
-              <w:rPr>
-                <w:rFonts w:ascii="Liberation Serif" w:hAnsi="Liberation Serif" w:eastAsia="Liberation Serif" w:cs="Liberation Serif"/>
-                <w:b w:val="0"/>
-                <w:color w:val="222222"/>
-                <w:sz w:val="19"/>
-              </w:rPr>
-              <w:t>Aman Kumar</w:t>
-            </w:r>
-          </w:p>
-        </w:tc>
-      </w:tr>
-      <w:tr>
-        <w:tc>
-          <w:tcPr>
-            <w:tcW w:type="dxa" w:w="2976"/>
-            <w:shd w:fill="EEF2F6" w:val="clear"/>
-            <w:tcBorders>
-              <w:top w:val="single" w:sz="4" w:space="0" w:color="C5CDD6"/>
-              <w:left w:val="single" w:sz="4" w:space="0" w:color="C5CDD6"/>
-              <w:bottom w:val="single" w:sz="4" w:space="0" w:color="C5CDD6"/>
-              <w:right w:val="single" w:sz="4" w:space="0" w:color="C5CDD6"/>
-            </w:tcBorders>
-            <w:tcMar>
-              <w:top w:w="50" w:type="dxa"/>
-              <w:left w:w="70" w:type="dxa"/>
-              <w:bottom w:w="50" w:type="dxa"/>
-              <w:right w:w="70" w:type="dxa"/>
-            </w:tcMar>
-          </w:tcPr>
-          <w:p>
-            <w:pPr>
-              <w:spacing w:before="0" w:after="0" w:line="230" w:lineRule="auto"/>
-            </w:pPr>
-            <w:r/>
-            <w:r>
-              <w:rPr>
-                <w:rFonts w:ascii="Liberation Serif" w:hAnsi="Liberation Serif" w:eastAsia="Liberation Serif" w:cs="Liberation Serif"/>
-                <w:b w:val="0"/>
-                <w:color w:val="222222"/>
-                <w:sz w:val="19"/>
-              </w:rPr>
-              <w:t>December 6</w:t>
-            </w:r>
-          </w:p>
-        </w:tc>
-        <w:tc>
-          <w:tcPr>
-            <w:tcW w:type="dxa" w:w="2976"/>
-            <w:shd w:fill="EEF2F6" w:val="clear"/>
-            <w:tcBorders>
-              <w:top w:val="single" w:sz="4" w:space="0" w:color="C5CDD6"/>
-              <w:left w:val="single" w:sz="4" w:space="0" w:color="C5CDD6"/>
-              <w:bottom w:val="single" w:sz="4" w:space="0" w:color="C5CDD6"/>
-              <w:right w:val="single" w:sz="4" w:space="0" w:color="C5CDD6"/>
-            </w:tcBorders>
-            <w:tcMar>
-              <w:top w:w="50" w:type="dxa"/>
-              <w:left w:w="70" w:type="dxa"/>
-              <w:bottom w:w="50" w:type="dxa"/>
-              <w:right w:w="70" w:type="dxa"/>
-            </w:tcMar>
-          </w:tcPr>
-          <w:p>
-            <w:pPr>
-              <w:spacing w:before="0" w:after="0" w:line="230" w:lineRule="auto"/>
-            </w:pPr>
-            <w:r/>
-            <w:r>
-              <w:rPr>
-                <w:rFonts w:ascii="Liberation Serif" w:hAnsi="Liberation Serif" w:eastAsia="Liberation Serif" w:cs="Liberation Serif"/>
-                <w:b w:val="0"/>
-                <w:color w:val="222222"/>
-                <w:sz w:val="19"/>
-              </w:rPr>
-              <w:t>Read-only check on northstar.example; ticket CLH-TDD-2023-008 exists or is opened</w:t>
-            </w:r>
-          </w:p>
-        </w:tc>
-        <w:tc>
-          <w:tcPr>
-            <w:tcW w:type="dxa" w:w="2976"/>
-            <w:shd w:fill="EEF2F6" w:val="clear"/>
-            <w:tcBorders>
-              <w:top w:val="single" w:sz="4" w:space="0" w:color="C5CDD6"/>
-              <w:left w:val="single" w:sz="4" w:space="0" w:color="C5CDD6"/>
-              <w:bottom w:val="single" w:sz="4" w:space="0" w:color="C5CDD6"/>
-              <w:right w:val="single" w:sz="4" w:space="0" w:color="C5CDD6"/>
-            </w:tcBorders>
-            <w:tcMar>
-              <w:top w:w="50" w:type="dxa"/>
-              <w:left w:w="70" w:type="dxa"/>
-              <w:bottom w:w="50" w:type="dxa"/>
-              <w:right w:w="70" w:type="dxa"/>
-            </w:tcMar>
-          </w:tcPr>
-          <w:p>
-            <w:pPr>
-              <w:spacing w:before="0" w:after="0" w:line="230" w:lineRule="auto"/>
-            </w:pPr>
-            <w:r/>
-            <w:r>
-              <w:rPr>
-                <w:rFonts w:ascii="Liberation Serif" w:hAnsi="Liberation Serif" w:eastAsia="Liberation Serif" w:cs="Liberation Serif"/>
-                <w:b w:val="0"/>
-                <w:color w:val="222222"/>
-                <w:sz w:val="19"/>
-              </w:rPr>
-              <w:t>Aman Kumar</w:t>
-            </w:r>
-          </w:p>
-        </w:tc>
-      </w:tr>
-      <w:tr>
-        <w:tc>
-          <w:tcPr>
-            <w:tcW w:type="dxa" w:w="2976"/>
-            <w:shd w:fill="FFFFFF" w:val="clear"/>
-            <w:tcBorders>
-              <w:top w:val="single" w:sz="4" w:space="0" w:color="C5CDD6"/>
-              <w:left w:val="single" w:sz="4" w:space="0" w:color="C5CDD6"/>
-              <w:bottom w:val="single" w:sz="4" w:space="0" w:color="C5CDD6"/>
-              <w:right w:val="single" w:sz="4" w:space="0" w:color="C5CDD6"/>
-            </w:tcBorders>
-            <w:tcMar>
-              <w:top w:w="50" w:type="dxa"/>
-              <w:left w:w="70" w:type="dxa"/>
-              <w:bottom w:w="50" w:type="dxa"/>
-              <w:right w:w="70" w:type="dxa"/>
-            </w:tcMar>
-          </w:tcPr>
-          <w:p>
-            <w:pPr>
-              <w:spacing w:before="0" w:after="0" w:line="230" w:lineRule="auto"/>
-            </w:pPr>
-            <w:r/>
-            <w:r>
-              <w:rPr>
-                <w:rFonts w:ascii="Liberation Serif" w:hAnsi="Liberation Serif" w:eastAsia="Liberation Serif" w:cs="Liberation Serif"/>
-                <w:b w:val="0"/>
-                <w:color w:val="222222"/>
-                <w:sz w:val="19"/>
-              </w:rPr>
-              <w:t>December 7, 2023</w:t>
-            </w:r>
-          </w:p>
-        </w:tc>
-        <w:tc>
-          <w:tcPr>
-            <w:tcW w:type="dxa" w:w="2976"/>
-            <w:shd w:fill="FFFFFF" w:val="clear"/>
-            <w:tcBorders>
-              <w:top w:val="single" w:sz="4" w:space="0" w:color="C5CDD6"/>
-              <w:left w:val="single" w:sz="4" w:space="0" w:color="C5CDD6"/>
-              <w:bottom w:val="single" w:sz="4" w:space="0" w:color="C5CDD6"/>
-              <w:right w:val="single" w:sz="4" w:space="0" w:color="C5CDD6"/>
-            </w:tcBorders>
-            <w:tcMar>
-              <w:top w:w="50" w:type="dxa"/>
-              <w:left w:w="70" w:type="dxa"/>
-              <w:bottom w:w="50" w:type="dxa"/>
-              <w:right w:w="70" w:type="dxa"/>
-            </w:tcMar>
-          </w:tcPr>
-          <w:p>
-            <w:pPr>
-              <w:spacing w:before="0" w:after="0" w:line="230" w:lineRule="auto"/>
-            </w:pPr>
-            <w:r/>
-            <w:r>
-              <w:rPr>
-                <w:rFonts w:ascii="Liberation Serif" w:hAnsi="Liberation Serif" w:eastAsia="Liberation Serif" w:cs="Liberation Serif"/>
-                <w:b w:val="0"/>
-                <w:color w:val="222222"/>
-                <w:sz w:val="19"/>
-              </w:rPr>
-              <w:t>Decision in the front of this file still stands</w:t>
-            </w:r>
-          </w:p>
-        </w:tc>
-        <w:tc>
-          <w:tcPr>
-            <w:tcW w:type="dxa" w:w="2976"/>
-            <w:shd w:fill="FFFFFF" w:val="clear"/>
-            <w:tcBorders>
-              <w:top w:val="single" w:sz="4" w:space="0" w:color="C5CDD6"/>
-              <w:left w:val="single" w:sz="4" w:space="0" w:color="C5CDD6"/>
-              <w:bottom w:val="single" w:sz="4" w:space="0" w:color="C5CDD6"/>
-              <w:right w:val="single" w:sz="4" w:space="0" w:color="C5CDD6"/>
-            </w:tcBorders>
-            <w:tcMar>
-              <w:top w:w="50" w:type="dxa"/>
-              <w:left w:w="70" w:type="dxa"/>
-              <w:bottom w:w="50" w:type="dxa"/>
-              <w:right w:w="70" w:type="dxa"/>
-            </w:tcMar>
-          </w:tcPr>
-          <w:p>
-            <w:pPr>
-              <w:spacing w:before="0" w:after="0" w:line="230" w:lineRule="auto"/>
-            </w:pPr>
-            <w:r/>
-            <w:r>
-              <w:rPr>
-                <w:rFonts w:ascii="Liberation Serif" w:hAnsi="Liberation Serif" w:eastAsia="Liberation Serif" w:cs="Liberation Serif"/>
-                <w:b w:val="0"/>
-                <w:color w:val="222222"/>
-                <w:sz w:val="19"/>
-              </w:rPr>
-              <w:t>Priya Nair</w:t>
-            </w:r>
-          </w:p>
-        </w:tc>
-      </w:tr>
-    </w:tbl>
-    <w:p>
-      <w:pPr>
-        <w:spacing w:before="40" w:after="160" w:line="80" w:lineRule="auto"/>
-      </w:pPr>
-    </w:p>
-    <w:p>
-      <w:pPr>
-        <w:spacing w:before="0" w:after="240" w:line="427" w:lineRule="auto"/>
-        <w:ind w:firstLine="288"/>
-      </w:pPr>
-      <w:r>
-        <w:rPr>
-          <w:rFonts w:ascii="Liberation Serif" w:hAnsi="Liberation Serif" w:eastAsia="Liberation Serif" w:cs="Liberation Serif"/>
-          <w:color w:val="222222"/>
-          <w:sz w:val="24"/>
-        </w:rPr>
-        <w:t>If NTP on northstar.example jumped, window math is garbage. I want that checked before I argue about 10. I will not reconstruct a minute-by-minute novel. I will reconstruct enough that Diego Alvarez can brief without calling me.</w:t>
-      </w:r>
-    </w:p>
-    <w:p>
-      <w:pPr>
-        <w:spacing w:before="0" w:after="240" w:line="427" w:lineRule="auto"/>
-        <w:ind w:firstLine="288"/>
-      </w:pPr>
-      <w:r>
-        <w:rPr>
-          <w:rFonts w:ascii="Liberation Serif" w:hAnsi="Liberation Serif" w:eastAsia="Liberation Serif" w:cs="Liberation Serif"/>
-          <w:color w:val="222222"/>
-          <w:sz w:val="24"/>
-        </w:rPr>
-        <w:t>After this clock, the remaining work is owned, or it is late. I will not add a fourth restart to make the timeline look shorter. Clearhaven can have the user-visible version of this table. They cannot have internal hostnames.</w:t>
-      </w:r>
-    </w:p>
-    <w:p>
-      <w:pPr>
-        <w:spacing w:before="0" w:after="240" w:line="427" w:lineRule="auto"/>
-        <w:ind w:firstLine="288"/>
-      </w:pPr>
-      <w:r>
-        <w:rPr>
-          <w:rFonts w:ascii="Liberation Serif" w:hAnsi="Liberation Serif" w:eastAsia="Liberation Serif" w:cs="Liberation Serif"/>
-          <w:color w:val="222222"/>
-          <w:sz w:val="24"/>
-        </w:rPr>
-        <w:t>Clock for secret skew that looks like 'no work': ops/customer clock and match/extract clock are different. I will say which one I am using. northstar.example NTP gets checked before I argue about 10. Priya Nair can brief Diego Alvarez without calling me if this table in the heading above is right.</w:t>
-      </w:r>
-    </w:p>
-    <w:p>
-      <w:pPr>
-        <w:spacing w:before="0" w:after="240" w:line="427" w:lineRule="auto"/>
-        <w:ind w:firstLine="288"/>
-      </w:pPr>
-      <w:r>
-        <w:rPr>
-          <w:rFonts w:ascii="Liberation Serif" w:hAnsi="Liberation Serif" w:eastAsia="Liberation Serif" w:cs="Liberation Serif"/>
-          <w:color w:val="222222"/>
-          <w:sz w:val="24"/>
-        </w:rPr>
-        <w:t>Clearhaven can have the user-visible clock. They cannot have northstar.example. I will not reconstruct a minute novel. I will reconstruct enough to act.</w:t>
-      </w:r>
-    </w:p>
-    <w:p>
-      <w:pPr>
-        <w:spacing w:before="0" w:after="240" w:line="427" w:lineRule="auto"/>
-        <w:ind w:firstLine="288"/>
-      </w:pPr>
-      <w:r>
-        <w:rPr>
-          <w:rFonts w:ascii="Liberation Serif" w:hAnsi="Liberation Serif" w:eastAsia="Liberation Serif" w:cs="Liberation Serif"/>
-          <w:color w:val="222222"/>
-          <w:sz w:val="24"/>
-        </w:rPr>
-        <w:t>If NTP on northstar.example is wrong, I will not debate 10. Fix the clock, then measure. Priya Nair owns that check. Window math is garbage if the clock jumped. I will not reconstruct a minute novel to hide that.</w:t>
-      </w:r>
-    </w:p>
-    <w:p>
-      <w:pPr>
-        <w:pStyle w:val="Heading2"/>
-      </w:pPr>
-      <w:r>
-        <w:t>What would make me reopen CLH-SOP-2023-028 (date pressure versus a date with owners)</w:t>
-      </w:r>
-    </w:p>
-    <w:tbl>
-      <w:tblPr>
-        <w:tblW w:type="auto" w:w="0"/>
-        <w:tblLook w:firstColumn="1" w:firstRow="1" w:lastColumn="0" w:lastRow="0" w:noHBand="0" w:noVBand="1" w:val="04A0"/>
-      </w:tblPr>
-      <w:tblGrid>
-        <w:gridCol w:w="8928"/>
-      </w:tblGrid>
-      <w:tr>
-        <w:tc>
-          <w:tcPr>
-            <w:tcW w:type="dxa" w:w="8928"/>
+            <w:tcW w:type="dxa" w:w="8856"/>
             <w:shd w:fill="E7EEF5" w:val="clear"/>
             <w:tcBorders>
               <w:top w:val="single" w:sz="10" w:space="0" w:color="1B365D"/>
@@ -13900,7 +10455,7 @@
                 <w:color w:val="222222"/>
                 <w:sz w:val="21"/>
               </w:rPr>
-              <w:t>The front of CLH-SOP-2023-028 still stands. date pressure versus a date with owners does not reopen it. Diego Alvarez owns CLH-SOP-2023-019. ns-prod-vpn.northstar.example stays in the path already named.</w:t>
+              <w:t>The front of CLH-SOP-2023-028 still stands. averaging QPS instead of testing the close does not reopen it. Diego Alvarez owns CLH-SOP-2023-019. northstar.internal stays in the path already named.</w:t>
             </w:r>
           </w:p>
         </w:tc>
@@ -13913,7 +10468,7 @@
     </w:p>
     <w:p>
       <w:pPr>
-        <w:spacing w:before="0" w:after="240" w:line="427" w:lineRule="auto"/>
+        <w:spacing w:before="0" w:after="240" w:line="408" w:lineRule="auto"/>
         <w:ind w:firstLine="288"/>
       </w:pPr>
       <w:r>
@@ -13922,12 +10477,12 @@
           <w:color w:val="222222"/>
           <w:sz w:val="24"/>
         </w:rPr>
-        <w:t>I will reopen this file if the measurement on ns-prod-vpn.northstar.example says the cutover is lying, if a freeze and a migrate disagree, or if Diego Alvarez puts a new date on CLH-SOP-2023-019 that the EM accepts. I will not reopen it because a meeting is booked, because a vendor offered a discount, or because someone found a blog post. Evidence is a dry-run count, a replay that used to be wrong, or a miss rate worse than the do-nothing line.</w:t>
+        <w:t>If you are implementing, keep the rejected alternative dead. If you are on-call, start read-only. If you are Diego Alvarez, the ask is unchanged: pick the path in the main body or send it back with a named objection. Sample I would still defend: 1822 rows, 17 minutes, freeze respected. Strike this section if it ever fights the decision callout.</w:t>
       </w:r>
     </w:p>
     <w:p>
       <w:pPr>
-        <w:spacing w:before="0" w:after="240" w:line="427" w:lineRule="auto"/>
+        <w:spacing w:before="0" w:after="240" w:line="408" w:lineRule="auto"/>
         <w:ind w:firstLine="288"/>
       </w:pPr>
       <w:r>
@@ -13936,12 +10491,12 @@
           <w:color w:val="222222"/>
           <w:sz w:val="24"/>
         </w:rPr>
-        <w:t>If you are implementing, keep the rejected alternative dead. If you are on-call, start read-only. If you are Diego Alvarez, the ask is unchanged: pick the path in the main body or send it back with a named objection. Sample I would still defend: 149 rows, 24 minutes, freeze respected. Strike this section if it ever fights the decision callout.</w:t>
+        <w:t>This heading is the reopen rule. averaging QPS instead of testing the close is done when Diego Alvarez closes CLH-SOP-2023-019 or writes a new date.</w:t>
       </w:r>
     </w:p>
     <w:p>
       <w:pPr>
-        <w:spacing w:before="0" w:after="240" w:line="427" w:lineRule="auto"/>
+        <w:spacing w:before="0" w:after="240" w:line="408" w:lineRule="auto"/>
         <w:ind w:firstLine="288"/>
       </w:pPr>
       <w:r>
@@ -13950,12 +10505,12 @@
           <w:color w:val="222222"/>
           <w:sz w:val="24"/>
         </w:rPr>
-        <w:t>This heading is the reopen rule. date pressure versus a date with owners is done when Diego Alvarez closes CLH-SOP-2023-019 or writes a new date.</w:t>
+        <w:t>Aman Kumar owes a close on averaging QPS instead of testing the close by December 13, 2023, not a status emoji, schema order stays expand then backfill then contract, and abort beats a lying dual-run.</w:t>
       </w:r>
     </w:p>
     <w:p>
       <w:pPr>
-        <w:spacing w:before="0" w:after="240" w:line="427" w:lineRule="auto"/>
+        <w:spacing w:before="0" w:after="240" w:line="408" w:lineRule="auto"/>
         <w:ind w:firstLine="288"/>
       </w:pPr>
       <w:r>
@@ -13964,12 +10519,20 @@
           <w:color w:val="222222"/>
           <w:sz w:val="24"/>
         </w:rPr>
-        <w:t>I reopen CLH-SOP-2023-028 for date pressure versus a date with owners only if the measurement on ns-prod-vpn.northstar.example says the cutover is lying, a freeze and a migrate disagree, or Diego Alvarez puts a new date on CLH-SOP-2023-019 that the EM accepts. I do not reopen for a booked meeting or a vendor discount.</w:t>
+        <w:t>do not treat averaging QPS instead of testing the close as polish, Jordan Hale either owns it or we drop it, weekend coverage is not implied unless Jordan Hale signs it, and I will not mix clocks to make averaging QPS instead of testing the close look healthier.</w:t>
       </w:r>
     </w:p>
     <w:p>
       <w:pPr>
-        <w:spacing w:before="0" w:after="240" w:line="427" w:lineRule="auto"/>
+        <w:pStyle w:val="Heading2"/>
+      </w:pPr>
+      <w:r>
+        <w:t>Hash gate for CLH-SOP-2023-019</w:t>
+      </w:r>
+    </w:p>
+    <w:p>
+      <w:pPr>
+        <w:spacing w:before="0" w:after="240" w:line="408" w:lineRule="auto"/>
         <w:ind w:firstLine="288"/>
       </w:pPr>
       <w:r>
@@ -13978,12 +10541,113 @@
           <w:color w:val="222222"/>
           <w:sz w:val="24"/>
         </w:rPr>
-        <w:t>Evidence is a dry-run count, a replay that used to be wrong, or a miss rate worse than do-nothing. Everything else is noise. Strike this remainder if it fights the front callout.</w:t>
+        <w:t>Fixture for rollback when the migrate already expanded lives next to the test, not in a laptop path. No PHI, no PAN. Host if we have to soak: ns-prod-vpn.northstar.internal. Assert the smallest row that still fails without the fix. I will not copy a sanitized production dump; it is too big and it hid the bug twice. Owner Jordan Hale. Ticket CLH-STG. If the test is skipped, the skip reason is a ticket, not a comment.</w:t>
       </w:r>
     </w:p>
     <w:p>
       <w:pPr>
-        <w:spacing w:before="0" w:after="240" w:line="427" w:lineRule="auto"/>
+        <w:spacing w:before="80" w:after="40" w:line="200" w:lineRule="auto"/>
+      </w:pPr>
+      <w:r>
+        <w:rPr>
+          <w:rFonts w:ascii="Liberation Sans" w:hAnsi="Liberation Sans" w:eastAsia="Liberation Sans" w:cs="Liberation Sans"/>
+          <w:i/>
+          <w:color w:val="555555"/>
+          <w:sz w:val="17"/>
+        </w:rPr>
+        <w:t>Name the test after the bug. CLH-STG.</w:t>
+      </w:r>
+    </w:p>
+    <w:tbl>
+      <w:tblPr>
+        <w:tblW w:type="auto" w:w="0"/>
+        <w:tblLook w:firstColumn="1" w:firstRow="1" w:lastColumn="0" w:lastRow="0" w:noHBand="0" w:noVBand="1" w:val="04A0"/>
+      </w:tblPr>
+      <w:tblGrid>
+        <w:gridCol w:w="8856"/>
+      </w:tblGrid>
+      <w:tr>
+        <w:tc>
+          <w:tcPr>
+            <w:tcW w:type="dxa" w:w="8856"/>
+            <w:shd w:fill="F3F4F6" w:val="clear"/>
+            <w:tcBorders>
+              <w:top w:val="single" w:sz="6" w:space="0" w:color="C5CDD6"/>
+              <w:left w:val="single" w:sz="6" w:space="0" w:color="C5CDD6"/>
+              <w:bottom w:val="single" w:sz="6" w:space="0" w:color="C5CDD6"/>
+              <w:right w:val="single" w:sz="6" w:space="0" w:color="C5CDD6"/>
+            </w:tcBorders>
+            <w:tcMar>
+              <w:top w:w="90" w:type="dxa"/>
+              <w:left w:w="120" w:type="dxa"/>
+              <w:bottom w:w="90" w:type="dxa"/>
+              <w:right w:w="120" w:type="dxa"/>
+            </w:tcMar>
+          </w:tcPr>
+          <w:p>
+            <w:pPr>
+              <w:spacing w:before="0" w:after="0" w:line="220" w:lineRule="auto"/>
+            </w:pPr>
+            <w:r/>
+            <w:r>
+              <w:rPr>
+                <w:rFonts w:ascii="Liberation Mono" w:hAnsi="Liberation Mono" w:eastAsia="Liberation Mono" w:cs="Liberation Mono"/>
+                <w:color w:val="222222"/>
+                <w:sz w:val="17"/>
+              </w:rPr>
+              <w:t># CLH-SOP-2023-028 / rollback when the migrate already expanded</w:t>
+            </w:r>
+          </w:p>
+          <w:p>
+            <w:pPr>
+              <w:spacing w:before="0" w:after="0" w:line="220" w:lineRule="auto"/>
+            </w:pPr>
+            <w:r>
+              <w:rPr>
+                <w:rFonts w:ascii="Liberation Mono" w:hAnsi="Liberation Mono" w:eastAsia="Liberation Mono" w:cs="Liberation Mono"/>
+                <w:color w:val="222222"/>
+                <w:sz w:val="17"/>
+              </w:rPr>
+              <w:t>pytest -k 'pagination' -q</w:t>
+            </w:r>
+          </w:p>
+          <w:p>
+            <w:pPr>
+              <w:spacing w:before="0" w:after="0" w:line="220" w:lineRule="auto"/>
+            </w:pPr>
+            <w:r>
+              <w:rPr>
+                <w:rFonts w:ascii="Liberation Mono" w:hAnsi="Liberation Mono" w:eastAsia="Liberation Mono" w:cs="Liberation Mono"/>
+                <w:color w:val="222222"/>
+                <w:sz w:val="17"/>
+              </w:rPr>
+              <w:t># fail if the fixture hash changes without CLH-STG</w:t>
+            </w:r>
+          </w:p>
+          <w:p>
+            <w:pPr>
+              <w:spacing w:before="0" w:after="0" w:line="220" w:lineRule="auto"/>
+            </w:pPr>
+            <w:r>
+              <w:rPr>
+                <w:rFonts w:ascii="Liberation Mono" w:hAnsi="Liberation Mono" w:eastAsia="Liberation Mono" w:cs="Liberation Mono"/>
+                <w:color w:val="222222"/>
+                <w:sz w:val="17"/>
+              </w:rPr>
+              <w:t># do not record against ns-prod-vpn.northstar.internal from a laptop</w:t>
+            </w:r>
+          </w:p>
+        </w:tc>
+      </w:tr>
+    </w:tbl>
+    <w:p>
+      <w:pPr>
+        <w:spacing w:before="40" w:after="160" w:line="80" w:lineRule="auto"/>
+      </w:pPr>
+    </w:p>
+    <w:p>
+      <w:pPr>
+        <w:spacing w:before="0" w:after="240" w:line="408" w:lineRule="auto"/>
         <w:ind w:firstLine="288"/>
       </w:pPr>
       <w:r>
@@ -13992,14 +10656,2889 @@
           <w:color w:val="222222"/>
           <w:sz w:val="24"/>
         </w:rPr>
-        <w:t>Reopen leftover is evidence, not volume of Slack. Dry-run count, bad replay, or miss rate worse than do-nothing. Diego Alvarez brings one of those or we stay closed. A booked meeting is not evidence. A vendor discount is not evidence.</w:t>
+        <w:t>Staging partition count has to be high enough to catch a rebalance. If prod has dozens of partitions, a staging cluster with one will bless a bad build. I want that written next to rollback when the migrate already expanded, not rediscovered on a Monday. Number from the front I am not going to 'simplify': 2023.</w:t>
+      </w:r>
+    </w:p>
+    <w:p>
+      <w:pPr>
+        <w:spacing w:before="0" w:after="240" w:line="408" w:lineRule="auto"/>
+        <w:ind w:firstLine="288"/>
+      </w:pPr>
+      <w:r>
+        <w:rPr>
+          <w:rFonts w:ascii="Liberation Serif" w:hAnsi="Liberation Serif" w:eastAsia="Liberation Serif" w:cs="Liberation Serif"/>
+          <w:color w:val="222222"/>
+          <w:sz w:val="24"/>
+        </w:rPr>
+        <w:t>I parked rollback when the migrate already expanded on CLH-INC-2023-204 so it is not Slack archaeology, a green job with no rows still pages, and if this fights the front of CLH-SOP-2023-028, strike it.</w:t>
+      </w:r>
+    </w:p>
+    <w:p>
+      <w:pPr>
+        <w:spacing w:before="0" w:after="240" w:line="408" w:lineRule="auto"/>
+        <w:ind w:firstLine="288"/>
+      </w:pPr>
+      <w:r>
+        <w:rPr>
+          <w:rFonts w:ascii="Liberation Serif" w:hAnsi="Liberation Serif" w:eastAsia="Liberation Serif" w:cs="Liberation Serif"/>
+          <w:color w:val="222222"/>
+          <w:sz w:val="24"/>
+        </w:rPr>
+        <w:t>if rollback when the migrate already expanded is still fuzzy, NS-PD-441 is the place to say so, schema order stays expand then backfill then contract, and the sample I would still defend uses the same clock as 2023.</w:t>
+      </w:r>
+    </w:p>
+    <w:p>
+      <w:pPr>
+        <w:pStyle w:val="Heading2"/>
+      </w:pPr>
+      <w:r>
+        <w:t>Grants for pre-page: is this even a page</w:t>
+      </w:r>
+    </w:p>
+    <w:p>
+      <w:pPr>
+        <w:spacing w:before="0" w:after="240" w:line="408" w:lineRule="auto"/>
+        <w:ind w:firstLine="288"/>
+      </w:pPr>
+      <w:r>
+        <w:rPr>
+          <w:rFonts w:ascii="Liberation Serif" w:hAnsi="Liberation Serif" w:eastAsia="Liberation Serif" w:cs="Liberation Serif"/>
+          <w:color w:val="222222"/>
+          <w:sz w:val="24"/>
+        </w:rPr>
+        <w:t>Secret handling on clearhaven.internal: not in git, not in the ticket description, not in a screenshot. pre-page: is this even a page is not a reason to paste a token into chat. Owner Aman Kumar. Ticket CLH-INC-2023-204. If I need a temporary grant, it expires. If I need a production query, I use the replica and I log the query id. Wrong secret looks healthy as 'no work.' Alert on zero rows, not on HTTP 200.</w:t>
+      </w:r>
+    </w:p>
+    <w:p>
+      <w:pPr>
+        <w:spacing w:before="0" w:after="240" w:line="408" w:lineRule="auto"/>
+        <w:ind w:firstLine="288"/>
+      </w:pPr>
+      <w:r>
+        <w:rPr>
+          <w:rFonts w:ascii="Liberation Serif" w:hAnsi="Liberation Serif" w:eastAsia="Liberation Serif" w:cs="Liberation Serif"/>
+          <w:color w:val="222222"/>
+          <w:sz w:val="24"/>
+        </w:rPr>
+        <w:t>Break-glass is a separate path. Missing role is 403, missing token is 401. I will not collapse those because the UI looks nicer. Diego Alvarez accepted that split in the front matter. I am not reopening it here. The grant is the cluster role already named for clearhaven.internal. A home-directory kube file is leftover access to revoke.</w:t>
+      </w:r>
+    </w:p>
+    <w:p>
+      <w:pPr>
+        <w:spacing w:before="0" w:after="240" w:line="408" w:lineRule="auto"/>
+        <w:ind w:firstLine="288"/>
+      </w:pPr>
+      <w:r>
+        <w:rPr>
+          <w:rFonts w:ascii="Liberation Serif" w:hAnsi="Liberation Serif" w:eastAsia="Liberation Serif" w:cs="Liberation Serif"/>
+          <w:color w:val="222222"/>
+          <w:sz w:val="24"/>
+        </w:rPr>
+        <w:t>Helen Cho asked for a one-line version of pre-page: is this even a page, weekend coverage is not implied unless Helen Cho signs it, and a vendor discount is not evidence.</w:t>
+      </w:r>
+    </w:p>
+    <w:p>
+      <w:pPr>
+        <w:spacing w:before="0" w:after="240" w:line="408" w:lineRule="auto"/>
+        <w:ind w:firstLine="288"/>
+      </w:pPr>
+      <w:r>
+        <w:rPr>
+          <w:rFonts w:ascii="Liberation Serif" w:hAnsi="Liberation Serif" w:eastAsia="Liberation Serif" w:cs="Liberation Serif"/>
+          <w:color w:val="222222"/>
+          <w:sz w:val="24"/>
+        </w:rPr>
+        <w:t>leftover pre-page: is this even a page sits with Marcus Bell on CLH-RB-2024-007, a green job with no rows still pages, and I will drop my leftover role the day Marcus Bell takes CLH-RB-2024-007.</w:t>
+      </w:r>
+    </w:p>
+    <w:p>
+      <w:pPr>
+        <w:pStyle w:val="Heading2"/>
+      </w:pPr>
+      <w:r>
+        <w:t>Dry-run on northstar.internal</w:t>
+      </w:r>
+    </w:p>
+    <w:p>
+      <w:pPr>
+        <w:spacing w:before="0" w:after="240" w:line="408" w:lineRule="auto"/>
+        <w:ind w:firstLine="288"/>
+      </w:pPr>
+      <w:r>
+        <w:rPr>
+          <w:rFonts w:ascii="Liberation Serif" w:hAnsi="Liberation Serif" w:eastAsia="Liberation Serif" w:cs="Liberation Serif"/>
+          <w:color w:val="222222"/>
+          <w:sz w:val="24"/>
+        </w:rPr>
+        <w:t>A dry-run for weekend coverage that is not in the SLA prints a count before it writes. If we cannot show that count on northstar.internal, we abort. Clearhaven Reconciliation pastes the output on NS-PD-441. I will not accept 'it looked fine in the UI' or 'staging was green.' Staging has lied about partition count before.</w:t>
+      </w:r>
+    </w:p>
+    <w:p>
+      <w:pPr>
+        <w:spacing w:before="80" w:after="40" w:line="200" w:lineRule="auto"/>
+      </w:pPr>
+      <w:r>
+        <w:rPr>
+          <w:rFonts w:ascii="Liberation Sans" w:hAnsi="Liberation Sans" w:eastAsia="Liberation Sans" w:cs="Liberation Sans"/>
+          <w:i/>
+          <w:color w:val="555555"/>
+          <w:sz w:val="17"/>
+        </w:rPr>
+        <w:t>Shape of the dry-run, not a paste of production data. NS-PD-441.</w:t>
+      </w:r>
+    </w:p>
+    <w:tbl>
+      <w:tblPr>
+        <w:tblW w:type="auto" w:w="0"/>
+        <w:tblLook w:firstColumn="1" w:firstRow="1" w:lastColumn="0" w:lastRow="0" w:noHBand="0" w:noVBand="1" w:val="04A0"/>
+      </w:tblPr>
+      <w:tblGrid>
+        <w:gridCol w:w="8856"/>
+      </w:tblGrid>
+      <w:tr>
+        <w:tc>
+          <w:tcPr>
+            <w:tcW w:type="dxa" w:w="8856"/>
+            <w:shd w:fill="F3F4F6" w:val="clear"/>
+            <w:tcBorders>
+              <w:top w:val="single" w:sz="6" w:space="0" w:color="C5CDD6"/>
+              <w:left w:val="single" w:sz="6" w:space="0" w:color="C5CDD6"/>
+              <w:bottom w:val="single" w:sz="6" w:space="0" w:color="C5CDD6"/>
+              <w:right w:val="single" w:sz="6" w:space="0" w:color="C5CDD6"/>
+            </w:tcBorders>
+            <w:tcMar>
+              <w:top w:w="90" w:type="dxa"/>
+              <w:left w:w="120" w:type="dxa"/>
+              <w:bottom w:w="90" w:type="dxa"/>
+              <w:right w:w="120" w:type="dxa"/>
+            </w:tcMar>
+          </w:tcPr>
+          <w:p>
+            <w:pPr>
+              <w:spacing w:before="0" w:after="0" w:line="220" w:lineRule="auto"/>
+            </w:pPr>
+            <w:r/>
+            <w:r>
+              <w:rPr>
+                <w:rFonts w:ascii="Liberation Mono" w:hAnsi="Liberation Mono" w:eastAsia="Liberation Mono" w:cs="Liberation Mono"/>
+                <w:color w:val="222222"/>
+                <w:sz w:val="17"/>
+              </w:rPr>
+              <w:t># CLH-SOP-2023-028 dry-run / weekend coverage that is not in the SLA</w:t>
+            </w:r>
+          </w:p>
+          <w:p>
+            <w:pPr>
+              <w:spacing w:before="0" w:after="0" w:line="220" w:lineRule="auto"/>
+            </w:pPr>
+            <w:r>
+              <w:rPr>
+                <w:rFonts w:ascii="Liberation Mono" w:hAnsi="Liberation Mono" w:eastAsia="Liberation Mono" w:cs="Liberation Mono"/>
+                <w:color w:val="222222"/>
+                <w:sz w:val="17"/>
+              </w:rPr>
+              <w:t># run on northstar.internal or a listed replica, read-only</w:t>
+            </w:r>
+          </w:p>
+          <w:p>
+            <w:pPr>
+              <w:spacing w:before="0" w:after="0" w:line="220" w:lineRule="auto"/>
+            </w:pPr>
+            <w:r>
+              <w:rPr>
+                <w:rFonts w:ascii="Liberation Mono" w:hAnsi="Liberation Mono" w:eastAsia="Liberation Mono" w:cs="Liberation Mono"/>
+                <w:color w:val="222222"/>
+                <w:sz w:val="17"/>
+              </w:rPr>
+              <w:t>date -u</w:t>
+            </w:r>
+          </w:p>
+          <w:p>
+            <w:pPr>
+              <w:spacing w:before="0" w:after="0" w:line="220" w:lineRule="auto"/>
+            </w:pPr>
+            <w:r>
+              <w:rPr>
+                <w:rFonts w:ascii="Liberation Mono" w:hAnsi="Liberation Mono" w:eastAsia="Liberation Mono" w:cs="Liberation Mono"/>
+                <w:color w:val="222222"/>
+                <w:sz w:val="17"/>
+              </w:rPr>
+              <w:t># print the count the write would touch</w:t>
+            </w:r>
+          </w:p>
+          <w:p>
+            <w:pPr>
+              <w:spacing w:before="0" w:after="0" w:line="220" w:lineRule="auto"/>
+            </w:pPr>
+            <w:r>
+              <w:rPr>
+                <w:rFonts w:ascii="Liberation Mono" w:hAnsi="Liberation Mono" w:eastAsia="Liberation Mono" w:cs="Liberation Mono"/>
+                <w:color w:val="222222"/>
+                <w:sz w:val="17"/>
+              </w:rPr>
+              <w:t># abort if the count is 0, or larger than 6x the front-matter guess</w:t>
+            </w:r>
+          </w:p>
+          <w:p>
+            <w:pPr>
+              <w:spacing w:before="0" w:after="0" w:line="220" w:lineRule="auto"/>
+            </w:pPr>
+            <w:r>
+              <w:rPr>
+                <w:rFonts w:ascii="Liberation Mono" w:hAnsi="Liberation Mono" w:eastAsia="Liberation Mono" w:cs="Liberation Mono"/>
+                <w:color w:val="222222"/>
+                <w:sz w:val="17"/>
+              </w:rPr>
+              <w:t># write the number on NS-PD-441 before any mutate</w:t>
+            </w:r>
+          </w:p>
+        </w:tc>
+      </w:tr>
+    </w:tbl>
+    <w:p>
+      <w:pPr>
+        <w:spacing w:before="40" w:after="160" w:line="80" w:lineRule="auto"/>
+      </w:pPr>
+    </w:p>
+    <w:p>
+      <w:pPr>
+        <w:spacing w:before="0" w:after="240" w:line="408" w:lineRule="auto"/>
+        <w:ind w:firstLine="288"/>
+      </w:pPr>
+      <w:r>
+        <w:rPr>
+          <w:rFonts w:ascii="Liberation Serif" w:hAnsi="Liberation Serif" w:eastAsia="Liberation Serif" w:cs="Liberation Serif"/>
+          <w:color w:val="222222"/>
+          <w:sz w:val="24"/>
+        </w:rPr>
+        <w:t>Abort is cheaper than a dual-run that violates the unique key. Dual-run that breaks uniqueness is a data incident. Jordan Hale does not get to redefine uniqueness to hit a date. Aman Kumar will stop the job.</w:t>
+      </w:r>
+    </w:p>
+    <w:p>
+      <w:pPr>
+        <w:spacing w:before="0" w:after="240" w:line="408" w:lineRule="auto"/>
+        <w:ind w:firstLine="288"/>
+      </w:pPr>
+      <w:r>
+        <w:rPr>
+          <w:rFonts w:ascii="Liberation Serif" w:hAnsi="Liberation Serif" w:eastAsia="Liberation Serif" w:cs="Liberation Serif"/>
+          <w:color w:val="222222"/>
+          <w:sz w:val="24"/>
+        </w:rPr>
+        <w:t>I bounced a hallway yes on weekend coverage that is not in the SLA, schema order stays expand then backfill then contract, and close is yes, no, or a new date on CLH-ONCALL- by December 19, 2023.</w:t>
+      </w:r>
+    </w:p>
+    <w:p>
+      <w:pPr>
+        <w:spacing w:before="0" w:after="240" w:line="408" w:lineRule="auto"/>
+        <w:ind w:firstLine="288"/>
+      </w:pPr>
+      <w:r>
+        <w:rPr>
+          <w:rFonts w:ascii="Liberation Serif" w:hAnsi="Liberation Serif" w:eastAsia="Liberation Serif" w:cs="Liberation Serif"/>
+          <w:color w:val="222222"/>
+          <w:sz w:val="24"/>
+        </w:rPr>
+        <w:t>I will not reopen Clearhaven Reconciliation On-Call SOP to smuggle weekend coverage that is not in the SLA back in, weekend coverage is not implied unless Kavya Menon signs it, and config, Helm, and a flag flip are all changes.</w:t>
+      </w:r>
+    </w:p>
+    <w:p>
+      <w:pPr>
+        <w:pStyle w:val="Heading2"/>
+      </w:pPr>
+      <w:r>
+        <w:t>Diego Alvarez still owes a close</w:t>
+      </w:r>
+    </w:p>
+    <w:p>
+      <w:pPr>
+        <w:spacing w:before="0" w:after="240" w:line="408" w:lineRule="auto"/>
+        <w:ind w:firstLine="288"/>
+      </w:pPr>
+      <w:r>
+        <w:rPr>
+          <w:rFonts w:ascii="Liberation Serif" w:hAnsi="Liberation Serif" w:eastAsia="Liberation Serif" w:cs="Liberation Serif"/>
+          <w:color w:val="222222"/>
+          <w:sz w:val="24"/>
+        </w:rPr>
+        <w:t>Helen Cho still owes a close, not a status. Due December 22, 2023. The question is whether ns-prod-vpn.northstar.internal stays in the path for a cleanup PR that renames a field. If yes, the main body already says how. If no, Helen Cho writes the cut on CLH-ONCALL-118. I will ping once. After that the owner is late, not blocked.</w:t>
+      </w:r>
+    </w:p>
+    <w:p>
+      <w:pPr>
+        <w:pStyle w:val="ListBullet"/>
+        <w:spacing w:before="20" w:after="60" w:line="260" w:lineRule="auto"/>
+      </w:pPr>
+      <w:r>
+        <w:rPr>
+          <w:rFonts w:ascii="Liberation Serif" w:hAnsi="Liberation Serif" w:eastAsia="Liberation Serif" w:cs="Liberation Serif"/>
+          <w:color w:val="222222"/>
+          <w:sz w:val="24"/>
+        </w:rPr>
+        <w:t>Owner: Helen Cho</w:t>
+      </w:r>
+    </w:p>
+    <w:p>
+      <w:pPr>
+        <w:pStyle w:val="ListBullet"/>
+        <w:spacing w:before="20" w:after="60" w:line="260" w:lineRule="auto"/>
+      </w:pPr>
+      <w:r>
+        <w:rPr>
+          <w:rFonts w:ascii="Liberation Serif" w:hAnsi="Liberation Serif" w:eastAsia="Liberation Serif" w:cs="Liberation Serif"/>
+          <w:color w:val="222222"/>
+          <w:sz w:val="24"/>
+        </w:rPr>
+        <w:t>Ticket: CLH-ONCALL-118</w:t>
+      </w:r>
+    </w:p>
+    <w:p>
+      <w:pPr>
+        <w:pStyle w:val="ListBullet"/>
+        <w:spacing w:before="20" w:after="60" w:line="260" w:lineRule="auto"/>
+      </w:pPr>
+      <w:r>
+        <w:rPr>
+          <w:rFonts w:ascii="Liberation Serif" w:hAnsi="Liberation Serif" w:eastAsia="Liberation Serif" w:cs="Liberation Serif"/>
+          <w:color w:val="222222"/>
+          <w:sz w:val="24"/>
+        </w:rPr>
+        <w:t>Host in play: ns-prod-vpn.northstar.internal</w:t>
+      </w:r>
+    </w:p>
+    <w:p>
+      <w:pPr>
+        <w:pStyle w:val="ListBullet"/>
+        <w:spacing w:before="20" w:after="60" w:line="260" w:lineRule="auto"/>
+      </w:pPr>
+      <w:r>
+        <w:rPr>
+          <w:rFonts w:ascii="Liberation Serif" w:hAnsi="Liberation Serif" w:eastAsia="Liberation Serif" w:cs="Liberation Serif"/>
+          <w:color w:val="222222"/>
+          <w:sz w:val="24"/>
+        </w:rPr>
+        <w:t>Acceptable close: yes, no, or a new date with a reason.</w:t>
+      </w:r>
+    </w:p>
+    <w:p>
+      <w:pPr>
+        <w:pStyle w:val="ListBullet"/>
+        <w:spacing w:before="20" w:after="60" w:line="260" w:lineRule="auto"/>
+      </w:pPr>
+      <w:r>
+        <w:rPr>
+          <w:rFonts w:ascii="Liberation Serif" w:hAnsi="Liberation Serif" w:eastAsia="Liberation Serif" w:cs="Liberation Serif"/>
+          <w:color w:val="222222"/>
+          <w:sz w:val="24"/>
+        </w:rPr>
+        <w:t>Not acceptable: a list of meetings, a thumbs-up emoji, a parking-lot rename.</w:t>
+      </w:r>
+    </w:p>
+    <w:p>
+      <w:pPr>
+        <w:spacing w:before="0" w:after="240" w:line="408" w:lineRule="auto"/>
+        <w:ind w:firstLine="288"/>
+      </w:pPr>
+      <w:r>
+        <w:rPr>
+          <w:rFonts w:ascii="Liberation Serif" w:hAnsi="Liberation Serif" w:eastAsia="Liberation Serif" w:cs="Liberation Serif"/>
+          <w:color w:val="222222"/>
+          <w:sz w:val="24"/>
+        </w:rPr>
+        <w:t>This question does not reopen the recommendation in the front of Clearhaven Reconciliation On-Call SOP. It is leftover work. If Helen Cho wants a different product, that is a new ticket and Diego Alvarez is in the thread. I will not hide a scope change inside a cleanup PR that renames a field.</w:t>
+      </w:r>
+    </w:p>
+    <w:p>
+      <w:pPr>
+        <w:spacing w:before="0" w:after="240" w:line="408" w:lineRule="auto"/>
+        <w:ind w:firstLine="288"/>
+      </w:pPr>
+      <w:r>
+        <w:rPr>
+          <w:rFonts w:ascii="Liberation Serif" w:hAnsi="Liberation Serif" w:eastAsia="Liberation Serif" w:cs="Liberation Serif"/>
+          <w:color w:val="222222"/>
+          <w:sz w:val="24"/>
+        </w:rPr>
+        <w:t>date pressure on a cleanup PR that renames a field is not a date, December 21, 2023 is if Lena Park keeps it, a green job with no rows still pages, and Clearhaven does not get clearhaven.internal in an outbound sentence.</w:t>
+      </w:r>
+    </w:p>
+    <w:p>
+      <w:pPr>
+        <w:spacing w:before="0" w:after="240" w:line="408" w:lineRule="auto"/>
+        <w:ind w:firstLine="288"/>
+      </w:pPr>
+      <w:r>
+        <w:rPr>
+          <w:rFonts w:ascii="Liberation Serif" w:hAnsi="Liberation Serif" w:eastAsia="Liberation Serif" w:cs="Liberation Serif"/>
+          <w:color w:val="222222"/>
+          <w:sz w:val="24"/>
+        </w:rPr>
+        <w:t>Aman Kumar owes a close on a cleanup PR that renames a field by December 22, 2023, not a status emoji, schema order stays expand then backfill then contract, and abort beats a lying dual-run.</w:t>
+      </w:r>
+    </w:p>
+    <w:p>
+      <w:pPr>
+        <w:pStyle w:val="Heading2"/>
+      </w:pPr>
+      <w:r>
+        <w:t>No hostnames in the customer line</w:t>
+      </w:r>
+    </w:p>
+    <w:p>
+      <w:pPr>
+        <w:spacing w:before="0" w:after="240" w:line="408" w:lineRule="auto"/>
+        <w:ind w:firstLine="288"/>
+      </w:pPr>
+      <w:r>
+        <w:rPr>
+          <w:rFonts w:ascii="Liberation Serif" w:hAnsi="Liberation Serif" w:eastAsia="Liberation Serif" w:cs="Liberation Serif"/>
+          <w:color w:val="222222"/>
+          <w:sz w:val="24"/>
+        </w:rPr>
+        <w:t>Internal note can name clearhaven.internal, CLH-ONCALL-, and the last error line. It still does not paste identifiers. If someone asks for a root cause the same day, they get the user-visible version. Legal reads outbound mail that names money or medical data. I will not put a hostname in a customer ticket because it makes me look precise.</w:t>
+      </w:r>
+    </w:p>
+    <w:p>
+      <w:pPr>
+        <w:pStyle w:val="ListBullet"/>
+        <w:spacing w:before="20" w:after="60" w:line="260" w:lineRule="auto"/>
+      </w:pPr>
+      <w:r>
+        <w:rPr>
+          <w:rFonts w:ascii="Liberation Serif" w:hAnsi="Liberation Serif" w:eastAsia="Liberation Serif" w:cs="Liberation Serif"/>
+          <w:color w:val="222222"/>
+          <w:sz w:val="24"/>
+        </w:rPr>
+        <w:t>External: window, effect, done or not. Owner Marcus Bell.</w:t>
+      </w:r>
+    </w:p>
+    <w:p>
+      <w:pPr>
+        <w:pStyle w:val="ListBullet"/>
+        <w:spacing w:before="20" w:after="60" w:line="260" w:lineRule="auto"/>
+      </w:pPr>
+      <w:r>
+        <w:rPr>
+          <w:rFonts w:ascii="Liberation Serif" w:hAnsi="Liberation Serif" w:eastAsia="Liberation Serif" w:cs="Liberation Serif"/>
+          <w:color w:val="222222"/>
+          <w:sz w:val="24"/>
+        </w:rPr>
+        <w:t>Internal: clearhaven.internal, counts, CLH-RB-2024-007. Owner Aman Kumar.</w:t>
+      </w:r>
+    </w:p>
+    <w:p>
+      <w:pPr>
+        <w:pStyle w:val="ListBullet"/>
+        <w:spacing w:before="20" w:after="60" w:line="260" w:lineRule="auto"/>
+      </w:pPr>
+      <w:r>
+        <w:rPr>
+          <w:rFonts w:ascii="Liberation Serif" w:hAnsi="Liberation Serif" w:eastAsia="Liberation Serif" w:cs="Liberation Serif"/>
+          <w:color w:val="222222"/>
+          <w:sz w:val="24"/>
+        </w:rPr>
+        <w:t>Never: payloads, PAN, SSN, MRN, secrets, unredacted logs.</w:t>
+      </w:r>
+    </w:p>
+    <w:p>
+      <w:pPr>
+        <w:pStyle w:val="ListBullet"/>
+        <w:spacing w:before="20" w:after="60" w:line="260" w:lineRule="auto"/>
+      </w:pPr>
+      <w:r>
+        <w:rPr>
+          <w:rFonts w:ascii="Liberation Serif" w:hAnsi="Liberation Serif" w:eastAsia="Liberation Serif" w:cs="Liberation Serif"/>
+          <w:color w:val="222222"/>
+          <w:sz w:val="24"/>
+        </w:rPr>
+        <w:t>If Aman Kumar is the TAM, they get the external version first.</w:t>
+      </w:r>
+    </w:p>
+    <w:p>
+      <w:pPr>
+        <w:spacing w:before="0" w:after="240" w:line="408" w:lineRule="auto"/>
+        <w:ind w:firstLine="288"/>
+      </w:pPr>
+      <w:r>
+        <w:rPr>
+          <w:rFonts w:ascii="Liberation Serif" w:hAnsi="Liberation Serif" w:eastAsia="Liberation Serif" w:cs="Liberation Serif"/>
+          <w:color w:val="222222"/>
+          <w:sz w:val="24"/>
+        </w:rPr>
+        <w:t>I keep a one-line draft in CLH-RB-2024-007 so we do not invent tone at 01:10. If the incident is still open, the draft says 'still open' and a next update time we can actually hit, usually 36 minutes. If we are done, the draft says what changed for the user and what did not. I will not apologize in a way that implies a cash or clinical miss we did not have.</w:t>
+      </w:r>
+    </w:p>
+    <w:p>
+      <w:pPr>
+        <w:spacing w:before="0" w:after="240" w:line="408" w:lineRule="auto"/>
+        <w:ind w:firstLine="288"/>
+      </w:pPr>
+      <w:r>
+        <w:rPr>
+          <w:rFonts w:ascii="Liberation Serif" w:hAnsi="Liberation Serif" w:eastAsia="Liberation Serif" w:cs="Liberation Serif"/>
+          <w:color w:val="222222"/>
+          <w:sz w:val="24"/>
+        </w:rPr>
+        <w:t>do not treat dropping a column in the same release as the readers as polish, Google Calendar either owns it or we drop it, weekend coverage is not implied unless Google Calendar signs it, and I will not mix clocks to make dropping a column in the same release as the readers look healthier.</w:t>
+      </w:r>
+    </w:p>
+    <w:p>
+      <w:pPr>
+        <w:spacing w:before="0" w:after="240" w:line="408" w:lineRule="auto"/>
+        <w:ind w:firstLine="288"/>
+      </w:pPr>
+      <w:r>
+        <w:rPr>
+          <w:rFonts w:ascii="Liberation Serif" w:hAnsi="Liberation Serif" w:eastAsia="Liberation Serif" w:cs="Liberation Serif"/>
+          <w:color w:val="222222"/>
+          <w:sz w:val="24"/>
+        </w:rPr>
+        <w:t>I parked dropping a column in the same release as the readers on NS-RDS-FAILOVER-CLH so it is not Slack archaeology, a green job with no rows still pages, and if this fights the front of CLH-SOP-2023-028, strike it.</w:t>
+      </w:r>
+    </w:p>
+    <w:p>
+      <w:pPr>
+        <w:pStyle w:val="Heading2"/>
+      </w:pPr>
+      <w:r>
+        <w:t>Spend I can defend for staging that is too small to catch the bug</w:t>
+      </w:r>
+    </w:p>
+    <w:p>
+      <w:pPr>
+        <w:spacing w:before="0" w:after="240" w:line="408" w:lineRule="auto"/>
+        <w:ind w:firstLine="288"/>
+      </w:pPr>
+      <w:r>
+        <w:rPr>
+          <w:rFonts w:ascii="Liberation Serif" w:hAnsi="Liberation Serif" w:eastAsia="Liberation Serif" w:cs="Liberation Serif"/>
+          <w:color w:val="222222"/>
+          <w:sz w:val="24"/>
+        </w:rPr>
+        <w:t>The spend I can defend is the spend tied to northstar.internal and this job, not a team average. Year-1 extra I would put on a sticky: about $6.4k on top of what we already burn, or zero if we do nothing and eat the miss rate. Front-matter volume I am using: 10. I will not argue from a slide.</w:t>
+      </w:r>
+    </w:p>
+    <w:p>
+      <w:pPr>
+        <w:spacing w:before="0" w:after="240" w:line="408" w:lineRule="auto"/>
+        <w:ind w:firstLine="288"/>
+      </w:pPr>
+      <w:r>
+        <w:rPr>
+          <w:rFonts w:ascii="Liberation Serif" w:hAnsi="Liberation Serif" w:eastAsia="Liberation Serif" w:cs="Liberation Serif"/>
+          <w:color w:val="222222"/>
+          <w:sz w:val="24"/>
+        </w:rPr>
+        <w:t>If we need more brokers or more pods, I want the reason to be staging that is too small to catch the bug, not a round number someone saw in a vendor deck. Do-nothing through next month-end still has a miss rate I will write down. Wake Marcus picks in writing on CLH-ONCALL-. I will not hide a hardware buy inside a 'temporary' memory limit.</w:t>
+      </w:r>
+    </w:p>
+    <w:p>
+      <w:pPr>
+        <w:spacing w:before="0" w:after="240" w:line="408" w:lineRule="auto"/>
+        <w:ind w:firstLine="288"/>
+      </w:pPr>
+      <w:r>
+        <w:rPr>
+          <w:rFonts w:ascii="Liberation Serif" w:hAnsi="Liberation Serif" w:eastAsia="Liberation Serif" w:cs="Liberation Serif"/>
+          <w:color w:val="222222"/>
+          <w:sz w:val="24"/>
+        </w:rPr>
+        <w:t>if staging that is too small to catch the bug is still fuzzy, CLH-TDD-2023-008 is the place to say so, schema order stays expand then backfill then contract, and the sample I would still defend uses the same clock as 10.</w:t>
+      </w:r>
+    </w:p>
+    <w:p>
+      <w:pPr>
+        <w:spacing w:before="0" w:after="240" w:line="408" w:lineRule="auto"/>
+        <w:ind w:firstLine="288"/>
+      </w:pPr>
+      <w:r>
+        <w:rPr>
+          <w:rFonts w:ascii="Liberation Serif" w:hAnsi="Liberation Serif" w:eastAsia="Liberation Serif" w:cs="Liberation Serif"/>
+          <w:color w:val="222222"/>
+          <w:sz w:val="24"/>
+        </w:rPr>
+        <w:t>Diego Alvarez asked for a one-line version of staging that is too small to catch the bug, weekend coverage is not implied unless Diego Alvarez signs it, and a vendor discount is not evidence.</w:t>
+      </w:r>
+    </w:p>
+    <w:p>
+      <w:pPr>
+        <w:pStyle w:val="Heading2"/>
+      </w:pPr>
+      <w:r>
+        <w:t>Who gets the page</w:t>
+      </w:r>
+    </w:p>
+    <w:p>
+      <w:pPr>
+        <w:spacing w:before="80" w:after="60" w:line="200" w:lineRule="auto"/>
+      </w:pPr>
+      <w:r>
+        <w:rPr>
+          <w:rFonts w:ascii="Liberation Sans" w:hAnsi="Liberation Sans" w:eastAsia="Liberation Sans" w:cs="Liberation Sans"/>
+          <w:i/>
+          <w:color w:val="555555"/>
+          <w:sz w:val="17"/>
+        </w:rPr>
+        <w:t>RACI for the freeze clock versus a 'small apply' on CLH-CERT. Team names are a defect.</w:t>
+      </w:r>
+    </w:p>
+    <w:tbl>
+      <w:tblPr>
+        <w:tblW w:type="auto" w:w="0"/>
+        <w:jc w:val="center"/>
+        <w:tblLayout w:type="autofit"/>
+        <w:tblLook w:firstColumn="1" w:firstRow="1" w:lastColumn="0" w:lastRow="0" w:noHBand="0" w:noVBand="1" w:val="04A0"/>
+      </w:tblPr>
+      <w:tblGrid>
+        <w:gridCol w:w="2952"/>
+        <w:gridCol w:w="2952"/>
+        <w:gridCol w:w="2952"/>
+      </w:tblGrid>
+      <w:tr>
+        <w:tc>
+          <w:tcPr>
+            <w:tcW w:type="dxa" w:w="2952"/>
+            <w:shd w:fill="1B365D" w:val="clear"/>
+            <w:tcBorders>
+              <w:top w:val="single" w:sz="4" w:space="0" w:color="1B365D"/>
+              <w:left w:val="single" w:sz="4" w:space="0" w:color="1B365D"/>
+              <w:bottom w:val="single" w:sz="4" w:space="0" w:color="1B365D"/>
+              <w:right w:val="single" w:sz="4" w:space="0" w:color="1B365D"/>
+            </w:tcBorders>
+            <w:tcMar>
+              <w:top w:w="50" w:type="dxa"/>
+              <w:left w:w="70" w:type="dxa"/>
+              <w:bottom w:w="50" w:type="dxa"/>
+              <w:right w:w="70" w:type="dxa"/>
+            </w:tcMar>
+          </w:tcPr>
+          <w:p>
+            <w:pPr>
+              <w:spacing w:before="0" w:after="0" w:line="230" w:lineRule="auto"/>
+            </w:pPr>
+            <w:r/>
+            <w:r>
+              <w:rPr>
+                <w:rFonts w:ascii="Liberation Sans" w:hAnsi="Liberation Sans" w:eastAsia="Liberation Sans" w:cs="Liberation Sans"/>
+                <w:b/>
+                <w:color w:val="FFFFFF"/>
+                <w:sz w:val="18"/>
+              </w:rPr>
+              <w:t>Role</w:t>
+            </w:r>
+          </w:p>
+        </w:tc>
+        <w:tc>
+          <w:tcPr>
+            <w:tcW w:type="dxa" w:w="2952"/>
+            <w:shd w:fill="1B365D" w:val="clear"/>
+            <w:tcBorders>
+              <w:top w:val="single" w:sz="4" w:space="0" w:color="1B365D"/>
+              <w:left w:val="single" w:sz="4" w:space="0" w:color="1B365D"/>
+              <w:bottom w:val="single" w:sz="4" w:space="0" w:color="1B365D"/>
+              <w:right w:val="single" w:sz="4" w:space="0" w:color="1B365D"/>
+            </w:tcBorders>
+            <w:tcMar>
+              <w:top w:w="50" w:type="dxa"/>
+              <w:left w:w="70" w:type="dxa"/>
+              <w:bottom w:w="50" w:type="dxa"/>
+              <w:right w:w="70" w:type="dxa"/>
+            </w:tcMar>
+          </w:tcPr>
+          <w:p>
+            <w:pPr>
+              <w:spacing w:before="0" w:after="0" w:line="230" w:lineRule="auto"/>
+            </w:pPr>
+            <w:r/>
+            <w:r>
+              <w:rPr>
+                <w:rFonts w:ascii="Liberation Sans" w:hAnsi="Liberation Sans" w:eastAsia="Liberation Sans" w:cs="Liberation Sans"/>
+                <w:b/>
+                <w:color w:val="FFFFFF"/>
+                <w:sz w:val="18"/>
+              </w:rPr>
+              <w:t>Person</w:t>
+            </w:r>
+          </w:p>
+        </w:tc>
+        <w:tc>
+          <w:tcPr>
+            <w:tcW w:type="dxa" w:w="2952"/>
+            <w:shd w:fill="1B365D" w:val="clear"/>
+            <w:tcBorders>
+              <w:top w:val="single" w:sz="4" w:space="0" w:color="1B365D"/>
+              <w:left w:val="single" w:sz="4" w:space="0" w:color="1B365D"/>
+              <w:bottom w:val="single" w:sz="4" w:space="0" w:color="1B365D"/>
+              <w:right w:val="single" w:sz="4" w:space="0" w:color="1B365D"/>
+            </w:tcBorders>
+            <w:tcMar>
+              <w:top w:w="50" w:type="dxa"/>
+              <w:left w:w="70" w:type="dxa"/>
+              <w:bottom w:w="50" w:type="dxa"/>
+              <w:right w:w="70" w:type="dxa"/>
+            </w:tcMar>
+          </w:tcPr>
+          <w:p>
+            <w:pPr>
+              <w:spacing w:before="0" w:after="0" w:line="230" w:lineRule="auto"/>
+            </w:pPr>
+            <w:r/>
+            <w:r>
+              <w:rPr>
+                <w:rFonts w:ascii="Liberation Sans" w:hAnsi="Liberation Sans" w:eastAsia="Liberation Sans" w:cs="Liberation Sans"/>
+                <w:b/>
+                <w:color w:val="FFFFFF"/>
+                <w:sz w:val="18"/>
+              </w:rPr>
+              <w:t>Notes</w:t>
+            </w:r>
+          </w:p>
+        </w:tc>
+      </w:tr>
+      <w:tr>
+        <w:tc>
+          <w:tcPr>
+            <w:tcW w:type="dxa" w:w="2952"/>
+            <w:shd w:fill="FFFFFF" w:val="clear"/>
+            <w:tcBorders>
+              <w:top w:val="single" w:sz="4" w:space="0" w:color="C5CDD6"/>
+              <w:left w:val="single" w:sz="4" w:space="0" w:color="C5CDD6"/>
+              <w:bottom w:val="single" w:sz="4" w:space="0" w:color="C5CDD6"/>
+              <w:right w:val="single" w:sz="4" w:space="0" w:color="C5CDD6"/>
+            </w:tcBorders>
+            <w:tcMar>
+              <w:top w:w="50" w:type="dxa"/>
+              <w:left w:w="70" w:type="dxa"/>
+              <w:bottom w:w="50" w:type="dxa"/>
+              <w:right w:w="70" w:type="dxa"/>
+            </w:tcMar>
+          </w:tcPr>
+          <w:p>
+            <w:pPr>
+              <w:spacing w:before="0" w:after="0" w:line="230" w:lineRule="auto"/>
+            </w:pPr>
+            <w:r/>
+            <w:r>
+              <w:rPr>
+                <w:rFonts w:ascii="Liberation Serif" w:hAnsi="Liberation Serif" w:eastAsia="Liberation Serif" w:cs="Liberation Serif"/>
+                <w:b w:val="0"/>
+                <w:color w:val="222222"/>
+                <w:sz w:val="19"/>
+              </w:rPr>
+              <w:t>Responsible</w:t>
+            </w:r>
+          </w:p>
+        </w:tc>
+        <w:tc>
+          <w:tcPr>
+            <w:tcW w:type="dxa" w:w="2952"/>
+            <w:shd w:fill="FFFFFF" w:val="clear"/>
+            <w:tcBorders>
+              <w:top w:val="single" w:sz="4" w:space="0" w:color="C5CDD6"/>
+              <w:left w:val="single" w:sz="4" w:space="0" w:color="C5CDD6"/>
+              <w:bottom w:val="single" w:sz="4" w:space="0" w:color="C5CDD6"/>
+              <w:right w:val="single" w:sz="4" w:space="0" w:color="C5CDD6"/>
+            </w:tcBorders>
+            <w:tcMar>
+              <w:top w:w="50" w:type="dxa"/>
+              <w:left w:w="70" w:type="dxa"/>
+              <w:bottom w:w="50" w:type="dxa"/>
+              <w:right w:w="70" w:type="dxa"/>
+            </w:tcMar>
+          </w:tcPr>
+          <w:p>
+            <w:pPr>
+              <w:spacing w:before="0" w:after="0" w:line="230" w:lineRule="auto"/>
+            </w:pPr>
+            <w:r/>
+            <w:r>
+              <w:rPr>
+                <w:rFonts w:ascii="Liberation Serif" w:hAnsi="Liberation Serif" w:eastAsia="Liberation Serif" w:cs="Liberation Serif"/>
+                <w:b w:val="0"/>
+                <w:color w:val="222222"/>
+                <w:sz w:val="19"/>
+              </w:rPr>
+              <w:t>Kavya Menon</w:t>
+            </w:r>
+          </w:p>
+        </w:tc>
+        <w:tc>
+          <w:tcPr>
+            <w:tcW w:type="dxa" w:w="2952"/>
+            <w:shd w:fill="FFFFFF" w:val="clear"/>
+            <w:tcBorders>
+              <w:top w:val="single" w:sz="4" w:space="0" w:color="C5CDD6"/>
+              <w:left w:val="single" w:sz="4" w:space="0" w:color="C5CDD6"/>
+              <w:bottom w:val="single" w:sz="4" w:space="0" w:color="C5CDD6"/>
+              <w:right w:val="single" w:sz="4" w:space="0" w:color="C5CDD6"/>
+            </w:tcBorders>
+            <w:tcMar>
+              <w:top w:w="50" w:type="dxa"/>
+              <w:left w:w="70" w:type="dxa"/>
+              <w:bottom w:w="50" w:type="dxa"/>
+              <w:right w:w="70" w:type="dxa"/>
+            </w:tcMar>
+          </w:tcPr>
+          <w:p>
+            <w:pPr>
+              <w:spacing w:before="0" w:after="0" w:line="230" w:lineRule="auto"/>
+            </w:pPr>
+            <w:r/>
+            <w:r>
+              <w:rPr>
+                <w:rFonts w:ascii="Liberation Serif" w:hAnsi="Liberation Serif" w:eastAsia="Liberation Serif" w:cs="Liberation Serif"/>
+                <w:b w:val="0"/>
+                <w:color w:val="222222"/>
+                <w:sz w:val="19"/>
+              </w:rPr>
+              <w:t>Does the work on ns-prod-vpn.northstar.internal</w:t>
+            </w:r>
+          </w:p>
+        </w:tc>
+      </w:tr>
+      <w:tr>
+        <w:tc>
+          <w:tcPr>
+            <w:tcW w:type="dxa" w:w="2952"/>
+            <w:shd w:fill="EEF2F6" w:val="clear"/>
+            <w:tcBorders>
+              <w:top w:val="single" w:sz="4" w:space="0" w:color="C5CDD6"/>
+              <w:left w:val="single" w:sz="4" w:space="0" w:color="C5CDD6"/>
+              <w:bottom w:val="single" w:sz="4" w:space="0" w:color="C5CDD6"/>
+              <w:right w:val="single" w:sz="4" w:space="0" w:color="C5CDD6"/>
+            </w:tcBorders>
+            <w:tcMar>
+              <w:top w:w="50" w:type="dxa"/>
+              <w:left w:w="70" w:type="dxa"/>
+              <w:bottom w:w="50" w:type="dxa"/>
+              <w:right w:w="70" w:type="dxa"/>
+            </w:tcMar>
+          </w:tcPr>
+          <w:p>
+            <w:pPr>
+              <w:spacing w:before="0" w:after="0" w:line="230" w:lineRule="auto"/>
+            </w:pPr>
+            <w:r/>
+            <w:r>
+              <w:rPr>
+                <w:rFonts w:ascii="Liberation Serif" w:hAnsi="Liberation Serif" w:eastAsia="Liberation Serif" w:cs="Liberation Serif"/>
+                <w:b w:val="0"/>
+                <w:color w:val="222222"/>
+                <w:sz w:val="19"/>
+              </w:rPr>
+              <w:t>Accountable</w:t>
+            </w:r>
+          </w:p>
+        </w:tc>
+        <w:tc>
+          <w:tcPr>
+            <w:tcW w:type="dxa" w:w="2952"/>
+            <w:shd w:fill="EEF2F6" w:val="clear"/>
+            <w:tcBorders>
+              <w:top w:val="single" w:sz="4" w:space="0" w:color="C5CDD6"/>
+              <w:left w:val="single" w:sz="4" w:space="0" w:color="C5CDD6"/>
+              <w:bottom w:val="single" w:sz="4" w:space="0" w:color="C5CDD6"/>
+              <w:right w:val="single" w:sz="4" w:space="0" w:color="C5CDD6"/>
+            </w:tcBorders>
+            <w:tcMar>
+              <w:top w:w="50" w:type="dxa"/>
+              <w:left w:w="70" w:type="dxa"/>
+              <w:bottom w:w="50" w:type="dxa"/>
+              <w:right w:w="70" w:type="dxa"/>
+            </w:tcMar>
+          </w:tcPr>
+          <w:p>
+            <w:pPr>
+              <w:spacing w:before="0" w:after="0" w:line="230" w:lineRule="auto"/>
+            </w:pPr>
+            <w:r/>
+            <w:r>
+              <w:rPr>
+                <w:rFonts w:ascii="Liberation Serif" w:hAnsi="Liberation Serif" w:eastAsia="Liberation Serif" w:cs="Liberation Serif"/>
+                <w:b w:val="0"/>
+                <w:color w:val="222222"/>
+                <w:sz w:val="19"/>
+              </w:rPr>
+              <w:t>Diego Alvarez</w:t>
+            </w:r>
+          </w:p>
+        </w:tc>
+        <w:tc>
+          <w:tcPr>
+            <w:tcW w:type="dxa" w:w="2952"/>
+            <w:shd w:fill="EEF2F6" w:val="clear"/>
+            <w:tcBorders>
+              <w:top w:val="single" w:sz="4" w:space="0" w:color="C5CDD6"/>
+              <w:left w:val="single" w:sz="4" w:space="0" w:color="C5CDD6"/>
+              <w:bottom w:val="single" w:sz="4" w:space="0" w:color="C5CDD6"/>
+              <w:right w:val="single" w:sz="4" w:space="0" w:color="C5CDD6"/>
+            </w:tcBorders>
+            <w:tcMar>
+              <w:top w:w="50" w:type="dxa"/>
+              <w:left w:w="70" w:type="dxa"/>
+              <w:bottom w:w="50" w:type="dxa"/>
+              <w:right w:w="70" w:type="dxa"/>
+            </w:tcMar>
+          </w:tcPr>
+          <w:p>
+            <w:pPr>
+              <w:spacing w:before="0" w:after="0" w:line="230" w:lineRule="auto"/>
+            </w:pPr>
+            <w:r/>
+            <w:r>
+              <w:rPr>
+                <w:rFonts w:ascii="Liberation Serif" w:hAnsi="Liberation Serif" w:eastAsia="Liberation Serif" w:cs="Liberation Serif"/>
+                <w:b w:val="0"/>
+                <w:color w:val="222222"/>
+                <w:sz w:val="19"/>
+              </w:rPr>
+              <w:t>One person. Signs the close.</w:t>
+            </w:r>
+          </w:p>
+        </w:tc>
+      </w:tr>
+      <w:tr>
+        <w:tc>
+          <w:tcPr>
+            <w:tcW w:type="dxa" w:w="2952"/>
+            <w:shd w:fill="FFFFFF" w:val="clear"/>
+            <w:tcBorders>
+              <w:top w:val="single" w:sz="4" w:space="0" w:color="C5CDD6"/>
+              <w:left w:val="single" w:sz="4" w:space="0" w:color="C5CDD6"/>
+              <w:bottom w:val="single" w:sz="4" w:space="0" w:color="C5CDD6"/>
+              <w:right w:val="single" w:sz="4" w:space="0" w:color="C5CDD6"/>
+            </w:tcBorders>
+            <w:tcMar>
+              <w:top w:w="50" w:type="dxa"/>
+              <w:left w:w="70" w:type="dxa"/>
+              <w:bottom w:w="50" w:type="dxa"/>
+              <w:right w:w="70" w:type="dxa"/>
+            </w:tcMar>
+          </w:tcPr>
+          <w:p>
+            <w:pPr>
+              <w:spacing w:before="0" w:after="0" w:line="230" w:lineRule="auto"/>
+            </w:pPr>
+            <w:r/>
+            <w:r>
+              <w:rPr>
+                <w:rFonts w:ascii="Liberation Serif" w:hAnsi="Liberation Serif" w:eastAsia="Liberation Serif" w:cs="Liberation Serif"/>
+                <w:b w:val="0"/>
+                <w:color w:val="222222"/>
+                <w:sz w:val="19"/>
+              </w:rPr>
+              <w:t>Consulted</w:t>
+            </w:r>
+          </w:p>
+        </w:tc>
+        <w:tc>
+          <w:tcPr>
+            <w:tcW w:type="dxa" w:w="2952"/>
+            <w:shd w:fill="FFFFFF" w:val="clear"/>
+            <w:tcBorders>
+              <w:top w:val="single" w:sz="4" w:space="0" w:color="C5CDD6"/>
+              <w:left w:val="single" w:sz="4" w:space="0" w:color="C5CDD6"/>
+              <w:bottom w:val="single" w:sz="4" w:space="0" w:color="C5CDD6"/>
+              <w:right w:val="single" w:sz="4" w:space="0" w:color="C5CDD6"/>
+            </w:tcBorders>
+            <w:tcMar>
+              <w:top w:w="50" w:type="dxa"/>
+              <w:left w:w="70" w:type="dxa"/>
+              <w:bottom w:w="50" w:type="dxa"/>
+              <w:right w:w="70" w:type="dxa"/>
+            </w:tcMar>
+          </w:tcPr>
+          <w:p>
+            <w:pPr>
+              <w:spacing w:before="0" w:after="0" w:line="230" w:lineRule="auto"/>
+            </w:pPr>
+            <w:r/>
+            <w:r>
+              <w:rPr>
+                <w:rFonts w:ascii="Liberation Serif" w:hAnsi="Liberation Serif" w:eastAsia="Liberation Serif" w:cs="Liberation Serif"/>
+                <w:b w:val="0"/>
+                <w:color w:val="222222"/>
+                <w:sz w:val="19"/>
+              </w:rPr>
+              <w:t>Jordan Hale</w:t>
+            </w:r>
+          </w:p>
+        </w:tc>
+        <w:tc>
+          <w:tcPr>
+            <w:tcW w:type="dxa" w:w="2952"/>
+            <w:shd w:fill="FFFFFF" w:val="clear"/>
+            <w:tcBorders>
+              <w:top w:val="single" w:sz="4" w:space="0" w:color="C5CDD6"/>
+              <w:left w:val="single" w:sz="4" w:space="0" w:color="C5CDD6"/>
+              <w:bottom w:val="single" w:sz="4" w:space="0" w:color="C5CDD6"/>
+              <w:right w:val="single" w:sz="4" w:space="0" w:color="C5CDD6"/>
+            </w:tcBorders>
+            <w:tcMar>
+              <w:top w:w="50" w:type="dxa"/>
+              <w:left w:w="70" w:type="dxa"/>
+              <w:bottom w:w="50" w:type="dxa"/>
+              <w:right w:w="70" w:type="dxa"/>
+            </w:tcMar>
+          </w:tcPr>
+          <w:p>
+            <w:pPr>
+              <w:spacing w:before="0" w:after="0" w:line="230" w:lineRule="auto"/>
+            </w:pPr>
+            <w:r/>
+            <w:r>
+              <w:rPr>
+                <w:rFonts w:ascii="Liberation Serif" w:hAnsi="Liberation Serif" w:eastAsia="Liberation Serif" w:cs="Liberation Serif"/>
+                <w:b w:val="0"/>
+                <w:color w:val="222222"/>
+                <w:sz w:val="19"/>
+              </w:rPr>
+              <w:t>Reviewer, not a shadow owner</w:t>
+            </w:r>
+          </w:p>
+        </w:tc>
+      </w:tr>
+      <w:tr>
+        <w:tc>
+          <w:tcPr>
+            <w:tcW w:type="dxa" w:w="2952"/>
+            <w:shd w:fill="EEF2F6" w:val="clear"/>
+            <w:tcBorders>
+              <w:top w:val="single" w:sz="4" w:space="0" w:color="C5CDD6"/>
+              <w:left w:val="single" w:sz="4" w:space="0" w:color="C5CDD6"/>
+              <w:bottom w:val="single" w:sz="4" w:space="0" w:color="C5CDD6"/>
+              <w:right w:val="single" w:sz="4" w:space="0" w:color="C5CDD6"/>
+            </w:tcBorders>
+            <w:tcMar>
+              <w:top w:w="50" w:type="dxa"/>
+              <w:left w:w="70" w:type="dxa"/>
+              <w:bottom w:w="50" w:type="dxa"/>
+              <w:right w:w="70" w:type="dxa"/>
+            </w:tcMar>
+          </w:tcPr>
+          <w:p>
+            <w:pPr>
+              <w:spacing w:before="0" w:after="0" w:line="230" w:lineRule="auto"/>
+            </w:pPr>
+            <w:r/>
+            <w:r>
+              <w:rPr>
+                <w:rFonts w:ascii="Liberation Serif" w:hAnsi="Liberation Serif" w:eastAsia="Liberation Serif" w:cs="Liberation Serif"/>
+                <w:b w:val="0"/>
+                <w:color w:val="222222"/>
+                <w:sz w:val="19"/>
+              </w:rPr>
+              <w:t>Informed</w:t>
+            </w:r>
+          </w:p>
+        </w:tc>
+        <w:tc>
+          <w:tcPr>
+            <w:tcW w:type="dxa" w:w="2952"/>
+            <w:shd w:fill="EEF2F6" w:val="clear"/>
+            <w:tcBorders>
+              <w:top w:val="single" w:sz="4" w:space="0" w:color="C5CDD6"/>
+              <w:left w:val="single" w:sz="4" w:space="0" w:color="C5CDD6"/>
+              <w:bottom w:val="single" w:sz="4" w:space="0" w:color="C5CDD6"/>
+              <w:right w:val="single" w:sz="4" w:space="0" w:color="C5CDD6"/>
+            </w:tcBorders>
+            <w:tcMar>
+              <w:top w:w="50" w:type="dxa"/>
+              <w:left w:w="70" w:type="dxa"/>
+              <w:bottom w:w="50" w:type="dxa"/>
+              <w:right w:w="70" w:type="dxa"/>
+            </w:tcMar>
+          </w:tcPr>
+          <w:p>
+            <w:pPr>
+              <w:spacing w:before="0" w:after="0" w:line="230" w:lineRule="auto"/>
+            </w:pPr>
+            <w:r/>
+            <w:r>
+              <w:rPr>
+                <w:rFonts w:ascii="Liberation Serif" w:hAnsi="Liberation Serif" w:eastAsia="Liberation Serif" w:cs="Liberation Serif"/>
+                <w:b w:val="0"/>
+                <w:color w:val="222222"/>
+                <w:sz w:val="19"/>
+              </w:rPr>
+              <w:t>Aman Kumar</w:t>
+            </w:r>
+          </w:p>
+        </w:tc>
+        <w:tc>
+          <w:tcPr>
+            <w:tcW w:type="dxa" w:w="2952"/>
+            <w:shd w:fill="EEF2F6" w:val="clear"/>
+            <w:tcBorders>
+              <w:top w:val="single" w:sz="4" w:space="0" w:color="C5CDD6"/>
+              <w:left w:val="single" w:sz="4" w:space="0" w:color="C5CDD6"/>
+              <w:bottom w:val="single" w:sz="4" w:space="0" w:color="C5CDD6"/>
+              <w:right w:val="single" w:sz="4" w:space="0" w:color="C5CDD6"/>
+            </w:tcBorders>
+            <w:tcMar>
+              <w:top w:w="50" w:type="dxa"/>
+              <w:left w:w="70" w:type="dxa"/>
+              <w:bottom w:w="50" w:type="dxa"/>
+              <w:right w:w="70" w:type="dxa"/>
+            </w:tcMar>
+          </w:tcPr>
+          <w:p>
+            <w:pPr>
+              <w:spacing w:before="0" w:after="0" w:line="230" w:lineRule="auto"/>
+            </w:pPr>
+            <w:r/>
+            <w:r>
+              <w:rPr>
+                <w:rFonts w:ascii="Liberation Serif" w:hAnsi="Liberation Serif" w:eastAsia="Liberation Serif" w:cs="Liberation Serif"/>
+                <w:b w:val="0"/>
+                <w:color w:val="222222"/>
+                <w:sz w:val="19"/>
+              </w:rPr>
+              <w:t>Clearhaven path; no hostnames</w:t>
+            </w:r>
+          </w:p>
+        </w:tc>
+      </w:tr>
+    </w:tbl>
+    <w:p>
+      <w:pPr>
+        <w:spacing w:before="40" w:after="160" w:line="80" w:lineRule="auto"/>
+      </w:pPr>
+    </w:p>
+    <w:p>
+      <w:pPr>
+        <w:spacing w:before="0" w:after="240" w:line="408" w:lineRule="auto"/>
+        <w:ind w:firstLine="288"/>
+      </w:pPr>
+      <w:r>
+        <w:rPr>
+          <w:rFonts w:ascii="Liberation Serif" w:hAnsi="Liberation Serif" w:eastAsia="Liberation Serif" w:cs="Liberation Serif"/>
+          <w:color w:val="222222"/>
+          <w:sz w:val="24"/>
+        </w:rPr>
+        <w:t>If two people think they are accountable, Diego Alvarez picks one on CLH-CERT. If nobody is, the freeze clock versus a 'small apply' has not started. Aman Kumar is the writer of this file. That is not the same as accountable unless the front already said so. I will rewrite any row that says 'platform' or 'ops' as a person before I call this done.</w:t>
+      </w:r>
+    </w:p>
+    <w:p>
+      <w:pPr>
+        <w:spacing w:before="0" w:after="240" w:line="408" w:lineRule="auto"/>
+        <w:ind w:firstLine="288"/>
+      </w:pPr>
+      <w:r>
+        <w:rPr>
+          <w:rFonts w:ascii="Liberation Serif" w:hAnsi="Liberation Serif" w:eastAsia="Liberation Serif" w:cs="Liberation Serif"/>
+          <w:color w:val="222222"/>
+          <w:sz w:val="24"/>
+        </w:rPr>
+        <w:t>Pages go to the responsible person, not to a Slack channel that everyone mutes. If Kavya Menon is out, the backup is a name on CLH-CERT the same day, not a hope that someone is watching ns-prod-vpn.northstar.internal.</w:t>
+      </w:r>
+    </w:p>
+    <w:p>
+      <w:pPr>
+        <w:spacing w:before="0" w:after="240" w:line="408" w:lineRule="auto"/>
+        <w:ind w:firstLine="288"/>
+      </w:pPr>
+      <w:r>
+        <w:rPr>
+          <w:rFonts w:ascii="Liberation Serif" w:hAnsi="Liberation Serif" w:eastAsia="Liberation Serif" w:cs="Liberation Serif"/>
+          <w:color w:val="222222"/>
+          <w:sz w:val="24"/>
+        </w:rPr>
+        <w:t>leftover the freeze clock versus a 'small apply' sits with Jordan Hale on CLH-STG, a green job with no rows still pages, and I will drop my leftover role the day Jordan Hale takes CLH-STG.</w:t>
+      </w:r>
+    </w:p>
+    <w:p>
+      <w:pPr>
+        <w:spacing w:before="0" w:after="240" w:line="408" w:lineRule="auto"/>
+        <w:ind w:firstLine="288"/>
+      </w:pPr>
+      <w:r>
+        <w:rPr>
+          <w:rFonts w:ascii="Liberation Serif" w:hAnsi="Liberation Serif" w:eastAsia="Liberation Serif" w:cs="Liberation Serif"/>
+          <w:color w:val="222222"/>
+          <w:sz w:val="24"/>
+        </w:rPr>
+        <w:t>I bounced a hallway yes on the freeze clock versus a 'small apply', schema order stays expand then backfill then contract, and close is yes, no, or a new date on CLH-INC-2023-204 by December 17, 2023.</w:t>
+      </w:r>
+    </w:p>
+    <w:p>
+      <w:pPr>
+        <w:pStyle w:val="Heading2"/>
+      </w:pPr>
+      <w:r>
+        <w:t>Calendar vs replica lag after a count that looked fine</w:t>
+      </w:r>
+    </w:p>
+    <w:p>
+      <w:pPr>
+        <w:spacing w:before="0" w:after="240" w:line="408" w:lineRule="auto"/>
+        <w:ind w:firstLine="288"/>
+      </w:pPr>
+      <w:r>
+        <w:rPr>
+          <w:rFonts w:ascii="Liberation Serif" w:hAnsi="Liberation Serif" w:eastAsia="Liberation Serif" w:cs="Liberation Serif"/>
+          <w:color w:val="222222"/>
+          <w:sz w:val="24"/>
+        </w:rPr>
+        <w:t>If the front of this file already named a freeze, replica lag after a count that looked fine does not get a courtesy thaw on clearhaven.internal. A small apply is still an apply. SEV1 is the SOP definition. Lena Park can argue SEV1 on CLH-INC- with a count, not with a demo time. I will not Helm-apply from a laptop because the window is 'almost over.'</w:t>
+      </w:r>
+    </w:p>
+    <w:p>
+      <w:pPr>
+        <w:spacing w:before="0" w:after="240" w:line="408" w:lineRule="auto"/>
+        <w:ind w:firstLine="288"/>
+      </w:pPr>
+      <w:r>
+        <w:rPr>
+          <w:rFonts w:ascii="Liberation Serif" w:hAnsi="Liberation Serif" w:eastAsia="Liberation Serif" w:cs="Liberation Serif"/>
+          <w:color w:val="222222"/>
+          <w:sz w:val="24"/>
+        </w:rPr>
+        <w:t>I will not book a change in the last 38 minutes of a freeze because the change is 'just config.' Config is a change. Aman Kumar has already lost that argument once and I am not losing it again on clearhaven.internal.</w:t>
+      </w:r>
+    </w:p>
+    <w:p>
+      <w:pPr>
+        <w:spacing w:before="0" w:after="240" w:line="408" w:lineRule="auto"/>
+        <w:ind w:firstLine="288"/>
+      </w:pPr>
+      <w:r>
+        <w:rPr>
+          <w:rFonts w:ascii="Liberation Serif" w:hAnsi="Liberation Serif" w:eastAsia="Liberation Serif" w:cs="Liberation Serif"/>
+          <w:color w:val="222222"/>
+          <w:sz w:val="24"/>
+        </w:rPr>
+        <w:t>I will not reopen Clearhaven Reconciliation On-Call SOP to smuggle replica lag after a count that looked fine back in, weekend coverage is not implied unless Clearhaven Reconciliation signs it, and config, Helm, and a flag flip are all changes.</w:t>
+      </w:r>
+    </w:p>
+    <w:p>
+      <w:pPr>
+        <w:spacing w:before="0" w:after="240" w:line="408" w:lineRule="auto"/>
+        <w:ind w:firstLine="288"/>
+      </w:pPr>
+      <w:r>
+        <w:rPr>
+          <w:rFonts w:ascii="Liberation Serif" w:hAnsi="Liberation Serif" w:eastAsia="Liberation Serif" w:cs="Liberation Serif"/>
+          <w:color w:val="222222"/>
+          <w:sz w:val="24"/>
+        </w:rPr>
+        <w:t>date pressure on replica lag after a count that looked fine is not a date, December 19, 2023 is if Helen Cho keeps it, a green job with no rows still pages, and Clearhaven does not get clearhaven.internal in an outbound sentence.</w:t>
+      </w:r>
+    </w:p>
+    <w:p>
+      <w:pPr>
+        <w:pStyle w:val="Heading2"/>
+      </w:pPr>
+      <w:r>
+        <w:t>Counts tied to CLH-SOP-2023-019</w:t>
+      </w:r>
+    </w:p>
+    <w:p>
+      <w:pPr>
+        <w:spacing w:before="0" w:after="240" w:line="408" w:lineRule="auto"/>
+        <w:ind w:firstLine="288"/>
+      </w:pPr>
+      <w:r>
+        <w:rPr>
+          <w:rFonts w:ascii="Liberation Serif" w:hAnsi="Liberation Serif" w:eastAsia="Liberation Serif" w:cs="Liberation Serif"/>
+          <w:color w:val="222222"/>
+          <w:sz w:val="24"/>
+        </w:rPr>
+        <w:t>These are working numbers for a dashboard screenshot standing in for a permalink, not a new model. If they disagree with the front of Clearhaven Reconciliation On-Call SOP, the front wins. I measured on northstar.internal. Ticket CLH-RB-2023-012. Owner for the next measurement is If Helen. Sample window was 84 minutes. Rows in the sample: 16229. Front-matter figure I am not relitigating: 10.</w:t>
+      </w:r>
+    </w:p>
+    <w:p>
+      <w:pPr>
+        <w:spacing w:before="80" w:after="60" w:line="200" w:lineRule="auto"/>
+      </w:pPr>
+      <w:r>
+        <w:rPr>
+          <w:rFonts w:ascii="Liberation Sans" w:hAnsi="Liberation Sans" w:eastAsia="Liberation Sans" w:cs="Liberation Sans"/>
+          <w:i/>
+          <w:color w:val="555555"/>
+          <w:sz w:val="17"/>
+        </w:rPr>
+        <w:t>Working measurements for CLH-SOP-2023-028, a dashboard screenshot standing in for a permalink.</w:t>
+      </w:r>
+    </w:p>
+    <w:tbl>
+      <w:tblPr>
+        <w:tblW w:type="auto" w:w="0"/>
+        <w:jc w:val="center"/>
+        <w:tblLayout w:type="autofit"/>
+        <w:tblLook w:firstColumn="1" w:firstRow="1" w:lastColumn="0" w:lastRow="0" w:noHBand="0" w:noVBand="1" w:val="04A0"/>
+      </w:tblPr>
+      <w:tblGrid>
+        <w:gridCol w:w="2214"/>
+        <w:gridCol w:w="2214"/>
+        <w:gridCol w:w="2214"/>
+        <w:gridCol w:w="2214"/>
+      </w:tblGrid>
+      <w:tr>
+        <w:tc>
+          <w:tcPr>
+            <w:tcW w:type="dxa" w:w="2214"/>
+            <w:shd w:fill="1B365D" w:val="clear"/>
+            <w:tcBorders>
+              <w:top w:val="single" w:sz="4" w:space="0" w:color="1B365D"/>
+              <w:left w:val="single" w:sz="4" w:space="0" w:color="1B365D"/>
+              <w:bottom w:val="single" w:sz="4" w:space="0" w:color="1B365D"/>
+              <w:right w:val="single" w:sz="4" w:space="0" w:color="1B365D"/>
+            </w:tcBorders>
+            <w:tcMar>
+              <w:top w:w="50" w:type="dxa"/>
+              <w:left w:w="70" w:type="dxa"/>
+              <w:bottom w:w="50" w:type="dxa"/>
+              <w:right w:w="70" w:type="dxa"/>
+            </w:tcMar>
+          </w:tcPr>
+          <w:p>
+            <w:pPr>
+              <w:spacing w:before="0" w:after="0" w:line="230" w:lineRule="auto"/>
+            </w:pPr>
+            <w:r/>
+            <w:r>
+              <w:rPr>
+                <w:rFonts w:ascii="Liberation Sans" w:hAnsi="Liberation Sans" w:eastAsia="Liberation Sans" w:cs="Liberation Sans"/>
+                <w:b/>
+                <w:color w:val="FFFFFF"/>
+                <w:sz w:val="18"/>
+              </w:rPr>
+              <w:t>Clock</w:t>
+            </w:r>
+          </w:p>
+        </w:tc>
+        <w:tc>
+          <w:tcPr>
+            <w:tcW w:type="dxa" w:w="2214"/>
+            <w:shd w:fill="1B365D" w:val="clear"/>
+            <w:tcBorders>
+              <w:top w:val="single" w:sz="4" w:space="0" w:color="1B365D"/>
+              <w:left w:val="single" w:sz="4" w:space="0" w:color="1B365D"/>
+              <w:bottom w:val="single" w:sz="4" w:space="0" w:color="1B365D"/>
+              <w:right w:val="single" w:sz="4" w:space="0" w:color="1B365D"/>
+            </w:tcBorders>
+            <w:tcMar>
+              <w:top w:w="50" w:type="dxa"/>
+              <w:left w:w="70" w:type="dxa"/>
+              <w:bottom w:w="50" w:type="dxa"/>
+              <w:right w:w="70" w:type="dxa"/>
+            </w:tcMar>
+          </w:tcPr>
+          <w:p>
+            <w:pPr>
+              <w:spacing w:before="0" w:after="0" w:line="230" w:lineRule="auto"/>
+            </w:pPr>
+            <w:r/>
+            <w:r>
+              <w:rPr>
+                <w:rFonts w:ascii="Liberation Sans" w:hAnsi="Liberation Sans" w:eastAsia="Liberation Sans" w:cs="Liberation Sans"/>
+                <w:b/>
+                <w:color w:val="FFFFFF"/>
+                <w:sz w:val="18"/>
+              </w:rPr>
+              <w:t>Value</w:t>
+            </w:r>
+          </w:p>
+        </w:tc>
+        <w:tc>
+          <w:tcPr>
+            <w:tcW w:type="dxa" w:w="2214"/>
+            <w:shd w:fill="1B365D" w:val="clear"/>
+            <w:tcBorders>
+              <w:top w:val="single" w:sz="4" w:space="0" w:color="1B365D"/>
+              <w:left w:val="single" w:sz="4" w:space="0" w:color="1B365D"/>
+              <w:bottom w:val="single" w:sz="4" w:space="0" w:color="1B365D"/>
+              <w:right w:val="single" w:sz="4" w:space="0" w:color="1B365D"/>
+            </w:tcBorders>
+            <w:tcMar>
+              <w:top w:w="50" w:type="dxa"/>
+              <w:left w:w="70" w:type="dxa"/>
+              <w:bottom w:w="50" w:type="dxa"/>
+              <w:right w:w="70" w:type="dxa"/>
+            </w:tcMar>
+          </w:tcPr>
+          <w:p>
+            <w:pPr>
+              <w:spacing w:before="0" w:after="0" w:line="230" w:lineRule="auto"/>
+            </w:pPr>
+            <w:r/>
+            <w:r>
+              <w:rPr>
+                <w:rFonts w:ascii="Liberation Sans" w:hAnsi="Liberation Sans" w:eastAsia="Liberation Sans" w:cs="Liberation Sans"/>
+                <w:b/>
+                <w:color w:val="FFFFFF"/>
+                <w:sz w:val="18"/>
+              </w:rPr>
+              <w:t>Where</w:t>
+            </w:r>
+          </w:p>
+        </w:tc>
+        <w:tc>
+          <w:tcPr>
+            <w:tcW w:type="dxa" w:w="2214"/>
+            <w:shd w:fill="1B365D" w:val="clear"/>
+            <w:tcBorders>
+              <w:top w:val="single" w:sz="4" w:space="0" w:color="1B365D"/>
+              <w:left w:val="single" w:sz="4" w:space="0" w:color="1B365D"/>
+              <w:bottom w:val="single" w:sz="4" w:space="0" w:color="1B365D"/>
+              <w:right w:val="single" w:sz="4" w:space="0" w:color="1B365D"/>
+            </w:tcBorders>
+            <w:tcMar>
+              <w:top w:w="50" w:type="dxa"/>
+              <w:left w:w="70" w:type="dxa"/>
+              <w:bottom w:w="50" w:type="dxa"/>
+              <w:right w:w="70" w:type="dxa"/>
+            </w:tcMar>
+          </w:tcPr>
+          <w:p>
+            <w:pPr>
+              <w:spacing w:before="0" w:after="0" w:line="230" w:lineRule="auto"/>
+            </w:pPr>
+            <w:r/>
+            <w:r>
+              <w:rPr>
+                <w:rFonts w:ascii="Liberation Sans" w:hAnsi="Liberation Sans" w:eastAsia="Liberation Sans" w:cs="Liberation Sans"/>
+                <w:b/>
+                <w:color w:val="FFFFFF"/>
+                <w:sz w:val="18"/>
+              </w:rPr>
+              <w:t>Who repeats it</w:t>
+            </w:r>
+          </w:p>
+        </w:tc>
+      </w:tr>
+      <w:tr>
+        <w:tc>
+          <w:tcPr>
+            <w:tcW w:type="dxa" w:w="2214"/>
+            <w:shd w:fill="FFFFFF" w:val="clear"/>
+            <w:tcBorders>
+              <w:top w:val="single" w:sz="4" w:space="0" w:color="C5CDD6"/>
+              <w:left w:val="single" w:sz="4" w:space="0" w:color="C5CDD6"/>
+              <w:bottom w:val="single" w:sz="4" w:space="0" w:color="C5CDD6"/>
+              <w:right w:val="single" w:sz="4" w:space="0" w:color="C5CDD6"/>
+            </w:tcBorders>
+            <w:tcMar>
+              <w:top w:w="50" w:type="dxa"/>
+              <w:left w:w="70" w:type="dxa"/>
+              <w:bottom w:w="50" w:type="dxa"/>
+              <w:right w:w="70" w:type="dxa"/>
+            </w:tcMar>
+          </w:tcPr>
+          <w:p>
+            <w:pPr>
+              <w:spacing w:before="0" w:after="0" w:line="230" w:lineRule="auto"/>
+            </w:pPr>
+            <w:r/>
+            <w:r>
+              <w:rPr>
+                <w:rFonts w:ascii="Liberation Serif" w:hAnsi="Liberation Serif" w:eastAsia="Liberation Serif" w:cs="Liberation Serif"/>
+                <w:b w:val="0"/>
+                <w:color w:val="222222"/>
+                <w:sz w:val="19"/>
+              </w:rPr>
+              <w:t>p95 I would quote</w:t>
+            </w:r>
+          </w:p>
+        </w:tc>
+        <w:tc>
+          <w:tcPr>
+            <w:tcW w:type="dxa" w:w="2214"/>
+            <w:shd w:fill="FFFFFF" w:val="clear"/>
+            <w:tcBorders>
+              <w:top w:val="single" w:sz="4" w:space="0" w:color="C5CDD6"/>
+              <w:left w:val="single" w:sz="4" w:space="0" w:color="C5CDD6"/>
+              <w:bottom w:val="single" w:sz="4" w:space="0" w:color="C5CDD6"/>
+              <w:right w:val="single" w:sz="4" w:space="0" w:color="C5CDD6"/>
+            </w:tcBorders>
+            <w:tcMar>
+              <w:top w:w="50" w:type="dxa"/>
+              <w:left w:w="70" w:type="dxa"/>
+              <w:bottom w:w="50" w:type="dxa"/>
+              <w:right w:w="70" w:type="dxa"/>
+            </w:tcMar>
+          </w:tcPr>
+          <w:p>
+            <w:pPr>
+              <w:spacing w:before="0" w:after="0" w:line="230" w:lineRule="auto"/>
+            </w:pPr>
+            <w:r/>
+            <w:r>
+              <w:rPr>
+                <w:rFonts w:ascii="Liberation Serif" w:hAnsi="Liberation Serif" w:eastAsia="Liberation Serif" w:cs="Liberation Serif"/>
+                <w:b w:val="0"/>
+                <w:color w:val="222222"/>
+                <w:sz w:val="19"/>
+              </w:rPr>
+              <w:t>41.9</w:t>
+            </w:r>
+          </w:p>
+        </w:tc>
+        <w:tc>
+          <w:tcPr>
+            <w:tcW w:type="dxa" w:w="2214"/>
+            <w:shd w:fill="FFFFFF" w:val="clear"/>
+            <w:tcBorders>
+              <w:top w:val="single" w:sz="4" w:space="0" w:color="C5CDD6"/>
+              <w:left w:val="single" w:sz="4" w:space="0" w:color="C5CDD6"/>
+              <w:bottom w:val="single" w:sz="4" w:space="0" w:color="C5CDD6"/>
+              <w:right w:val="single" w:sz="4" w:space="0" w:color="C5CDD6"/>
+            </w:tcBorders>
+            <w:tcMar>
+              <w:top w:w="50" w:type="dxa"/>
+              <w:left w:w="70" w:type="dxa"/>
+              <w:bottom w:w="50" w:type="dxa"/>
+              <w:right w:w="70" w:type="dxa"/>
+            </w:tcMar>
+          </w:tcPr>
+          <w:p>
+            <w:pPr>
+              <w:spacing w:before="0" w:after="0" w:line="230" w:lineRule="auto"/>
+            </w:pPr>
+            <w:r/>
+            <w:r>
+              <w:rPr>
+                <w:rFonts w:ascii="Liberation Serif" w:hAnsi="Liberation Serif" w:eastAsia="Liberation Serif" w:cs="Liberation Serif"/>
+                <w:b w:val="0"/>
+                <w:color w:val="222222"/>
+                <w:sz w:val="19"/>
+              </w:rPr>
+              <w:t>northstar.internal</w:t>
+            </w:r>
+          </w:p>
+        </w:tc>
+        <w:tc>
+          <w:tcPr>
+            <w:tcW w:type="dxa" w:w="2214"/>
+            <w:shd w:fill="FFFFFF" w:val="clear"/>
+            <w:tcBorders>
+              <w:top w:val="single" w:sz="4" w:space="0" w:color="C5CDD6"/>
+              <w:left w:val="single" w:sz="4" w:space="0" w:color="C5CDD6"/>
+              <w:bottom w:val="single" w:sz="4" w:space="0" w:color="C5CDD6"/>
+              <w:right w:val="single" w:sz="4" w:space="0" w:color="C5CDD6"/>
+            </w:tcBorders>
+            <w:tcMar>
+              <w:top w:w="50" w:type="dxa"/>
+              <w:left w:w="70" w:type="dxa"/>
+              <w:bottom w:w="50" w:type="dxa"/>
+              <w:right w:w="70" w:type="dxa"/>
+            </w:tcMar>
+          </w:tcPr>
+          <w:p>
+            <w:pPr>
+              <w:spacing w:before="0" w:after="0" w:line="230" w:lineRule="auto"/>
+            </w:pPr>
+            <w:r/>
+            <w:r>
+              <w:rPr>
+                <w:rFonts w:ascii="Liberation Serif" w:hAnsi="Liberation Serif" w:eastAsia="Liberation Serif" w:cs="Liberation Serif"/>
+                <w:b w:val="0"/>
+                <w:color w:val="222222"/>
+                <w:sz w:val="19"/>
+              </w:rPr>
+              <w:t>If Helen</w:t>
+            </w:r>
+          </w:p>
+        </w:tc>
+      </w:tr>
+      <w:tr>
+        <w:tc>
+          <w:tcPr>
+            <w:tcW w:type="dxa" w:w="2214"/>
+            <w:shd w:fill="EEF2F6" w:val="clear"/>
+            <w:tcBorders>
+              <w:top w:val="single" w:sz="4" w:space="0" w:color="C5CDD6"/>
+              <w:left w:val="single" w:sz="4" w:space="0" w:color="C5CDD6"/>
+              <w:bottom w:val="single" w:sz="4" w:space="0" w:color="C5CDD6"/>
+              <w:right w:val="single" w:sz="4" w:space="0" w:color="C5CDD6"/>
+            </w:tcBorders>
+            <w:tcMar>
+              <w:top w:w="50" w:type="dxa"/>
+              <w:left w:w="70" w:type="dxa"/>
+              <w:bottom w:w="50" w:type="dxa"/>
+              <w:right w:w="70" w:type="dxa"/>
+            </w:tcMar>
+          </w:tcPr>
+          <w:p>
+            <w:pPr>
+              <w:spacing w:before="0" w:after="0" w:line="230" w:lineRule="auto"/>
+            </w:pPr>
+            <w:r/>
+            <w:r>
+              <w:rPr>
+                <w:rFonts w:ascii="Liberation Serif" w:hAnsi="Liberation Serif" w:eastAsia="Liberation Serif" w:cs="Liberation Serif"/>
+                <w:b w:val="0"/>
+                <w:color w:val="222222"/>
+                <w:sz w:val="19"/>
+              </w:rPr>
+              <w:t>errors in the sampled hour</w:t>
+            </w:r>
+          </w:p>
+        </w:tc>
+        <w:tc>
+          <w:tcPr>
+            <w:tcW w:type="dxa" w:w="2214"/>
+            <w:shd w:fill="EEF2F6" w:val="clear"/>
+            <w:tcBorders>
+              <w:top w:val="single" w:sz="4" w:space="0" w:color="C5CDD6"/>
+              <w:left w:val="single" w:sz="4" w:space="0" w:color="C5CDD6"/>
+              <w:bottom w:val="single" w:sz="4" w:space="0" w:color="C5CDD6"/>
+              <w:right w:val="single" w:sz="4" w:space="0" w:color="C5CDD6"/>
+            </w:tcBorders>
+            <w:tcMar>
+              <w:top w:w="50" w:type="dxa"/>
+              <w:left w:w="70" w:type="dxa"/>
+              <w:bottom w:w="50" w:type="dxa"/>
+              <w:right w:w="70" w:type="dxa"/>
+            </w:tcMar>
+          </w:tcPr>
+          <w:p>
+            <w:pPr>
+              <w:spacing w:before="0" w:after="0" w:line="230" w:lineRule="auto"/>
+            </w:pPr>
+            <w:r/>
+            <w:r>
+              <w:rPr>
+                <w:rFonts w:ascii="Liberation Serif" w:hAnsi="Liberation Serif" w:eastAsia="Liberation Serif" w:cs="Liberation Serif"/>
+                <w:b w:val="0"/>
+                <w:color w:val="222222"/>
+                <w:sz w:val="19"/>
+              </w:rPr>
+              <w:t>21</w:t>
+            </w:r>
+          </w:p>
+        </w:tc>
+        <w:tc>
+          <w:tcPr>
+            <w:tcW w:type="dxa" w:w="2214"/>
+            <w:shd w:fill="EEF2F6" w:val="clear"/>
+            <w:tcBorders>
+              <w:top w:val="single" w:sz="4" w:space="0" w:color="C5CDD6"/>
+              <w:left w:val="single" w:sz="4" w:space="0" w:color="C5CDD6"/>
+              <w:bottom w:val="single" w:sz="4" w:space="0" w:color="C5CDD6"/>
+              <w:right w:val="single" w:sz="4" w:space="0" w:color="C5CDD6"/>
+            </w:tcBorders>
+            <w:tcMar>
+              <w:top w:w="50" w:type="dxa"/>
+              <w:left w:w="70" w:type="dxa"/>
+              <w:bottom w:w="50" w:type="dxa"/>
+              <w:right w:w="70" w:type="dxa"/>
+            </w:tcMar>
+          </w:tcPr>
+          <w:p>
+            <w:pPr>
+              <w:spacing w:before="0" w:after="0" w:line="230" w:lineRule="auto"/>
+            </w:pPr>
+            <w:r/>
+            <w:r>
+              <w:rPr>
+                <w:rFonts w:ascii="Liberation Serif" w:hAnsi="Liberation Serif" w:eastAsia="Liberation Serif" w:cs="Liberation Serif"/>
+                <w:b w:val="0"/>
+                <w:color w:val="222222"/>
+                <w:sz w:val="19"/>
+              </w:rPr>
+              <w:t>northstar.internal</w:t>
+            </w:r>
+          </w:p>
+        </w:tc>
+        <w:tc>
+          <w:tcPr>
+            <w:tcW w:type="dxa" w:w="2214"/>
+            <w:shd w:fill="EEF2F6" w:val="clear"/>
+            <w:tcBorders>
+              <w:top w:val="single" w:sz="4" w:space="0" w:color="C5CDD6"/>
+              <w:left w:val="single" w:sz="4" w:space="0" w:color="C5CDD6"/>
+              <w:bottom w:val="single" w:sz="4" w:space="0" w:color="C5CDD6"/>
+              <w:right w:val="single" w:sz="4" w:space="0" w:color="C5CDD6"/>
+            </w:tcBorders>
+            <w:tcMar>
+              <w:top w:w="50" w:type="dxa"/>
+              <w:left w:w="70" w:type="dxa"/>
+              <w:bottom w:w="50" w:type="dxa"/>
+              <w:right w:w="70" w:type="dxa"/>
+            </w:tcMar>
+          </w:tcPr>
+          <w:p>
+            <w:pPr>
+              <w:spacing w:before="0" w:after="0" w:line="230" w:lineRule="auto"/>
+            </w:pPr>
+            <w:r/>
+            <w:r>
+              <w:rPr>
+                <w:rFonts w:ascii="Liberation Serif" w:hAnsi="Liberation Serif" w:eastAsia="Liberation Serif" w:cs="Liberation Serif"/>
+                <w:b w:val="0"/>
+                <w:color w:val="222222"/>
+                <w:sz w:val="19"/>
+              </w:rPr>
+              <w:t>Aman Kumar</w:t>
+            </w:r>
+          </w:p>
+        </w:tc>
+      </w:tr>
+      <w:tr>
+        <w:tc>
+          <w:tcPr>
+            <w:tcW w:type="dxa" w:w="2214"/>
+            <w:shd w:fill="FFFFFF" w:val="clear"/>
+            <w:tcBorders>
+              <w:top w:val="single" w:sz="4" w:space="0" w:color="C5CDD6"/>
+              <w:left w:val="single" w:sz="4" w:space="0" w:color="C5CDD6"/>
+              <w:bottom w:val="single" w:sz="4" w:space="0" w:color="C5CDD6"/>
+              <w:right w:val="single" w:sz="4" w:space="0" w:color="C5CDD6"/>
+            </w:tcBorders>
+            <w:tcMar>
+              <w:top w:w="50" w:type="dxa"/>
+              <w:left w:w="70" w:type="dxa"/>
+              <w:bottom w:w="50" w:type="dxa"/>
+              <w:right w:w="70" w:type="dxa"/>
+            </w:tcMar>
+          </w:tcPr>
+          <w:p>
+            <w:pPr>
+              <w:spacing w:before="0" w:after="0" w:line="230" w:lineRule="auto"/>
+            </w:pPr>
+            <w:r/>
+            <w:r>
+              <w:rPr>
+                <w:rFonts w:ascii="Liberation Serif" w:hAnsi="Liberation Serif" w:eastAsia="Liberation Serif" w:cs="Liberation Serif"/>
+                <w:b w:val="0"/>
+                <w:color w:val="222222"/>
+                <w:sz w:val="19"/>
+              </w:rPr>
+              <w:t>queue or backlog</w:t>
+            </w:r>
+          </w:p>
+        </w:tc>
+        <w:tc>
+          <w:tcPr>
+            <w:tcW w:type="dxa" w:w="2214"/>
+            <w:shd w:fill="FFFFFF" w:val="clear"/>
+            <w:tcBorders>
+              <w:top w:val="single" w:sz="4" w:space="0" w:color="C5CDD6"/>
+              <w:left w:val="single" w:sz="4" w:space="0" w:color="C5CDD6"/>
+              <w:bottom w:val="single" w:sz="4" w:space="0" w:color="C5CDD6"/>
+              <w:right w:val="single" w:sz="4" w:space="0" w:color="C5CDD6"/>
+            </w:tcBorders>
+            <w:tcMar>
+              <w:top w:w="50" w:type="dxa"/>
+              <w:left w:w="70" w:type="dxa"/>
+              <w:bottom w:w="50" w:type="dxa"/>
+              <w:right w:w="70" w:type="dxa"/>
+            </w:tcMar>
+          </w:tcPr>
+          <w:p>
+            <w:pPr>
+              <w:spacing w:before="0" w:after="0" w:line="230" w:lineRule="auto"/>
+            </w:pPr>
+            <w:r/>
+            <w:r>
+              <w:rPr>
+                <w:rFonts w:ascii="Liberation Serif" w:hAnsi="Liberation Serif" w:eastAsia="Liberation Serif" w:cs="Liberation Serif"/>
+                <w:b w:val="0"/>
+                <w:color w:val="222222"/>
+                <w:sz w:val="19"/>
+              </w:rPr>
+              <w:t>293</w:t>
+            </w:r>
+          </w:p>
+        </w:tc>
+        <w:tc>
+          <w:tcPr>
+            <w:tcW w:type="dxa" w:w="2214"/>
+            <w:shd w:fill="FFFFFF" w:val="clear"/>
+            <w:tcBorders>
+              <w:top w:val="single" w:sz="4" w:space="0" w:color="C5CDD6"/>
+              <w:left w:val="single" w:sz="4" w:space="0" w:color="C5CDD6"/>
+              <w:bottom w:val="single" w:sz="4" w:space="0" w:color="C5CDD6"/>
+              <w:right w:val="single" w:sz="4" w:space="0" w:color="C5CDD6"/>
+            </w:tcBorders>
+            <w:tcMar>
+              <w:top w:w="50" w:type="dxa"/>
+              <w:left w:w="70" w:type="dxa"/>
+              <w:bottom w:w="50" w:type="dxa"/>
+              <w:right w:w="70" w:type="dxa"/>
+            </w:tcMar>
+          </w:tcPr>
+          <w:p>
+            <w:pPr>
+              <w:spacing w:before="0" w:after="0" w:line="230" w:lineRule="auto"/>
+            </w:pPr>
+            <w:r/>
+            <w:r>
+              <w:rPr>
+                <w:rFonts w:ascii="Liberation Serif" w:hAnsi="Liberation Serif" w:eastAsia="Liberation Serif" w:cs="Liberation Serif"/>
+                <w:b w:val="0"/>
+                <w:color w:val="222222"/>
+                <w:sz w:val="19"/>
+              </w:rPr>
+              <w:t>CLH-RB-2024-015</w:t>
+            </w:r>
+          </w:p>
+        </w:tc>
+        <w:tc>
+          <w:tcPr>
+            <w:tcW w:type="dxa" w:w="2214"/>
+            <w:shd w:fill="FFFFFF" w:val="clear"/>
+            <w:tcBorders>
+              <w:top w:val="single" w:sz="4" w:space="0" w:color="C5CDD6"/>
+              <w:left w:val="single" w:sz="4" w:space="0" w:color="C5CDD6"/>
+              <w:bottom w:val="single" w:sz="4" w:space="0" w:color="C5CDD6"/>
+              <w:right w:val="single" w:sz="4" w:space="0" w:color="C5CDD6"/>
+            </w:tcBorders>
+            <w:tcMar>
+              <w:top w:w="50" w:type="dxa"/>
+              <w:left w:w="70" w:type="dxa"/>
+              <w:bottom w:w="50" w:type="dxa"/>
+              <w:right w:w="70" w:type="dxa"/>
+            </w:tcMar>
+          </w:tcPr>
+          <w:p>
+            <w:pPr>
+              <w:spacing w:before="0" w:after="0" w:line="230" w:lineRule="auto"/>
+            </w:pPr>
+            <w:r/>
+            <w:r>
+              <w:rPr>
+                <w:rFonts w:ascii="Liberation Serif" w:hAnsi="Liberation Serif" w:eastAsia="Liberation Serif" w:cs="Liberation Serif"/>
+                <w:b w:val="0"/>
+                <w:color w:val="222222"/>
+                <w:sz w:val="19"/>
+              </w:rPr>
+              <w:t>Diego Alvarez</w:t>
+            </w:r>
+          </w:p>
+        </w:tc>
+      </w:tr>
+      <w:tr>
+        <w:tc>
+          <w:tcPr>
+            <w:tcW w:type="dxa" w:w="2214"/>
+            <w:shd w:fill="EEF2F6" w:val="clear"/>
+            <w:tcBorders>
+              <w:top w:val="single" w:sz="4" w:space="0" w:color="C5CDD6"/>
+              <w:left w:val="single" w:sz="4" w:space="0" w:color="C5CDD6"/>
+              <w:bottom w:val="single" w:sz="4" w:space="0" w:color="C5CDD6"/>
+              <w:right w:val="single" w:sz="4" w:space="0" w:color="C5CDD6"/>
+            </w:tcBorders>
+            <w:tcMar>
+              <w:top w:w="50" w:type="dxa"/>
+              <w:left w:w="70" w:type="dxa"/>
+              <w:bottom w:w="50" w:type="dxa"/>
+              <w:right w:w="70" w:type="dxa"/>
+            </w:tcMar>
+          </w:tcPr>
+          <w:p>
+            <w:pPr>
+              <w:spacing w:before="0" w:after="0" w:line="230" w:lineRule="auto"/>
+            </w:pPr>
+            <w:r/>
+            <w:r>
+              <w:rPr>
+                <w:rFonts w:ascii="Liberation Serif" w:hAnsi="Liberation Serif" w:eastAsia="Liberation Serif" w:cs="Liberation Serif"/>
+                <w:b w:val="0"/>
+                <w:color w:val="222222"/>
+                <w:sz w:val="19"/>
+              </w:rPr>
+              <w:t>front-matter number</w:t>
+            </w:r>
+          </w:p>
+        </w:tc>
+        <w:tc>
+          <w:tcPr>
+            <w:tcW w:type="dxa" w:w="2214"/>
+            <w:shd w:fill="EEF2F6" w:val="clear"/>
+            <w:tcBorders>
+              <w:top w:val="single" w:sz="4" w:space="0" w:color="C5CDD6"/>
+              <w:left w:val="single" w:sz="4" w:space="0" w:color="C5CDD6"/>
+              <w:bottom w:val="single" w:sz="4" w:space="0" w:color="C5CDD6"/>
+              <w:right w:val="single" w:sz="4" w:space="0" w:color="C5CDD6"/>
+            </w:tcBorders>
+            <w:tcMar>
+              <w:top w:w="50" w:type="dxa"/>
+              <w:left w:w="70" w:type="dxa"/>
+              <w:bottom w:w="50" w:type="dxa"/>
+              <w:right w:w="70" w:type="dxa"/>
+            </w:tcMar>
+          </w:tcPr>
+          <w:p>
+            <w:pPr>
+              <w:spacing w:before="0" w:after="0" w:line="230" w:lineRule="auto"/>
+            </w:pPr>
+            <w:r/>
+            <w:r>
+              <w:rPr>
+                <w:rFonts w:ascii="Liberation Serif" w:hAnsi="Liberation Serif" w:eastAsia="Liberation Serif" w:cs="Liberation Serif"/>
+                <w:b w:val="0"/>
+                <w:color w:val="222222"/>
+                <w:sz w:val="19"/>
+              </w:rPr>
+              <w:t>00</w:t>
+            </w:r>
+          </w:p>
+        </w:tc>
+        <w:tc>
+          <w:tcPr>
+            <w:tcW w:type="dxa" w:w="2214"/>
+            <w:shd w:fill="EEF2F6" w:val="clear"/>
+            <w:tcBorders>
+              <w:top w:val="single" w:sz="4" w:space="0" w:color="C5CDD6"/>
+              <w:left w:val="single" w:sz="4" w:space="0" w:color="C5CDD6"/>
+              <w:bottom w:val="single" w:sz="4" w:space="0" w:color="C5CDD6"/>
+              <w:right w:val="single" w:sz="4" w:space="0" w:color="C5CDD6"/>
+            </w:tcBorders>
+            <w:tcMar>
+              <w:top w:w="50" w:type="dxa"/>
+              <w:left w:w="70" w:type="dxa"/>
+              <w:bottom w:w="50" w:type="dxa"/>
+              <w:right w:w="70" w:type="dxa"/>
+            </w:tcMar>
+          </w:tcPr>
+          <w:p>
+            <w:pPr>
+              <w:spacing w:before="0" w:after="0" w:line="230" w:lineRule="auto"/>
+            </w:pPr>
+            <w:r/>
+            <w:r>
+              <w:rPr>
+                <w:rFonts w:ascii="Liberation Serif" w:hAnsi="Liberation Serif" w:eastAsia="Liberation Serif" w:cs="Liberation Serif"/>
+                <w:b w:val="0"/>
+                <w:color w:val="222222"/>
+                <w:sz w:val="19"/>
+              </w:rPr>
+              <w:t>this file</w:t>
+            </w:r>
+          </w:p>
+        </w:tc>
+        <w:tc>
+          <w:tcPr>
+            <w:tcW w:type="dxa" w:w="2214"/>
+            <w:shd w:fill="EEF2F6" w:val="clear"/>
+            <w:tcBorders>
+              <w:top w:val="single" w:sz="4" w:space="0" w:color="C5CDD6"/>
+              <w:left w:val="single" w:sz="4" w:space="0" w:color="C5CDD6"/>
+              <w:bottom w:val="single" w:sz="4" w:space="0" w:color="C5CDD6"/>
+              <w:right w:val="single" w:sz="4" w:space="0" w:color="C5CDD6"/>
+            </w:tcBorders>
+            <w:tcMar>
+              <w:top w:w="50" w:type="dxa"/>
+              <w:left w:w="70" w:type="dxa"/>
+              <w:bottom w:w="50" w:type="dxa"/>
+              <w:right w:w="70" w:type="dxa"/>
+            </w:tcMar>
+          </w:tcPr>
+          <w:p>
+            <w:pPr>
+              <w:spacing w:before="0" w:after="0" w:line="230" w:lineRule="auto"/>
+            </w:pPr>
+            <w:r/>
+            <w:r>
+              <w:rPr>
+                <w:rFonts w:ascii="Liberation Serif" w:hAnsi="Liberation Serif" w:eastAsia="Liberation Serif" w:cs="Liberation Serif"/>
+                <w:b w:val="0"/>
+                <w:color w:val="222222"/>
+                <w:sz w:val="19"/>
+              </w:rPr>
+              <w:t>Jordan Hale</w:t>
+            </w:r>
+          </w:p>
+        </w:tc>
+      </w:tr>
+    </w:tbl>
+    <w:p>
+      <w:pPr>
+        <w:spacing w:before="40" w:after="160" w:line="80" w:lineRule="auto"/>
+      </w:pPr>
+    </w:p>
+    <w:p>
+      <w:pPr>
+        <w:spacing w:before="0" w:after="240" w:line="408" w:lineRule="auto"/>
+        <w:ind w:firstLine="288"/>
+      </w:pPr>
+      <w:r>
+        <w:rPr>
+          <w:rFonts w:ascii="Liberation Serif" w:hAnsi="Liberation Serif" w:eastAsia="Liberation Serif" w:cs="Liberation Serif"/>
+          <w:color w:val="222222"/>
+          <w:sz w:val="24"/>
+        </w:rPr>
+        <w:t>Blast radius if we ignore a dashboard screenshot standing in for a permalink: one partition. That is the difference between a DLQ and a desk thread. I want the gate in CI or in the runbook, not in my memory. Related leftover CLH-RB-2024-015 is not a twin tracker. Keep one thread.</w:t>
+      </w:r>
+    </w:p>
+    <w:p>
+      <w:pPr>
+        <w:spacing w:before="0" w:after="240" w:line="408" w:lineRule="auto"/>
+        <w:ind w:firstLine="288"/>
+      </w:pPr>
+      <w:r>
+        <w:rPr>
+          <w:rFonts w:ascii="Liberation Serif" w:hAnsi="Liberation Serif" w:eastAsia="Liberation Serif" w:cs="Liberation Serif"/>
+          <w:color w:val="222222"/>
+          <w:sz w:val="24"/>
+        </w:rPr>
+        <w:t>Aman Kumar owes a close on a dashboard screenshot standing in for a permalink by December 20, 2023, not a status emoji, schema order stays expand then backfill then contract, and abort beats a lying dual-run.</w:t>
+      </w:r>
+    </w:p>
+    <w:p>
+      <w:pPr>
+        <w:spacing w:before="0" w:after="240" w:line="408" w:lineRule="auto"/>
+        <w:ind w:firstLine="288"/>
+      </w:pPr>
+      <w:r>
+        <w:rPr>
+          <w:rFonts w:ascii="Liberation Serif" w:hAnsi="Liberation Serif" w:eastAsia="Liberation Serif" w:cs="Liberation Serif"/>
+          <w:color w:val="222222"/>
+          <w:sz w:val="24"/>
+        </w:rPr>
+        <w:t>do not treat a dashboard screenshot standing in for a permalink as polish, Wake Marcus either owns it or we drop it, weekend coverage is not implied unless Wake Marcus signs it, and I will not mix clocks to make a dashboard screenshot standing in for a permalink look healthier.</w:t>
+      </w:r>
+    </w:p>
+    <w:p>
+      <w:pPr>
+        <w:pStyle w:val="Heading2"/>
+      </w:pPr>
+      <w:r>
+        <w:t>The tell on northstar.internal we argued past</w:t>
+      </w:r>
+    </w:p>
+    <w:p>
+      <w:pPr>
+        <w:spacing w:before="0" w:after="240" w:line="408" w:lineRule="auto"/>
+        <w:ind w:firstLine="288"/>
+      </w:pPr>
+      <w:r>
+        <w:rPr>
+          <w:rFonts w:ascii="Liberation Serif" w:hAnsi="Liberation Serif" w:eastAsia="Liberation Serif" w:cs="Liberation Serif"/>
+          <w:color w:val="222222"/>
+          <w:sz w:val="24"/>
+        </w:rPr>
+        <w:t>Tell: duplicate replay because two clocks both ran. That showed up around ns-prod-vpn.northstar.internal. CLH-RB-2024-015 is the record. poison versus lag versus empty-success is how it will show up again if we get sloppy. The fix is to make the failure loud and stop the write path before it creates 6068 junk rows, not to widen a retry. Verification is a staging replay that used to succeed at being wrong and must now fail.</w:t>
+      </w:r>
+    </w:p>
+    <w:p>
+      <w:pPr>
+        <w:spacing w:before="0" w:after="240" w:line="408" w:lineRule="auto"/>
+        <w:ind w:firstLine="288"/>
+      </w:pPr>
+      <w:r>
+        <w:rPr>
+          <w:rFonts w:ascii="Liberation Serif" w:hAnsi="Liberation Serif" w:eastAsia="Liberation Serif" w:cs="Liberation Serif"/>
+          <w:color w:val="222222"/>
+          <w:sz w:val="24"/>
+        </w:rPr>
+        <w:t>We will not claim this class cannot happen. We will claim the next one dies at the gate we are building, and that the page names the tell we missed. Google Calendar accepts the gate. Aman Kumar writes it. Diego Alvarez gets a factual count if it repeats, not an apology paragraph.</w:t>
+      </w:r>
+    </w:p>
+    <w:p>
+      <w:pPr>
+        <w:spacing w:before="0" w:after="240" w:line="408" w:lineRule="auto"/>
+        <w:ind w:firstLine="288"/>
+      </w:pPr>
+      <w:r>
+        <w:rPr>
+          <w:rFonts w:ascii="Liberation Serif" w:hAnsi="Liberation Serif" w:eastAsia="Liberation Serif" w:cs="Liberation Serif"/>
+          <w:color w:val="222222"/>
+          <w:sz w:val="24"/>
+        </w:rPr>
+        <w:t>I parked poison versus lag versus empty-success on CLH-CERT so it is not Slack archaeology, a green job with no rows still pages, and if this fights the front of CLH-SOP-2023-028, strike it.</w:t>
+      </w:r>
+    </w:p>
+    <w:p>
+      <w:pPr>
+        <w:spacing w:before="0" w:after="240" w:line="408" w:lineRule="auto"/>
+        <w:ind w:firstLine="288"/>
+      </w:pPr>
+      <w:r>
+        <w:rPr>
+          <w:rFonts w:ascii="Liberation Serif" w:hAnsi="Liberation Serif" w:eastAsia="Liberation Serif" w:cs="Liberation Serif"/>
+          <w:color w:val="222222"/>
+          <w:sz w:val="24"/>
+        </w:rPr>
+        <w:t>if poison versus lag versus empty-success is still fuzzy, CLH-INC- is the place to say so, schema order stays expand then backfill then contract, and the sample I would still defend uses the same clock as 41.</w:t>
+      </w:r>
+    </w:p>
+    <w:p>
+      <w:pPr>
+        <w:pStyle w:val="Heading1"/>
+      </w:pPr>
+      <w:r>
+        <w:t>What is still attached to CLH-SOP-2023-028</w:t>
+      </w:r>
+    </w:p>
+    <w:p>
+      <w:pPr>
+        <w:spacing w:before="0" w:after="240" w:line="408" w:lineRule="auto"/>
+        <w:ind w:firstLine="288"/>
+      </w:pPr>
+      <w:r>
+        <w:rPr>
+          <w:rFonts w:ascii="Liberation Serif" w:hAnsi="Liberation Serif" w:eastAsia="Liberation Serif" w:cs="Liberation Serif"/>
+          <w:color w:val="222222"/>
+          <w:sz w:val="24"/>
+        </w:rPr>
+        <w:t>Owners and tickets still attached to CLH-SOP-2023-028, written so a colleague can act without hunting Slack. Close is a decision, a refuse, or a new date.</w:t>
+      </w:r>
+    </w:p>
+    <w:p>
+      <w:pPr>
+        <w:spacing w:before="0" w:after="240" w:line="408" w:lineRule="auto"/>
+        <w:ind w:firstLine="288"/>
+      </w:pPr>
+      <w:r>
+        <w:rPr>
+          <w:rFonts w:ascii="Liberation Serif" w:hAnsi="Liberation Serif" w:eastAsia="Liberation Serif" w:cs="Liberation Serif"/>
+          <w:color w:val="222222"/>
+          <w:sz w:val="24"/>
+        </w:rPr>
+        <w:t>I parked pre-page: is this even a page on CLH-RB-2024-007 so it is not Slack archaeology, a green job with no rows still pages, and if this fights the front of CLH-SOP-2023-028, strike it.</w:t>
+      </w:r>
+    </w:p>
+    <w:p>
+      <w:pPr>
+        <w:spacing w:before="0" w:after="240" w:line="408" w:lineRule="auto"/>
+        <w:ind w:firstLine="288"/>
+      </w:pPr>
+      <w:r>
+        <w:rPr>
+          <w:rFonts w:ascii="Liberation Serif" w:hAnsi="Liberation Serif" w:eastAsia="Liberation Serif" w:cs="Liberation Serif"/>
+          <w:color w:val="222222"/>
+          <w:sz w:val="24"/>
+        </w:rPr>
+        <w:t>if poison versus lag versus empty-success is still fuzzy, CLH-ONCALL- is the place to say so, schema order stays expand then backfill then contract, and the sample I would still defend uses the same clock as 41.</w:t>
+      </w:r>
+    </w:p>
+    <w:p>
+      <w:pPr>
+        <w:spacing w:before="0" w:after="240" w:line="408" w:lineRule="auto"/>
+        <w:ind w:firstLine="288"/>
+      </w:pPr>
+      <w:r>
+        <w:rPr>
+          <w:rFonts w:ascii="Liberation Serif" w:hAnsi="Liberation Serif" w:eastAsia="Liberation Serif" w:cs="Liberation Serif"/>
+          <w:color w:val="222222"/>
+          <w:sz w:val="24"/>
+        </w:rPr>
+        <w:t>Kavya Menon asked for a one-line version of who to wake after the read-only commands, weekend coverage is not implied unless Kavya Menon signs it, and a vendor discount is not evidence.</w:t>
+      </w:r>
+    </w:p>
+    <w:p>
+      <w:pPr>
+        <w:spacing w:before="0" w:after="240" w:line="408" w:lineRule="auto"/>
+        <w:ind w:firstLine="288"/>
+      </w:pPr>
+      <w:r>
+        <w:rPr>
+          <w:rFonts w:ascii="Liberation Serif" w:hAnsi="Liberation Serif" w:eastAsia="Liberation Serif" w:cs="Liberation Serif"/>
+          <w:color w:val="222222"/>
+          <w:sz w:val="24"/>
+        </w:rPr>
+        <w:t>leftover rollback when the migrate already expanded sits with Lena Park on CLH-INC-, a green job with no rows still pages, and I will drop my leftover role the day Lena Park takes CLH-INC-.</w:t>
+      </w:r>
+    </w:p>
+    <w:p>
+      <w:pPr>
+        <w:spacing w:before="0" w:after="240" w:line="408" w:lineRule="auto"/>
+        <w:ind w:firstLine="288"/>
+      </w:pPr>
+      <w:r>
+        <w:rPr>
+          <w:rFonts w:ascii="Liberation Serif" w:hAnsi="Liberation Serif" w:eastAsia="Liberation Serif" w:cs="Liberation Serif"/>
+          <w:color w:val="222222"/>
+          <w:sz w:val="24"/>
+        </w:rPr>
+        <w:t>I bounced a hallway yes on date pressure versus a date with owners, schema order stays expand then backfill then contract, and close is yes, no, or a new date on CLH-RB-2023-012 by December 19, 2023.</w:t>
+      </w:r>
+    </w:p>
+    <w:p>
+      <w:pPr>
+        <w:spacing w:before="0" w:after="240" w:line="408" w:lineRule="auto"/>
+        <w:ind w:firstLine="288"/>
+      </w:pPr>
+      <w:r>
+        <w:rPr>
+          <w:rFonts w:ascii="Liberation Serif" w:hAnsi="Liberation Serif" w:eastAsia="Liberation Serif" w:cs="Liberation Serif"/>
+          <w:color w:val="222222"/>
+          <w:sz w:val="24"/>
+        </w:rPr>
+        <w:t>I will not reopen Clearhaven Reconciliation On-Call SOP to smuggle the freeze clock versus a 'small apply' back in, weekend coverage is not implied unless Google Calendar signs it, and config, Helm, and a flag flip are all changes.</w:t>
+      </w:r>
+    </w:p>
+    <w:p>
+      <w:pPr>
+        <w:spacing w:before="0" w:after="240" w:line="408" w:lineRule="auto"/>
+        <w:ind w:firstLine="288"/>
+      </w:pPr>
+      <w:r>
+        <w:rPr>
+          <w:rFonts w:ascii="Liberation Serif" w:hAnsi="Liberation Serif" w:eastAsia="Liberation Serif" w:cs="Liberation Serif"/>
+          <w:color w:val="222222"/>
+          <w:sz w:val="24"/>
+        </w:rPr>
+        <w:t>date pressure on identifiers in chat, logs, or a support zip is not a date, December 21, 2023 is if Recon Oncall keeps it, a green job with no rows still pages, and Clearhaven does not get clearhaven.internal in an outbound sentence.</w:t>
+      </w:r>
+    </w:p>
+    <w:p>
+      <w:pPr>
+        <w:spacing w:before="0" w:after="240" w:line="408" w:lineRule="auto"/>
+        <w:ind w:firstLine="288"/>
+      </w:pPr>
+      <w:r>
+        <w:rPr>
+          <w:rFonts w:ascii="Liberation Serif" w:hAnsi="Liberation Serif" w:eastAsia="Liberation Serif" w:cs="Liberation Serif"/>
+          <w:color w:val="222222"/>
+          <w:sz w:val="24"/>
+        </w:rPr>
+        <w:t>Aman Kumar owes a close on a cleanup PR that renames a field by December 22, 2023, not a status emoji, schema order stays expand then backfill then contract, and abort beats a lying dual-run.</w:t>
+      </w:r>
+    </w:p>
+    <w:p>
+      <w:pPr>
+        <w:spacing w:before="0" w:after="240" w:line="408" w:lineRule="auto"/>
+        <w:ind w:firstLine="288"/>
+      </w:pPr>
+      <w:r>
+        <w:rPr>
+          <w:rFonts w:ascii="Liberation Serif" w:hAnsi="Liberation Serif" w:eastAsia="Liberation Serif" w:cs="Liberation Serif"/>
+          <w:color w:val="222222"/>
+          <w:sz w:val="24"/>
+        </w:rPr>
+        <w:t>do not treat staging that is too small to catch the bug as polish, Diego Alvarez either owns it or we drop it, weekend coverage is not implied unless Diego Alvarez signs it, and I will not mix clocks to make staging that is too small to catch the bug look healthier.</w:t>
+      </w:r>
+    </w:p>
+    <w:p>
+      <w:pPr>
+        <w:spacing w:before="0" w:after="240" w:line="408" w:lineRule="auto"/>
+        <w:ind w:firstLine="288"/>
+      </w:pPr>
+      <w:r>
+        <w:rPr>
+          <w:rFonts w:ascii="Liberation Serif" w:hAnsi="Liberation Serif" w:eastAsia="Liberation Serif" w:cs="Liberation Serif"/>
+          <w:color w:val="222222"/>
+          <w:sz w:val="24"/>
+        </w:rPr>
+        <w:t>I parked weekend coverage that is not in the SLA on CLH-STG so it is not Slack archaeology, a green job with no rows still pages, and if this fights the front of CLH-SOP-2023-028, strike it.</w:t>
+      </w:r>
+    </w:p>
+    <w:p>
+      <w:pPr>
+        <w:spacing w:before="0" w:after="240" w:line="408" w:lineRule="auto"/>
+        <w:ind w:firstLine="288"/>
+      </w:pPr>
+      <w:r>
+        <w:rPr>
+          <w:rFonts w:ascii="Liberation Serif" w:hAnsi="Liberation Serif" w:eastAsia="Liberation Serif" w:cs="Liberation Serif"/>
+          <w:color w:val="222222"/>
+          <w:sz w:val="24"/>
+        </w:rPr>
+        <w:t>if a vendor overlay we already rejected is still fuzzy, CLH-INC-2023-204 is the place to say so, schema order stays expand then backfill then contract, and the sample I would still defend uses the same clock as 019.</w:t>
+      </w:r>
+    </w:p>
+    <w:p>
+      <w:pPr>
+        <w:spacing w:before="0" w:after="240" w:line="408" w:lineRule="auto"/>
+        <w:ind w:firstLine="288"/>
+      </w:pPr>
+      <w:r>
+        <w:rPr>
+          <w:rFonts w:ascii="Liberation Serif" w:hAnsi="Liberation Serif" w:eastAsia="Liberation Serif" w:cs="Liberation Serif"/>
+          <w:color w:val="222222"/>
+          <w:sz w:val="24"/>
+        </w:rPr>
+        <w:t>Clearhaven Reconciliation asked for a one-line version of replica lag after a count that looked fine, weekend coverage is not implied unless Clearhaven Reconciliation signs it, and a vendor discount is not evidence.</w:t>
+      </w:r>
+    </w:p>
+    <w:p>
+      <w:pPr>
+        <w:spacing w:before="0" w:after="240" w:line="408" w:lineRule="auto"/>
+        <w:ind w:firstLine="288"/>
+      </w:pPr>
+      <w:r>
+        <w:rPr>
+          <w:rFonts w:ascii="Liberation Serif" w:hAnsi="Liberation Serif" w:eastAsia="Liberation Serif" w:cs="Liberation Serif"/>
+          <w:color w:val="222222"/>
+          <w:sz w:val="24"/>
+        </w:rPr>
+        <w:t>leftover secret skew that looks like 'no work' sits with Helen Cho on CLH-ONCALL-118, a green job with no rows still pages, and I will drop my leftover role the day Helen Cho takes CLH-ONCALL-118.</w:t>
+      </w:r>
+    </w:p>
+    <w:p>
+      <w:pPr>
+        <w:spacing w:before="0" w:after="240" w:line="408" w:lineRule="auto"/>
+        <w:ind w:firstLine="288"/>
+      </w:pPr>
+      <w:r>
+        <w:rPr>
+          <w:rFonts w:ascii="Liberation Serif" w:hAnsi="Liberation Serif" w:eastAsia="Liberation Serif" w:cs="Liberation Serif"/>
+          <w:color w:val="222222"/>
+          <w:sz w:val="24"/>
+        </w:rPr>
+        <w:t>I bounced a hallway yes on a dashboard screenshot standing in for a permalink, schema order stays expand then backfill then contract, and close is yes, no, or a new date on CLH-RB-2024-007 by December 17, 2023.</w:t>
+      </w:r>
+    </w:p>
+    <w:p>
+      <w:pPr>
+        <w:spacing w:before="0" w:after="240" w:line="408" w:lineRule="auto"/>
+        <w:ind w:firstLine="288"/>
+      </w:pPr>
+      <w:r>
+        <w:rPr>
+          <w:rFonts w:ascii="Liberation Serif" w:hAnsi="Liberation Serif" w:eastAsia="Liberation Serif" w:cs="Liberation Serif"/>
+          <w:color w:val="222222"/>
+          <w:sz w:val="24"/>
+        </w:rPr>
+        <w:t>I will not reopen Clearhaven Reconciliation On-Call SOP to smuggle owner as a team name instead of a person back in, weekend coverage is not implied unless Wake Marcus signs it, and config, Helm, and a flag flip are all changes.</w:t>
+      </w:r>
+    </w:p>
+    <w:p>
+      <w:pPr>
+        <w:spacing w:before="0" w:after="240" w:line="408" w:lineRule="auto"/>
+        <w:ind w:firstLine="288"/>
+      </w:pPr>
+      <w:r>
+        <w:rPr>
+          <w:rFonts w:ascii="Liberation Serif" w:hAnsi="Liberation Serif" w:eastAsia="Liberation Serif" w:cs="Liberation Serif"/>
+          <w:color w:val="222222"/>
+          <w:sz w:val="24"/>
+        </w:rPr>
+        <w:t>date pressure on averaging QPS instead of testing the close is not a date, December 19, 2023 is if Kavya Menon keeps it, a green job with no rows still pages, and Clearhaven does not get clearhaven.internal in an outbound sentence.</w:t>
+      </w:r>
+    </w:p>
+    <w:p>
+      <w:pPr>
+        <w:spacing w:before="0" w:after="240" w:line="408" w:lineRule="auto"/>
+        <w:ind w:firstLine="288"/>
+      </w:pPr>
+      <w:r>
+        <w:rPr>
+          <w:rFonts w:ascii="Liberation Serif" w:hAnsi="Liberation Serif" w:eastAsia="Liberation Serif" w:cs="Liberation Serif"/>
+          <w:color w:val="222222"/>
+          <w:sz w:val="24"/>
+        </w:rPr>
+        <w:t>Aman Kumar owes a close on dropping a column in the same release as the readers by December 20, 2023, not a status emoji, schema order stays expand then backfill then contract, and abort beats a lying dual-run.</w:t>
+      </w:r>
+    </w:p>
+    <w:p>
+      <w:pPr>
+        <w:spacing w:before="0" w:after="240" w:line="408" w:lineRule="auto"/>
+        <w:ind w:firstLine="288"/>
+      </w:pPr>
+      <w:r>
+        <w:rPr>
+          <w:rFonts w:ascii="Liberation Serif" w:hAnsi="Liberation Serif" w:eastAsia="Liberation Serif" w:cs="Liberation Serif"/>
+          <w:color w:val="222222"/>
+          <w:sz w:val="24"/>
+        </w:rPr>
+        <w:t>do not treat raising retries on a poison record as polish, If Helen either owns it or we drop it, weekend coverage is not implied unless If Helen signs it, and I will not mix clocks to make raising retries on a poison record look healthier.</w:t>
+      </w:r>
+    </w:p>
+    <w:p>
+      <w:pPr>
+        <w:spacing w:before="0" w:after="240" w:line="408" w:lineRule="auto"/>
+        <w:ind w:firstLine="288"/>
+      </w:pPr>
+      <w:r>
+        <w:rPr>
+          <w:rFonts w:ascii="Liberation Serif" w:hAnsi="Liberation Serif" w:eastAsia="Liberation Serif" w:cs="Liberation Serif"/>
+          <w:color w:val="222222"/>
+          <w:sz w:val="24"/>
+        </w:rPr>
+        <w:t>I parked pre-page: is this even a page on CLH-RB-2024-015 so it is not Slack archaeology, a green job with no rows still pages, and if this fights the front of CLH-SOP-2023-028, strike it.</w:t>
+      </w:r>
+    </w:p>
+    <w:p>
+      <w:pPr>
+        <w:spacing w:before="0" w:after="240" w:line="408" w:lineRule="auto"/>
+        <w:ind w:firstLine="288"/>
+      </w:pPr>
+      <w:r>
+        <w:rPr>
+          <w:rFonts w:ascii="Liberation Serif" w:hAnsi="Liberation Serif" w:eastAsia="Liberation Serif" w:cs="Liberation Serif"/>
+          <w:color w:val="222222"/>
+          <w:sz w:val="24"/>
+        </w:rPr>
+        <w:t>if poison versus lag versus empty-success is still fuzzy, NS-RDS-FAILOVER-CLH is the place to say so, schema order stays expand then backfill then contract, and the sample I would still defend uses the same clock as 2023.</w:t>
+      </w:r>
+    </w:p>
+    <w:p>
+      <w:pPr>
+        <w:spacing w:before="0" w:after="240" w:line="408" w:lineRule="auto"/>
+        <w:ind w:firstLine="288"/>
+      </w:pPr>
+      <w:r>
+        <w:rPr>
+          <w:rFonts w:ascii="Liberation Serif" w:hAnsi="Liberation Serif" w:eastAsia="Liberation Serif" w:cs="Liberation Serif"/>
+          <w:color w:val="222222"/>
+          <w:sz w:val="24"/>
+        </w:rPr>
+        <w:t>Priya Nair asked for a one-line version of who to wake after the read-only commands, weekend coverage is not implied unless Priya Nair signs it, and a vendor discount is not evidence.</w:t>
+      </w:r>
+    </w:p>
+    <w:p>
+      <w:pPr>
+        <w:spacing w:before="0" w:after="240" w:line="408" w:lineRule="auto"/>
+        <w:ind w:firstLine="288"/>
+      </w:pPr>
+      <w:r>
+        <w:rPr>
+          <w:rFonts w:ascii="Liberation Serif" w:hAnsi="Liberation Serif" w:eastAsia="Liberation Serif" w:cs="Liberation Serif"/>
+          <w:color w:val="222222"/>
+          <w:sz w:val="24"/>
+        </w:rPr>
+        <w:t>leftover rollback when the migrate already expanded sits with Diego Alvarez on CLH-SOP-2023-019, a green job with no rows still pages, and I will drop my leftover role the day Diego Alvarez takes CLH-SOP-2023-019.</w:t>
+      </w:r>
+    </w:p>
+    <w:p>
+      <w:pPr>
+        <w:spacing w:before="0" w:after="240" w:line="408" w:lineRule="auto"/>
+        <w:ind w:firstLine="288"/>
+      </w:pPr>
+      <w:r>
+        <w:rPr>
+          <w:rFonts w:ascii="Liberation Serif" w:hAnsi="Liberation Serif" w:eastAsia="Liberation Serif" w:cs="Liberation Serif"/>
+          <w:color w:val="222222"/>
+          <w:sz w:val="24"/>
+        </w:rPr>
+        <w:t>I bounced a hallway yes on date pressure versus a date with owners, schema order stays expand then backfill then contract, and close is yes, no, or a new date on CLH-STG by December 15, 2023.</w:t>
+      </w:r>
+    </w:p>
+    <w:p>
+      <w:pPr>
+        <w:spacing w:before="0" w:after="240" w:line="408" w:lineRule="auto"/>
+        <w:ind w:firstLine="288"/>
+      </w:pPr>
+      <w:r>
+        <w:rPr>
+          <w:rFonts w:ascii="Liberation Serif" w:hAnsi="Liberation Serif" w:eastAsia="Liberation Serif" w:cs="Liberation Serif"/>
+          <w:color w:val="222222"/>
+          <w:sz w:val="24"/>
+        </w:rPr>
+        <w:t>I will not reopen Clearhaven Reconciliation On-Call SOP to smuggle the freeze clock versus a 'small apply' back in, weekend coverage is not implied unless Aman Kumar signs it, and config, Helm, and a flag flip are all changes.</w:t>
+      </w:r>
+    </w:p>
+    <w:p>
+      <w:pPr>
+        <w:spacing w:before="0" w:after="240" w:line="408" w:lineRule="auto"/>
+        <w:ind w:firstLine="288"/>
+      </w:pPr>
+      <w:r>
+        <w:rPr>
+          <w:rFonts w:ascii="Liberation Serif" w:hAnsi="Liberation Serif" w:eastAsia="Liberation Serif" w:cs="Liberation Serif"/>
+          <w:color w:val="222222"/>
+          <w:sz w:val="24"/>
+        </w:rPr>
+        <w:t>date pressure on identifiers in chat, logs, or a support zip is not a date, December 17, 2023 is if Clearhaven Reconciliation keeps it, a green job with no rows still pages, and Clearhaven does not get clearhaven.internal in an outbound sentence.</w:t>
+      </w:r>
+    </w:p>
+    <w:p>
+      <w:pPr>
+        <w:spacing w:before="0" w:after="240" w:line="408" w:lineRule="auto"/>
+        <w:ind w:firstLine="288"/>
+      </w:pPr>
+      <w:r>
+        <w:rPr>
+          <w:rFonts w:ascii="Liberation Serif" w:hAnsi="Liberation Serif" w:eastAsia="Liberation Serif" w:cs="Liberation Serif"/>
+          <w:color w:val="222222"/>
+          <w:sz w:val="24"/>
+        </w:rPr>
+        <w:t>Aman Kumar owes a close on a cleanup PR that renames a field by December 18, 2023, not a status emoji, schema order stays expand then backfill then contract, and abort beats a lying dual-run.</w:t>
+      </w:r>
+    </w:p>
+    <w:p>
+      <w:pPr>
+        <w:spacing w:before="0" w:after="240" w:line="408" w:lineRule="auto"/>
+        <w:ind w:firstLine="288"/>
+      </w:pPr>
+      <w:r>
+        <w:rPr>
+          <w:rFonts w:ascii="Liberation Serif" w:hAnsi="Liberation Serif" w:eastAsia="Liberation Serif" w:cs="Liberation Serif"/>
+          <w:color w:val="222222"/>
+          <w:sz w:val="24"/>
+        </w:rPr>
+        <w:t>do not treat staging that is too small to catch the bug as polish, Marcus Bell either owns it or we drop it, weekend coverage is not implied unless Marcus Bell signs it, and I will not mix clocks to make staging that is too small to catch the bug look healthier.</w:t>
+      </w:r>
+    </w:p>
+    <w:p>
+      <w:pPr>
+        <w:spacing w:before="0" w:after="240" w:line="408" w:lineRule="auto"/>
+        <w:ind w:firstLine="288"/>
+      </w:pPr>
+      <w:r>
+        <w:rPr>
+          <w:rFonts w:ascii="Liberation Serif" w:hAnsi="Liberation Serif" w:eastAsia="Liberation Serif" w:cs="Liberation Serif"/>
+          <w:color w:val="222222"/>
+          <w:sz w:val="24"/>
+        </w:rPr>
+        <w:t>I parked weekend coverage that is not in the SLA on CLH-ONCALL- so it is not Slack archaeology, a green job with no rows still pages, and if this fights the front of CLH-SOP-2023-028, strike it.</w:t>
+      </w:r>
+    </w:p>
+    <w:p>
+      <w:pPr>
+        <w:spacing w:before="0" w:after="240" w:line="408" w:lineRule="auto"/>
+        <w:ind w:firstLine="288"/>
+      </w:pPr>
+      <w:r>
+        <w:rPr>
+          <w:rFonts w:ascii="Liberation Serif" w:hAnsi="Liberation Serif" w:eastAsia="Liberation Serif" w:cs="Liberation Serif"/>
+          <w:color w:val="222222"/>
+          <w:sz w:val="24"/>
+        </w:rPr>
+        <w:t>If Helen asked for a one-line version of pre-page: is this even a page, weekend coverage is not implied unless If Helen signs it, and a vendor discount is not evidence.</w:t>
+      </w:r>
+    </w:p>
+    <w:p>
+      <w:pPr>
+        <w:spacing w:before="0" w:after="240" w:line="408" w:lineRule="auto"/>
+        <w:ind w:firstLine="288"/>
+      </w:pPr>
+      <w:r>
+        <w:rPr>
+          <w:rFonts w:ascii="Liberation Serif" w:hAnsi="Liberation Serif" w:eastAsia="Liberation Serif" w:cs="Liberation Serif"/>
+          <w:color w:val="222222"/>
+          <w:sz w:val="24"/>
+        </w:rPr>
+        <w:t>leftover poison versus lag versus empty-success sits with Google Calendar on CLH-RB-2024-015, a green job with no rows still pages, and I will drop my leftover role the day Google Calendar takes CLH-RB-2024-015.</w:t>
+      </w:r>
+    </w:p>
+    <w:p>
+      <w:pPr>
+        <w:spacing w:before="0" w:after="240" w:line="408" w:lineRule="auto"/>
+        <w:ind w:firstLine="288"/>
+      </w:pPr>
+      <w:r>
+        <w:rPr>
+          <w:rFonts w:ascii="Liberation Serif" w:hAnsi="Liberation Serif" w:eastAsia="Liberation Serif" w:cs="Liberation Serif"/>
+          <w:color w:val="222222"/>
+          <w:sz w:val="24"/>
+        </w:rPr>
+        <w:t>I bounced a hallway yes on who to wake after the read-only commands, schema order stays expand then backfill then contract, and close is yes, no, or a new date on NS-RDS-FAILOVER-CLH by December 15, 2023.</w:t>
+      </w:r>
+    </w:p>
+    <w:p>
+      <w:pPr>
+        <w:spacing w:before="0" w:after="240" w:line="408" w:lineRule="auto"/>
+        <w:ind w:firstLine="288"/>
+      </w:pPr>
+      <w:r>
+        <w:rPr>
+          <w:rFonts w:ascii="Liberation Serif" w:hAnsi="Liberation Serif" w:eastAsia="Liberation Serif" w:cs="Liberation Serif"/>
+          <w:color w:val="222222"/>
+          <w:sz w:val="24"/>
+        </w:rPr>
+        <w:t>I will not reopen Clearhaven Reconciliation On-Call SOP to smuggle rollback when the migrate already expanded back in, weekend coverage is not implied unless Priya Nair signs it, and config, Helm, and a flag flip are all changes.</w:t>
+      </w:r>
+    </w:p>
+    <w:p>
+      <w:pPr>
+        <w:spacing w:before="0" w:after="240" w:line="408" w:lineRule="auto"/>
+        <w:ind w:firstLine="288"/>
+      </w:pPr>
+      <w:r>
+        <w:rPr>
+          <w:rFonts w:ascii="Liberation Serif" w:hAnsi="Liberation Serif" w:eastAsia="Liberation Serif" w:cs="Liberation Serif"/>
+          <w:color w:val="222222"/>
+          <w:sz w:val="24"/>
+        </w:rPr>
+        <w:t>date pressure on date pressure versus a date with owners is not a date, December 17, 2023 is if Diego Alvarez keeps it, a green job with no rows still pages, and Clearhaven does not get clearhaven.internal in an outbound sentence.</w:t>
+      </w:r>
+    </w:p>
+    <w:p>
+      <w:pPr>
+        <w:spacing w:before="0" w:after="240" w:line="408" w:lineRule="auto"/>
+        <w:ind w:firstLine="288"/>
+      </w:pPr>
+      <w:r>
+        <w:rPr>
+          <w:rFonts w:ascii="Liberation Serif" w:hAnsi="Liberation Serif" w:eastAsia="Liberation Serif" w:cs="Liberation Serif"/>
+          <w:color w:val="222222"/>
+          <w:sz w:val="24"/>
+        </w:rPr>
+        <w:t>Aman Kumar owes a close on the freeze clock versus a 'small apply' by December 18, 2023, not a status emoji, schema order stays expand then backfill then contract, and abort beats a lying dual-run.</w:t>
+      </w:r>
+    </w:p>
+    <w:p>
+      <w:pPr>
+        <w:spacing w:before="0" w:after="240" w:line="408" w:lineRule="auto"/>
+        <w:ind w:firstLine="288"/>
+      </w:pPr>
+      <w:r>
+        <w:rPr>
+          <w:rFonts w:ascii="Liberation Serif" w:hAnsi="Liberation Serif" w:eastAsia="Liberation Serif" w:cs="Liberation Serif"/>
+          <w:color w:val="222222"/>
+          <w:sz w:val="24"/>
+        </w:rPr>
+        <w:t>do not treat identifiers in chat, logs, or a support zip as polish, Aman Kumar either owns it or we drop it, weekend coverage is not implied unless Aman Kumar signs it, and I will not mix clocks to make identifiers in chat, logs, or a support zip look healthier.</w:t>
+      </w:r>
+    </w:p>
+    <w:p>
+      <w:pPr>
+        <w:spacing w:before="0" w:after="240" w:line="408" w:lineRule="auto"/>
+        <w:ind w:firstLine="288"/>
+      </w:pPr>
+      <w:r>
+        <w:rPr>
+          <w:rFonts w:ascii="Liberation Serif" w:hAnsi="Liberation Serif" w:eastAsia="Liberation Serif" w:cs="Liberation Serif"/>
+          <w:color w:val="222222"/>
+          <w:sz w:val="24"/>
+        </w:rPr>
+        <w:t>I parked a cleanup PR that renames a field on NS-PD-441 so it is not Slack archaeology, a green job with no rows still pages, and if this fights the front of CLH-SOP-2023-028, strike it.</w:t>
+      </w:r>
+    </w:p>
+    <w:p>
+      <w:pPr>
+        <w:spacing w:before="0" w:after="240" w:line="408" w:lineRule="auto"/>
+        <w:ind w:firstLine="288"/>
+      </w:pPr>
+      <w:r>
+        <w:rPr>
+          <w:rFonts w:ascii="Liberation Serif" w:hAnsi="Liberation Serif" w:eastAsia="Liberation Serif" w:cs="Liberation Serif"/>
+          <w:color w:val="222222"/>
+          <w:sz w:val="24"/>
+        </w:rPr>
+        <w:t>if staging that is too small to catch the bug is still fuzzy, CLH-ONCALL-118 is the place to say so, schema order stays expand then backfill then contract, and the sample I would still defend uses the same clock as 019.</w:t>
+      </w:r>
+    </w:p>
+    <w:p>
+      <w:pPr>
+        <w:spacing w:before="0" w:after="240" w:line="408" w:lineRule="auto"/>
+        <w:ind w:firstLine="288"/>
+      </w:pPr>
+      <w:r>
+        <w:rPr>
+          <w:rFonts w:ascii="Liberation Serif" w:hAnsi="Liberation Serif" w:eastAsia="Liberation Serif" w:cs="Liberation Serif"/>
+          <w:color w:val="222222"/>
+          <w:sz w:val="24"/>
+        </w:rPr>
+        <w:t>Marcus Bell asked for a one-line version of weekend coverage that is not in the SLA, weekend coverage is not implied unless Marcus Bell signs it, and a vendor discount is not evidence.</w:t>
+      </w:r>
+    </w:p>
+    <w:p>
+      <w:pPr>
+        <w:spacing w:before="0" w:after="240" w:line="408" w:lineRule="auto"/>
+        <w:ind w:firstLine="288"/>
+      </w:pPr>
+      <w:r>
+        <w:rPr>
+          <w:rFonts w:ascii="Liberation Serif" w:hAnsi="Liberation Serif" w:eastAsia="Liberation Serif" w:cs="Liberation Serif"/>
+          <w:color w:val="222222"/>
+          <w:sz w:val="24"/>
+        </w:rPr>
+        <w:t>leftover a vendor overlay we already rejected sits with Wake Marcus on CLH-ONCALL-, a green job with no rows still pages, and I will drop my leftover role the day Wake Marcus takes CLH-ONCALL-.</w:t>
+      </w:r>
+    </w:p>
+    <w:p>
+      <w:pPr>
+        <w:spacing w:before="0" w:after="240" w:line="408" w:lineRule="auto"/>
+        <w:ind w:firstLine="288"/>
+      </w:pPr>
+      <w:r>
+        <w:rPr>
+          <w:rFonts w:ascii="Liberation Serif" w:hAnsi="Liberation Serif" w:eastAsia="Liberation Serif" w:cs="Liberation Serif"/>
+          <w:color w:val="222222"/>
+          <w:sz w:val="24"/>
+        </w:rPr>
+        <w:t>I bounced a hallway yes on replica lag after a count that looked fine, schema order stays expand then backfill then contract, and close is yes, no, or a new date on CLH-CERT by December 13, 2023.</w:t>
+      </w:r>
+    </w:p>
+    <w:p>
+      <w:pPr>
+        <w:spacing w:before="0" w:after="240" w:line="408" w:lineRule="auto"/>
+        <w:ind w:firstLine="288"/>
+      </w:pPr>
+      <w:r>
+        <w:rPr>
+          <w:rFonts w:ascii="Liberation Serif" w:hAnsi="Liberation Serif" w:eastAsia="Liberation Serif" w:cs="Liberation Serif"/>
+          <w:color w:val="222222"/>
+          <w:sz w:val="24"/>
+        </w:rPr>
+        <w:t>I will not reopen Clearhaven Reconciliation On-Call SOP to smuggle secret skew that looks like 'no work' back in, weekend coverage is not implied unless Lena Park signs it, and config, Helm, and a flag flip are all changes.</w:t>
+      </w:r>
+    </w:p>
+    <w:p>
+      <w:pPr>
+        <w:spacing w:before="0" w:after="240" w:line="408" w:lineRule="auto"/>
+        <w:ind w:firstLine="288"/>
+      </w:pPr>
+      <w:r>
+        <w:rPr>
+          <w:rFonts w:ascii="Liberation Serif" w:hAnsi="Liberation Serif" w:eastAsia="Liberation Serif" w:cs="Liberation Serif"/>
+          <w:color w:val="222222"/>
+          <w:sz w:val="24"/>
+        </w:rPr>
+        <w:t>date pressure on a dashboard screenshot standing in for a permalink is not a date, December 15, 2023 is if If Helen keeps it, a green job with no rows still pages, and Clearhaven does not get clearhaven.internal in an outbound sentence.</w:t>
+      </w:r>
+    </w:p>
+    <w:p>
+      <w:pPr>
+        <w:spacing w:before="0" w:after="240" w:line="408" w:lineRule="auto"/>
+        <w:ind w:firstLine="288"/>
+      </w:pPr>
+      <w:r>
+        <w:rPr>
+          <w:rFonts w:ascii="Liberation Serif" w:hAnsi="Liberation Serif" w:eastAsia="Liberation Serif" w:cs="Liberation Serif"/>
+          <w:color w:val="222222"/>
+          <w:sz w:val="24"/>
+        </w:rPr>
+        <w:t>Aman Kumar owes a close on owner as a team name instead of a person by December 16, 2023, not a status emoji, schema order stays expand then backfill then contract, and abort beats a lying dual-run.</w:t>
+      </w:r>
+    </w:p>
+    <w:p>
+      <w:pPr>
+        <w:spacing w:before="0" w:after="240" w:line="408" w:lineRule="auto"/>
+        <w:ind w:firstLine="288"/>
+      </w:pPr>
+      <w:r>
+        <w:rPr>
+          <w:rFonts w:ascii="Liberation Serif" w:hAnsi="Liberation Serif" w:eastAsia="Liberation Serif" w:cs="Liberation Serif"/>
+          <w:color w:val="222222"/>
+          <w:sz w:val="24"/>
+        </w:rPr>
+        <w:t>do not treat averaging QPS instead of testing the close as polish, Recon Oncall either owns it or we drop it, weekend coverage is not implied unless Recon Oncall signs it, and I will not mix clocks to make averaging QPS instead of testing the close look healthier.</w:t>
+      </w:r>
+    </w:p>
+    <w:p>
+      <w:pPr>
+        <w:spacing w:before="0" w:after="240" w:line="408" w:lineRule="auto"/>
+        <w:ind w:firstLine="288"/>
+      </w:pPr>
+      <w:r>
+        <w:rPr>
+          <w:rFonts w:ascii="Liberation Serif" w:hAnsi="Liberation Serif" w:eastAsia="Liberation Serif" w:cs="Liberation Serif"/>
+          <w:color w:val="222222"/>
+          <w:sz w:val="24"/>
+        </w:rPr>
+        <w:t>I parked dropping a column in the same release as the readers on CLH-TDD-2023-008 so it is not Slack archaeology, a green job with no rows still pages, and if this fights the front of CLH-SOP-2023-028, strike it.</w:t>
+      </w:r>
+    </w:p>
+    <w:p>
+      <w:pPr>
+        <w:spacing w:before="0" w:after="240" w:line="408" w:lineRule="auto"/>
+        <w:ind w:firstLine="288"/>
+      </w:pPr>
+      <w:r>
+        <w:rPr>
+          <w:rFonts w:ascii="Liberation Serif" w:hAnsi="Liberation Serif" w:eastAsia="Liberation Serif" w:cs="Liberation Serif"/>
+          <w:color w:val="222222"/>
+          <w:sz w:val="24"/>
+        </w:rPr>
+        <w:t>if raising retries on a poison record is still fuzzy, CLH-SOP-2023-019 is the place to say so, schema order stays expand then backfill then contract, and the sample I would still defend uses the same clock as 2023.</w:t>
+      </w:r>
+    </w:p>
+    <w:p>
+      <w:pPr>
+        <w:spacing w:before="0" w:after="240" w:line="408" w:lineRule="auto"/>
+        <w:ind w:firstLine="288"/>
+      </w:pPr>
+      <w:r>
+        <w:rPr>
+          <w:rFonts w:ascii="Liberation Serif" w:hAnsi="Liberation Serif" w:eastAsia="Liberation Serif" w:cs="Liberation Serif"/>
+          <w:color w:val="222222"/>
+          <w:sz w:val="24"/>
+        </w:rPr>
+        <w:t>Jordan Hale asked for a one-line version of pre-page: is this even a page, weekend coverage is not implied unless Jordan Hale signs it, and a vendor discount is not evidence.</w:t>
+      </w:r>
+    </w:p>
+    <w:p>
+      <w:pPr>
+        <w:spacing w:before="0" w:after="240" w:line="408" w:lineRule="auto"/>
+        <w:ind w:firstLine="288"/>
+      </w:pPr>
+      <w:r>
+        <w:rPr>
+          <w:rFonts w:ascii="Liberation Serif" w:hAnsi="Liberation Serif" w:eastAsia="Liberation Serif" w:cs="Liberation Serif"/>
+          <w:color w:val="222222"/>
+          <w:sz w:val="24"/>
+        </w:rPr>
+        <w:t>leftover poison versus lag versus empty-success sits with Aman Kumar on CLH-INC-2023-204, a green job with no rows still pages, and I will drop my leftover role the day Aman Kumar takes CLH-INC-2023-204.</w:t>
+      </w:r>
+    </w:p>
+    <w:p>
+      <w:pPr>
+        <w:spacing w:before="0" w:after="240" w:line="408" w:lineRule="auto"/>
+        <w:ind w:firstLine="288"/>
+      </w:pPr>
+      <w:r>
+        <w:rPr>
+          <w:rFonts w:ascii="Liberation Serif" w:hAnsi="Liberation Serif" w:eastAsia="Liberation Serif" w:cs="Liberation Serif"/>
+          <w:color w:val="222222"/>
+          <w:sz w:val="24"/>
+        </w:rPr>
+        <w:t>I bounced a hallway yes on who to wake after the read-only commands, schema order stays expand then backfill then contract, and close is yes, no, or a new date on NS-PD-441 by December 22, 2023.</w:t>
+      </w:r>
+    </w:p>
+    <w:p>
+      <w:pPr>
+        <w:spacing w:before="0" w:after="240" w:line="408" w:lineRule="auto"/>
+        <w:ind w:firstLine="288"/>
+      </w:pPr>
+      <w:r>
+        <w:rPr>
+          <w:rFonts w:ascii="Liberation Serif" w:hAnsi="Liberation Serif" w:eastAsia="Liberation Serif" w:cs="Liberation Serif"/>
+          <w:color w:val="222222"/>
+          <w:sz w:val="24"/>
+        </w:rPr>
+        <w:t>I will not reopen Clearhaven Reconciliation On-Call SOP to smuggle rollback when the migrate already expanded back in, weekend coverage is not implied unless Helen Cho signs it, and config, Helm, and a flag flip are all changes.</w:t>
+      </w:r>
+    </w:p>
+    <w:p>
+      <w:pPr>
+        <w:spacing w:before="0" w:after="240" w:line="408" w:lineRule="auto"/>
+        <w:ind w:firstLine="288"/>
+      </w:pPr>
+      <w:r>
+        <w:rPr>
+          <w:rFonts w:ascii="Liberation Serif" w:hAnsi="Liberation Serif" w:eastAsia="Liberation Serif" w:cs="Liberation Serif"/>
+          <w:color w:val="222222"/>
+          <w:sz w:val="24"/>
+        </w:rPr>
+        <w:t>date pressure on date pressure versus a date with owners is not a date, December 13, 2023 is if Marcus Bell keeps it, a green job with no rows still pages, and Clearhaven does not get clearhaven.internal in an outbound sentence.</w:t>
+      </w:r>
+    </w:p>
+    <w:p>
+      <w:pPr>
+        <w:spacing w:before="0" w:after="240" w:line="408" w:lineRule="auto"/>
+        <w:ind w:firstLine="288"/>
+      </w:pPr>
+      <w:r>
+        <w:rPr>
+          <w:rFonts w:ascii="Liberation Serif" w:hAnsi="Liberation Serif" w:eastAsia="Liberation Serif" w:cs="Liberation Serif"/>
+          <w:color w:val="222222"/>
+          <w:sz w:val="24"/>
+        </w:rPr>
+        <w:t>Aman Kumar owes a close on the freeze clock versus a 'small apply' by December 14, 2023, not a status emoji, schema order stays expand then backfill then contract, and abort beats a lying dual-run.</w:t>
+      </w:r>
+    </w:p>
+    <w:p>
+      <w:pPr>
+        <w:spacing w:before="0" w:after="240" w:line="408" w:lineRule="auto"/>
+        <w:ind w:firstLine="288"/>
+      </w:pPr>
+      <w:r>
+        <w:rPr>
+          <w:rFonts w:ascii="Liberation Serif" w:hAnsi="Liberation Serif" w:eastAsia="Liberation Serif" w:cs="Liberation Serif"/>
+          <w:color w:val="222222"/>
+          <w:sz w:val="24"/>
+        </w:rPr>
+        <w:t>do not treat identifiers in chat, logs, or a support zip as polish, Kavya Menon either owns it or we drop it, weekend coverage is not implied unless Kavya Menon signs it, and I will not mix clocks to make identifiers in chat, logs, or a support zip look healthier.</w:t>
+      </w:r>
+    </w:p>
+    <w:p>
+      <w:pPr>
+        <w:spacing w:before="0" w:after="240" w:line="408" w:lineRule="auto"/>
+        <w:ind w:firstLine="288"/>
+      </w:pPr>
+      <w:r>
+        <w:rPr>
+          <w:rFonts w:ascii="Liberation Serif" w:hAnsi="Liberation Serif" w:eastAsia="Liberation Serif" w:cs="Liberation Serif"/>
+          <w:color w:val="222222"/>
+          <w:sz w:val="24"/>
+        </w:rPr>
+        <w:t>I parked a cleanup PR that renames a field on CLH-INC- so it is not Slack archaeology, a green job with no rows still pages, and if this fights the front of CLH-SOP-2023-028, strike it.</w:t>
       </w:r>
     </w:p>
     <w:sectPr>
       <w:headerReference w:type="default" r:id="rId9"/>
       <w:footerReference w:type="default" r:id="rId10"/>
       <w:pgSz w:w="12240" w:h="15840"/>
-      <w:pgMar w:top="1728" w:right="1656" w:bottom="1512" w:left="1656" w:header="576" w:footer="576" w:gutter="0"/>
+      <w:pgMar w:top="1728" w:right="1656" w:bottom="1584" w:left="1728" w:header="576" w:footer="518" w:gutter="0"/>
       <w:cols w:space="720"/>
       <w:docGrid w:linePitch="360"/>
     </w:sectPr>
@@ -14014,7 +13553,7 @@
       <w:pStyle w:val="Footer"/>
       <w:spacing w:before="80" w:after="0" w:line="200" w:lineRule="auto"/>
       <w:pBdr>
-        <w:bottom w:val="single" w:sz="12" w:space="1" w:color="1B365D"/>
+        <w:bottom w:val="single" w:sz="8" w:space="1" w:color="1B365D"/>
       </w:pBdr>
     </w:pPr>
     <w:r>
@@ -14031,7 +13570,7 @@
         <w:color w:val="555555"/>
         <w:sz w:val="16"/>
       </w:rPr>
-      <w:t xml:space="preserve">  ·  v1.2</w:t>
+      <w:t xml:space="preserve">  |  December 7, 2023  |  Page </w:t>
     </w:r>
     <w:r>
       <w:rPr>
@@ -14039,7 +13578,7 @@
         <w:color w:val="555555"/>
         <w:sz w:val="16"/>
       </w:rPr>
-      <w:t xml:space="preserve">  ·  December 7, 2023</w:t>
+      <w:fldChar w:fldCharType="begin"/>
     </w:r>
     <w:r>
       <w:rPr>
@@ -14047,7 +13586,7 @@
         <w:color w:val="555555"/>
         <w:sz w:val="16"/>
       </w:rPr>
-      <w:t xml:space="preserve">  ·  Page </w:t>
+      <w:instrText xml:space="preserve"> PAGE </w:instrText>
     </w:r>
     <w:r>
       <w:rPr>
@@ -14055,6 +13594,22 @@
         <w:color w:val="555555"/>
         <w:sz w:val="16"/>
       </w:rPr>
+      <w:fldChar w:fldCharType="end"/>
+    </w:r>
+    <w:r>
+      <w:rPr>
+        <w:rFonts w:ascii="Liberation Sans" w:hAnsi="Liberation Sans" w:eastAsia="Liberation Sans" w:cs="Liberation Sans"/>
+        <w:color w:val="555555"/>
+        <w:sz w:val="16"/>
+      </w:rPr>
+      <w:t xml:space="preserve"> of </w:t>
+    </w:r>
+    <w:r>
+      <w:rPr>
+        <w:rFonts w:ascii="Liberation Sans" w:hAnsi="Liberation Sans" w:eastAsia="Liberation Sans" w:cs="Liberation Sans"/>
+        <w:color w:val="555555"/>
+        <w:sz w:val="16"/>
+      </w:rPr>
       <w:fldChar w:fldCharType="begin"/>
     </w:r>
     <w:r>
@@ -14063,7 +13618,7 @@
         <w:color w:val="555555"/>
         <w:sz w:val="16"/>
       </w:rPr>
-      <w:instrText xml:space="preserve"> PAGE </w:instrText>
+      <w:instrText xml:space="preserve"> NUMPAGES </w:instrText>
     </w:r>
     <w:r>
       <w:rPr>
@@ -14072,31 +13627,6 @@
         <w:sz w:val="16"/>
       </w:rPr>
       <w:fldChar w:fldCharType="end"/>
-    </w:r>
-    <w:r>
-      <w:rPr>
-        <w:rFonts w:ascii="Liberation Sans" w:hAnsi="Liberation Sans" w:eastAsia="Liberation Sans" w:cs="Liberation Sans"/>
-        <w:color w:val="555555"/>
-        <w:sz w:val="16"/>
-      </w:rPr>
-      <w:t xml:space="preserve"> of </w:t>
-    </w:r>
-    <w:r>
-      <w:fldChar w:fldCharType="begin"/>
-    </w:r>
-    <w:r>
-      <w:instrText xml:space="preserve"> NUMPAGES </w:instrText>
-    </w:r>
-    <w:r>
-      <w:fldChar w:fldCharType="end"/>
-    </w:r>
-    <w:r>
-      <w:rPr>
-        <w:rFonts w:ascii="Liberation Sans" w:hAnsi="Liberation Sans" w:eastAsia="Liberation Sans" w:cs="Liberation Sans"/>
-        <w:color w:val="555555"/>
-        <w:sz w:val="16"/>
-      </w:rPr>
-      <w:t xml:space="preserve">  ·  INTERNAL</w:t>
     </w:r>
   </w:p>
 </w:ftr>
@@ -14107,10 +13637,8 @@
   <w:p>
     <w:pPr>
       <w:pStyle w:val="Header"/>
-      <w:spacing w:before="0" w:after="40" w:line="200" w:lineRule="auto"/>
-      <w:pBdr>
-        <w:bottom w:val="single" w:sz="18" w:space="1" w:color="1B365D"/>
-      </w:pBdr>
+      <w:spacing w:before="0" w:after="0" w:line="200" w:lineRule="auto"/>
+      <w:jc w:val="left"/>
     </w:pPr>
     <w:r>
       <w:rPr>
@@ -14122,23 +13650,7 @@
       <w:t>Northstar Engineering</w:t>
     </w:r>
     <w:r>
-      <w:rPr>
-        <w:rFonts w:ascii="Liberation Sans" w:hAnsi="Liberation Sans" w:eastAsia="Liberation Sans" w:cs="Liberation Sans"/>
-        <w:color w:val="555555"/>
-        <w:sz w:val="18"/>
-      </w:rPr>
-      <w:t xml:space="preserve">   |   </w:t>
-    </w:r>
-    <w:r>
-      <w:rPr>
-        <w:rFonts w:ascii="Liberation Sans" w:hAnsi="Liberation Sans" w:eastAsia="Liberation Sans" w:cs="Liberation Sans"/>
-        <w:color w:val="2F4A6E"/>
-        <w:sz w:val="18"/>
-      </w:rPr>
-      <w:t>SOP</w:t>
-    </w:r>
-    <w:r>
-      <w:t xml:space="preserve">        </w:t>
+      <w:t xml:space="preserve">      </w:t>
     </w:r>
     <w:r>
       <w:rPr>
@@ -14152,8 +13664,27 @@
   </w:p>
   <w:p>
     <w:pPr>
-      <w:spacing w:before="0" w:after="0" w:line="200" w:lineRule="auto"/>
+      <w:spacing w:before="0" w:after="40" w:line="200" w:lineRule="auto"/>
+      <w:pBdr>
+        <w:bottom w:val="single" w:sz="10" w:space="1" w:color="1B365D"/>
+      </w:pBdr>
     </w:pPr>
+    <w:r>
+      <w:rPr>
+        <w:rFonts w:ascii="Liberation Sans" w:hAnsi="Liberation Sans" w:eastAsia="Liberation Sans" w:cs="Liberation Sans"/>
+        <w:color w:val="2F4A6E"/>
+        <w:sz w:val="16"/>
+      </w:rPr>
+      <w:t>SOP</w:t>
+    </w:r>
+    <w:r>
+      <w:rPr>
+        <w:rFonts w:ascii="Liberation Sans" w:hAnsi="Liberation Sans" w:eastAsia="Liberation Sans" w:cs="Liberation Sans"/>
+        <w:color w:val="555555"/>
+        <w:sz w:val="16"/>
+      </w:rPr>
+      <w:t xml:space="preserve">  ·  </w:t>
+    </w:r>
     <w:r>
       <w:rPr>
         <w:rFonts w:ascii="Liberation Sans" w:hAnsi="Liberation Sans" w:eastAsia="Liberation Sans" w:cs="Liberation Sans"/>
@@ -14531,7 +14062,7 @@
     <w:qFormat/>
     <w:rsid w:val="00FC693F"/>
     <w:pPr>
-      <w:spacing w:after="240" w:before="0" w:line="427" w:lineRule="auto"/>
+      <w:spacing w:after="240" w:before="0" w:line="408" w:lineRule="auto"/>
     </w:pPr>
     <w:rPr>
       <w:rFonts w:ascii="Liberation Serif" w:hAnsi="Liberation Serif"/>
@@ -14594,7 +14125,7 @@
     <w:pPr>
       <w:keepNext/>
       <w:keepLines/>
-      <w:spacing w:before="440" w:after="240"/>
+      <w:spacing w:before="400" w:after="200"/>
       <w:outlineLvl w:val="0"/>
     </w:pPr>
     <w:rPr>
@@ -14618,7 +14149,7 @@
     <w:pPr>
       <w:keepNext/>
       <w:keepLines/>
-      <w:spacing w:before="320" w:after="160"/>
+      <w:spacing w:before="280" w:after="140"/>
       <w:outlineLvl w:val="1"/>
     </w:pPr>
     <w:rPr>
@@ -14642,7 +14173,7 @@
     <w:pPr>
       <w:keepNext/>
       <w:keepLines/>
-      <w:spacing w:before="240" w:after="120"/>
+      <w:spacing w:before="220" w:after="120"/>
       <w:outlineLvl w:val="2"/>
     </w:pPr>
     <w:rPr>

--- a/documents/41-clearhaven-oncall-sop.docx
+++ b/documents/41-clearhaven-oncall-sop.docx
@@ -4880,7 +4880,7 @@
           <w:color w:val="222222"/>
           <w:sz w:val="24"/>
         </w:rPr>
-        <w:t>Commands fail. Your SSO token is dead, kubectl context is still stg, psql hangs because you pointed at the primary during a lock. Failures have boring recoveries. SSO: aws sso login --profile clh-recon-prod, wait the 8-12 seconds, retry. Wrong context: kubectl config use-context clh-recon-prod-eks, then get pods again. psql hang: Ctrl-C, use the cluster-ro endpoint, never the cluster writer during an incident unless Diego is on the call and you are looking at pg_stat_activity with him. If MSK SASL handshake fails, you are probably on the wrong bootstrap or your client.properties expired. Diego owns the MSK client cert rotation (every 90 days, last done October 3). Do not regenerate a cert at 02:00. Use the runbook in CLH-RB-2023-012 appendix B to copy the current cert from the match-worker secret.</w:t>
+        <w:t>Commands fail. Your SSO token is dead, kubectl context is still stg, psql hangs because you pointed at the primary during a lock. Failures have boring recoveries. SSO: aws sso login --profile clh-recon-prod, wait the 8-12 seconds, retry. Wrong context: kubectl config use-context clh-recon-prod-eks, then get pods again. psql hang: Ctrl-C, use the cluster-ro endpoint, never the cluster writer during an incident unless Diego is on the call and you are looking at pg_stat_activity with him. If MSK SASL auth fails, you are probably on the wrong bootstrap or your client.properties expired. Diego owns the MSK client cert rotation (every 90 days, last done October 3). Do not regenerate a cert at 02:00. Use the runbook in CLH-RB-2023-012 appendix B to copy the current cert from the match-worker secret.</w:t>
       </w:r>
     </w:p>
     <w:p>
